--- a/templates/efficacy-report-template.docx
+++ b/templates/efficacy-report-template.docx
@@ -1,8 +1,8 @@
 
 <file path=word/document.xml><?xml version="1.0" encoding="utf-8"?>
-<w:document xmlns:wpc="http://schemas.microsoft.com/office/word/2010/wordprocessingCanvas" xmlns:mc="http://schemas.openxmlformats.org/markup-compatibility/2006" xmlns:o="urn:schemas-microsoft-com:office:office" xmlns:r="http://schemas.openxmlformats.org/officeDocument/2006/relationships" xmlns:m="http://schemas.openxmlformats.org/officeDocument/2006/math" xmlns:v="urn:schemas-microsoft-com:vml" xmlns:wp14="http://schemas.microsoft.com/office/word/2010/wordprocessingDrawing" xmlns:wp="http://schemas.openxmlformats.org/drawingml/2006/wordprocessingDrawing" xmlns:w="http://schemas.openxmlformats.org/wordprocessingml/2006/main" xmlns:w14="http://schemas.microsoft.com/office/word/2010/wordml" xmlns:w10="urn:schemas-microsoft-com:office:word" xmlns:w15="http://schemas.microsoft.com/office/word/2012/wordml" xmlns:wpg="http://schemas.microsoft.com/office/word/2010/wordprocessingGroup" xmlns:wpi="http://schemas.microsoft.com/office/word/2010/wordprocessingInk" xmlns:wne="http://schemas.microsoft.com/office/word/2006/wordml" xmlns:wps="http://schemas.microsoft.com/office/word/2010/wordprocessingShape" xmlns:wpsCustomData="http://www.wps.cn/officeDocument/2013/wpsCustomData" mc:Ignorable="w14 w15 wp14">
+<w:document xmlns:ns1="http://schemas.openxmlformats.org/markup-compatibility/2006" xmlns:ns10="http://schemas.microsoft.com/office/word/2012/wordml" xmlns:ns11="http://www.wps.cn/officeDocument/2018/webExtension" xmlns:ns12="http://schemas.openxmlformats.org/drawingml/2006/chart" xmlns:ns2="http://schemas.microsoft.com/office/word/2010/wordml" xmlns:ns3="http://schemas.openxmlformats.org/drawingml/2006/wordprocessingDrawing" xmlns:ns4="http://schemas.openxmlformats.org/drawingml/2006/main" xmlns:ns5="http://schemas.microsoft.com/office/word/2010/wordprocessingShape" xmlns:ns6="urn:schemas-microsoft-com:vml" xmlns:ns7="urn:schemas-microsoft-com:office:office" xmlns:ns8="http://schemas.openxmlformats.org/drawingml/2006/picture" xmlns:ns9="http://schemas.openxmlformats.org/officeDocument/2006/relationships" xmlns:w="http://schemas.openxmlformats.org/wordprocessingml/2006/main" ns1:Ignorable="w14 w15 wp14">
   <w:body>
-    <w:p>
+    <w:p ns2:paraId="31962E5B">
       <w:pPr>
         <w:rPr>
           <w:rFonts w:hint="eastAsia" w:eastAsia="汉仪粗黑简"/>
@@ -13,39 +13,39 @@
         <w:rPr>
           <w:sz w:val="21"/>
         </w:rPr>
-        <mc:AlternateContent>
-          <mc:Choice Requires="wps">
+        <ns1:AlternateContent>
+          <ns1:Choice Requires="wps">
             <w:drawing>
-              <wp:anchor distT="0" distB="0" distL="114300" distR="114300" simplePos="0" relativeHeight="251662336" behindDoc="0" locked="0" layoutInCell="1" allowOverlap="1">
-                <wp:simplePos x="0" y="0"/>
-                <wp:positionH relativeFrom="column">
-                  <wp:posOffset>-680085</wp:posOffset>
-                </wp:positionH>
-                <wp:positionV relativeFrom="paragraph">
-                  <wp:posOffset>5374640</wp:posOffset>
-                </wp:positionV>
-                <wp:extent cx="4483735" cy="658495"/>
-                <wp:effectExtent l="0" t="0" r="0" b="0"/>
-                <wp:wrapNone/>
-                <wp:docPr id="13" name="文本框 52"/>
-                <wp:cNvGraphicFramePr/>
-                <a:graphic xmlns:a="http://schemas.openxmlformats.org/drawingml/2006/main">
-                  <a:graphicData uri="http://schemas.microsoft.com/office/word/2010/wordprocessingShape">
-                    <wps:wsp>
-                      <wps:cNvSpPr txBox="1"/>
-                      <wps:spPr>
-                        <a:xfrm>
-                          <a:off x="462915" y="6289040"/>
-                          <a:ext cx="4483735" cy="658495"/>
-                        </a:xfrm>
-                        <a:prstGeom prst="rect">
-                          <a:avLst/>
-                        </a:prstGeom>
-                        <a:noFill/>
-                      </wps:spPr>
-                      <wps:txbx>
+              <ns3:anchor distT="0" distB="0" distL="114300" distR="114300" simplePos="0" relativeHeight="251662336" behindDoc="0" locked="0" layoutInCell="1" allowOverlap="1">
+                <ns3:simplePos x="0" y="0"/>
+                <ns3:positionH relativeFrom="column">
+                  <ns3:posOffset>-680085</ns3:posOffset>
+                </ns3:positionH>
+                <ns3:positionV relativeFrom="paragraph">
+                  <ns3:posOffset>5374640</ns3:posOffset>
+                </ns3:positionV>
+                <ns3:extent cx="4483735" cy="658495"/>
+                <ns3:effectExtent l="0" t="0" r="0" b="0"/>
+                <ns3:wrapNone/>
+                <ns3:docPr id="13" name="文本框 52"/>
+                <ns3:cNvGraphicFramePr/>
+                <ns4:graphic>
+                  <ns4:graphicData uri="http://schemas.microsoft.com/office/word/2010/wordprocessingShape">
+                    <ns5:wsp>
+                      <ns5:cNvSpPr txBox="1"/>
+                      <ns5:spPr>
+                        <ns4:xfrm>
+                          <ns4:off x="462915" y="6289040"/>
+                          <ns4:ext cx="4483735" cy="658495"/>
+                        </ns4:xfrm>
+                        <ns4:prstGeom prst="rect">
+                          <ns4:avLst/>
+                        </ns4:prstGeom>
+                        <ns4:noFill/>
+                      </ns5:spPr>
+                      <ns5:txbx>
                         <w:txbxContent>
-                          <w:p>
+                          <w:p ns2:paraId="1BD710F2">
                             <w:pPr>
                               <w:pStyle w:val="9"/>
                               <w:keepNext w:val="0"/>
@@ -107,7 +107,7 @@
                               <w:t>北京玖麟空科技有限公司</w:t>
                             </w:r>
                           </w:p>
-                          <w:p>
+                          <w:p ns2:paraId="4A09E810">
                             <w:pPr>
                               <w:pStyle w:val="9"/>
                               <w:keepNext w:val="0"/>
@@ -148,7 +148,7 @@
                               <w:t>服务品种：厄贝沙坦氢氯噻嗪片</w:t>
                             </w:r>
                           </w:p>
-                          <w:p>
+                          <w:p ns2:paraId="3436BB5D">
                             <w:pPr>
                               <w:pStyle w:val="9"/>
                               <w:keepNext w:val="0"/>
@@ -201,7 +201,7 @@
                               <w:t>广东省</w:t>
                             </w:r>
                           </w:p>
-                          <w:p>
+                          <w:p ns2:paraId="4809D206">
                             <w:pPr>
                               <w:pStyle w:val="9"/>
                               <w:keepNext w:val="0"/>
@@ -242,7 +242,7 @@
                               <w:t>调研时间：2025年11月1日-11月30日</w:t>
                             </w:r>
                           </w:p>
-                          <w:p>
+                          <w:p ns2:paraId="0FCA3A64">
                             <w:pPr>
                               <w:pStyle w:val="9"/>
                               <w:keepNext w:val="0"/>
@@ -273,26 +273,26 @@
                             </w:pPr>
                           </w:p>
                         </w:txbxContent>
-                      </wps:txbx>
-                      <wps:bodyPr wrap="square" rtlCol="0">
-                        <a:spAutoFit/>
-                      </wps:bodyPr>
-                    </wps:wsp>
-                  </a:graphicData>
-                </a:graphic>
-              </wp:anchor>
+                      </ns5:txbx>
+                      <ns5:bodyPr wrap="square" rtlCol="0">
+                        <ns4:spAutoFit/>
+                      </ns5:bodyPr>
+                    </ns5:wsp>
+                  </ns4:graphicData>
+                </ns4:graphic>
+              </ns3:anchor>
             </w:drawing>
-          </mc:Choice>
-          <mc:Fallback>
+          </ns1:Choice>
+          <ns1:Fallback>
             <w:pict>
-              <v:shape id="文本框 52" o:spid="_x0000_s1026" o:spt="202" type="#_x0000_t202" style="position:absolute;left:0pt;margin-left:-53.55pt;margin-top:423.2pt;height:51.85pt;width:353.05pt;z-index:251662336;mso-width-relative:page;mso-height-relative:page;" filled="f" stroked="f" coordsize="21600,21600" o:gfxdata="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">
-                <v:fill on="f" focussize="0,0"/>
-                <v:stroke on="f"/>
-                <v:imagedata o:title=""/>
-                <o:lock v:ext="edit" aspectratio="f"/>
-                <v:textbox style="mso-fit-shape-to-text:t;">
+              <ns6:shape id="文本框 52" ns7:spid="_x0000_s1026" ns7:spt="202" type="#_x0000_t202" style="position:absolute;left:0pt;margin-left:-53.55pt;margin-top:423.2pt;height:51.85pt;width:353.05pt;z-index:251662336;mso-width-relative:page;mso-height-relative:page;" filled="f" stroked="f" coordsize="21600,21600" ns7:gfxdata="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">
+                <ns6:fill on="f" focussize="0,0"/>
+                <ns6:stroke on="f"/>
+                <ns6:imagedata ns7:title=""/>
+                <ns7:lock ns6:ext="edit" aspectratio="f"/>
+                <ns6:textbox style="mso-fit-shape-to-text:t;">
                   <w:txbxContent>
-                    <w:p>
+                    <w:p ns2:paraId="1BD710F2">
                       <w:pPr>
                         <w:pStyle w:val="9"/>
                         <w:keepNext w:val="0"/>
@@ -354,7 +354,7 @@
                         <w:t>北京玖麟空科技有限公司</w:t>
                       </w:r>
                     </w:p>
-                    <w:p>
+                    <w:p ns2:paraId="4A09E810">
                       <w:pPr>
                         <w:pStyle w:val="9"/>
                         <w:keepNext w:val="0"/>
@@ -395,7 +395,7 @@
                         <w:t>服务品种：厄贝沙坦氢氯噻嗪片</w:t>
                       </w:r>
                     </w:p>
-                    <w:p>
+                    <w:p ns2:paraId="3436BB5D">
                       <w:pPr>
                         <w:pStyle w:val="9"/>
                         <w:keepNext w:val="0"/>
@@ -448,7 +448,7 @@
                         <w:t>广东省</w:t>
                       </w:r>
                     </w:p>
-                    <w:p>
+                    <w:p ns2:paraId="4809D206">
                       <w:pPr>
                         <w:pStyle w:val="9"/>
                         <w:keepNext w:val="0"/>
@@ -489,7 +489,7 @@
                         <w:t>调研时间：2025年11月1日-11月30日</w:t>
                       </w:r>
                     </w:p>
-                    <w:p>
+                    <w:p ns2:paraId="0FCA3A64">
                       <w:pPr>
                         <w:pStyle w:val="9"/>
                         <w:keepNext w:val="0"/>
@@ -520,66 +520,66 @@
                       </w:pPr>
                     </w:p>
                   </w:txbxContent>
-                </v:textbox>
-              </v:shape>
+                </ns6:textbox>
+              </ns6:shape>
             </w:pict>
-          </mc:Fallback>
-        </mc:AlternateContent>
+          </ns1:Fallback>
+        </ns1:AlternateContent>
       </w:r>
       <w:r>
         <w:rPr>
           <w:sz w:val="21"/>
         </w:rPr>
-        <mc:AlternateContent>
-          <mc:Choice Requires="wps">
+        <ns1:AlternateContent>
+          <ns1:Choice Requires="wps">
             <w:drawing>
-              <wp:anchor distT="0" distB="0" distL="114300" distR="114300" simplePos="0" relativeHeight="251659264" behindDoc="0" locked="0" layoutInCell="1" allowOverlap="1">
-                <wp:simplePos x="0" y="0"/>
-                <wp:positionH relativeFrom="column">
-                  <wp:posOffset>-734695</wp:posOffset>
-                </wp:positionH>
-                <wp:positionV relativeFrom="page">
-                  <wp:posOffset>3185795</wp:posOffset>
-                </wp:positionV>
-                <wp:extent cx="5386705" cy="727075"/>
-                <wp:effectExtent l="0" t="0" r="0" b="0"/>
-                <wp:wrapNone/>
-                <wp:docPr id="1" name="文本框 1"/>
-                <wp:cNvGraphicFramePr/>
-                <a:graphic xmlns:a="http://schemas.openxmlformats.org/drawingml/2006/main">
-                  <a:graphicData uri="http://schemas.microsoft.com/office/word/2010/wordprocessingShape">
-                    <wps:wsp>
-                      <wps:cNvSpPr txBox="1"/>
-                      <wps:spPr>
-                        <a:xfrm>
-                          <a:off x="0" y="0"/>
-                          <a:ext cx="5386705" cy="727075"/>
-                        </a:xfrm>
-                        <a:prstGeom prst="rect">
-                          <a:avLst/>
-                        </a:prstGeom>
-                        <a:noFill/>
-                        <a:ln w="6350">
-                          <a:noFill/>
-                        </a:ln>
-                      </wps:spPr>
-                      <wps:style>
-                        <a:lnRef idx="0">
-                          <a:schemeClr val="accent1"/>
-                        </a:lnRef>
-                        <a:fillRef idx="0">
-                          <a:schemeClr val="accent1"/>
-                        </a:fillRef>
-                        <a:effectRef idx="0">
-                          <a:schemeClr val="accent1"/>
-                        </a:effectRef>
-                        <a:fontRef idx="minor">
-                          <a:schemeClr val="dk1"/>
-                        </a:fontRef>
-                      </wps:style>
-                      <wps:txbx>
+              <ns3:anchor distT="0" distB="0" distL="114300" distR="114300" simplePos="0" relativeHeight="251659264" behindDoc="0" locked="0" layoutInCell="1" allowOverlap="1">
+                <ns3:simplePos x="0" y="0"/>
+                <ns3:positionH relativeFrom="column">
+                  <ns3:posOffset>-734695</ns3:posOffset>
+                </ns3:positionH>
+                <ns3:positionV relativeFrom="page">
+                  <ns3:posOffset>3185795</ns3:posOffset>
+                </ns3:positionV>
+                <ns3:extent cx="5386705" cy="727075"/>
+                <ns3:effectExtent l="0" t="0" r="0" b="0"/>
+                <ns3:wrapNone/>
+                <ns3:docPr id="1" name="文本框 1"/>
+                <ns3:cNvGraphicFramePr/>
+                <ns4:graphic>
+                  <ns4:graphicData uri="http://schemas.microsoft.com/office/word/2010/wordprocessingShape">
+                    <ns5:wsp>
+                      <ns5:cNvSpPr txBox="1"/>
+                      <ns5:spPr>
+                        <ns4:xfrm>
+                          <ns4:off x="0" y="0"/>
+                          <ns4:ext cx="5386705" cy="727075"/>
+                        </ns4:xfrm>
+                        <ns4:prstGeom prst="rect">
+                          <ns4:avLst/>
+                        </ns4:prstGeom>
+                        <ns4:noFill/>
+                        <ns4:ln w="6350">
+                          <ns4:noFill/>
+                        </ns4:ln>
+                      </ns5:spPr>
+                      <ns5:style>
+                        <ns4:lnRef idx="0">
+                          <ns4:schemeClr val="accent1"/>
+                        </ns4:lnRef>
+                        <ns4:fillRef idx="0">
+                          <ns4:schemeClr val="accent1"/>
+                        </ns4:fillRef>
+                        <ns4:effectRef idx="0">
+                          <ns4:schemeClr val="accent1"/>
+                        </ns4:effectRef>
+                        <ns4:fontRef idx="minor">
+                          <ns4:schemeClr val="dk1"/>
+                        </ns4:fontRef>
+                      </ns5:style>
+                      <ns5:txbx>
                         <w:txbxContent>
-                          <w:p>
+                          <w:p ns2:paraId="532C9B5F">
                             <w:pPr>
                               <w:rPr>
                                 <w:rFonts w:hint="eastAsia" w:ascii="汉仪元隆黑-105简" w:hAnsi="汉仪元隆黑-105简" w:eastAsia="汉仪元隆黑-105简" w:cs="汉仪元隆黑-105简"/>
@@ -605,26 +605,26 @@
                             </w:r>
                           </w:p>
                         </w:txbxContent>
-                      </wps:txbx>
-                      <wps:bodyPr rot="0" spcFirstLastPara="0" vertOverflow="overflow" horzOverflow="overflow" vert="horz" wrap="square" lIns="91440" tIns="45720" rIns="91440" bIns="45720" numCol="1" spcCol="0" rtlCol="0" fromWordArt="0" anchor="t" anchorCtr="0" forceAA="0" compatLnSpc="1">
-                        <a:noAutofit/>
-                      </wps:bodyPr>
-                    </wps:wsp>
-                  </a:graphicData>
-                </a:graphic>
-              </wp:anchor>
+                      </ns5:txbx>
+                      <ns5:bodyPr rot="0" spcFirstLastPara="0" vertOverflow="overflow" horzOverflow="overflow" vert="horz" wrap="square" lIns="91440" tIns="45720" rIns="91440" bIns="45720" numCol="1" spcCol="0" rtlCol="0" fromWordArt="0" anchor="t" anchorCtr="0" forceAA="0" compatLnSpc="1">
+                        <ns4:noAutofit/>
+                      </ns5:bodyPr>
+                    </ns5:wsp>
+                  </ns4:graphicData>
+                </ns4:graphic>
+              </ns3:anchor>
             </w:drawing>
-          </mc:Choice>
-          <mc:Fallback>
+          </ns1:Choice>
+          <ns1:Fallback>
             <w:pict>
-              <v:shape id="_x0000_s1026" o:spid="_x0000_s1026" o:spt="202" type="#_x0000_t202" style="position:absolute;left:0pt;margin-left:-57.85pt;margin-top:250.85pt;height:57.25pt;width:424.15pt;mso-position-vertical-relative:page;z-index:251659264;mso-width-relative:page;mso-height-relative:page;" filled="f" stroked="f" coordsize="21600,21600" o:gfxdata="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">
-                <v:fill on="f" focussize="0,0"/>
-                <v:stroke on="f" weight="0.5pt"/>
-                <v:imagedata o:title=""/>
-                <o:lock v:ext="edit" aspectratio="f"/>
-                <v:textbox>
+              <ns6:shape id="_x0000_s1026" ns7:spid="_x0000_s1026" ns7:spt="202" type="#_x0000_t202" style="position:absolute;left:0pt;margin-left:-57.85pt;margin-top:250.85pt;height:57.25pt;width:424.15pt;mso-position-vertical-relative:page;z-index:251659264;mso-width-relative:page;mso-height-relative:page;" filled="f" stroked="f" coordsize="21600,21600" ns7:gfxdata="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">
+                <ns6:fill on="f" focussize="0,0"/>
+                <ns6:stroke on="f" weight="0.5pt"/>
+                <ns6:imagedata ns7:title=""/>
+                <ns7:lock ns6:ext="edit" aspectratio="f"/>
+                <ns6:textbox>
                   <w:txbxContent>
-                    <w:p>
+                    <w:p ns2:paraId="532C9B5F">
                       <w:pPr>
                         <w:rPr>
                           <w:rFonts w:hint="eastAsia" w:ascii="汉仪元隆黑-105简" w:hAnsi="汉仪元隆黑-105简" w:eastAsia="汉仪元隆黑-105简" w:cs="汉仪元隆黑-105简"/>
@@ -650,46 +650,46 @@
                       </w:r>
                     </w:p>
                   </w:txbxContent>
-                </v:textbox>
-              </v:shape>
+                </ns6:textbox>
+              </ns6:shape>
             </w:pict>
-          </mc:Fallback>
-        </mc:AlternateContent>
+          </ns1:Fallback>
+        </ns1:AlternateContent>
       </w:r>
       <w:r>
-        <mc:AlternateContent>
-          <mc:Choice Requires="wps">
+        <ns1:AlternateContent>
+          <ns1:Choice Requires="wps">
             <w:drawing>
-              <wp:anchor distT="0" distB="0" distL="114300" distR="114300" simplePos="0" relativeHeight="251661312" behindDoc="0" locked="0" layoutInCell="1" allowOverlap="1">
-                <wp:simplePos x="0" y="0"/>
-                <wp:positionH relativeFrom="column">
-                  <wp:posOffset>-720090</wp:posOffset>
-                </wp:positionH>
-                <wp:positionV relativeFrom="paragraph">
-                  <wp:posOffset>2778125</wp:posOffset>
-                </wp:positionV>
-                <wp:extent cx="5963920" cy="1753870"/>
-                <wp:effectExtent l="0" t="0" r="0" b="0"/>
-                <wp:wrapNone/>
-                <wp:docPr id="9" name="文本框 44"/>
-                <wp:cNvGraphicFramePr/>
-                <a:graphic xmlns:a="http://schemas.openxmlformats.org/drawingml/2006/main">
-                  <a:graphicData uri="http://schemas.microsoft.com/office/word/2010/wordprocessingShape">
-                    <wps:wsp>
-                      <wps:cNvSpPr txBox="1"/>
-                      <wps:spPr>
-                        <a:xfrm>
-                          <a:off x="422910" y="3194685"/>
-                          <a:ext cx="5963920" cy="1753870"/>
-                        </a:xfrm>
-                        <a:prstGeom prst="rect">
-                          <a:avLst/>
-                        </a:prstGeom>
-                        <a:noFill/>
-                      </wps:spPr>
-                      <wps:txbx>
+              <ns3:anchor distT="0" distB="0" distL="114300" distR="114300" simplePos="0" relativeHeight="251661312" behindDoc="0" locked="0" layoutInCell="1" allowOverlap="1">
+                <ns3:simplePos x="0" y="0"/>
+                <ns3:positionH relativeFrom="column">
+                  <ns3:posOffset>-720090</ns3:posOffset>
+                </ns3:positionH>
+                <ns3:positionV relativeFrom="paragraph">
+                  <ns3:posOffset>2778125</ns3:posOffset>
+                </ns3:positionV>
+                <ns3:extent cx="5963920" cy="1753870"/>
+                <ns3:effectExtent l="0" t="0" r="0" b="0"/>
+                <ns3:wrapNone/>
+                <ns3:docPr id="9" name="文本框 44"/>
+                <ns3:cNvGraphicFramePr/>
+                <ns4:graphic>
+                  <ns4:graphicData uri="http://schemas.microsoft.com/office/word/2010/wordprocessingShape">
+                    <ns5:wsp>
+                      <ns5:cNvSpPr txBox="1"/>
+                      <ns5:spPr>
+                        <ns4:xfrm>
+                          <ns4:off x="422910" y="3194685"/>
+                          <ns4:ext cx="5963920" cy="1753870"/>
+                        </ns4:xfrm>
+                        <ns4:prstGeom prst="rect">
+                          <ns4:avLst/>
+                        </ns4:prstGeom>
+                        <ns4:noFill/>
+                      </ns5:spPr>
+                      <ns5:txbx>
                         <w:txbxContent>
-                          <w:p>
+                          <w:p ns2:paraId="0FB99BE3">
                             <w:pPr>
                               <w:rPr>
                                 <w:rFonts w:hint="eastAsia" w:ascii="汉仪元隆黑-105简" w:hAnsi="汉仪元隆黑-105简" w:eastAsia="汉仪元隆黑-105简" w:cs="汉仪元隆黑-105简"/>
@@ -715,26 +715,26 @@
                             </w:r>
                           </w:p>
                         </w:txbxContent>
-                      </wps:txbx>
-                      <wps:bodyPr wrap="square" rtlCol="0">
-                        <a:spAutoFit/>
-                      </wps:bodyPr>
-                    </wps:wsp>
-                  </a:graphicData>
-                </a:graphic>
-              </wp:anchor>
+                      </ns5:txbx>
+                      <ns5:bodyPr wrap="square" rtlCol="0">
+                        <ns4:spAutoFit/>
+                      </ns5:bodyPr>
+                    </ns5:wsp>
+                  </ns4:graphicData>
+                </ns4:graphic>
+              </ns3:anchor>
             </w:drawing>
-          </mc:Choice>
-          <mc:Fallback>
+          </ns1:Choice>
+          <ns1:Fallback>
             <w:pict>
-              <v:shape id="文本框 44" o:spid="_x0000_s1026" o:spt="202" type="#_x0000_t202" style="position:absolute;left:0pt;margin-left:-56.7pt;margin-top:218.75pt;height:138.1pt;width:469.6pt;z-index:251661312;mso-width-relative:page;mso-height-relative:page;" filled="f" stroked="f" coordsize="21600,21600" o:gfxdata="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">
-                <v:fill on="f" focussize="0,0"/>
-                <v:stroke on="f"/>
-                <v:imagedata o:title=""/>
-                <o:lock v:ext="edit" aspectratio="f"/>
-                <v:textbox style="mso-fit-shape-to-text:t;">
+              <ns6:shape id="文本框 44" ns7:spid="_x0000_s1026" ns7:spt="202" type="#_x0000_t202" style="position:absolute;left:0pt;margin-left:-56.7pt;margin-top:218.75pt;height:138.1pt;width:469.6pt;z-index:251661312;mso-width-relative:page;mso-height-relative:page;" filled="f" stroked="f" coordsize="21600,21600" ns7:gfxdata="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">
+                <ns6:fill on="f" focussize="0,0"/>
+                <ns6:stroke on="f"/>
+                <ns6:imagedata ns7:title=""/>
+                <ns7:lock ns6:ext="edit" aspectratio="f"/>
+                <ns6:textbox style="mso-fit-shape-to-text:t;">
                   <w:txbxContent>
-                    <w:p>
+                    <w:p ns2:paraId="0FB99BE3">
                       <w:pPr>
                         <w:rPr>
                           <w:rFonts w:hint="eastAsia" w:ascii="汉仪元隆黑-105简" w:hAnsi="汉仪元隆黑-105简" w:eastAsia="汉仪元隆黑-105简" w:cs="汉仪元隆黑-105简"/>
@@ -760,11 +760,11 @@
                       </w:r>
                     </w:p>
                   </w:txbxContent>
-                </v:textbox>
-              </v:shape>
+                </ns6:textbox>
+              </ns6:shape>
             </w:pict>
-          </mc:Fallback>
-        </mc:AlternateContent>
+          </ns1:Fallback>
+        </ns1:AlternateContent>
       </w:r>
       <w:r>
         <w:rPr>
@@ -772,53 +772,53 @@
           <w:lang w:eastAsia="zh-CN"/>
         </w:rPr>
         <w:drawing>
-          <wp:anchor distT="0" distB="0" distL="114300" distR="114300" simplePos="0" relativeHeight="251660288" behindDoc="1" locked="0" layoutInCell="1" allowOverlap="1">
-            <wp:simplePos x="0" y="0"/>
-            <wp:positionH relativeFrom="column">
-              <wp:posOffset>-1176020</wp:posOffset>
-            </wp:positionH>
-            <wp:positionV relativeFrom="paragraph">
-              <wp:posOffset>-963295</wp:posOffset>
-            </wp:positionV>
-            <wp:extent cx="7603490" cy="10751820"/>
-            <wp:effectExtent l="0" t="0" r="1270" b="7620"/>
-            <wp:wrapNone/>
-            <wp:docPr id="20" name="图片 20" descr="竖版待修改竖版 7.16"/>
-            <wp:cNvGraphicFramePr>
-              <a:graphicFrameLocks xmlns:a="http://schemas.openxmlformats.org/drawingml/2006/main" noChangeAspect="1"/>
-            </wp:cNvGraphicFramePr>
-            <a:graphic xmlns:a="http://schemas.openxmlformats.org/drawingml/2006/main">
-              <a:graphicData uri="http://schemas.openxmlformats.org/drawingml/2006/picture">
-                <pic:pic xmlns:pic="http://schemas.openxmlformats.org/drawingml/2006/picture">
-                  <pic:nvPicPr>
-                    <pic:cNvPr id="20" name="图片 20" descr="竖版待修改竖版 7.16"/>
-                    <pic:cNvPicPr>
-                      <a:picLocks noChangeAspect="1"/>
-                    </pic:cNvPicPr>
-                  </pic:nvPicPr>
-                  <pic:blipFill>
-                    <a:blip r:embed="rId8"/>
-                    <a:stretch>
-                      <a:fillRect/>
-                    </a:stretch>
-                  </pic:blipFill>
-                  <pic:spPr>
-                    <a:xfrm>
-                      <a:off x="0" y="0"/>
-                      <a:ext cx="7603490" cy="10751820"/>
-                    </a:xfrm>
-                    <a:prstGeom prst="rect">
-                      <a:avLst/>
-                    </a:prstGeom>
-                  </pic:spPr>
-                </pic:pic>
-              </a:graphicData>
-            </a:graphic>
-          </wp:anchor>
+          <ns3:anchor distT="0" distB="0" distL="114300" distR="114300" simplePos="0" relativeHeight="251660288" behindDoc="1" locked="0" layoutInCell="1" allowOverlap="1">
+            <ns3:simplePos x="0" y="0"/>
+            <ns3:positionH relativeFrom="column">
+              <ns3:posOffset>-1176020</ns3:posOffset>
+            </ns3:positionH>
+            <ns3:positionV relativeFrom="paragraph">
+              <ns3:posOffset>-963295</ns3:posOffset>
+            </ns3:positionV>
+            <ns3:extent cx="7603490" cy="10751820"/>
+            <ns3:effectExtent l="0" t="0" r="1270" b="7620"/>
+            <ns3:wrapNone/>
+            <ns3:docPr id="20" name="图片 20" descr="竖版待修改竖版 7.16"/>
+            <ns3:cNvGraphicFramePr>
+              <ns4:graphicFrameLocks noChangeAspect="1"/>
+            </ns3:cNvGraphicFramePr>
+            <ns4:graphic>
+              <ns4:graphicData uri="http://schemas.openxmlformats.org/drawingml/2006/picture">
+                <ns8:pic>
+                  <ns8:nvPicPr>
+                    <ns8:cNvPr id="20" name="图片 20" descr="竖版待修改竖版 7.16"/>
+                    <ns8:cNvPicPr>
+                      <ns4:picLocks noChangeAspect="1"/>
+                    </ns8:cNvPicPr>
+                  </ns8:nvPicPr>
+                  <ns8:blipFill>
+                    <ns4:blip ns9:embed="rId8"/>
+                    <ns4:stretch>
+                      <ns4:fillRect/>
+                    </ns4:stretch>
+                  </ns8:blipFill>
+                  <ns8:spPr>
+                    <ns4:xfrm>
+                      <ns4:off x="0" y="0"/>
+                      <ns4:ext cx="7603490" cy="10751820"/>
+                    </ns4:xfrm>
+                    <ns4:prstGeom prst="rect">
+                      <ns4:avLst/>
+                    </ns4:prstGeom>
+                  </ns8:spPr>
+                </ns8:pic>
+              </ns4:graphicData>
+            </ns4:graphic>
+          </ns3:anchor>
         </w:drawing>
       </w:r>
     </w:p>
-    <w:p>
+    <w:p ns2:paraId="4F3FF417">
       <w:pPr>
         <w:rPr>
           <w:rFonts w:hint="eastAsia"/>
@@ -826,7 +826,7 @@
           <w:lang w:eastAsia="zh-CN"/>
         </w:rPr>
         <w:sectPr>
-          <w:headerReference r:id="rId3" w:type="default"/>
+          <w:headerReference ns9:id="rId3" w:type="default"/>
           <w:pgSz w:w="11906" w:h="16838"/>
           <w:pgMar w:top="1440" w:right="1800" w:bottom="1440" w:left="1800" w:header="851" w:footer="992" w:gutter="0"/>
           <w:pgBorders>
@@ -841,7 +841,7 @@
         </w:sectPr>
       </w:pPr>
     </w:p>
-    <w:p>
+    <w:p ns2:paraId="3D0D36C5">
       <w:pPr>
         <w:keepNext w:val="0"/>
         <w:keepLines w:val="0"/>
@@ -919,7 +919,7 @@
         <w:gridCol w:w="962"/>
         <w:gridCol w:w="1190"/>
       </w:tblGrid>
-      <w:tr>
+      <w:tr ns2:paraId="4440D6B1">
         <w:tblPrEx>
           <w:tblBorders>
             <w:top w:val="none" w:color="auto" w:sz="0" w:space="0"/>
@@ -954,7 +954,7 @@
             <w:shd w:val="clear" w:color="auto" w:fill="4874CB" w:themeFill="accent1"/>
             <w:vAlign w:val="center"/>
           </w:tcPr>
-          <w:p>
+          <w:p ns2:paraId="2CB7D438">
             <w:pPr>
               <w:keepNext w:val="0"/>
               <w:keepLines w:val="0"/>
@@ -999,7 +999,7 @@
             <w:shd w:val="clear" w:color="auto" w:fill="4874CB" w:themeFill="accent1"/>
             <w:vAlign w:val="center"/>
           </w:tcPr>
-          <w:p>
+          <w:p ns2:paraId="18060681">
             <w:pPr>
               <w:keepNext w:val="0"/>
               <w:keepLines w:val="0"/>
@@ -1044,7 +1044,7 @@
             <w:shd w:val="clear" w:color="auto" w:fill="4874CB" w:themeFill="accent1"/>
             <w:vAlign w:val="center"/>
           </w:tcPr>
-          <w:p>
+          <w:p ns2:paraId="25C7FC50">
             <w:pPr>
               <w:keepNext w:val="0"/>
               <w:keepLines w:val="0"/>
@@ -1089,7 +1089,7 @@
             <w:shd w:val="clear" w:color="auto" w:fill="4874CB" w:themeFill="accent1"/>
             <w:vAlign w:val="center"/>
           </w:tcPr>
-          <w:p>
+          <w:p ns2:paraId="044311B8">
             <w:pPr>
               <w:keepNext w:val="0"/>
               <w:keepLines w:val="0"/>
@@ -1134,7 +1134,7 @@
             <w:shd w:val="clear" w:color="auto" w:fill="4874CB" w:themeFill="accent1"/>
             <w:vAlign w:val="center"/>
           </w:tcPr>
-          <w:p>
+          <w:p ns2:paraId="3E8F70B6">
             <w:pPr>
               <w:keepNext w:val="0"/>
               <w:keepLines w:val="0"/>
@@ -1168,7 +1168,7 @@
           </w:p>
         </w:tc>
       </w:tr>
-      <w:tr>
+      <w:tr ns2:paraId="4618EFD9">
         <w:tblPrEx>
           <w:tblBorders>
             <w:top w:val="none" w:color="auto" w:sz="0" w:space="0"/>
@@ -1202,7 +1202,7 @@
             <w:shd w:val="clear" w:color="auto" w:fill="auto"/>
             <w:vAlign w:val="center"/>
           </w:tcPr>
-          <w:p>
+          <w:p ns2:paraId="48D83400">
             <w:pPr>
               <w:keepNext w:val="0"/>
               <w:keepLines w:val="0"/>
@@ -1245,7 +1245,7 @@
             <w:shd w:val="clear" w:color="auto" w:fill="auto"/>
             <w:vAlign w:val="center"/>
           </w:tcPr>
-          <w:p>
+          <w:p ns2:paraId="6CD3BC35">
             <w:pPr>
               <w:keepNext w:val="0"/>
               <w:keepLines w:val="0"/>
@@ -1288,7 +1288,7 @@
             <w:shd w:val="clear" w:color="auto" w:fill="auto"/>
             <w:vAlign w:val="center"/>
           </w:tcPr>
-          <w:p>
+          <w:p ns2:paraId="6FCA8EC7">
             <w:pPr>
               <w:keepNext w:val="0"/>
               <w:keepLines w:val="0"/>
@@ -1331,7 +1331,7 @@
             <w:shd w:val="clear" w:color="auto" w:fill="auto"/>
             <w:vAlign w:val="center"/>
           </w:tcPr>
-          <w:p>
+          <w:p ns2:paraId="6AB0B7BA">
             <w:pPr>
               <w:keepNext w:val="0"/>
               <w:keepLines w:val="0"/>
@@ -1374,7 +1374,7 @@
             <w:shd w:val="clear" w:color="auto" w:fill="auto"/>
             <w:vAlign w:val="center"/>
           </w:tcPr>
-          <w:p>
+          <w:p ns2:paraId="714AD419">
             <w:pPr>
               <w:keepNext w:val="0"/>
               <w:keepLines w:val="0"/>
@@ -1406,7 +1406,7 @@
           </w:p>
         </w:tc>
       </w:tr>
-      <w:tr>
+      <w:tr ns2:paraId="18A00C2C">
         <w:tblPrEx>
           <w:tblBorders>
             <w:top w:val="none" w:color="auto" w:sz="0" w:space="0"/>
@@ -1440,7 +1440,7 @@
             <w:shd w:val="clear" w:color="auto" w:fill="auto"/>
             <w:vAlign w:val="center"/>
           </w:tcPr>
-          <w:p>
+          <w:p ns2:paraId="4E803433">
             <w:pPr>
               <w:keepNext w:val="0"/>
               <w:keepLines w:val="0"/>
@@ -1483,7 +1483,7 @@
             <w:shd w:val="clear" w:color="auto" w:fill="auto"/>
             <w:vAlign w:val="center"/>
           </w:tcPr>
-          <w:p>
+          <w:p ns2:paraId="2BA889CF">
             <w:pPr>
               <w:keepNext w:val="0"/>
               <w:keepLines w:val="0"/>
@@ -1526,7 +1526,7 @@
             <w:shd w:val="clear" w:color="auto" w:fill="auto"/>
             <w:vAlign w:val="center"/>
           </w:tcPr>
-          <w:p>
+          <w:p ns2:paraId="1859385D">
             <w:pPr>
               <w:keepNext w:val="0"/>
               <w:keepLines w:val="0"/>
@@ -1569,7 +1569,7 @@
             <w:shd w:val="clear" w:color="auto" w:fill="auto"/>
             <w:vAlign w:val="center"/>
           </w:tcPr>
-          <w:p>
+          <w:p ns2:paraId="4C5AA2B0">
             <w:pPr>
               <w:keepNext w:val="0"/>
               <w:keepLines w:val="0"/>
@@ -1612,7 +1612,7 @@
             <w:shd w:val="clear" w:color="auto" w:fill="auto"/>
             <w:vAlign w:val="center"/>
           </w:tcPr>
-          <w:p>
+          <w:p ns2:paraId="2E1E07FB">
             <w:pPr>
               <w:keepNext w:val="0"/>
               <w:keepLines w:val="0"/>
@@ -1644,7 +1644,7 @@
           </w:p>
         </w:tc>
       </w:tr>
-      <w:tr>
+      <w:tr ns2:paraId="28929153">
         <w:tblPrEx>
           <w:tblBorders>
             <w:top w:val="none" w:color="auto" w:sz="0" w:space="0"/>
@@ -1678,7 +1678,7 @@
             <w:shd w:val="clear" w:color="auto" w:fill="auto"/>
             <w:vAlign w:val="center"/>
           </w:tcPr>
-          <w:p>
+          <w:p ns2:paraId="4279FFE1">
             <w:pPr>
               <w:keepNext w:val="0"/>
               <w:keepLines w:val="0"/>
@@ -1722,7 +1722,7 @@
             <w:shd w:val="clear" w:color="auto" w:fill="auto"/>
             <w:vAlign w:val="center"/>
           </w:tcPr>
-          <w:p>
+          <w:p ns2:paraId="3A1B7D94">
             <w:pPr>
               <w:rPr>
                 <w:rFonts w:hint="eastAsia" w:ascii="汉仪中宋简" w:hAnsi="汉仪中宋简" w:eastAsia="汉仪中宋简" w:cs="汉仪中宋简"/>
@@ -1748,7 +1748,7 @@
             <w:shd w:val="clear" w:color="auto" w:fill="auto"/>
             <w:vAlign w:val="center"/>
           </w:tcPr>
-          <w:p>
+          <w:p ns2:paraId="553A0E1F">
             <w:pPr>
               <w:rPr>
                 <w:rFonts w:hint="eastAsia" w:ascii="汉仪中宋简" w:hAnsi="汉仪中宋简" w:eastAsia="汉仪中宋简" w:cs="汉仪中宋简"/>
@@ -1774,7 +1774,7 @@
             <w:shd w:val="clear" w:color="auto" w:fill="auto"/>
             <w:vAlign w:val="center"/>
           </w:tcPr>
-          <w:p>
+          <w:p ns2:paraId="6AE98FA0">
             <w:pPr>
               <w:rPr>
                 <w:rFonts w:hint="eastAsia" w:ascii="汉仪中宋简" w:hAnsi="汉仪中宋简" w:eastAsia="汉仪中宋简" w:cs="汉仪中宋简"/>
@@ -1800,7 +1800,7 @@
             <w:shd w:val="clear" w:color="auto" w:fill="auto"/>
             <w:vAlign w:val="center"/>
           </w:tcPr>
-          <w:p>
+          <w:p ns2:paraId="5F1E6723">
             <w:pPr>
               <w:keepNext w:val="0"/>
               <w:keepLines w:val="0"/>
@@ -1834,7 +1834,7 @@
         </w:tc>
       </w:tr>
     </w:tbl>
-    <w:p>
+    <w:p ns2:paraId="4886E5A3">
       <w:pPr>
         <w:keepNext w:val="0"/>
         <w:keepLines w:val="0"/>
@@ -1873,7 +1873,7 @@
         <w:t>服务承诺：确保数据真实可靠，分析专业严谨，提供有价值的市场洞察，保持与客户的密切沟通，确保项目高质量完成。</w:t>
       </w:r>
     </w:p>
-    <w:p>
+    <w:p ns2:paraId="450101E3">
       <w:pPr>
         <w:keepNext w:val="0"/>
         <w:keepLines w:val="0"/>
@@ -1944,7 +1944,7 @@
     <w:bookmarkEnd w:id="4"/>
     <w:bookmarkEnd w:id="5"/>
     <w:bookmarkEnd w:id="6"/>
-    <w:p>
+    <w:p ns2:paraId="363E8080">
       <w:pPr>
         <w:rPr>
           <w:rFonts w:hint="eastAsia" w:ascii="汉仪中宋简" w:hAnsi="汉仪中宋简" w:eastAsia="汉仪中宋简" w:cs="汉仪中宋简"/>
@@ -1952,7 +1952,7 @@
           <w:lang w:val="en-US" w:eastAsia="zh-CN"/>
         </w:rPr>
         <w:sectPr>
-          <w:footerReference r:id="rId4" w:type="default"/>
+          <w:footerReference ns9:id="rId4" w:type="default"/>
           <w:pgSz w:w="11906" w:h="16838"/>
           <w:pgMar w:top="1440" w:right="1800" w:bottom="1440" w:left="1800" w:header="851" w:footer="992" w:gutter="0"/>
           <w:pgBorders>
@@ -1967,7 +1967,7 @@
         </w:sectPr>
       </w:pPr>
     </w:p>
-    <w:p>
+    <w:p ns2:paraId="2FEDE721">
       <w:pPr>
         <w:rPr>
           <w:rFonts w:hint="eastAsia" w:ascii="汉仪中宋简" w:hAnsi="汉仪中宋简" w:eastAsia="汉仪中宋简" w:cs="汉仪中宋简"/>
@@ -1988,7 +1988,7 @@
           <w:lang w:val="en-US" w:eastAsia="zh-CN" w:bidi="ar-SA"/>
         </w:rPr>
         <w:id w:val="147466021"/>
-        <w15:color w:val="DBDBDB"/>
+        <ns10:color w:val="DBDBDB"/>
         <w:docPartObj>
           <w:docPartGallery w:val="Table of Contents"/>
           <w:docPartUnique/>
@@ -2006,7 +2006,7 @@
         </w:rPr>
       </w:sdtEndPr>
       <w:sdtContent>
-        <w:p>
+        <w:p ns2:paraId="40F87C1A">
           <w:pPr>
             <w:keepNext w:val="0"/>
             <w:keepLines w:val="0"/>
@@ -2062,7 +2062,7 @@
             <w:fldChar w:fldCharType="separate"/>
           </w:r>
         </w:p>
-        <w:p>
+        <w:p ns2:paraId="3E960E78">
           <w:pPr>
             <w:pStyle w:val="7"/>
             <w:tabs>
@@ -2164,7 +2164,7 @@
             <w:fldChar w:fldCharType="end"/>
           </w:r>
         </w:p>
-        <w:p>
+        <w:p ns2:paraId="7AA5F2FB">
           <w:pPr>
             <w:pStyle w:val="7"/>
             <w:tabs>
@@ -2276,7 +2276,7 @@
             <w:fldChar w:fldCharType="end"/>
           </w:r>
         </w:p>
-        <w:p>
+        <w:p ns2:paraId="40A67AD7">
           <w:pPr>
             <w:pStyle w:val="7"/>
             <w:tabs>
@@ -2388,7 +2388,7 @@
             <w:fldChar w:fldCharType="end"/>
           </w:r>
         </w:p>
-        <w:p>
+        <w:p ns2:paraId="65E8BCBD">
           <w:pPr>
             <w:pStyle w:val="7"/>
             <w:tabs>
@@ -2500,7 +2500,7 @@
             <w:fldChar w:fldCharType="end"/>
           </w:r>
         </w:p>
-        <w:p>
+        <w:p ns2:paraId="13AE118E">
           <w:pPr>
             <w:pStyle w:val="7"/>
             <w:tabs>
@@ -2602,7 +2602,7 @@
             <w:fldChar w:fldCharType="end"/>
           </w:r>
         </w:p>
-        <w:p>
+        <w:p ns2:paraId="3CB82E87">
           <w:pPr>
             <w:pStyle w:val="8"/>
             <w:tabs>
@@ -2704,7 +2704,7 @@
             <w:fldChar w:fldCharType="end"/>
           </w:r>
         </w:p>
-        <w:p>
+        <w:p ns2:paraId="45DE5ED2">
           <w:pPr>
             <w:pStyle w:val="8"/>
             <w:tabs>
@@ -2807,7 +2807,7 @@
             <w:fldChar w:fldCharType="end"/>
           </w:r>
         </w:p>
-        <w:p>
+        <w:p ns2:paraId="5F8A7B92">
           <w:pPr>
             <w:pStyle w:val="8"/>
             <w:tabs>
@@ -2909,7 +2909,7 @@
             <w:fldChar w:fldCharType="end"/>
           </w:r>
         </w:p>
-        <w:p>
+        <w:p ns2:paraId="33D4F51E">
           <w:pPr>
             <w:pStyle w:val="8"/>
             <w:tabs>
@@ -3011,7 +3011,7 @@
             <w:fldChar w:fldCharType="end"/>
           </w:r>
         </w:p>
-        <w:p>
+        <w:p ns2:paraId="1A49DB67">
           <w:pPr>
             <w:pStyle w:val="8"/>
             <w:tabs>
@@ -3113,7 +3113,7 @@
             <w:fldChar w:fldCharType="end"/>
           </w:r>
         </w:p>
-        <w:p>
+        <w:p ns2:paraId="69C28F1E">
           <w:pPr>
             <w:pStyle w:val="8"/>
             <w:tabs>
@@ -3215,7 +3215,7 @@
             <w:fldChar w:fldCharType="end"/>
           </w:r>
         </w:p>
-        <w:p>
+        <w:p ns2:paraId="35ADE83F">
           <w:pPr>
             <w:pStyle w:val="8"/>
             <w:tabs>
@@ -3317,7 +3317,7 @@
             <w:fldChar w:fldCharType="end"/>
           </w:r>
         </w:p>
-        <w:p>
+        <w:p ns2:paraId="2942BE44">
           <w:pPr>
             <w:pStyle w:val="7"/>
             <w:tabs>
@@ -3419,7 +3419,7 @@
             <w:fldChar w:fldCharType="end"/>
           </w:r>
         </w:p>
-        <w:p>
+        <w:p ns2:paraId="7F1F4112">
           <w:pPr>
             <w:pStyle w:val="8"/>
             <w:tabs>
@@ -3521,7 +3521,7 @@
             <w:fldChar w:fldCharType="end"/>
           </w:r>
         </w:p>
-        <w:p>
+        <w:p ns2:paraId="06EB4282">
           <w:pPr>
             <w:pStyle w:val="8"/>
             <w:tabs>
@@ -3624,7 +3624,7 @@
             <w:fldChar w:fldCharType="end"/>
           </w:r>
         </w:p>
-        <w:p>
+        <w:p ns2:paraId="59359071">
           <w:pPr>
             <w:pStyle w:val="8"/>
             <w:tabs>
@@ -3727,7 +3727,7 @@
             <w:fldChar w:fldCharType="end"/>
           </w:r>
         </w:p>
-        <w:p>
+        <w:p ns2:paraId="7BF03D17">
           <w:pPr>
             <w:pStyle w:val="7"/>
             <w:tabs>
@@ -3829,7 +3829,7 @@
             <w:fldChar w:fldCharType="end"/>
           </w:r>
         </w:p>
-        <w:p>
+        <w:p ns2:paraId="284CEFBC">
           <w:pPr>
             <w:pStyle w:val="7"/>
             <w:tabs>
@@ -3932,7 +3932,7 @@
             <w:fldChar w:fldCharType="end"/>
           </w:r>
         </w:p>
-        <w:p>
+        <w:p ns2:paraId="2DE77654">
           <w:pPr>
             <w:pStyle w:val="7"/>
             <w:tabs>
@@ -4031,7 +4031,7 @@
             <w:fldChar w:fldCharType="end"/>
           </w:r>
         </w:p>
-        <w:p>
+        <w:p ns2:paraId="324C758E">
           <w:pPr>
             <w:keepNext w:val="0"/>
             <w:keepLines w:val="0"/>
@@ -4063,7 +4063,7 @@
         </w:p>
       </w:sdtContent>
     </w:sdt>
-    <w:p>
+    <w:p ns2:paraId="2F7C28CF">
       <w:pPr>
         <w:pStyle w:val="2"/>
         <w:bidi w:val="0"/>
@@ -4073,7 +4073,7 @@
           <w:lang w:val="en-US" w:eastAsia="zh-CN"/>
         </w:rPr>
         <w:sectPr>
-          <w:footerReference r:id="rId5" w:type="default"/>
+          <w:footerReference ns9:id="rId5" w:type="default"/>
           <w:pgSz w:w="11906" w:h="16838"/>
           <w:pgMar w:top="1440" w:right="1800" w:bottom="1440" w:left="1800" w:header="851" w:footer="992" w:gutter="0"/>
           <w:pgBorders>
@@ -4089,7 +4089,7 @@
       </w:pPr>
       <w:bookmarkStart w:id="7" w:name="_Toc2436"/>
     </w:p>
-    <w:p>
+    <w:p ns2:paraId="6C8E94F9">
       <w:pPr>
         <w:pStyle w:val="2"/>
         <w:bidi w:val="0"/>
@@ -4108,7 +4108,7 @@
       </w:r>
       <w:bookmarkEnd w:id="7"/>
     </w:p>
-    <w:p>
+    <w:p ns2:paraId="7D65B80C">
       <w:pPr>
         <w:keepNext w:val="0"/>
         <w:keepLines w:val="0"/>
@@ -4149,7 +4149,7 @@
         <w:t>高血压作为一种常见的慢性心血管疾病，需要长期规范用药来控制病情，降低心脑血管并发症的发生风险。厄贝沙坦氢氯噻嗪片作为临床常用的复方降压药物，其疗效、安全性及患者用药体验直接影响治疗依从性和疾病控制效果。为全面了解患者服用厄贝沙坦氢氯噻嗪片的实际情况，精准掌握药物在临床应用中的优势与不足，为临床用药优化、药品服务提升提供数据支撑，特开展本次患者用药体验与疗效反馈问卷调查工作。本报告将对本次调研的背景、开展情况、问卷内容及调查结果进行系统分析，形成针对性结论与建议。</w:t>
       </w:r>
     </w:p>
-    <w:p>
+    <w:p ns2:paraId="3B619499">
       <w:pPr>
         <w:keepNext w:val="0"/>
         <w:keepLines w:val="0"/>
@@ -4179,7 +4179,7 @@
           <w:lang w:val="en-US" w:eastAsia="zh-CN"/>
         </w:rPr>
         <w:sectPr>
-          <w:footerReference r:id="rId6" w:type="default"/>
+          <w:footerReference ns9:id="rId6" w:type="default"/>
           <w:pgSz w:w="11906" w:h="16838"/>
           <w:pgMar w:top="1440" w:right="1800" w:bottom="1440" w:left="1800" w:header="851" w:footer="992" w:gutter="0"/>
           <w:pgBorders>
@@ -4194,7 +4194,7 @@
         </w:sectPr>
       </w:pPr>
     </w:p>
-    <w:p>
+    <w:p ns2:paraId="041B3149">
       <w:pPr>
         <w:keepNext w:val="0"/>
         <w:keepLines w:val="0"/>
@@ -4239,7 +4239,7 @@
       <w:bookmarkEnd w:id="9"/>
       <w:bookmarkEnd w:id="10"/>
     </w:p>
-    <w:p>
+    <w:p ns2:paraId="20E32FAB">
       <w:pPr>
         <w:pStyle w:val="3"/>
         <w:numPr>
@@ -4267,7 +4267,7 @@
       </w:r>
       <w:bookmarkEnd w:id="11"/>
     </w:p>
-    <w:p>
+    <w:p ns2:paraId="33023550">
       <w:pPr>
         <w:keepNext w:val="0"/>
         <w:keepLines w:val="0"/>
@@ -4308,7 +4308,7 @@
         <w:t>随着我国居民生活方式的改变和人口老龄化进程的加快，高血压患病率呈逐年上升趋势，已成为影响国民健康的重要公共卫生问题。厄贝沙坦氢氯噻嗪片通过厄贝沙坦（血管紧张素II受体拮抗剂）与氢氯噻嗪（利尿剂）的协同作用实现降压效果，具有降压平稳、适用人群广等特点，在高血压治疗中应用广泛。然而，在实际临床应用中，不同患者的用药反应、疗效感知、用药习惯存在差异，且药品的安全性、便利性、经济性等因素也会对患者的治疗依从性产生重要影响。</w:t>
       </w:r>
     </w:p>
-    <w:p>
+    <w:p ns2:paraId="1AA41BF6">
       <w:pPr>
         <w:keepNext w:val="0"/>
         <w:keepLines w:val="0"/>
@@ -4349,7 +4349,7 @@
         <w:t>当前，关于厄贝沙坦氢氯噻嗪片的临床研究多集中于疗效和安全性的客观指标监测，而从患者主观体验视角的系统性调研较为缺乏。基于此，开展本次患者问卷调查，旨在弥补现有研究的不足，全面收集患者在用药疗效、安全性、行为习惯、便利性、经济性等方面的反馈信息，为药品临床合理应用、制药企业优化产品设计、医疗机构提升用药指导服务质量提供科学依据。</w:t>
       </w:r>
     </w:p>
-    <w:p>
+    <w:p ns2:paraId="5BFBAEDB">
       <w:pPr>
         <w:pStyle w:val="3"/>
         <w:numPr>
@@ -4377,7 +4377,7 @@
       </w:r>
       <w:bookmarkEnd w:id="12"/>
     </w:p>
-    <w:p>
+    <w:p ns2:paraId="1BBB4EDB">
       <w:pPr>
         <w:keepNext w:val="0"/>
         <w:keepLines w:val="0"/>
@@ -4418,7 +4418,7 @@
         <w:t>项目工具：调查问卷，14道选择题，其内容涵盖药品疗效、药品安全性、患者用药行为与习惯、用药便利性、药品经济性、药品可及性和用药指导信息评价7个维度，全面覆盖患者用药全流程关键节点。</w:t>
       </w:r>
     </w:p>
-    <w:p>
+    <w:p ns2:paraId="651D8FD0">
       <w:pPr>
         <w:keepNext w:val="0"/>
         <w:keepLines w:val="0"/>
@@ -4459,7 +4459,7 @@
         <w:t>样本采集范围：广东省</w:t>
       </w:r>
     </w:p>
-    <w:p>
+    <w:p ns2:paraId="3B93953C">
       <w:pPr>
         <w:keepNext w:val="0"/>
         <w:keepLines w:val="0"/>
@@ -4500,7 +4500,7 @@
         <w:t>样本采集数量：本次共收集筛选到有效问卷1642份。</w:t>
       </w:r>
     </w:p>
-    <w:p>
+    <w:p ns2:paraId="2AC14513">
       <w:pPr>
         <w:keepNext w:val="0"/>
         <w:keepLines w:val="0"/>
@@ -4539,7 +4539,7 @@
         <w:t>样本采集时间：2025年11月01日——2025年11月30日</w:t>
       </w:r>
     </w:p>
-    <w:p>
+    <w:p ns2:paraId="45E0F945">
       <w:pPr>
         <w:pStyle w:val="3"/>
         <w:numPr>
@@ -4567,7 +4567,7 @@
       </w:r>
       <w:bookmarkEnd w:id="13"/>
     </w:p>
-    <w:p>
+    <w:p ns2:paraId="709CC835">
       <w:pPr>
         <w:keepNext w:val="0"/>
         <w:keepLines w:val="0"/>
@@ -4606,7 +4606,7 @@
         <w:t>为提升数据可比性与分析结果的科学性，本研究采用以下标准化统计处理方法对原始问卷数据进行系统规整：</w:t>
       </w:r>
     </w:p>
-    <w:p>
+    <w:p ns2:paraId="3CA3D392">
       <w:pPr>
         <w:keepNext w:val="0"/>
         <w:keepLines w:val="0"/>
@@ -4647,7 +4647,7 @@
         <w:t>1．数据清洗：剔除无效作答、关键信息缺失等数据，保障分析数据集的完整性与可靠性。</w:t>
       </w:r>
     </w:p>
-    <w:p>
+    <w:p ns2:paraId="75936C4F">
       <w:pPr>
         <w:keepNext w:val="0"/>
         <w:keepLines w:val="0"/>
@@ -4688,7 +4688,7 @@
         <w:t>2．数据转换：根据分析需求对原始数据进行标准化转换，使其适配后续统计与分析逻辑，提升数据利用效率。</w:t>
       </w:r>
     </w:p>
-    <w:p>
+    <w:p ns2:paraId="1E40B848">
       <w:pPr>
         <w:keepNext w:val="0"/>
         <w:keepLines w:val="0"/>
@@ -4729,7 +4729,7 @@
         <w:t>3．数据聚合：对维度相近或类别关联的数据进行归类整合，形成结构化分析指标，简化数据解读难度。</w:t>
       </w:r>
     </w:p>
-    <w:p>
+    <w:p ns2:paraId="7B23C77E">
       <w:pPr>
         <w:keepNext w:val="0"/>
         <w:keepLines w:val="0"/>
@@ -4770,7 +4770,7 @@
         <w:t>4．数据可视化：采用饼图、柱状图等可视化工具，直观呈现数据分布特征与内在关联规律。</w:t>
       </w:r>
     </w:p>
-    <w:p>
+    <w:p ns2:paraId="687C494E">
       <w:pPr>
         <w:keepNext w:val="0"/>
         <w:keepLines w:val="0"/>
@@ -4811,7 +4811,7 @@
         <w:t>通过上述标准化数据处理流程，有效强化了不同维度数据间的可比性，确保研究结论的客观性与可信度。</w:t>
       </w:r>
     </w:p>
-    <w:p>
+    <w:p ns2:paraId="00BB390D">
       <w:pPr>
         <w:pStyle w:val="3"/>
         <w:numPr>
@@ -4837,7 +4837,7 @@
       </w:r>
       <w:bookmarkEnd w:id="14"/>
     </w:p>
-    <w:p>
+    <w:p ns2:paraId="795A2C94">
       <w:pPr>
         <w:keepNext w:val="0"/>
         <w:keepLines w:val="0"/>
@@ -4876,7 +4876,7 @@
         <w:t>本次调查采用问卷调查方式，共有14个问题，本报告从药品疗效、药品安全性、患者用药行为与习惯、用药便利性、药品经济性、药品可及性用药指导信息评价等7个维度展开统计分析。</w:t>
       </w:r>
     </w:p>
-    <w:p>
+    <w:p ns2:paraId="12FB187E">
       <w:pPr>
         <w:keepNext w:val="0"/>
         <w:keepLines w:val="0"/>
@@ -4909,52 +4909,128 @@
           <w:lang w:val="en-US" w:eastAsia="zh-CN"/>
         </w:rPr>
         <w:drawing>
-          <wp:inline distT="0" distB="0" distL="114300" distR="114300">
-            <wp:extent cx="5238750" cy="4293235"/>
-            <wp:effectExtent l="9525" t="9525" r="9525" b="15240"/>
-            <wp:docPr id="7" name="图片 7"/>
-            <wp:cNvGraphicFramePr/>
-            <a:graphic xmlns:a="http://schemas.openxmlformats.org/drawingml/2006/main">
-              <a:graphicData uri="http://schemas.openxmlformats.org/drawingml/2006/picture">
-                <pic:pic xmlns:pic="http://schemas.openxmlformats.org/drawingml/2006/picture">
-                  <pic:nvPicPr>
-                    <pic:cNvPr id="7" name="图片 7"/>
-                    <pic:cNvPicPr/>
-                  </pic:nvPicPr>
-                  <pic:blipFill>
-                    <a:blip r:embed="rId10"/>
-                    <a:stretch>
-                      <a:fillRect/>
-                    </a:stretch>
-                  </pic:blipFill>
-                  <pic:spPr>
-                    <a:xfrm>
-                      <a:off x="0" y="0"/>
-                      <a:ext cx="5238750" cy="4293235"/>
-                    </a:xfrm>
-                    <a:prstGeom prst="rect">
-                      <a:avLst/>
-                    </a:prstGeom>
-                    <a:ln>
-                      <a:solidFill>
-                        <a:srgbClr val="FFFFFF"/>
-                      </a:solidFill>
-                    </a:ln>
-                    <a:extLst>
-                      <a:ext uri="{8CAD56D8-0F58-4FB8-B24C-77498146470C}">
-                        <wpswe:webExtensionRef xmlns:wpswe="http://www.wps.cn/officeDocument/2018/webExtension" r:id="rId9"/>
-                      </a:ext>
-                      <wpswe:webExtensionRef xmlns:wpswe="http://www.wps.cn/officeDocument/2018/webExtension" r:id="rId9"/>
-                    </a:extLst>
-                  </pic:spPr>
-                </pic:pic>
-              </a:graphicData>
-            </a:graphic>
-          </wp:inline>
+          <ns3:inline distT="0" distB="0" distL="114300" distR="114300">
+            <ns3:extent cx="5238750" cy="4293235"/>
+            <ns3:effectExtent l="9525" t="9525" r="9525" b="15240"/>
+            <ns3:docPr id="7" name="图片 7"/>
+            <ns3:cNvGraphicFramePr/>
+            <ns4:graphic>
+              <ns4:graphicData uri="http://schemas.openxmlformats.org/drawingml/2006/picture">
+                <ns8:pic>
+                  <ns8:nvPicPr>
+                    <ns8:cNvPr id="7" name="图片 7"/>
+                    <ns8:cNvPicPr/>
+                  </ns8:nvPicPr>
+                  <ns8:blipFill>
+                    <ns4:blip ns9:embed="rId10"/>
+                    <ns4:stretch>
+                      <ns4:fillRect/>
+                    </ns4:stretch>
+                  </ns8:blipFill>
+                  <ns8:spPr>
+                    <ns4:xfrm>
+                      <ns4:off x="0" y="0"/>
+                      <ns4:ext cx="5238750" cy="4293235"/>
+                    </ns4:xfrm>
+                    <ns4:prstGeom prst="rect">
+                      <ns4:avLst/>
+                    </ns4:prstGeom>
+                    <ns4:ln>
+                      <ns4:solidFill>
+                        <ns4:srgbClr val="FFFFFF"/>
+                      </ns4:solidFill>
+                    </ns4:ln>
+                    <ns4:extLst>
+                      <ns4:ext uri="{8CAD56D8-0F58-4FB8-B24C-77498146470C}">
+                        <ns11:webExtensionRef ns9:id="rId9"/>
+                      </ns4:ext>
+                      <ns11:webExtensionRef ns9:id="rId9"/>
+                    </ns4:extLst>
+                  </ns8:spPr>
+                </ns8:pic>
+              </ns4:graphicData>
+            </ns4:graphic>
+          </ns3:inline>
         </w:drawing>
       </w:r>
     </w:p>
-    <w:p>
+    <w:p ns2:paraId="2A8B3975">
+      <w:pPr>
+        <w:keepNext w:val="0"/>
+        <w:keepLines w:val="0"/>
+        <w:pageBreakBefore w:val="0"/>
+        <w:widowControl w:val="0"/>
+        <w:numPr>
+          <w:ilvl w:val="0"/>
+          <w:numId w:val="0"/>
+        </w:numPr>
+        <w:kinsoku/>
+        <w:wordWrap/>
+        <w:overflowPunct/>
+        <w:topLinePunct w:val="0"/>
+        <w:autoSpaceDE/>
+        <w:autoSpaceDN/>
+        <w:bidi w:val="0"/>
+        <w:adjustRightInd/>
+        <w:snapToGrid/>
+        <w:spacing w:line="600" w:lineRule="auto"/>
+        <w:jc w:val="center"/>
+        <w:textAlignment w:val="auto"/>
+        <w:rPr>
+          <w:rFonts w:hint="eastAsia" w:ascii="汉仪中宋简" w:hAnsi="汉仪中宋简" w:eastAsia="汉仪中宋简" w:cs="汉仪中宋简"/>
+          <w:b w:val="0"/>
+          <w:bCs w:val="0"/>
+          <w:color w:val="000000" w:themeColor="text1"/>
+          <w:sz w:val="24"/>
+          <w:szCs w:val="24"/>
+          <w:lang w:val="en-US" w:eastAsia="zh-CN"/>
+          <ns2:textFill>
+            <ns2:solidFill>
+              <ns2:schemeClr ns2:val="tx1"/>
+            </ns2:solidFill>
+          </ns2:textFill>
+        </w:rPr>
+      </w:pPr>
+      <w:r>
+        <w:rPr>
+          <w:rFonts w:hint="eastAsia" w:ascii="汉仪中宋简" w:hAnsi="汉仪中宋简" w:eastAsia="汉仪中宋简" w:cs="汉仪中宋简"/>
+          <w:lang w:eastAsia="zh-CN"/>
+        </w:rPr>
+        <w:drawing>
+          <ns3:inline distT="0" distB="0" distL="114300" distR="114300">
+            <ns3:extent cx="5234305" cy="2489835"/>
+            <ns3:effectExtent l="4445" t="4445" r="6350" b="45720"/>
+            <ns3:docPr id="14" name="图表 14" descr="7b0a202020202263686172745265734964223a20223230343735383430220a7d0a"/>
+            <ns3:cNvGraphicFramePr/>
+            <ns4:graphic>
+              <ns4:graphicData uri="http://schemas.openxmlformats.org/drawingml/2006/chart">
+                <ns12:chart ns9:id="rId11"/>
+              </ns4:graphicData>
+            </ns4:graphic>
+          </ns3:inline>
+        </w:drawing>
+      </w:r>
+      <w:r>
+        <w:rPr>
+          <w:rFonts w:hint="eastAsia" w:ascii="汉仪中宋简" w:hAnsi="汉仪中宋简" w:eastAsia="汉仪中宋简" w:cs="汉仪中宋简"/>
+          <w:lang w:eastAsia="zh-CN"/>
+        </w:rPr>
+        <w:drawing>
+          <ns3:inline distT="0" distB="0" distL="114300" distR="114300">
+            <ns3:extent cx="5240020" cy="2601595"/>
+            <ns3:effectExtent l="4445" t="4445" r="13335" b="35560"/>
+            <ns3:docPr id="11" name="图表 11" descr="7b0a202020202263686172745265734964223a20223230343735383430220a7d0a"/>
+            <ns3:cNvGraphicFramePr/>
+            <ns4:graphic>
+              <ns4:graphicData uri="http://schemas.openxmlformats.org/drawingml/2006/chart">
+                <ns12:chart ns9:id="rId12"/>
+              </ns4:graphicData>
+            </ns4:graphic>
+          </ns3:inline>
+        </w:drawing>
+      </w:r>
+    </w:p>
+    <w:p ns2:paraId="6FEF9D0C">
       <w:pPr>
         <w:keepNext w:val="0"/>
         <w:keepLines w:val="0"/>
@@ -4982,7 +5058,7 @@
         </w:rPr>
       </w:pPr>
     </w:p>
-    <w:p>
+    <w:p ns2:paraId="062BDC27">
       <w:pPr>
         <w:pStyle w:val="3"/>
         <w:pageBreakBefore w:val="0"/>
@@ -5011,7 +5087,7 @@
       </w:r>
       <w:bookmarkEnd w:id="15"/>
     </w:p>
-    <w:p>
+    <w:p ns2:paraId="309B9A6C">
       <w:pPr>
         <w:pStyle w:val="4"/>
         <w:keepNext/>
@@ -5085,7 +5161,7 @@
         <w:gridCol w:w="1494"/>
         <w:gridCol w:w="1496"/>
       </w:tblGrid>
-      <w:tr>
+      <w:tr ns2:paraId="7EA3F9FD">
         <w:tblPrEx>
           <w:tblBorders>
             <w:top w:val="none" w:color="auto" w:sz="0" w:space="0"/>
@@ -5120,7 +5196,7 @@
             <w:noWrap/>
             <w:vAlign w:val="center"/>
           </w:tcPr>
-          <w:p>
+          <w:p ns2:paraId="08AD6E1E">
             <w:pPr>
               <w:keepNext w:val="0"/>
               <w:keepLines w:val="0"/>
@@ -5169,7 +5245,7 @@
             <w:noWrap/>
             <w:vAlign w:val="center"/>
           </w:tcPr>
-          <w:p>
+          <w:p ns2:paraId="1B2E7BCF">
             <w:pPr>
               <w:keepNext w:val="0"/>
               <w:keepLines w:val="0"/>
@@ -5220,7 +5296,7 @@
             <w:noWrap/>
             <w:vAlign w:val="center"/>
           </w:tcPr>
-          <w:p>
+          <w:p ns2:paraId="736A4CE8">
             <w:pPr>
               <w:keepNext w:val="0"/>
               <w:keepLines w:val="0"/>
@@ -5271,7 +5347,7 @@
             <w:noWrap/>
             <w:vAlign w:val="center"/>
           </w:tcPr>
-          <w:p>
+          <w:p ns2:paraId="0D226F51">
             <w:pPr>
               <w:keepNext w:val="0"/>
               <w:keepLines w:val="0"/>
@@ -5322,7 +5398,7 @@
             <w:noWrap/>
             <w:vAlign w:val="center"/>
           </w:tcPr>
-          <w:p>
+          <w:p ns2:paraId="31F85F23">
             <w:pPr>
               <w:keepNext w:val="0"/>
               <w:keepLines w:val="0"/>
@@ -5373,7 +5449,7 @@
             <w:noWrap/>
             <w:vAlign w:val="center"/>
           </w:tcPr>
-          <w:p>
+          <w:p ns2:paraId="776F4B2D">
             <w:pPr>
               <w:keepNext w:val="0"/>
               <w:keepLines w:val="0"/>
@@ -5412,7 +5488,7 @@
           </w:p>
         </w:tc>
       </w:tr>
-      <w:tr>
+      <w:tr ns2:paraId="24BA0562">
         <w:tblPrEx>
           <w:tblBorders>
             <w:top w:val="none" w:color="auto" w:sz="0" w:space="0"/>
@@ -5447,7 +5523,7 @@
             <w:noWrap/>
             <w:vAlign w:val="center"/>
           </w:tcPr>
-          <w:p>
+          <w:p ns2:paraId="17E325A1">
             <w:pPr>
               <w:jc w:val="center"/>
               <w:rPr>
@@ -5477,7 +5553,7 @@
             <w:noWrap/>
             <w:vAlign w:val="center"/>
           </w:tcPr>
-          <w:p>
+          <w:p ns2:paraId="70A805CD">
             <w:pPr>
               <w:keepNext w:val="0"/>
               <w:keepLines w:val="0"/>
@@ -5526,7 +5602,7 @@
             <w:noWrap/>
             <w:vAlign w:val="center"/>
           </w:tcPr>
-          <w:p>
+          <w:p ns2:paraId="28889C9E">
             <w:pPr>
               <w:keepNext w:val="0"/>
               <w:keepLines w:val="0"/>
@@ -5575,7 +5651,7 @@
             <w:noWrap/>
             <w:vAlign w:val="center"/>
           </w:tcPr>
-          <w:p>
+          <w:p ns2:paraId="18265E98">
             <w:pPr>
               <w:keepNext w:val="0"/>
               <w:keepLines w:val="0"/>
@@ -5624,7 +5700,7 @@
             <w:noWrap/>
             <w:vAlign w:val="center"/>
           </w:tcPr>
-          <w:p>
+          <w:p ns2:paraId="07328D70">
             <w:pPr>
               <w:keepNext w:val="0"/>
               <w:keepLines w:val="0"/>
@@ -5675,7 +5751,7 @@
             <w:noWrap/>
             <w:vAlign w:val="center"/>
           </w:tcPr>
-          <w:p>
+          <w:p ns2:paraId="3B4C423E">
             <w:pPr>
               <w:keepNext w:val="0"/>
               <w:keepLines w:val="0"/>
@@ -5714,7 +5790,7 @@
           </w:p>
         </w:tc>
       </w:tr>
-      <w:tr>
+      <w:tr ns2:paraId="7DBF745D">
         <w:tblPrEx>
           <w:tblBorders>
             <w:top w:val="none" w:color="auto" w:sz="0" w:space="0"/>
@@ -5749,7 +5825,7 @@
             <w:noWrap/>
             <w:vAlign w:val="center"/>
           </w:tcPr>
-          <w:p>
+          <w:p ns2:paraId="7BB08899">
             <w:pPr>
               <w:jc w:val="center"/>
               <w:rPr>
@@ -5779,7 +5855,7 @@
             <w:noWrap/>
             <w:vAlign w:val="center"/>
           </w:tcPr>
-          <w:p>
+          <w:p ns2:paraId="6742B846">
             <w:pPr>
               <w:keepNext w:val="0"/>
               <w:keepLines w:val="0"/>
@@ -5828,7 +5904,7 @@
             <w:noWrap/>
             <w:vAlign w:val="center"/>
           </w:tcPr>
-          <w:p>
+          <w:p ns2:paraId="1F47C4A9">
             <w:pPr>
               <w:keepNext w:val="0"/>
               <w:keepLines w:val="0"/>
@@ -5877,7 +5953,7 @@
             <w:noWrap/>
             <w:vAlign w:val="center"/>
           </w:tcPr>
-          <w:p>
+          <w:p ns2:paraId="3B0BF7C1">
             <w:pPr>
               <w:keepNext w:val="0"/>
               <w:keepLines w:val="0"/>
@@ -5926,7 +6002,7 @@
             <w:noWrap/>
             <w:vAlign w:val="center"/>
           </w:tcPr>
-          <w:p>
+          <w:p ns2:paraId="34B33F64">
             <w:pPr>
               <w:keepNext w:val="0"/>
               <w:keepLines w:val="0"/>
@@ -5977,7 +6053,7 @@
             <w:noWrap/>
             <w:vAlign w:val="center"/>
           </w:tcPr>
-          <w:p>
+          <w:p ns2:paraId="23F13929">
             <w:pPr>
               <w:keepNext w:val="0"/>
               <w:keepLines w:val="0"/>
@@ -6017,7 +6093,7 @@
         </w:tc>
       </w:tr>
     </w:tbl>
-    <w:p>
+    <w:p ns2:paraId="0107EF0C">
       <w:pPr>
         <w:rPr>
           <w:rFonts w:hint="eastAsia" w:ascii="汉仪中宋简" w:hAnsi="汉仪中宋简" w:eastAsia="汉仪中宋简" w:cs="汉仪中宋简"/>
@@ -6025,7 +6101,7 @@
         </w:rPr>
       </w:pPr>
     </w:p>
-    <w:p>
+    <w:p ns2:paraId="7DEDD867">
       <w:pPr>
         <w:keepNext w:val="0"/>
         <w:keepLines w:val="0"/>
@@ -6064,7 +6140,7 @@
         <w:t>调研结果呈现出极高的正向反馈比例。具体来看，44.95%的患者反馈血压能够稳定在正常范围，该部分患者通过规律服药实现了血压的精准管控，这是药物疗效达标的核心体现；48.96%的患者表示血压多数时间在正常范围，说明药物对该群体的血压调节具备持续有效性，仅在特殊生理状态或生活习惯波动时可能出现短暂波动，整体仍处于可控区间。两者合计占比高达93.91%，充分印证了厄贝沙坦氢氯噻嗪片作为复方降压药物的临床优势，其通过厄贝沙坦与氢氯噻嗪的协同作用，能够有效覆盖多数高血压患者的降压需求。此外，仅6.09%的患者存在血压偶尔超出正常范围的情况，无患者反馈血压持续失控，结合临床经验推测，该部分患者的血压波动可能与个体代谢差异、用药依从性细节偏差或生活方式干预不足相关，而非药物本身疗效不足，进一步说明该药物的整体疗效稳定性和可靠性。​</w:t>
       </w:r>
     </w:p>
-    <w:p>
+    <w:p ns2:paraId="095C7902">
       <w:pPr>
         <w:pStyle w:val="3"/>
         <w:pageBreakBefore w:val="0"/>
@@ -6095,7 +6171,7 @@
       </w:r>
       <w:bookmarkEnd w:id="16"/>
     </w:p>
-    <w:p>
+    <w:p ns2:paraId="24CF4E33">
       <w:pPr>
         <w:pStyle w:val="4"/>
         <w:keepNext/>
@@ -6169,7 +6245,7 @@
         <w:gridCol w:w="1434"/>
         <w:gridCol w:w="1435"/>
       </w:tblGrid>
-      <w:tr>
+      <w:tr ns2:paraId="4DC8D73C">
         <w:tblPrEx>
           <w:tblBorders>
             <w:top w:val="none" w:color="auto" w:sz="0" w:space="0"/>
@@ -6204,7 +6280,7 @@
             <w:noWrap/>
             <w:vAlign w:val="center"/>
           </w:tcPr>
-          <w:p>
+          <w:p ns2:paraId="0665E778">
             <w:pPr>
               <w:keepNext w:val="0"/>
               <w:keepLines w:val="0"/>
@@ -6253,7 +6329,7 @@
             <w:noWrap/>
             <w:vAlign w:val="center"/>
           </w:tcPr>
-          <w:p>
+          <w:p ns2:paraId="56574017">
             <w:pPr>
               <w:keepNext w:val="0"/>
               <w:keepLines w:val="0"/>
@@ -6302,7 +6378,7 @@
             <w:noWrap/>
             <w:vAlign w:val="center"/>
           </w:tcPr>
-          <w:p>
+          <w:p ns2:paraId="2F953B22">
             <w:pPr>
               <w:keepNext w:val="0"/>
               <w:keepLines w:val="0"/>
@@ -6351,7 +6427,7 @@
             <w:noWrap/>
             <w:vAlign w:val="center"/>
           </w:tcPr>
-          <w:p>
+          <w:p ns2:paraId="34203C61">
             <w:pPr>
               <w:keepNext w:val="0"/>
               <w:keepLines w:val="0"/>
@@ -6400,7 +6476,7 @@
             <w:noWrap/>
             <w:vAlign w:val="center"/>
           </w:tcPr>
-          <w:p>
+          <w:p ns2:paraId="612A7772">
             <w:pPr>
               <w:keepNext w:val="0"/>
               <w:keepLines w:val="0"/>
@@ -6449,7 +6525,7 @@
             <w:noWrap/>
             <w:vAlign w:val="center"/>
           </w:tcPr>
-          <w:p>
+          <w:p ns2:paraId="5FDF4EA3">
             <w:pPr>
               <w:keepNext w:val="0"/>
               <w:keepLines w:val="0"/>
@@ -6486,7 +6562,7 @@
           </w:p>
         </w:tc>
       </w:tr>
-      <w:tr>
+      <w:tr ns2:paraId="1BFA2E66">
         <w:tblPrEx>
           <w:tblBorders>
             <w:top w:val="none" w:color="auto" w:sz="0" w:space="0"/>
@@ -6520,7 +6596,7 @@
             <w:noWrap/>
             <w:vAlign w:val="center"/>
           </w:tcPr>
-          <w:p>
+          <w:p ns2:paraId="48B34AA1">
             <w:pPr>
               <w:jc w:val="center"/>
               <w:rPr>
@@ -6550,7 +6626,7 @@
             <w:noWrap/>
             <w:vAlign w:val="center"/>
           </w:tcPr>
-          <w:p>
+          <w:p ns2:paraId="55E9F0F3">
             <w:pPr>
               <w:keepNext w:val="0"/>
               <w:keepLines w:val="0"/>
@@ -6599,7 +6675,7 @@
             <w:noWrap/>
             <w:vAlign w:val="center"/>
           </w:tcPr>
-          <w:p>
+          <w:p ns2:paraId="223C6975">
             <w:pPr>
               <w:keepNext w:val="0"/>
               <w:keepLines w:val="0"/>
@@ -6648,7 +6724,7 @@
             <w:noWrap/>
             <w:vAlign w:val="center"/>
           </w:tcPr>
-          <w:p>
+          <w:p ns2:paraId="6B9E0C0D">
             <w:pPr>
               <w:keepNext w:val="0"/>
               <w:keepLines w:val="0"/>
@@ -6697,7 +6773,7 @@
             <w:noWrap/>
             <w:vAlign w:val="center"/>
           </w:tcPr>
-          <w:p>
+          <w:p ns2:paraId="0E0274C8">
             <w:pPr>
               <w:keepNext w:val="0"/>
               <w:keepLines w:val="0"/>
@@ -6746,7 +6822,7 @@
             <w:noWrap/>
             <w:vAlign w:val="center"/>
           </w:tcPr>
-          <w:p>
+          <w:p ns2:paraId="43BC7926">
             <w:pPr>
               <w:keepNext w:val="0"/>
               <w:keepLines w:val="0"/>
@@ -6783,7 +6859,7 @@
           </w:p>
         </w:tc>
       </w:tr>
-      <w:tr>
+      <w:tr ns2:paraId="0F99EFCB">
         <w:tblPrEx>
           <w:tblBorders>
             <w:top w:val="none" w:color="auto" w:sz="0" w:space="0"/>
@@ -6817,7 +6893,7 @@
             <w:noWrap/>
             <w:vAlign w:val="center"/>
           </w:tcPr>
-          <w:p>
+          <w:p ns2:paraId="76F4FD79">
             <w:pPr>
               <w:jc w:val="center"/>
               <w:rPr>
@@ -6847,7 +6923,7 @@
             <w:noWrap/>
             <w:vAlign w:val="center"/>
           </w:tcPr>
-          <w:p>
+          <w:p ns2:paraId="2BB906BA">
             <w:pPr>
               <w:keepNext w:val="0"/>
               <w:keepLines w:val="0"/>
@@ -6896,7 +6972,7 @@
             <w:noWrap/>
             <w:vAlign w:val="center"/>
           </w:tcPr>
-          <w:p>
+          <w:p ns2:paraId="3C7C7E1D">
             <w:pPr>
               <w:keepNext w:val="0"/>
               <w:keepLines w:val="0"/>
@@ -6945,7 +7021,7 @@
             <w:noWrap/>
             <w:vAlign w:val="center"/>
           </w:tcPr>
-          <w:p>
+          <w:p ns2:paraId="44DC1EDB">
             <w:pPr>
               <w:keepNext w:val="0"/>
               <w:keepLines w:val="0"/>
@@ -6994,7 +7070,7 @@
             <w:noWrap/>
             <w:vAlign w:val="center"/>
           </w:tcPr>
-          <w:p>
+          <w:p ns2:paraId="07D4D820">
             <w:pPr>
               <w:keepNext w:val="0"/>
               <w:keepLines w:val="0"/>
@@ -7043,7 +7119,7 @@
             <w:noWrap/>
             <w:vAlign w:val="center"/>
           </w:tcPr>
-          <w:p>
+          <w:p ns2:paraId="7747184C">
             <w:pPr>
               <w:keepNext w:val="0"/>
               <w:keepLines w:val="0"/>
@@ -7081,7 +7157,7 @@
         </w:tc>
       </w:tr>
     </w:tbl>
-    <w:p>
+    <w:p ns2:paraId="67BFDFB0">
       <w:pPr>
         <w:keepNext w:val="0"/>
         <w:keepLines w:val="0"/>
@@ -7120,7 +7196,7 @@
         <w:t>头晕、头痛是降压药物初期常见的不良反应，与血管扩张带来的脑部供血变化相关，其发生情况直接反映药物的安全性与患者耐受性。本次调研显示，52.56%的患者明确表示从未出现该症状，41.35%的患者反馈很少出现且几乎无感觉，两者合计占比93.91%，表明该药物对患者脑血管调节功能的影响极小，多数患者可快速适应药物作用。仅6.09%的患者出现偶尔轻微且可耐受的症状，无任何严重症状案例，说明即便出现不良反应，程度也较为轻微，不会对患者正常工作与生活造成干扰，进一步验证了该药物的安全性优势，为患者长期规律用药奠定了基础。​</w:t>
       </w:r>
     </w:p>
-    <w:p>
+    <w:p ns2:paraId="08B2DF8A">
       <w:pPr>
         <w:pStyle w:val="4"/>
         <w:keepNext/>
@@ -7194,7 +7270,7 @@
         <w:gridCol w:w="1318"/>
         <w:gridCol w:w="1318"/>
       </w:tblGrid>
-      <w:tr>
+      <w:tr ns2:paraId="59E1E7DC">
         <w:tblPrEx>
           <w:tblBorders>
             <w:top w:val="none" w:color="auto" w:sz="0" w:space="0"/>
@@ -7229,7 +7305,7 @@
             <w:noWrap/>
             <w:vAlign w:val="center"/>
           </w:tcPr>
-          <w:p>
+          <w:p ns2:paraId="3E250565">
             <w:pPr>
               <w:keepNext w:val="0"/>
               <w:keepLines w:val="0"/>
@@ -7278,7 +7354,7 @@
             <w:noWrap/>
             <w:vAlign w:val="center"/>
           </w:tcPr>
-          <w:p>
+          <w:p ns2:paraId="43CC8C45">
             <w:pPr>
               <w:keepNext w:val="0"/>
               <w:keepLines w:val="0"/>
@@ -7327,7 +7403,7 @@
             <w:noWrap/>
             <w:vAlign w:val="center"/>
           </w:tcPr>
-          <w:p>
+          <w:p ns2:paraId="6CC7B06C">
             <w:pPr>
               <w:keepNext w:val="0"/>
               <w:keepLines w:val="0"/>
@@ -7376,7 +7452,7 @@
             <w:noWrap/>
             <w:vAlign w:val="center"/>
           </w:tcPr>
-          <w:p>
+          <w:p ns2:paraId="32572A31">
             <w:pPr>
               <w:keepNext w:val="0"/>
               <w:keepLines w:val="0"/>
@@ -7425,7 +7501,7 @@
             <w:noWrap/>
             <w:vAlign w:val="center"/>
           </w:tcPr>
-          <w:p>
+          <w:p ns2:paraId="5605CE29">
             <w:pPr>
               <w:keepNext w:val="0"/>
               <w:keepLines w:val="0"/>
@@ -7474,7 +7550,7 @@
             <w:noWrap/>
             <w:vAlign w:val="center"/>
           </w:tcPr>
-          <w:p>
+          <w:p ns2:paraId="5246F8FB">
             <w:pPr>
               <w:keepNext w:val="0"/>
               <w:keepLines w:val="0"/>
@@ -7511,7 +7587,7 @@
           </w:p>
         </w:tc>
       </w:tr>
-      <w:tr>
+      <w:tr ns2:paraId="3460A6E8">
         <w:tblPrEx>
           <w:tblBorders>
             <w:top w:val="none" w:color="auto" w:sz="0" w:space="0"/>
@@ -7546,7 +7622,7 @@
             <w:noWrap/>
             <w:vAlign w:val="center"/>
           </w:tcPr>
-          <w:p>
+          <w:p ns2:paraId="6CA8FA64">
             <w:pPr>
               <w:jc w:val="center"/>
               <w:rPr>
@@ -7576,7 +7652,7 @@
             <w:noWrap/>
             <w:vAlign w:val="center"/>
           </w:tcPr>
-          <w:p>
+          <w:p ns2:paraId="2D270A5B">
             <w:pPr>
               <w:keepNext w:val="0"/>
               <w:keepLines w:val="0"/>
@@ -7625,7 +7701,7 @@
             <w:noWrap/>
             <w:vAlign w:val="center"/>
           </w:tcPr>
-          <w:p>
+          <w:p ns2:paraId="422D6F09">
             <w:pPr>
               <w:keepNext w:val="0"/>
               <w:keepLines w:val="0"/>
@@ -7674,7 +7750,7 @@
             <w:noWrap/>
             <w:vAlign w:val="center"/>
           </w:tcPr>
-          <w:p>
+          <w:p ns2:paraId="588CF366">
             <w:pPr>
               <w:keepNext w:val="0"/>
               <w:keepLines w:val="0"/>
@@ -7723,7 +7799,7 @@
             <w:noWrap/>
             <w:vAlign w:val="center"/>
           </w:tcPr>
-          <w:p>
+          <w:p ns2:paraId="1B51B84A">
             <w:pPr>
               <w:keepNext w:val="0"/>
               <w:keepLines w:val="0"/>
@@ -7772,7 +7848,7 @@
             <w:noWrap/>
             <w:vAlign w:val="center"/>
           </w:tcPr>
-          <w:p>
+          <w:p ns2:paraId="5C7DCC45">
             <w:pPr>
               <w:keepNext w:val="0"/>
               <w:keepLines w:val="0"/>
@@ -7809,7 +7885,7 @@
           </w:p>
         </w:tc>
       </w:tr>
-      <w:tr>
+      <w:tr ns2:paraId="3750A4F7">
         <w:tblPrEx>
           <w:tblBorders>
             <w:top w:val="none" w:color="auto" w:sz="0" w:space="0"/>
@@ -7844,7 +7920,7 @@
             <w:noWrap/>
             <w:vAlign w:val="center"/>
           </w:tcPr>
-          <w:p>
+          <w:p ns2:paraId="1B5335A8">
             <w:pPr>
               <w:jc w:val="center"/>
               <w:rPr>
@@ -7874,7 +7950,7 @@
             <w:noWrap/>
             <w:vAlign w:val="center"/>
           </w:tcPr>
-          <w:p>
+          <w:p ns2:paraId="73213467">
             <w:pPr>
               <w:keepNext w:val="0"/>
               <w:keepLines w:val="0"/>
@@ -7923,7 +7999,7 @@
             <w:noWrap/>
             <w:vAlign w:val="center"/>
           </w:tcPr>
-          <w:p>
+          <w:p ns2:paraId="135B4102">
             <w:pPr>
               <w:keepNext w:val="0"/>
               <w:keepLines w:val="0"/>
@@ -7972,7 +8048,7 @@
             <w:noWrap/>
             <w:vAlign w:val="center"/>
           </w:tcPr>
-          <w:p>
+          <w:p ns2:paraId="1AEA5F00">
             <w:pPr>
               <w:keepNext w:val="0"/>
               <w:keepLines w:val="0"/>
@@ -8021,7 +8097,7 @@
             <w:noWrap/>
             <w:vAlign w:val="center"/>
           </w:tcPr>
-          <w:p>
+          <w:p ns2:paraId="310A6EE1">
             <w:pPr>
               <w:keepNext w:val="0"/>
               <w:keepLines w:val="0"/>
@@ -8070,7 +8146,7 @@
             <w:noWrap/>
             <w:vAlign w:val="center"/>
           </w:tcPr>
-          <w:p>
+          <w:p ns2:paraId="6CC7C9F5">
             <w:pPr>
               <w:keepNext w:val="0"/>
               <w:keepLines w:val="0"/>
@@ -8108,7 +8184,7 @@
         </w:tc>
       </w:tr>
     </w:tbl>
-    <w:p>
+    <w:p ns2:paraId="22E10E77">
       <w:pPr>
         <w:rPr>
           <w:rFonts w:hint="eastAsia" w:ascii="汉仪中宋简" w:hAnsi="汉仪中宋简" w:eastAsia="汉仪中宋简" w:cs="汉仪中宋简"/>
@@ -8116,7 +8192,7 @@
         </w:rPr>
       </w:pPr>
     </w:p>
-    <w:p>
+    <w:p ns2:paraId="692990EB">
       <w:pPr>
         <w:keepNext w:val="0"/>
         <w:keepLines w:val="0"/>
@@ -8155,7 +8231,7 @@
         <w:t>氢氯噻嗪作为利尿剂，其作用机制可能导致尿量增加，进而引发口渴感，这是该类成分常见的潜在不良反应，也是评估药物剂量配比科学性的重要指标。本次调研结果显示，45.86%的患者从未出现口渴、多尿情况，48.05%的患者很少出现且几乎不察觉，合计占比达93.91%，说明该药物的剂量配比经过科学优化，能够在充分发挥利尿剂降压作用的同时，最大限度降低其对患者水电解质平衡的影响，减少不良反应发生。仅6.09%的患者偶尔出现相关症状且无明显影响，进一步佐证了患者对该药物的良好耐受性，也体现了复方制剂协同作用的优势，兼顾疗效与安全性。</w:t>
       </w:r>
     </w:p>
-    <w:p>
+    <w:p ns2:paraId="12A7EA35">
       <w:pPr>
         <w:pStyle w:val="3"/>
         <w:pageBreakBefore w:val="0"/>
@@ -8184,7 +8260,7 @@
       </w:r>
       <w:bookmarkEnd w:id="17"/>
     </w:p>
-    <w:p>
+    <w:p ns2:paraId="6C112BBD">
       <w:pPr>
         <w:pStyle w:val="4"/>
         <w:keepNext/>
@@ -8258,7 +8334,7 @@
         <w:gridCol w:w="1429"/>
         <w:gridCol w:w="1429"/>
       </w:tblGrid>
-      <w:tr>
+      <w:tr ns2:paraId="50E9C50D">
         <w:tblPrEx>
           <w:tblBorders>
             <w:top w:val="none" w:color="auto" w:sz="0" w:space="0"/>
@@ -8293,7 +8369,7 @@
             <w:noWrap/>
             <w:vAlign w:val="center"/>
           </w:tcPr>
-          <w:p>
+          <w:p ns2:paraId="09F6B614">
             <w:pPr>
               <w:keepNext w:val="0"/>
               <w:keepLines w:val="0"/>
@@ -8335,7 +8411,7 @@
             <w:noWrap/>
             <w:vAlign w:val="center"/>
           </w:tcPr>
-          <w:p>
+          <w:p ns2:paraId="221EDF55">
             <w:pPr>
               <w:keepNext w:val="0"/>
               <w:keepLines w:val="0"/>
@@ -8384,7 +8460,7 @@
             <w:noWrap/>
             <w:vAlign w:val="center"/>
           </w:tcPr>
-          <w:p>
+          <w:p ns2:paraId="2558B0A6">
             <w:pPr>
               <w:keepNext w:val="0"/>
               <w:keepLines w:val="0"/>
@@ -8433,7 +8509,7 @@
             <w:noWrap/>
             <w:vAlign w:val="center"/>
           </w:tcPr>
-          <w:p>
+          <w:p ns2:paraId="75A2557B">
             <w:pPr>
               <w:keepNext w:val="0"/>
               <w:keepLines w:val="0"/>
@@ -8482,7 +8558,7 @@
             <w:noWrap/>
             <w:vAlign w:val="center"/>
           </w:tcPr>
-          <w:p>
+          <w:p ns2:paraId="76C4E129">
             <w:pPr>
               <w:keepNext w:val="0"/>
               <w:keepLines w:val="0"/>
@@ -8531,7 +8607,7 @@
             <w:noWrap/>
             <w:vAlign w:val="center"/>
           </w:tcPr>
-          <w:p>
+          <w:p ns2:paraId="5F424DC4">
             <w:pPr>
               <w:keepNext w:val="0"/>
               <w:keepLines w:val="0"/>
@@ -8568,7 +8644,7 @@
           </w:p>
         </w:tc>
       </w:tr>
-      <w:tr>
+      <w:tr ns2:paraId="2065DC1E">
         <w:tblPrEx>
           <w:tblBorders>
             <w:top w:val="none" w:color="auto" w:sz="0" w:space="0"/>
@@ -8603,7 +8679,7 @@
             <w:noWrap/>
             <w:vAlign w:val="center"/>
           </w:tcPr>
-          <w:p>
+          <w:p ns2:paraId="5BF9FA66">
             <w:pPr>
               <w:jc w:val="center"/>
               <w:rPr>
@@ -8633,7 +8709,7 @@
             <w:noWrap/>
             <w:vAlign w:val="center"/>
           </w:tcPr>
-          <w:p>
+          <w:p ns2:paraId="20DAEBA1">
             <w:pPr>
               <w:keepNext w:val="0"/>
               <w:keepLines w:val="0"/>
@@ -8682,7 +8758,7 @@
             <w:noWrap/>
             <w:vAlign w:val="center"/>
           </w:tcPr>
-          <w:p>
+          <w:p ns2:paraId="12DE441F">
             <w:pPr>
               <w:keepNext w:val="0"/>
               <w:keepLines w:val="0"/>
@@ -8731,7 +8807,7 @@
             <w:noWrap/>
             <w:vAlign w:val="center"/>
           </w:tcPr>
-          <w:p>
+          <w:p ns2:paraId="6064E03A">
             <w:pPr>
               <w:keepNext w:val="0"/>
               <w:keepLines w:val="0"/>
@@ -8780,7 +8856,7 @@
             <w:noWrap/>
             <w:vAlign w:val="center"/>
           </w:tcPr>
-          <w:p>
+          <w:p ns2:paraId="211174CE">
             <w:pPr>
               <w:keepNext w:val="0"/>
               <w:keepLines w:val="0"/>
@@ -8829,7 +8905,7 @@
             <w:noWrap/>
             <w:vAlign w:val="center"/>
           </w:tcPr>
-          <w:p>
+          <w:p ns2:paraId="1BAA0E35">
             <w:pPr>
               <w:keepNext w:val="0"/>
               <w:keepLines w:val="0"/>
@@ -8866,7 +8942,7 @@
           </w:p>
         </w:tc>
       </w:tr>
-      <w:tr>
+      <w:tr ns2:paraId="6C684088">
         <w:tblPrEx>
           <w:tblBorders>
             <w:top w:val="none" w:color="auto" w:sz="0" w:space="0"/>
@@ -8901,7 +8977,7 @@
             <w:noWrap/>
             <w:vAlign w:val="center"/>
           </w:tcPr>
-          <w:p>
+          <w:p ns2:paraId="1B56F8C2">
             <w:pPr>
               <w:jc w:val="center"/>
               <w:rPr>
@@ -8931,7 +9007,7 @@
             <w:noWrap/>
             <w:vAlign w:val="center"/>
           </w:tcPr>
-          <w:p>
+          <w:p ns2:paraId="08A9F67F">
             <w:pPr>
               <w:keepNext w:val="0"/>
               <w:keepLines w:val="0"/>
@@ -8980,7 +9056,7 @@
             <w:noWrap/>
             <w:vAlign w:val="center"/>
           </w:tcPr>
-          <w:p>
+          <w:p ns2:paraId="3B27F442">
             <w:pPr>
               <w:keepNext w:val="0"/>
               <w:keepLines w:val="0"/>
@@ -9029,7 +9105,7 @@
             <w:noWrap/>
             <w:vAlign w:val="center"/>
           </w:tcPr>
-          <w:p>
+          <w:p ns2:paraId="21FC47C1">
             <w:pPr>
               <w:keepNext w:val="0"/>
               <w:keepLines w:val="0"/>
@@ -9078,7 +9154,7 @@
             <w:noWrap/>
             <w:vAlign w:val="center"/>
           </w:tcPr>
-          <w:p>
+          <w:p ns2:paraId="7861DC88">
             <w:pPr>
               <w:keepNext w:val="0"/>
               <w:keepLines w:val="0"/>
@@ -9127,7 +9203,7 @@
             <w:noWrap/>
             <w:vAlign w:val="center"/>
           </w:tcPr>
-          <w:p>
+          <w:p ns2:paraId="1CFC469A">
             <w:pPr>
               <w:keepNext w:val="0"/>
               <w:keepLines w:val="0"/>
@@ -9165,7 +9241,7 @@
         </w:tc>
       </w:tr>
     </w:tbl>
-    <w:p>
+    <w:p ns2:paraId="084DF769">
       <w:pPr>
         <w:keepNext w:val="0"/>
         <w:keepLines w:val="0"/>
@@ -9204,7 +9280,7 @@
         <w:t>购药渠道的选择直接关系到药品质量与用药安全，是反映患者用药认知的重要维度。本次调研显示，36.97%的患者通过医院药房购买，28.99%通过线下连锁药店购买，两者合计占比65.96%，体现了多数患者对正规购药渠道的信任，能够通过可靠渠道获取药品，有效规避非正规药品的质量风险；12.00%的患者选择正规网上药店，反映出部分患者对购药便利性、时效性的需求，契合当前数字化购药的发展趋势；而22.04%的患者通过其他渠道购买，该部分渠道信息不明确，存在购买到假冒伪劣药品的潜在风险，需重点关注并引导。</w:t>
       </w:r>
     </w:p>
-    <w:p>
+    <w:p ns2:paraId="613F0823">
       <w:pPr>
         <w:pStyle w:val="4"/>
         <w:keepNext/>
@@ -9278,7 +9354,7 @@
         <w:gridCol w:w="1426"/>
         <w:gridCol w:w="1428"/>
       </w:tblGrid>
-      <w:tr>
+      <w:tr ns2:paraId="536F86BC">
         <w:tblPrEx>
           <w:tblBorders>
             <w:top w:val="none" w:color="auto" w:sz="0" w:space="0"/>
@@ -9313,7 +9389,7 @@
             <w:noWrap/>
             <w:vAlign w:val="center"/>
           </w:tcPr>
-          <w:p>
+          <w:p ns2:paraId="5392A41A">
             <w:pPr>
               <w:keepNext w:val="0"/>
               <w:keepLines w:val="0"/>
@@ -9362,7 +9438,7 @@
             <w:noWrap/>
             <w:vAlign w:val="center"/>
           </w:tcPr>
-          <w:p>
+          <w:p ns2:paraId="5968C00F">
             <w:pPr>
               <w:keepNext w:val="0"/>
               <w:keepLines w:val="0"/>
@@ -9411,7 +9487,7 @@
             <w:noWrap/>
             <w:vAlign w:val="center"/>
           </w:tcPr>
-          <w:p>
+          <w:p ns2:paraId="63187382">
             <w:pPr>
               <w:keepNext w:val="0"/>
               <w:keepLines w:val="0"/>
@@ -9460,7 +9536,7 @@
             <w:noWrap/>
             <w:vAlign w:val="center"/>
           </w:tcPr>
-          <w:p>
+          <w:p ns2:paraId="05489B5E">
             <w:pPr>
               <w:keepNext w:val="0"/>
               <w:keepLines w:val="0"/>
@@ -9509,7 +9585,7 @@
             <w:noWrap/>
             <w:vAlign w:val="center"/>
           </w:tcPr>
-          <w:p>
+          <w:p ns2:paraId="6BFF562F">
             <w:pPr>
               <w:keepNext w:val="0"/>
               <w:keepLines w:val="0"/>
@@ -9558,7 +9634,7 @@
             <w:noWrap/>
             <w:vAlign w:val="center"/>
           </w:tcPr>
-          <w:p>
+          <w:p ns2:paraId="1E7F1372">
             <w:pPr>
               <w:keepNext w:val="0"/>
               <w:keepLines w:val="0"/>
@@ -9595,7 +9671,7 @@
           </w:p>
         </w:tc>
       </w:tr>
-      <w:tr>
+      <w:tr ns2:paraId="24D789C2">
         <w:tblPrEx>
           <w:tblBorders>
             <w:top w:val="none" w:color="auto" w:sz="0" w:space="0"/>
@@ -9630,7 +9706,7 @@
             <w:noWrap/>
             <w:vAlign w:val="center"/>
           </w:tcPr>
-          <w:p>
+          <w:p ns2:paraId="6895E5C4">
             <w:pPr>
               <w:jc w:val="center"/>
               <w:rPr>
@@ -9660,7 +9736,7 @@
             <w:noWrap/>
             <w:vAlign w:val="center"/>
           </w:tcPr>
-          <w:p>
+          <w:p ns2:paraId="563DF4FC">
             <w:pPr>
               <w:keepNext w:val="0"/>
               <w:keepLines w:val="0"/>
@@ -9709,7 +9785,7 @@
             <w:noWrap/>
             <w:vAlign w:val="center"/>
           </w:tcPr>
-          <w:p>
+          <w:p ns2:paraId="2C355482">
             <w:pPr>
               <w:keepNext w:val="0"/>
               <w:keepLines w:val="0"/>
@@ -9758,7 +9834,7 @@
             <w:noWrap/>
             <w:vAlign w:val="center"/>
           </w:tcPr>
-          <w:p>
+          <w:p ns2:paraId="5B20945E">
             <w:pPr>
               <w:keepNext w:val="0"/>
               <w:keepLines w:val="0"/>
@@ -9807,7 +9883,7 @@
             <w:noWrap/>
             <w:vAlign w:val="center"/>
           </w:tcPr>
-          <w:p>
+          <w:p ns2:paraId="59D8CF2A">
             <w:pPr>
               <w:keepNext w:val="0"/>
               <w:keepLines w:val="0"/>
@@ -9856,7 +9932,7 @@
             <w:noWrap/>
             <w:vAlign w:val="center"/>
           </w:tcPr>
-          <w:p>
+          <w:p ns2:paraId="0D9BD7EE">
             <w:pPr>
               <w:keepNext w:val="0"/>
               <w:keepLines w:val="0"/>
@@ -9893,7 +9969,7 @@
           </w:p>
         </w:tc>
       </w:tr>
-      <w:tr>
+      <w:tr ns2:paraId="530FCD58">
         <w:tblPrEx>
           <w:tblBorders>
             <w:top w:val="none" w:color="auto" w:sz="0" w:space="0"/>
@@ -9928,7 +10004,7 @@
             <w:noWrap/>
             <w:vAlign w:val="center"/>
           </w:tcPr>
-          <w:p>
+          <w:p ns2:paraId="369FC243">
             <w:pPr>
               <w:jc w:val="center"/>
               <w:rPr>
@@ -9958,7 +10034,7 @@
             <w:noWrap/>
             <w:vAlign w:val="center"/>
           </w:tcPr>
-          <w:p>
+          <w:p ns2:paraId="0C10716C">
             <w:pPr>
               <w:keepNext w:val="0"/>
               <w:keepLines w:val="0"/>
@@ -10007,7 +10083,7 @@
             <w:noWrap/>
             <w:vAlign w:val="center"/>
           </w:tcPr>
-          <w:p>
+          <w:p ns2:paraId="60A01A13">
             <w:pPr>
               <w:keepNext w:val="0"/>
               <w:keepLines w:val="0"/>
@@ -10056,7 +10132,7 @@
             <w:noWrap/>
             <w:vAlign w:val="center"/>
           </w:tcPr>
-          <w:p>
+          <w:p ns2:paraId="4C082526">
             <w:pPr>
               <w:keepNext w:val="0"/>
               <w:keepLines w:val="0"/>
@@ -10105,7 +10181,7 @@
             <w:noWrap/>
             <w:vAlign w:val="center"/>
           </w:tcPr>
-          <w:p>
+          <w:p ns2:paraId="50A93EB3">
             <w:pPr>
               <w:keepNext w:val="0"/>
               <w:keepLines w:val="0"/>
@@ -10154,7 +10230,7 @@
             <w:noWrap/>
             <w:vAlign w:val="center"/>
           </w:tcPr>
-          <w:p>
+          <w:p ns2:paraId="3C890DC9">
             <w:pPr>
               <w:keepNext w:val="0"/>
               <w:keepLines w:val="0"/>
@@ -10192,7 +10268,7 @@
         </w:tc>
       </w:tr>
     </w:tbl>
-    <w:p>
+    <w:p ns2:paraId="7A23ED7B">
       <w:pPr>
         <w:rPr>
           <w:rFonts w:hint="eastAsia" w:ascii="汉仪中宋简" w:hAnsi="汉仪中宋简" w:eastAsia="汉仪中宋简" w:cs="汉仪中宋简"/>
@@ -10200,7 +10276,7 @@
         </w:rPr>
       </w:pPr>
     </w:p>
-    <w:p>
+    <w:p ns2:paraId="5022CDFD">
       <w:pPr>
         <w:keepNext w:val="0"/>
         <w:keepLines w:val="0"/>
@@ -10239,7 +10315,7 @@
         <w:t>剂量遵医嘱情况是影响高血压治疗效果的关键因素，擅自调整剂量易导致血压波动，增加心脑血管并发症风险。调研结果显示，46.95%的患者能够始终严格遵守医嘱用药，31.97%的患者大部分时间遵守、仅偶尔微调，两者合计占比78.92%，说明多数患者具备基本的规范用药意识。但仍有21.08%的患者存在不规范用药情况，其中15.96%的患者经常根据自身感觉调整剂量，5.12%的患者从未按规定剂量服用，这类行为可能导致血压控制不佳或出现不良反应，是后续用药指导干预的重点群体。​</w:t>
       </w:r>
     </w:p>
-    <w:p>
+    <w:p ns2:paraId="2EA2B37B">
       <w:pPr>
         <w:pStyle w:val="4"/>
         <w:keepNext/>
@@ -10313,7 +10389,7 @@
         <w:gridCol w:w="1548"/>
         <w:gridCol w:w="1258"/>
       </w:tblGrid>
-      <w:tr>
+      <w:tr ns2:paraId="32996394">
         <w:tblPrEx>
           <w:tblBorders>
             <w:top w:val="none" w:color="auto" w:sz="0" w:space="0"/>
@@ -10348,7 +10424,7 @@
             <w:noWrap/>
             <w:vAlign w:val="center"/>
           </w:tcPr>
-          <w:p>
+          <w:p ns2:paraId="1F303C46">
             <w:pPr>
               <w:keepNext w:val="0"/>
               <w:keepLines w:val="0"/>
@@ -10397,7 +10473,7 @@
             <w:noWrap/>
             <w:vAlign w:val="center"/>
           </w:tcPr>
-          <w:p>
+          <w:p ns2:paraId="12C84403">
             <w:pPr>
               <w:keepNext w:val="0"/>
               <w:keepLines w:val="0"/>
@@ -10446,7 +10522,7 @@
             <w:noWrap/>
             <w:vAlign w:val="center"/>
           </w:tcPr>
-          <w:p>
+          <w:p ns2:paraId="704871DB">
             <w:pPr>
               <w:keepNext w:val="0"/>
               <w:keepLines w:val="0"/>
@@ -10495,7 +10571,7 @@
             <w:noWrap/>
             <w:vAlign w:val="center"/>
           </w:tcPr>
-          <w:p>
+          <w:p ns2:paraId="4A10D4ED">
             <w:pPr>
               <w:keepNext w:val="0"/>
               <w:keepLines w:val="0"/>
@@ -10544,7 +10620,7 @@
             <w:noWrap/>
             <w:vAlign w:val="center"/>
           </w:tcPr>
-          <w:p>
+          <w:p ns2:paraId="7217FE39">
             <w:pPr>
               <w:keepNext w:val="0"/>
               <w:keepLines w:val="0"/>
@@ -10593,7 +10669,7 @@
             <w:noWrap/>
             <w:vAlign w:val="center"/>
           </w:tcPr>
-          <w:p>
+          <w:p ns2:paraId="25CBCF2B">
             <w:pPr>
               <w:keepNext w:val="0"/>
               <w:keepLines w:val="0"/>
@@ -10630,7 +10706,7 @@
           </w:p>
         </w:tc>
       </w:tr>
-      <w:tr>
+      <w:tr ns2:paraId="68E8AF15">
         <w:tblPrEx>
           <w:tblBorders>
             <w:top w:val="none" w:color="auto" w:sz="0" w:space="0"/>
@@ -10665,7 +10741,7 @@
             <w:noWrap/>
             <w:vAlign w:val="center"/>
           </w:tcPr>
-          <w:p>
+          <w:p ns2:paraId="6838B876">
             <w:pPr>
               <w:jc w:val="center"/>
               <w:rPr>
@@ -10695,7 +10771,7 @@
             <w:noWrap/>
             <w:vAlign w:val="center"/>
           </w:tcPr>
-          <w:p>
+          <w:p ns2:paraId="168AA940">
             <w:pPr>
               <w:keepNext w:val="0"/>
               <w:keepLines w:val="0"/>
@@ -10744,7 +10820,7 @@
             <w:noWrap/>
             <w:vAlign w:val="center"/>
           </w:tcPr>
-          <w:p>
+          <w:p ns2:paraId="78C72770">
             <w:pPr>
               <w:keepNext w:val="0"/>
               <w:keepLines w:val="0"/>
@@ -10793,7 +10869,7 @@
             <w:noWrap/>
             <w:vAlign w:val="center"/>
           </w:tcPr>
-          <w:p>
+          <w:p ns2:paraId="093ED2EE">
             <w:pPr>
               <w:keepNext w:val="0"/>
               <w:keepLines w:val="0"/>
@@ -10842,7 +10918,7 @@
             <w:noWrap/>
             <w:vAlign w:val="center"/>
           </w:tcPr>
-          <w:p>
+          <w:p ns2:paraId="412F88EC">
             <w:pPr>
               <w:keepNext w:val="0"/>
               <w:keepLines w:val="0"/>
@@ -10891,7 +10967,7 @@
             <w:noWrap/>
             <w:vAlign w:val="center"/>
           </w:tcPr>
-          <w:p>
+          <w:p ns2:paraId="411F76F5">
             <w:pPr>
               <w:keepNext w:val="0"/>
               <w:keepLines w:val="0"/>
@@ -10928,7 +11004,7 @@
           </w:p>
         </w:tc>
       </w:tr>
-      <w:tr>
+      <w:tr ns2:paraId="790246A6">
         <w:tblPrEx>
           <w:tblBorders>
             <w:top w:val="none" w:color="auto" w:sz="0" w:space="0"/>
@@ -10963,7 +11039,7 @@
             <w:noWrap/>
             <w:vAlign w:val="center"/>
           </w:tcPr>
-          <w:p>
+          <w:p ns2:paraId="72D10F13">
             <w:pPr>
               <w:jc w:val="center"/>
               <w:rPr>
@@ -10993,7 +11069,7 @@
             <w:noWrap/>
             <w:vAlign w:val="center"/>
           </w:tcPr>
-          <w:p>
+          <w:p ns2:paraId="6DA2ECD3">
             <w:pPr>
               <w:keepNext w:val="0"/>
               <w:keepLines w:val="0"/>
@@ -11042,7 +11118,7 @@
             <w:noWrap/>
             <w:vAlign w:val="center"/>
           </w:tcPr>
-          <w:p>
+          <w:p ns2:paraId="75D2EF81">
             <w:pPr>
               <w:keepNext w:val="0"/>
               <w:keepLines w:val="0"/>
@@ -11091,7 +11167,7 @@
             <w:noWrap/>
             <w:vAlign w:val="center"/>
           </w:tcPr>
-          <w:p>
+          <w:p ns2:paraId="52635368">
             <w:pPr>
               <w:keepNext w:val="0"/>
               <w:keepLines w:val="0"/>
@@ -11140,7 +11216,7 @@
             <w:noWrap/>
             <w:vAlign w:val="center"/>
           </w:tcPr>
-          <w:p>
+          <w:p ns2:paraId="7282FC8F">
             <w:pPr>
               <w:keepNext w:val="0"/>
               <w:keepLines w:val="0"/>
@@ -11189,7 +11265,7 @@
             <w:noWrap/>
             <w:vAlign w:val="center"/>
           </w:tcPr>
-          <w:p>
+          <w:p ns2:paraId="210981D8">
             <w:pPr>
               <w:keepNext w:val="0"/>
               <w:keepLines w:val="0"/>
@@ -11227,7 +11303,7 @@
         </w:tc>
       </w:tr>
     </w:tbl>
-    <w:p>
+    <w:p ns2:paraId="756D313A">
       <w:pPr>
         <w:rPr>
           <w:rFonts w:hint="eastAsia" w:ascii="汉仪中宋简" w:hAnsi="汉仪中宋简" w:eastAsia="汉仪中宋简" w:cs="汉仪中宋简"/>
@@ -11235,7 +11311,7 @@
         </w:rPr>
       </w:pPr>
     </w:p>
-    <w:p>
+    <w:p ns2:paraId="020B70D7">
       <w:pPr>
         <w:keepNext w:val="0"/>
         <w:keepLines w:val="0"/>
@@ -11274,7 +11350,7 @@
         <w:t>联合用药情况反映了患者病情复杂程度与药物适用范围。调研显示，49.09%的患者仅服用该药物即可实现血压控制，说明该药物对近半数高血压患者具备足够的降压效能，无需联合其他药物；14.98%的患者同时服用1种其他降压药，10.96%的患者同时服用2种及以上其他降压药，表明部分患者病情相对复杂，单一复方制剂无法满足降压需求；24.97%的患者同时服用降压药及其他疾病治疗药物，提示该部分患者可能合并糖尿病、冠心病等其他慢性疾病，用药方案需兼顾多疾病治疗需求，避免药物相互作用风险。</w:t>
       </w:r>
     </w:p>
-    <w:p>
+    <w:p ns2:paraId="24B14632">
       <w:pPr>
         <w:pStyle w:val="4"/>
         <w:keepNext/>
@@ -11348,7 +11424,7 @@
         <w:gridCol w:w="1397"/>
         <w:gridCol w:w="1400"/>
       </w:tblGrid>
-      <w:tr>
+      <w:tr ns2:paraId="563C60B3">
         <w:tblPrEx>
           <w:tblBorders>
             <w:top w:val="none" w:color="auto" w:sz="0" w:space="0"/>
@@ -11383,7 +11459,7 @@
             <w:noWrap/>
             <w:vAlign w:val="center"/>
           </w:tcPr>
-          <w:p>
+          <w:p ns2:paraId="47BB59F0">
             <w:pPr>
               <w:keepNext w:val="0"/>
               <w:keepLines w:val="0"/>
@@ -11432,7 +11508,7 @@
             <w:noWrap/>
             <w:vAlign w:val="center"/>
           </w:tcPr>
-          <w:p>
+          <w:p ns2:paraId="7F3BD218">
             <w:pPr>
               <w:keepNext w:val="0"/>
               <w:keepLines w:val="0"/>
@@ -11481,7 +11557,7 @@
             <w:noWrap/>
             <w:vAlign w:val="center"/>
           </w:tcPr>
-          <w:p>
+          <w:p ns2:paraId="282AF121">
             <w:pPr>
               <w:keepNext w:val="0"/>
               <w:keepLines w:val="0"/>
@@ -11530,7 +11606,7 @@
             <w:noWrap/>
             <w:vAlign w:val="center"/>
           </w:tcPr>
-          <w:p>
+          <w:p ns2:paraId="7B133FB0">
             <w:pPr>
               <w:keepNext w:val="0"/>
               <w:keepLines w:val="0"/>
@@ -11579,7 +11655,7 @@
             <w:noWrap/>
             <w:vAlign w:val="center"/>
           </w:tcPr>
-          <w:p>
+          <w:p ns2:paraId="04B7028C">
             <w:pPr>
               <w:keepNext w:val="0"/>
               <w:keepLines w:val="0"/>
@@ -11628,7 +11704,7 @@
             <w:noWrap/>
             <w:vAlign w:val="center"/>
           </w:tcPr>
-          <w:p>
+          <w:p ns2:paraId="088A1E47">
             <w:pPr>
               <w:keepNext w:val="0"/>
               <w:keepLines w:val="0"/>
@@ -11665,7 +11741,7 @@
           </w:p>
         </w:tc>
       </w:tr>
-      <w:tr>
+      <w:tr ns2:paraId="6CE5ECC2">
         <w:tblPrEx>
           <w:tblBorders>
             <w:top w:val="none" w:color="auto" w:sz="0" w:space="0"/>
@@ -11700,7 +11776,7 @@
             <w:noWrap/>
             <w:vAlign w:val="center"/>
           </w:tcPr>
-          <w:p>
+          <w:p ns2:paraId="23B23E40">
             <w:pPr>
               <w:jc w:val="center"/>
               <w:rPr>
@@ -11730,7 +11806,7 @@
             <w:noWrap/>
             <w:vAlign w:val="center"/>
           </w:tcPr>
-          <w:p>
+          <w:p ns2:paraId="2D04F4A6">
             <w:pPr>
               <w:keepNext w:val="0"/>
               <w:keepLines w:val="0"/>
@@ -11779,7 +11855,7 @@
             <w:noWrap/>
             <w:vAlign w:val="center"/>
           </w:tcPr>
-          <w:p>
+          <w:p ns2:paraId="3C4FDD0D">
             <w:pPr>
               <w:keepNext w:val="0"/>
               <w:keepLines w:val="0"/>
@@ -11830,7 +11906,7 @@
             <w:noWrap/>
             <w:vAlign w:val="center"/>
           </w:tcPr>
-          <w:p>
+          <w:p ns2:paraId="7F015C06">
             <w:pPr>
               <w:keepNext w:val="0"/>
               <w:keepLines w:val="0"/>
@@ -11881,7 +11957,7 @@
             <w:noWrap/>
             <w:vAlign w:val="center"/>
           </w:tcPr>
-          <w:p>
+          <w:p ns2:paraId="093E7444">
             <w:pPr>
               <w:keepNext w:val="0"/>
               <w:keepLines w:val="0"/>
@@ -11932,7 +12008,7 @@
             <w:noWrap/>
             <w:vAlign w:val="center"/>
           </w:tcPr>
-          <w:p>
+          <w:p ns2:paraId="2494A1DA">
             <w:pPr>
               <w:keepNext w:val="0"/>
               <w:keepLines w:val="0"/>
@@ -11971,7 +12047,7 @@
           </w:p>
         </w:tc>
       </w:tr>
-      <w:tr>
+      <w:tr ns2:paraId="0D80669D">
         <w:tblPrEx>
           <w:tblBorders>
             <w:top w:val="none" w:color="auto" w:sz="0" w:space="0"/>
@@ -12006,7 +12082,7 @@
             <w:noWrap/>
             <w:vAlign w:val="center"/>
           </w:tcPr>
-          <w:p>
+          <w:p ns2:paraId="6CCF6ED0">
             <w:pPr>
               <w:jc w:val="center"/>
               <w:rPr>
@@ -12036,7 +12112,7 @@
             <w:noWrap/>
             <w:vAlign w:val="center"/>
           </w:tcPr>
-          <w:p>
+          <w:p ns2:paraId="4265DD25">
             <w:pPr>
               <w:keepNext w:val="0"/>
               <w:keepLines w:val="0"/>
@@ -12085,7 +12161,7 @@
             <w:noWrap/>
             <w:vAlign w:val="center"/>
           </w:tcPr>
-          <w:p>
+          <w:p ns2:paraId="5558B287">
             <w:pPr>
               <w:keepNext w:val="0"/>
               <w:keepLines w:val="0"/>
@@ -12136,7 +12212,7 @@
             <w:noWrap/>
             <w:vAlign w:val="center"/>
           </w:tcPr>
-          <w:p>
+          <w:p ns2:paraId="4D0B4067">
             <w:pPr>
               <w:keepNext w:val="0"/>
               <w:keepLines w:val="0"/>
@@ -12187,7 +12263,7 @@
             <w:noWrap/>
             <w:vAlign w:val="center"/>
           </w:tcPr>
-          <w:p>
+          <w:p ns2:paraId="2DF975E6">
             <w:pPr>
               <w:keepNext w:val="0"/>
               <w:keepLines w:val="0"/>
@@ -12238,7 +12314,7 @@
             <w:noWrap/>
             <w:vAlign w:val="center"/>
           </w:tcPr>
-          <w:p>
+          <w:p ns2:paraId="174D1E88">
             <w:pPr>
               <w:keepNext w:val="0"/>
               <w:keepLines w:val="0"/>
@@ -12278,7 +12354,7 @@
         </w:tc>
       </w:tr>
     </w:tbl>
-    <w:p>
+    <w:p ns2:paraId="4FB33A41">
       <w:pPr>
         <w:rPr>
           <w:rFonts w:hint="eastAsia" w:ascii="汉仪中宋简" w:hAnsi="汉仪中宋简" w:eastAsia="汉仪中宋简" w:cs="汉仪中宋简"/>
@@ -12286,7 +12362,7 @@
         </w:rPr>
       </w:pPr>
     </w:p>
-    <w:p>
+    <w:p ns2:paraId="4B5CE049">
       <w:pPr>
         <w:keepNext w:val="0"/>
         <w:keepLines w:val="0"/>
@@ -12325,7 +12401,7 @@
         <w:t>药物相互作用是联合用药安全的核心关注点，咨询医生是规避该风险的关键途径。调研结果显示，仅25.64%的患者专门咨询过医生并确认无冲突，25.27%的患者简单询问过并大致了解，两者合计仅50.91%的患者对联合用药安全性进行过主动确认。而28.68%的患者未咨询过但主观认为无问题，20.41%的患者未咨询过且不清楚是否存在冲突，近半数患者对药物相互作用的关注度不足，存在潜在用药安全隐患，需通过强化用药指导予以纠正。</w:t>
       </w:r>
     </w:p>
-    <w:p>
+    <w:p ns2:paraId="74646D95">
       <w:pPr>
         <w:pStyle w:val="4"/>
         <w:keepNext/>
@@ -12399,7 +12475,7 @@
         <w:gridCol w:w="1500"/>
         <w:gridCol w:w="1278"/>
       </w:tblGrid>
-      <w:tr>
+      <w:tr ns2:paraId="77D004C8">
         <w:tblPrEx>
           <w:tblBorders>
             <w:top w:val="none" w:color="auto" w:sz="0" w:space="0"/>
@@ -12434,7 +12510,7 @@
             <w:noWrap/>
             <w:vAlign w:val="center"/>
           </w:tcPr>
-          <w:p>
+          <w:p ns2:paraId="61307BB2">
             <w:pPr>
               <w:keepNext w:val="0"/>
               <w:keepLines w:val="0"/>
@@ -12483,7 +12559,7 @@
             <w:noWrap/>
             <w:vAlign w:val="center"/>
           </w:tcPr>
-          <w:p>
+          <w:p ns2:paraId="6E53C28A">
             <w:pPr>
               <w:keepNext w:val="0"/>
               <w:keepLines w:val="0"/>
@@ -12532,7 +12608,7 @@
             <w:noWrap/>
             <w:vAlign w:val="center"/>
           </w:tcPr>
-          <w:p>
+          <w:p ns2:paraId="1B8BCD80">
             <w:pPr>
               <w:keepNext w:val="0"/>
               <w:keepLines w:val="0"/>
@@ -12581,7 +12657,7 @@
             <w:noWrap/>
             <w:vAlign w:val="center"/>
           </w:tcPr>
-          <w:p>
+          <w:p ns2:paraId="6DC44025">
             <w:pPr>
               <w:keepNext w:val="0"/>
               <w:keepLines w:val="0"/>
@@ -12630,7 +12706,7 @@
             <w:noWrap/>
             <w:vAlign w:val="center"/>
           </w:tcPr>
-          <w:p>
+          <w:p ns2:paraId="24B91EB9">
             <w:pPr>
               <w:keepNext w:val="0"/>
               <w:keepLines w:val="0"/>
@@ -12679,7 +12755,7 @@
             <w:noWrap/>
             <w:vAlign w:val="center"/>
           </w:tcPr>
-          <w:p>
+          <w:p ns2:paraId="0C6411A5">
             <w:pPr>
               <w:keepNext w:val="0"/>
               <w:keepLines w:val="0"/>
@@ -12716,7 +12792,7 @@
           </w:p>
         </w:tc>
       </w:tr>
-      <w:tr>
+      <w:tr ns2:paraId="613F649B">
         <w:tblPrEx>
           <w:tblBorders>
             <w:top w:val="none" w:color="auto" w:sz="0" w:space="0"/>
@@ -12751,7 +12827,7 @@
             <w:noWrap/>
             <w:vAlign w:val="center"/>
           </w:tcPr>
-          <w:p>
+          <w:p ns2:paraId="22191697">
             <w:pPr>
               <w:jc w:val="center"/>
               <w:rPr>
@@ -12781,7 +12857,7 @@
             <w:noWrap/>
             <w:vAlign w:val="center"/>
           </w:tcPr>
-          <w:p>
+          <w:p ns2:paraId="136AE021">
             <w:pPr>
               <w:keepNext w:val="0"/>
               <w:keepLines w:val="0"/>
@@ -12830,7 +12906,7 @@
             <w:noWrap/>
             <w:vAlign w:val="center"/>
           </w:tcPr>
-          <w:p>
+          <w:p ns2:paraId="2169A652">
             <w:pPr>
               <w:keepNext w:val="0"/>
               <w:keepLines w:val="0"/>
@@ -12879,7 +12955,7 @@
             <w:noWrap/>
             <w:vAlign w:val="center"/>
           </w:tcPr>
-          <w:p>
+          <w:p ns2:paraId="5F609813">
             <w:pPr>
               <w:keepNext w:val="0"/>
               <w:keepLines w:val="0"/>
@@ -12928,7 +13004,7 @@
             <w:noWrap/>
             <w:vAlign w:val="center"/>
           </w:tcPr>
-          <w:p>
+          <w:p ns2:paraId="0481E65A">
             <w:pPr>
               <w:keepNext w:val="0"/>
               <w:keepLines w:val="0"/>
@@ -12977,7 +13053,7 @@
             <w:noWrap/>
             <w:vAlign w:val="center"/>
           </w:tcPr>
-          <w:p>
+          <w:p ns2:paraId="3094C872">
             <w:pPr>
               <w:keepNext w:val="0"/>
               <w:keepLines w:val="0"/>
@@ -13014,7 +13090,7 @@
           </w:p>
         </w:tc>
       </w:tr>
-      <w:tr>
+      <w:tr ns2:paraId="73A176A3">
         <w:tblPrEx>
           <w:tblBorders>
             <w:top w:val="none" w:color="auto" w:sz="0" w:space="0"/>
@@ -13049,7 +13125,7 @@
             <w:noWrap/>
             <w:vAlign w:val="center"/>
           </w:tcPr>
-          <w:p>
+          <w:p ns2:paraId="7BEEE492">
             <w:pPr>
               <w:jc w:val="center"/>
               <w:rPr>
@@ -13079,7 +13155,7 @@
             <w:noWrap/>
             <w:vAlign w:val="center"/>
           </w:tcPr>
-          <w:p>
+          <w:p ns2:paraId="33876140">
             <w:pPr>
               <w:keepNext w:val="0"/>
               <w:keepLines w:val="0"/>
@@ -13128,7 +13204,7 @@
             <w:noWrap/>
             <w:vAlign w:val="center"/>
           </w:tcPr>
-          <w:p>
+          <w:p ns2:paraId="1CE3402D">
             <w:pPr>
               <w:keepNext w:val="0"/>
               <w:keepLines w:val="0"/>
@@ -13177,7 +13253,7 @@
             <w:noWrap/>
             <w:vAlign w:val="center"/>
           </w:tcPr>
-          <w:p>
+          <w:p ns2:paraId="279CC8D0">
             <w:pPr>
               <w:keepNext w:val="0"/>
               <w:keepLines w:val="0"/>
@@ -13226,7 +13302,7 @@
             <w:noWrap/>
             <w:vAlign w:val="center"/>
           </w:tcPr>
-          <w:p>
+          <w:p ns2:paraId="1A518BDB">
             <w:pPr>
               <w:keepNext w:val="0"/>
               <w:keepLines w:val="0"/>
@@ -13275,7 +13351,7 @@
             <w:noWrap/>
             <w:vAlign w:val="center"/>
           </w:tcPr>
-          <w:p>
+          <w:p ns2:paraId="6E1266FC">
             <w:pPr>
               <w:keepNext w:val="0"/>
               <w:keepLines w:val="0"/>
@@ -13313,7 +13389,7 @@
         </w:tc>
       </w:tr>
     </w:tbl>
-    <w:p>
+    <w:p ns2:paraId="131B88BA">
       <w:pPr>
         <w:rPr>
           <w:rFonts w:hint="eastAsia" w:ascii="汉仪中宋简" w:hAnsi="汉仪中宋简" w:eastAsia="汉仪中宋简" w:cs="汉仪中宋简"/>
@@ -13321,7 +13397,7 @@
         </w:rPr>
       </w:pPr>
     </w:p>
-    <w:p>
+    <w:p ns2:paraId="65C60A08">
       <w:pPr>
         <w:keepNext w:val="0"/>
         <w:keepLines w:val="0"/>
@@ -13360,7 +13436,7 @@
         <w:t>定期监测血压是评估用药效果、及时调整治疗方案的重要依据。调研显示，24.97%的患者每天监测并记录详细数据，36.97%的患者每周监测2-3次以了解大致情况，两者合计61.94%的患者能够定期监测血压，为治疗方案优化提供了数据支撑。但仍有38.06%的患者监测频率不足，其中14.98%的患者偶尔监测、无固定频率，23.08%的患者从未监测，这类患者无法及时掌握血压控制情况，难以发现潜在的血压波动风险，不利于治疗方案的精准调整。</w:t>
       </w:r>
     </w:p>
-    <w:p>
+    <w:p ns2:paraId="210ED651">
       <w:pPr>
         <w:pStyle w:val="3"/>
         <w:pageBreakBefore w:val="0"/>
@@ -13389,7 +13465,7 @@
       </w:r>
       <w:bookmarkEnd w:id="18"/>
     </w:p>
-    <w:p>
+    <w:p ns2:paraId="590C4B7E">
       <w:pPr>
         <w:pStyle w:val="4"/>
         <w:keepNext/>
@@ -13463,7 +13539,7 @@
         <w:gridCol w:w="1519"/>
         <w:gridCol w:w="1522"/>
       </w:tblGrid>
-      <w:tr>
+      <w:tr ns2:paraId="2FF0F954">
         <w:tblPrEx>
           <w:tblBorders>
             <w:top w:val="none" w:color="auto" w:sz="0" w:space="0"/>
@@ -13498,7 +13574,7 @@
             <w:noWrap/>
             <w:vAlign w:val="center"/>
           </w:tcPr>
-          <w:p>
+          <w:p ns2:paraId="63FA9A14">
             <w:pPr>
               <w:keepNext w:val="0"/>
               <w:keepLines w:val="0"/>
@@ -13547,7 +13623,7 @@
             <w:noWrap/>
             <w:vAlign w:val="center"/>
           </w:tcPr>
-          <w:p>
+          <w:p ns2:paraId="7AFFE842">
             <w:pPr>
               <w:keepNext w:val="0"/>
               <w:keepLines w:val="0"/>
@@ -13596,7 +13672,7 @@
             <w:noWrap/>
             <w:vAlign w:val="center"/>
           </w:tcPr>
-          <w:p>
+          <w:p ns2:paraId="0E531A49">
             <w:pPr>
               <w:keepNext w:val="0"/>
               <w:keepLines w:val="0"/>
@@ -13645,7 +13721,7 @@
             <w:noWrap/>
             <w:vAlign w:val="center"/>
           </w:tcPr>
-          <w:p>
+          <w:p ns2:paraId="68DC7C7B">
             <w:pPr>
               <w:keepNext w:val="0"/>
               <w:keepLines w:val="0"/>
@@ -13694,7 +13770,7 @@
             <w:noWrap/>
             <w:vAlign w:val="center"/>
           </w:tcPr>
-          <w:p>
+          <w:p ns2:paraId="30DA630F">
             <w:pPr>
               <w:keepNext w:val="0"/>
               <w:keepLines w:val="0"/>
@@ -13743,7 +13819,7 @@
             <w:noWrap/>
             <w:vAlign w:val="center"/>
           </w:tcPr>
-          <w:p>
+          <w:p ns2:paraId="0E426A09">
             <w:pPr>
               <w:keepNext w:val="0"/>
               <w:keepLines w:val="0"/>
@@ -13780,7 +13856,7 @@
           </w:p>
         </w:tc>
       </w:tr>
-      <w:tr>
+      <w:tr ns2:paraId="5DD4E2F1">
         <w:tblPrEx>
           <w:tblBorders>
             <w:top w:val="none" w:color="auto" w:sz="0" w:space="0"/>
@@ -13815,7 +13891,7 @@
             <w:noWrap/>
             <w:vAlign w:val="center"/>
           </w:tcPr>
-          <w:p>
+          <w:p ns2:paraId="53DE3481">
             <w:pPr>
               <w:jc w:val="center"/>
               <w:rPr>
@@ -13843,7 +13919,7 @@
             <w:noWrap/>
             <w:vAlign w:val="center"/>
           </w:tcPr>
-          <w:p>
+          <w:p ns2:paraId="1C6A1E24">
             <w:pPr>
               <w:keepNext w:val="0"/>
               <w:keepLines w:val="0"/>
@@ -13890,7 +13966,7 @@
             <w:noWrap/>
             <w:vAlign w:val="center"/>
           </w:tcPr>
-          <w:p>
+          <w:p ns2:paraId="06F5FE7D">
             <w:pPr>
               <w:keepNext w:val="0"/>
               <w:keepLines w:val="0"/>
@@ -13937,7 +14013,7 @@
             <w:noWrap/>
             <w:vAlign w:val="center"/>
           </w:tcPr>
-          <w:p>
+          <w:p ns2:paraId="5E334D9F">
             <w:pPr>
               <w:keepNext w:val="0"/>
               <w:keepLines w:val="0"/>
@@ -13984,7 +14060,7 @@
             <w:noWrap/>
             <w:vAlign w:val="center"/>
           </w:tcPr>
-          <w:p>
+          <w:p ns2:paraId="52F4A9CB">
             <w:pPr>
               <w:keepNext w:val="0"/>
               <w:keepLines w:val="0"/>
@@ -14031,7 +14107,7 @@
             <w:noWrap/>
             <w:vAlign w:val="center"/>
           </w:tcPr>
-          <w:p>
+          <w:p ns2:paraId="5DDF4DB0">
             <w:pPr>
               <w:keepNext w:val="0"/>
               <w:keepLines w:val="0"/>
@@ -14066,7 +14142,7 @@
           </w:p>
         </w:tc>
       </w:tr>
-      <w:tr>
+      <w:tr ns2:paraId="10C32FF6">
         <w:tblPrEx>
           <w:tblBorders>
             <w:top w:val="none" w:color="auto" w:sz="0" w:space="0"/>
@@ -14101,7 +14177,7 @@
             <w:noWrap/>
             <w:vAlign w:val="center"/>
           </w:tcPr>
-          <w:p>
+          <w:p ns2:paraId="21B25B9A">
             <w:pPr>
               <w:jc w:val="center"/>
               <w:rPr>
@@ -14129,7 +14205,7 @@
             <w:noWrap/>
             <w:vAlign w:val="center"/>
           </w:tcPr>
-          <w:p>
+          <w:p ns2:paraId="1753A510">
             <w:pPr>
               <w:keepNext w:val="0"/>
               <w:keepLines w:val="0"/>
@@ -14176,7 +14252,7 @@
             <w:noWrap/>
             <w:vAlign w:val="center"/>
           </w:tcPr>
-          <w:p>
+          <w:p ns2:paraId="50B41675">
             <w:pPr>
               <w:keepNext w:val="0"/>
               <w:keepLines w:val="0"/>
@@ -14223,7 +14299,7 @@
             <w:noWrap/>
             <w:vAlign w:val="center"/>
           </w:tcPr>
-          <w:p>
+          <w:p ns2:paraId="11389375">
             <w:pPr>
               <w:keepNext w:val="0"/>
               <w:keepLines w:val="0"/>
@@ -14270,7 +14346,7 @@
             <w:noWrap/>
             <w:vAlign w:val="center"/>
           </w:tcPr>
-          <w:p>
+          <w:p ns2:paraId="05F6A9CA">
             <w:pPr>
               <w:keepNext w:val="0"/>
               <w:keepLines w:val="0"/>
@@ -14317,7 +14393,7 @@
             <w:noWrap/>
             <w:vAlign w:val="center"/>
           </w:tcPr>
-          <w:p>
+          <w:p ns2:paraId="57A8DA9D">
             <w:pPr>
               <w:keepNext w:val="0"/>
               <w:keepLines w:val="0"/>
@@ -14353,7 +14429,7 @@
         </w:tc>
       </w:tr>
     </w:tbl>
-    <w:p>
+    <w:p ns2:paraId="3A81E758">
       <w:pPr>
         <w:rPr>
           <w:rFonts w:hint="eastAsia" w:ascii="汉仪中宋简" w:hAnsi="汉仪中宋简" w:eastAsia="汉仪中宋简" w:cs="汉仪中宋简"/>
@@ -14361,7 +14437,7 @@
         </w:rPr>
       </w:pPr>
     </w:p>
-    <w:p>
+    <w:p ns2:paraId="379417FC">
       <w:pPr>
         <w:keepNext w:val="0"/>
         <w:keepLines w:val="0"/>
@@ -14400,7 +14476,7 @@
         <w:t>服药频率直接影响患者用药依从性，尤其对于需长期用药的高血压患者，科学的服药频率应与患者生活节奏相契合。调研结果显示，54.75%的患者认为服药频率很合适，能够轻松按要求服药，反馈该频率与自身作息安排高度适配，不会因服药打乱日常规划；39.16%的患者认为频率还可以，未对生活造成困扰，说明即使部分患者对服药频率有轻微感知，但未形成实际负担。两者合计占比93.91%，仅6.09%的患者认为频率稍高、偶尔记不清，无患者反馈无法适应，充分说明该药物的服药频率设计科学合理，符合绝大多数患者的生活习惯，能够有效提升用药依从性。</w:t>
       </w:r>
     </w:p>
-    <w:p>
+    <w:p ns2:paraId="75165838">
       <w:pPr>
         <w:pStyle w:val="4"/>
         <w:keepNext/>
@@ -14474,7 +14550,7 @@
         <w:gridCol w:w="1493"/>
         <w:gridCol w:w="1495"/>
       </w:tblGrid>
-      <w:tr>
+      <w:tr ns2:paraId="4DA3B5E2">
         <w:tblPrEx>
           <w:tblBorders>
             <w:top w:val="none" w:color="auto" w:sz="0" w:space="0"/>
@@ -14508,7 +14584,7 @@
             <w:noWrap/>
             <w:vAlign w:val="center"/>
           </w:tcPr>
-          <w:p>
+          <w:p ns2:paraId="2DF85B5B">
             <w:pPr>
               <w:keepNext w:val="0"/>
               <w:keepLines w:val="0"/>
@@ -14557,7 +14633,7 @@
             <w:noWrap/>
             <w:vAlign w:val="center"/>
           </w:tcPr>
-          <w:p>
+          <w:p ns2:paraId="21893327">
             <w:pPr>
               <w:keepNext w:val="0"/>
               <w:keepLines w:val="0"/>
@@ -14606,7 +14682,7 @@
             <w:noWrap/>
             <w:vAlign w:val="center"/>
           </w:tcPr>
-          <w:p>
+          <w:p ns2:paraId="057EB0F3">
             <w:pPr>
               <w:keepNext w:val="0"/>
               <w:keepLines w:val="0"/>
@@ -14655,7 +14731,7 @@
             <w:noWrap/>
             <w:vAlign w:val="center"/>
           </w:tcPr>
-          <w:p>
+          <w:p ns2:paraId="5E1F826B">
             <w:pPr>
               <w:keepNext w:val="0"/>
               <w:keepLines w:val="0"/>
@@ -14704,7 +14780,7 @@
             <w:noWrap/>
             <w:vAlign w:val="center"/>
           </w:tcPr>
-          <w:p>
+          <w:p ns2:paraId="51E0D504">
             <w:pPr>
               <w:keepNext w:val="0"/>
               <w:keepLines w:val="0"/>
@@ -14753,7 +14829,7 @@
             <w:noWrap/>
             <w:vAlign w:val="center"/>
           </w:tcPr>
-          <w:p>
+          <w:p ns2:paraId="43DA892A">
             <w:pPr>
               <w:keepNext w:val="0"/>
               <w:keepLines w:val="0"/>
@@ -14790,7 +14866,7 @@
           </w:p>
         </w:tc>
       </w:tr>
-      <w:tr>
+      <w:tr ns2:paraId="51478C3C">
         <w:tblPrEx>
           <w:tblBorders>
             <w:top w:val="none" w:color="auto" w:sz="0" w:space="0"/>
@@ -14824,7 +14900,7 @@
             <w:noWrap/>
             <w:vAlign w:val="center"/>
           </w:tcPr>
-          <w:p>
+          <w:p ns2:paraId="637585F5">
             <w:pPr>
               <w:jc w:val="center"/>
               <w:rPr>
@@ -14852,7 +14928,7 @@
             <w:noWrap/>
             <w:vAlign w:val="center"/>
           </w:tcPr>
-          <w:p>
+          <w:p ns2:paraId="05E23B66">
             <w:pPr>
               <w:keepNext w:val="0"/>
               <w:keepLines w:val="0"/>
@@ -14899,7 +14975,7 @@
             <w:noWrap/>
             <w:vAlign w:val="center"/>
           </w:tcPr>
-          <w:p>
+          <w:p ns2:paraId="5D56AE27">
             <w:pPr>
               <w:keepNext w:val="0"/>
               <w:keepLines w:val="0"/>
@@ -14946,7 +15022,7 @@
             <w:noWrap/>
             <w:vAlign w:val="center"/>
           </w:tcPr>
-          <w:p>
+          <w:p ns2:paraId="3998BC34">
             <w:pPr>
               <w:keepNext w:val="0"/>
               <w:keepLines w:val="0"/>
@@ -14994,7 +15070,7 @@
             <w:noWrap/>
             <w:vAlign w:val="center"/>
           </w:tcPr>
-          <w:p>
+          <w:p ns2:paraId="648E0830">
             <w:pPr>
               <w:keepNext w:val="0"/>
               <w:keepLines w:val="0"/>
@@ -15042,7 +15118,7 @@
             <w:noWrap/>
             <w:vAlign w:val="center"/>
           </w:tcPr>
-          <w:p>
+          <w:p ns2:paraId="0196A035">
             <w:pPr>
               <w:keepNext w:val="0"/>
               <w:keepLines w:val="0"/>
@@ -15078,7 +15154,7 @@
           </w:p>
         </w:tc>
       </w:tr>
-      <w:tr>
+      <w:tr ns2:paraId="15767D6E">
         <w:tblPrEx>
           <w:tblBorders>
             <w:top w:val="none" w:color="auto" w:sz="0" w:space="0"/>
@@ -15112,7 +15188,7 @@
             <w:noWrap/>
             <w:vAlign w:val="center"/>
           </w:tcPr>
-          <w:p>
+          <w:p ns2:paraId="655A41D4">
             <w:pPr>
               <w:jc w:val="center"/>
               <w:rPr>
@@ -15140,7 +15216,7 @@
             <w:noWrap/>
             <w:vAlign w:val="center"/>
           </w:tcPr>
-          <w:p>
+          <w:p ns2:paraId="4FB4097D">
             <w:pPr>
               <w:keepNext w:val="0"/>
               <w:keepLines w:val="0"/>
@@ -15187,7 +15263,7 @@
             <w:noWrap/>
             <w:vAlign w:val="center"/>
           </w:tcPr>
-          <w:p>
+          <w:p ns2:paraId="1D697EA1">
             <w:pPr>
               <w:keepNext w:val="0"/>
               <w:keepLines w:val="0"/>
@@ -15234,7 +15310,7 @@
             <w:noWrap/>
             <w:vAlign w:val="center"/>
           </w:tcPr>
-          <w:p>
+          <w:p ns2:paraId="20B7D2F2">
             <w:pPr>
               <w:keepNext w:val="0"/>
               <w:keepLines w:val="0"/>
@@ -15281,7 +15357,7 @@
             <w:noWrap/>
             <w:vAlign w:val="center"/>
           </w:tcPr>
-          <w:p>
+          <w:p ns2:paraId="1D985BB6">
             <w:pPr>
               <w:keepNext w:val="0"/>
               <w:keepLines w:val="0"/>
@@ -15328,7 +15404,7 @@
             <w:noWrap/>
             <w:vAlign w:val="center"/>
           </w:tcPr>
-          <w:p>
+          <w:p ns2:paraId="53F6AAB0">
             <w:pPr>
               <w:keepNext w:val="0"/>
               <w:keepLines w:val="0"/>
@@ -15364,7 +15440,7 @@
         </w:tc>
       </w:tr>
     </w:tbl>
-    <w:p>
+    <w:p ns2:paraId="4095A103">
       <w:pPr>
         <w:rPr>
           <w:rFonts w:hint="eastAsia" w:ascii="汉仪中宋简" w:hAnsi="汉仪中宋简" w:eastAsia="汉仪中宋简" w:cs="汉仪中宋简"/>
@@ -15374,7 +15450,7 @@
         </w:rPr>
       </w:pPr>
     </w:p>
-    <w:p>
+    <w:p ns2:paraId="55A08AEF">
       <w:pPr>
         <w:keepNext w:val="0"/>
         <w:keepLines w:val="0"/>
@@ -15411,7 +15487,7 @@
         <w:t>药品包装的便利性直接影响患者日常取用与外出携带体验，是用药便利性的重要组成部分。调研显示，45.55%的患者认为包装储存、取用都方便，反馈包装设计人性化，无论是居家储存还是外出携带都便捷高效，取用过程无需复杂操作；48.36%的患者认为包装基本满足需求，说明包装核心功能完备，能够覆盖日常用药的基础需求，虽无突出亮点，但未存在明显缺陷。两者合计占比93.91%，仅6.09%的患者认为存在取用麻烦问题，无患者反馈严重不便利，表明该药物包装设计符合大众使用习惯，为患者长期用药提供了便利保障。</w:t>
       </w:r>
     </w:p>
-    <w:p>
+    <w:p ns2:paraId="597E3376">
       <w:pPr>
         <w:pStyle w:val="3"/>
         <w:pageBreakBefore w:val="0"/>
@@ -15440,7 +15516,7 @@
       </w:r>
       <w:bookmarkEnd w:id="19"/>
     </w:p>
-    <w:p>
+    <w:p ns2:paraId="48960627">
       <w:pPr>
         <w:pStyle w:val="4"/>
         <w:keepNext/>
@@ -15514,7 +15590,7 @@
         <w:gridCol w:w="1367"/>
         <w:gridCol w:w="1367"/>
       </w:tblGrid>
-      <w:tr>
+      <w:tr ns2:paraId="22DC005F">
         <w:tblPrEx>
           <w:tblBorders>
             <w:top w:val="none" w:color="auto" w:sz="0" w:space="0"/>
@@ -15549,7 +15625,7 @@
             <w:noWrap/>
             <w:vAlign w:val="center"/>
           </w:tcPr>
-          <w:p>
+          <w:p ns2:paraId="454C5ED3">
             <w:pPr>
               <w:keepNext w:val="0"/>
               <w:keepLines w:val="0"/>
@@ -15598,7 +15674,7 @@
             <w:noWrap/>
             <w:vAlign w:val="center"/>
           </w:tcPr>
-          <w:p>
+          <w:p ns2:paraId="75BB9BC0">
             <w:pPr>
               <w:keepNext w:val="0"/>
               <w:keepLines w:val="0"/>
@@ -15649,7 +15725,7 @@
             <w:noWrap/>
             <w:vAlign w:val="center"/>
           </w:tcPr>
-          <w:p>
+          <w:p ns2:paraId="526E0E5E">
             <w:pPr>
               <w:keepNext w:val="0"/>
               <w:keepLines w:val="0"/>
@@ -15700,7 +15776,7 @@
             <w:noWrap/>
             <w:vAlign w:val="center"/>
           </w:tcPr>
-          <w:p>
+          <w:p ns2:paraId="0D73750A">
             <w:pPr>
               <w:keepNext w:val="0"/>
               <w:keepLines w:val="0"/>
@@ -15751,7 +15827,7 @@
             <w:noWrap/>
             <w:vAlign w:val="center"/>
           </w:tcPr>
-          <w:p>
+          <w:p ns2:paraId="12A196D7">
             <w:pPr>
               <w:keepNext w:val="0"/>
               <w:keepLines w:val="0"/>
@@ -15802,7 +15878,7 @@
             <w:noWrap/>
             <w:vAlign w:val="center"/>
           </w:tcPr>
-          <w:p>
+          <w:p ns2:paraId="5837C00A">
             <w:pPr>
               <w:keepNext w:val="0"/>
               <w:keepLines w:val="0"/>
@@ -15841,7 +15917,7 @@
           </w:p>
         </w:tc>
       </w:tr>
-      <w:tr>
+      <w:tr ns2:paraId="014E1F54">
         <w:tblPrEx>
           <w:tblBorders>
             <w:top w:val="none" w:color="auto" w:sz="0" w:space="0"/>
@@ -15876,7 +15952,7 @@
             <w:noWrap/>
             <w:vAlign w:val="center"/>
           </w:tcPr>
-          <w:p>
+          <w:p ns2:paraId="285EA96B">
             <w:pPr>
               <w:jc w:val="center"/>
               <w:rPr>
@@ -15906,7 +15982,7 @@
             <w:noWrap/>
             <w:vAlign w:val="center"/>
           </w:tcPr>
-          <w:p>
+          <w:p ns2:paraId="61321481">
             <w:pPr>
               <w:keepNext w:val="0"/>
               <w:keepLines w:val="0"/>
@@ -15955,7 +16031,7 @@
             <w:noWrap/>
             <w:vAlign w:val="center"/>
           </w:tcPr>
-          <w:p>
+          <w:p ns2:paraId="01194D37">
             <w:pPr>
               <w:keepNext w:val="0"/>
               <w:keepLines w:val="0"/>
@@ -16004,7 +16080,7 @@
             <w:noWrap/>
             <w:vAlign w:val="center"/>
           </w:tcPr>
-          <w:p>
+          <w:p ns2:paraId="33DAA08E">
             <w:pPr>
               <w:keepNext w:val="0"/>
               <w:keepLines w:val="0"/>
@@ -16053,7 +16129,7 @@
             <w:noWrap/>
             <w:vAlign w:val="center"/>
           </w:tcPr>
-          <w:p>
+          <w:p ns2:paraId="32DF4FE4">
             <w:pPr>
               <w:keepNext w:val="0"/>
               <w:keepLines w:val="0"/>
@@ -16104,7 +16180,7 @@
             <w:noWrap/>
             <w:vAlign w:val="center"/>
           </w:tcPr>
-          <w:p>
+          <w:p ns2:paraId="703ADE77">
             <w:pPr>
               <w:keepNext w:val="0"/>
               <w:keepLines w:val="0"/>
@@ -16143,7 +16219,7 @@
           </w:p>
         </w:tc>
       </w:tr>
-      <w:tr>
+      <w:tr ns2:paraId="36AFC47F">
         <w:tblPrEx>
           <w:tblBorders>
             <w:top w:val="none" w:color="auto" w:sz="0" w:space="0"/>
@@ -16178,7 +16254,7 @@
             <w:noWrap/>
             <w:vAlign w:val="center"/>
           </w:tcPr>
-          <w:p>
+          <w:p ns2:paraId="0B903C86">
             <w:pPr>
               <w:jc w:val="center"/>
               <w:rPr>
@@ -16208,7 +16284,7 @@
             <w:noWrap/>
             <w:vAlign w:val="center"/>
           </w:tcPr>
-          <w:p>
+          <w:p ns2:paraId="0DA5CDC3">
             <w:pPr>
               <w:keepNext w:val="0"/>
               <w:keepLines w:val="0"/>
@@ -16257,7 +16333,7 @@
             <w:noWrap/>
             <w:vAlign w:val="center"/>
           </w:tcPr>
-          <w:p>
+          <w:p ns2:paraId="655047D8">
             <w:pPr>
               <w:keepNext w:val="0"/>
               <w:keepLines w:val="0"/>
@@ -16306,7 +16382,7 @@
             <w:noWrap/>
             <w:vAlign w:val="center"/>
           </w:tcPr>
-          <w:p>
+          <w:p ns2:paraId="7940DCE8">
             <w:pPr>
               <w:keepNext w:val="0"/>
               <w:keepLines w:val="0"/>
@@ -16355,7 +16431,7 @@
             <w:noWrap/>
             <w:vAlign w:val="center"/>
           </w:tcPr>
-          <w:p>
+          <w:p ns2:paraId="687D2D33">
             <w:pPr>
               <w:keepNext w:val="0"/>
               <w:keepLines w:val="0"/>
@@ -16406,7 +16482,7 @@
             <w:noWrap/>
             <w:vAlign w:val="center"/>
           </w:tcPr>
-          <w:p>
+          <w:p ns2:paraId="0104F419">
             <w:pPr>
               <w:keepNext w:val="0"/>
               <w:keepLines w:val="0"/>
@@ -16446,7 +16522,7 @@
         </w:tc>
       </w:tr>
     </w:tbl>
-    <w:p>
+    <w:p ns2:paraId="0D7C2D97">
       <w:pPr>
         <w:rPr>
           <w:rFonts w:hint="eastAsia" w:ascii="汉仪中宋简" w:hAnsi="汉仪中宋简" w:eastAsia="汉仪中宋简" w:cs="汉仪中宋简"/>
@@ -16454,7 +16530,7 @@
         </w:rPr>
       </w:pPr>
     </w:p>
-    <w:p>
+    <w:p ns2:paraId="4EA4F767">
       <w:pPr>
         <w:keepNext w:val="0"/>
         <w:keepLines w:val="0"/>
@@ -16493,7 +16569,7 @@
         <w:t>经济性是影响高血压患者长期用药依从性的核心因素之一，尤其对于需终身服药的患者，合理的药品价格是保障治疗连续性的关键。本次调研结果显示，患者对该药物价格的接受度极高，96.59%的患者认为价格在可承受范围内或无压力，充分印证了该药物价格定位的合理性与亲民性。其中，46.71%的患者明确表示价格无压力，该部分患者无论是经济收入水平较高，还是认可药物价格与治疗价值的匹配度，均未因价格产生用药顾虑，能够保障长期规律购药；49.88%的患者认为价格在可接受范围，说明该药物价格虽可能对其日常开支产生轻微影响，但影响程度完全在可承受边界内，不会因此中断治疗。值得注意的是，仅3.41%的患者认为价格勉强承受，无患者反馈难以承受，该部分患者大概率属于低收入群体或需同时承担多种慢性疾病用药费用，整体占比极低，说明药物价格未对多数患者的用药可及性造成阻碍。从长期治疗视角来看，合理的价格定位有效降低了患者的长期用药负担，为提升整体治疗依从性、实现血压长期控制提供了重要支撑，也为后续是否需要针对特殊困难群体推出医保倾斜政策提供了精准的数据参考。</w:t>
       </w:r>
     </w:p>
-    <w:p>
+    <w:p ns2:paraId="07DCD09F">
       <w:pPr>
         <w:pStyle w:val="3"/>
         <w:pageBreakBefore w:val="0"/>
@@ -16522,7 +16598,7 @@
       </w:r>
       <w:bookmarkEnd w:id="20"/>
     </w:p>
-    <w:p>
+    <w:p ns2:paraId="4705B5D2">
       <w:pPr>
         <w:pStyle w:val="4"/>
         <w:keepNext/>
@@ -16596,7 +16672,7 @@
         <w:gridCol w:w="1440"/>
         <w:gridCol w:w="1440"/>
       </w:tblGrid>
-      <w:tr>
+      <w:tr ns2:paraId="02A87659">
         <w:tblPrEx>
           <w:tblBorders>
             <w:top w:val="none" w:color="auto" w:sz="0" w:space="0"/>
@@ -16625,7 +16701,7 @@
             <w:noWrap/>
             <w:vAlign w:val="center"/>
           </w:tcPr>
-          <w:p>
+          <w:p ns2:paraId="40D4155F">
             <w:pPr>
               <w:keepNext w:val="0"/>
               <w:keepLines w:val="0"/>
@@ -16674,7 +16750,7 @@
             <w:noWrap/>
             <w:vAlign w:val="center"/>
           </w:tcPr>
-          <w:p>
+          <w:p ns2:paraId="00247003">
             <w:pPr>
               <w:keepNext w:val="0"/>
               <w:keepLines w:val="0"/>
@@ -16725,7 +16801,7 @@
             <w:noWrap/>
             <w:vAlign w:val="center"/>
           </w:tcPr>
-          <w:p>
+          <w:p ns2:paraId="12A29FED">
             <w:pPr>
               <w:keepNext w:val="0"/>
               <w:keepLines w:val="0"/>
@@ -16776,7 +16852,7 @@
             <w:noWrap/>
             <w:vAlign w:val="center"/>
           </w:tcPr>
-          <w:p>
+          <w:p ns2:paraId="7E8F41AB">
             <w:pPr>
               <w:keepNext w:val="0"/>
               <w:keepLines w:val="0"/>
@@ -16827,7 +16903,7 @@
             <w:noWrap/>
             <w:vAlign w:val="center"/>
           </w:tcPr>
-          <w:p>
+          <w:p ns2:paraId="1610E6FB">
             <w:pPr>
               <w:keepNext w:val="0"/>
               <w:keepLines w:val="0"/>
@@ -16878,7 +16954,7 @@
             <w:noWrap/>
             <w:vAlign w:val="center"/>
           </w:tcPr>
-          <w:p>
+          <w:p ns2:paraId="6AF67FBB">
             <w:pPr>
               <w:keepNext w:val="0"/>
               <w:keepLines w:val="0"/>
@@ -16917,7 +16993,7 @@
           </w:p>
         </w:tc>
       </w:tr>
-      <w:tr>
+      <w:tr ns2:paraId="60F99E26">
         <w:tblPrEx>
           <w:tblBorders>
             <w:top w:val="none" w:color="auto" w:sz="0" w:space="0"/>
@@ -16952,7 +17028,7 @@
             <w:noWrap/>
             <w:vAlign w:val="center"/>
           </w:tcPr>
-          <w:p>
+          <w:p ns2:paraId="42DA3E33">
             <w:pPr>
               <w:jc w:val="center"/>
               <w:rPr>
@@ -16982,7 +17058,7 @@
             <w:noWrap/>
             <w:vAlign w:val="center"/>
           </w:tcPr>
-          <w:p>
+          <w:p ns2:paraId="1D55144B">
             <w:pPr>
               <w:keepNext w:val="0"/>
               <w:keepLines w:val="0"/>
@@ -17031,7 +17107,7 @@
             <w:noWrap/>
             <w:vAlign w:val="center"/>
           </w:tcPr>
-          <w:p>
+          <w:p ns2:paraId="3F52E845">
             <w:pPr>
               <w:keepNext w:val="0"/>
               <w:keepLines w:val="0"/>
@@ -17080,7 +17156,7 @@
             <w:noWrap/>
             <w:vAlign w:val="center"/>
           </w:tcPr>
-          <w:p>
+          <w:p ns2:paraId="2FEEC11B">
             <w:pPr>
               <w:keepNext w:val="0"/>
               <w:keepLines w:val="0"/>
@@ -17129,7 +17205,7 @@
             <w:noWrap/>
             <w:vAlign w:val="center"/>
           </w:tcPr>
-          <w:p>
+          <w:p ns2:paraId="00501062">
             <w:pPr>
               <w:keepNext w:val="0"/>
               <w:keepLines w:val="0"/>
@@ -17180,7 +17256,7 @@
             <w:noWrap/>
             <w:vAlign w:val="center"/>
           </w:tcPr>
-          <w:p>
+          <w:p ns2:paraId="5935DBDA">
             <w:pPr>
               <w:keepNext w:val="0"/>
               <w:keepLines w:val="0"/>
@@ -17219,7 +17295,7 @@
           </w:p>
         </w:tc>
       </w:tr>
-      <w:tr>
+      <w:tr ns2:paraId="1686262D">
         <w:tblPrEx>
           <w:tblBorders>
             <w:top w:val="none" w:color="auto" w:sz="0" w:space="0"/>
@@ -17254,7 +17330,7 @@
             <w:noWrap/>
             <w:vAlign w:val="center"/>
           </w:tcPr>
-          <w:p>
+          <w:p ns2:paraId="0D765746">
             <w:pPr>
               <w:jc w:val="center"/>
               <w:rPr>
@@ -17284,7 +17360,7 @@
             <w:noWrap/>
             <w:vAlign w:val="center"/>
           </w:tcPr>
-          <w:p>
+          <w:p ns2:paraId="25268F10">
             <w:pPr>
               <w:keepNext w:val="0"/>
               <w:keepLines w:val="0"/>
@@ -17333,7 +17409,7 @@
             <w:noWrap/>
             <w:vAlign w:val="center"/>
           </w:tcPr>
-          <w:p>
+          <w:p ns2:paraId="6129FAC6">
             <w:pPr>
               <w:keepNext w:val="0"/>
               <w:keepLines w:val="0"/>
@@ -17382,7 +17458,7 @@
             <w:noWrap/>
             <w:vAlign w:val="center"/>
           </w:tcPr>
-          <w:p>
+          <w:p ns2:paraId="1C29DBA3">
             <w:pPr>
               <w:keepNext w:val="0"/>
               <w:keepLines w:val="0"/>
@@ -17431,7 +17507,7 @@
             <w:noWrap/>
             <w:vAlign w:val="center"/>
           </w:tcPr>
-          <w:p>
+          <w:p ns2:paraId="304AE41C">
             <w:pPr>
               <w:keepNext w:val="0"/>
               <w:keepLines w:val="0"/>
@@ -17482,7 +17558,7 @@
             <w:noWrap/>
             <w:vAlign w:val="center"/>
           </w:tcPr>
-          <w:p>
+          <w:p ns2:paraId="3760A086">
             <w:pPr>
               <w:keepNext w:val="0"/>
               <w:keepLines w:val="0"/>
@@ -17522,7 +17598,7 @@
         </w:tc>
       </w:tr>
     </w:tbl>
-    <w:p>
+    <w:p ns2:paraId="0453E8DB">
       <w:pPr>
         <w:rPr>
           <w:rFonts w:hint="eastAsia" w:ascii="汉仪中宋简" w:hAnsi="汉仪中宋简" w:eastAsia="汉仪中宋简" w:cs="汉仪中宋简"/>
@@ -17530,7 +17606,7 @@
         </w:rPr>
       </w:pPr>
     </w:p>
-    <w:p>
+    <w:p ns2:paraId="41CBA2BB">
       <w:pPr>
         <w:keepNext w:val="0"/>
         <w:keepLines w:val="0"/>
@@ -17569,7 +17645,7 @@
         <w:t>药品供应稳定性是保障高血压患者长期规律治疗的前提，断药可能导致血压反弹，增加心脑血管并发症风险。本次调研显示，100%的患者用药供应得到有效保障，无患者因缺货影响治疗。具体来看，69.31%的患者表示随时能买到该药物，反映出其所在地区药品流通渠道畅通，医院药房、连锁药店、线上平台等多渠道均能稳定供应，充分满足日常用药需求；30.69%的患者表示偶尔缺货但不影响用药，说明该部分地区可能存在短期的供应链波动，但患者可通过提前储备药品、更换购药渠道等方式规避影响，未对治疗连续性造成实质干扰。无患者反馈经常缺货或严重影响用药，充分体现了该药物的供应保障体系完善，制药企业生产产能规划合理，药品流通环节管理规范，能够精准匹配不同地区患者的用药需求。​</w:t>
       </w:r>
     </w:p>
-    <w:p>
+    <w:p ns2:paraId="04889787">
       <w:pPr>
         <w:pStyle w:val="3"/>
         <w:pageBreakBefore w:val="0"/>
@@ -17598,7 +17674,7 @@
       </w:r>
       <w:bookmarkEnd w:id="21"/>
     </w:p>
-    <w:p>
+    <w:p ns2:paraId="11EE232C">
       <w:pPr>
         <w:pStyle w:val="4"/>
         <w:keepNext/>
@@ -17672,7 +17748,7 @@
         <w:gridCol w:w="1397"/>
         <w:gridCol w:w="1398"/>
       </w:tblGrid>
-      <w:tr>
+      <w:tr ns2:paraId="2475968C">
         <w:tblPrEx>
           <w:tblBorders>
             <w:top w:val="none" w:color="auto" w:sz="0" w:space="0"/>
@@ -17707,7 +17783,7 @@
             <w:noWrap/>
             <w:vAlign w:val="center"/>
           </w:tcPr>
-          <w:p>
+          <w:p ns2:paraId="0DF43C8C">
             <w:pPr>
               <w:keepNext w:val="0"/>
               <w:keepLines w:val="0"/>
@@ -17756,7 +17832,7 @@
             <w:noWrap/>
             <w:vAlign w:val="center"/>
           </w:tcPr>
-          <w:p>
+          <w:p ns2:paraId="7EF8C922">
             <w:pPr>
               <w:keepNext w:val="0"/>
               <w:keepLines w:val="0"/>
@@ -17805,7 +17881,7 @@
             <w:noWrap/>
             <w:vAlign w:val="center"/>
           </w:tcPr>
-          <w:p>
+          <w:p ns2:paraId="78526412">
             <w:pPr>
               <w:keepNext w:val="0"/>
               <w:keepLines w:val="0"/>
@@ -17854,7 +17930,7 @@
             <w:noWrap/>
             <w:vAlign w:val="center"/>
           </w:tcPr>
-          <w:p>
+          <w:p ns2:paraId="7720020D">
             <w:pPr>
               <w:keepNext w:val="0"/>
               <w:keepLines w:val="0"/>
@@ -17903,7 +17979,7 @@
             <w:noWrap/>
             <w:vAlign w:val="center"/>
           </w:tcPr>
-          <w:p>
+          <w:p ns2:paraId="353559BE">
             <w:pPr>
               <w:keepNext w:val="0"/>
               <w:keepLines w:val="0"/>
@@ -17952,7 +18028,7 @@
             <w:noWrap/>
             <w:vAlign w:val="center"/>
           </w:tcPr>
-          <w:p>
+          <w:p ns2:paraId="0748A8C0">
             <w:pPr>
               <w:keepNext w:val="0"/>
               <w:keepLines w:val="0"/>
@@ -17989,7 +18065,7 @@
           </w:p>
         </w:tc>
       </w:tr>
-      <w:tr>
+      <w:tr ns2:paraId="109D96D7">
         <w:tblPrEx>
           <w:tblBorders>
             <w:top w:val="none" w:color="auto" w:sz="0" w:space="0"/>
@@ -18024,7 +18100,7 @@
             <w:noWrap/>
             <w:vAlign w:val="center"/>
           </w:tcPr>
-          <w:p>
+          <w:p ns2:paraId="7AB13150">
             <w:pPr>
               <w:jc w:val="center"/>
               <w:rPr>
@@ -18052,7 +18128,7 @@
             <w:noWrap/>
             <w:vAlign w:val="center"/>
           </w:tcPr>
-          <w:p>
+          <w:p ns2:paraId="377405A5">
             <w:pPr>
               <w:keepNext w:val="0"/>
               <w:keepLines w:val="0"/>
@@ -18099,7 +18175,7 @@
             <w:noWrap/>
             <w:vAlign w:val="center"/>
           </w:tcPr>
-          <w:p>
+          <w:p ns2:paraId="29814BE8">
             <w:pPr>
               <w:keepNext w:val="0"/>
               <w:keepLines w:val="0"/>
@@ -18146,7 +18222,7 @@
             <w:noWrap/>
             <w:vAlign w:val="center"/>
           </w:tcPr>
-          <w:p>
+          <w:p ns2:paraId="206601A5">
             <w:pPr>
               <w:keepNext w:val="0"/>
               <w:keepLines w:val="0"/>
@@ -18193,7 +18269,7 @@
             <w:noWrap/>
             <w:vAlign w:val="center"/>
           </w:tcPr>
-          <w:p>
+          <w:p ns2:paraId="2D07C924">
             <w:pPr>
               <w:keepNext w:val="0"/>
               <w:keepLines w:val="0"/>
@@ -18240,7 +18316,7 @@
             <w:noWrap/>
             <w:vAlign w:val="center"/>
           </w:tcPr>
-          <w:p>
+          <w:p ns2:paraId="383B57E7">
             <w:pPr>
               <w:keepNext w:val="0"/>
               <w:keepLines w:val="0"/>
@@ -18275,7 +18351,7 @@
           </w:p>
         </w:tc>
       </w:tr>
-      <w:tr>
+      <w:tr ns2:paraId="05DD73B9">
         <w:tblPrEx>
           <w:tblBorders>
             <w:top w:val="none" w:color="auto" w:sz="0" w:space="0"/>
@@ -18310,7 +18386,7 @@
             <w:noWrap/>
             <w:vAlign w:val="center"/>
           </w:tcPr>
-          <w:p>
+          <w:p ns2:paraId="7FB7945C">
             <w:pPr>
               <w:jc w:val="center"/>
               <w:rPr>
@@ -18338,7 +18414,7 @@
             <w:noWrap/>
             <w:vAlign w:val="center"/>
           </w:tcPr>
-          <w:p>
+          <w:p ns2:paraId="5DFD98A8">
             <w:pPr>
               <w:keepNext w:val="0"/>
               <w:keepLines w:val="0"/>
@@ -18385,7 +18461,7 @@
             <w:noWrap/>
             <w:vAlign w:val="center"/>
           </w:tcPr>
-          <w:p>
+          <w:p ns2:paraId="056B5B72">
             <w:pPr>
               <w:keepNext w:val="0"/>
               <w:keepLines w:val="0"/>
@@ -18432,7 +18508,7 @@
             <w:noWrap/>
             <w:vAlign w:val="center"/>
           </w:tcPr>
-          <w:p>
+          <w:p ns2:paraId="22FBDC53">
             <w:pPr>
               <w:keepNext w:val="0"/>
               <w:keepLines w:val="0"/>
@@ -18479,7 +18555,7 @@
             <w:noWrap/>
             <w:vAlign w:val="center"/>
           </w:tcPr>
-          <w:p>
+          <w:p ns2:paraId="3195E851">
             <w:pPr>
               <w:keepNext w:val="0"/>
               <w:keepLines w:val="0"/>
@@ -18526,7 +18602,7 @@
             <w:noWrap/>
             <w:vAlign w:val="center"/>
           </w:tcPr>
-          <w:p>
+          <w:p ns2:paraId="2DF50BEB">
             <w:pPr>
               <w:keepNext w:val="0"/>
               <w:keepLines w:val="0"/>
@@ -18562,7 +18638,7 @@
         </w:tc>
       </w:tr>
     </w:tbl>
-    <w:p>
+    <w:p ns2:paraId="04453DAE">
       <w:pPr>
         <w:rPr>
           <w:rFonts w:hint="eastAsia" w:ascii="汉仪中宋简" w:hAnsi="汉仪中宋简" w:eastAsia="汉仪中宋简" w:cs="汉仪中宋简"/>
@@ -18570,7 +18646,7 @@
         </w:rPr>
       </w:pPr>
     </w:p>
-    <w:p>
+    <w:p ns2:paraId="73E1EAED">
       <w:pPr>
         <w:keepNext w:val="0"/>
         <w:keepLines w:val="0"/>
@@ -18609,7 +18685,7 @@
         <w:t>药品说明书是患者获取用药信息的核心载体，其清晰度直接影响患者用药安全性。调研结果显示，50.37%的患者认为说明书中“用法用量”“不良反应”等关键信息一目了然，反馈说明书语言表述通俗易懂、排版逻辑清晰，能够快速定位并理解核心用药信息，无需借助专业知识；43.54%的患者认为容易理解，说明即使部分患者对少数专业术语存在轻微困惑，但结合上下文或简单思考后仍能准确把握核心内容。两者合计占比93.91%，仅6.09%的患者认为部分内容不够明确，无患者反馈难以分辨，表明说明书的信息呈现方式符合大众认知习惯，信息传递效率高，能够为患者安全用药提供基础指导。​</w:t>
       </w:r>
     </w:p>
-    <w:p>
+    <w:p ns2:paraId="79F7EE2D">
       <w:pPr>
         <w:pStyle w:val="4"/>
         <w:keepNext/>
@@ -18683,7 +18759,7 @@
         <w:gridCol w:w="1485"/>
         <w:gridCol w:w="1488"/>
       </w:tblGrid>
-      <w:tr>
+      <w:tr ns2:paraId="48A9C65B">
         <w:tblPrEx>
           <w:tblBorders>
             <w:top w:val="none" w:color="auto" w:sz="0" w:space="0"/>
@@ -18718,7 +18794,7 @@
             <w:noWrap/>
             <w:vAlign w:val="center"/>
           </w:tcPr>
-          <w:p>
+          <w:p ns2:paraId="2A9A3C98">
             <w:pPr>
               <w:keepNext w:val="0"/>
               <w:keepLines w:val="0"/>
@@ -18767,7 +18843,7 @@
             <w:noWrap/>
             <w:vAlign w:val="center"/>
           </w:tcPr>
-          <w:p>
+          <w:p ns2:paraId="4377CDDE">
             <w:pPr>
               <w:keepNext w:val="0"/>
               <w:keepLines w:val="0"/>
@@ -18816,7 +18892,7 @@
             <w:noWrap/>
             <w:vAlign w:val="center"/>
           </w:tcPr>
-          <w:p>
+          <w:p ns2:paraId="5BB40ED7">
             <w:pPr>
               <w:keepNext w:val="0"/>
               <w:keepLines w:val="0"/>
@@ -18865,7 +18941,7 @@
             <w:noWrap/>
             <w:vAlign w:val="center"/>
           </w:tcPr>
-          <w:p>
+          <w:p ns2:paraId="682938E7">
             <w:pPr>
               <w:keepNext w:val="0"/>
               <w:keepLines w:val="0"/>
@@ -18914,7 +18990,7 @@
             <w:noWrap/>
             <w:vAlign w:val="center"/>
           </w:tcPr>
-          <w:p>
+          <w:p ns2:paraId="3130A1DA">
             <w:pPr>
               <w:keepNext w:val="0"/>
               <w:keepLines w:val="0"/>
@@ -18963,7 +19039,7 @@
             <w:noWrap/>
             <w:vAlign w:val="center"/>
           </w:tcPr>
-          <w:p>
+          <w:p ns2:paraId="254CB17C">
             <w:pPr>
               <w:keepNext w:val="0"/>
               <w:keepLines w:val="0"/>
@@ -19000,7 +19076,7 @@
           </w:p>
         </w:tc>
       </w:tr>
-      <w:tr>
+      <w:tr ns2:paraId="2C27C12D">
         <w:tblPrEx>
           <w:tblBorders>
             <w:top w:val="none" w:color="auto" w:sz="0" w:space="0"/>
@@ -19035,7 +19111,7 @@
             <w:noWrap/>
             <w:vAlign w:val="center"/>
           </w:tcPr>
-          <w:p>
+          <w:p ns2:paraId="435C9E8B">
             <w:pPr>
               <w:jc w:val="center"/>
               <w:rPr>
@@ -19063,7 +19139,7 @@
             <w:noWrap/>
             <w:vAlign w:val="center"/>
           </w:tcPr>
-          <w:p>
+          <w:p ns2:paraId="4679FA81">
             <w:pPr>
               <w:keepNext w:val="0"/>
               <w:keepLines w:val="0"/>
@@ -19110,7 +19186,7 @@
             <w:noWrap/>
             <w:vAlign w:val="center"/>
           </w:tcPr>
-          <w:p>
+          <w:p ns2:paraId="7515069A">
             <w:pPr>
               <w:keepNext w:val="0"/>
               <w:keepLines w:val="0"/>
@@ -19157,7 +19233,7 @@
             <w:noWrap/>
             <w:vAlign w:val="center"/>
           </w:tcPr>
-          <w:p>
+          <w:p ns2:paraId="68EF1421">
             <w:pPr>
               <w:keepNext w:val="0"/>
               <w:keepLines w:val="0"/>
@@ -19205,7 +19281,7 @@
             <w:noWrap/>
             <w:vAlign w:val="center"/>
           </w:tcPr>
-          <w:p>
+          <w:p ns2:paraId="2CD03ACD">
             <w:pPr>
               <w:keepNext w:val="0"/>
               <w:keepLines w:val="0"/>
@@ -19253,7 +19329,7 @@
             <w:noWrap/>
             <w:vAlign w:val="center"/>
           </w:tcPr>
-          <w:p>
+          <w:p ns2:paraId="0FDC580E">
             <w:pPr>
               <w:keepNext w:val="0"/>
               <w:keepLines w:val="0"/>
@@ -19289,7 +19365,7 @@
           </w:p>
         </w:tc>
       </w:tr>
-      <w:tr>
+      <w:tr ns2:paraId="16478118">
         <w:tblPrEx>
           <w:tblBorders>
             <w:top w:val="none" w:color="auto" w:sz="0" w:space="0"/>
@@ -19324,7 +19400,7 @@
             <w:noWrap/>
             <w:vAlign w:val="center"/>
           </w:tcPr>
-          <w:p>
+          <w:p ns2:paraId="6FA9030D">
             <w:pPr>
               <w:jc w:val="center"/>
               <w:rPr>
@@ -19352,7 +19428,7 @@
             <w:noWrap/>
             <w:vAlign w:val="center"/>
           </w:tcPr>
-          <w:p>
+          <w:p ns2:paraId="2FE33FF7">
             <w:pPr>
               <w:keepNext w:val="0"/>
               <w:keepLines w:val="0"/>
@@ -19399,7 +19475,7 @@
             <w:noWrap/>
             <w:vAlign w:val="center"/>
           </w:tcPr>
-          <w:p>
+          <w:p ns2:paraId="637BD82C">
             <w:pPr>
               <w:keepNext w:val="0"/>
               <w:keepLines w:val="0"/>
@@ -19446,7 +19522,7 @@
             <w:noWrap/>
             <w:vAlign w:val="center"/>
           </w:tcPr>
-          <w:p>
+          <w:p ns2:paraId="7A8F15A6">
             <w:pPr>
               <w:keepNext w:val="0"/>
               <w:keepLines w:val="0"/>
@@ -19493,7 +19569,7 @@
             <w:noWrap/>
             <w:vAlign w:val="center"/>
           </w:tcPr>
-          <w:p>
+          <w:p ns2:paraId="19F2ED03">
             <w:pPr>
               <w:keepNext w:val="0"/>
               <w:keepLines w:val="0"/>
@@ -19540,7 +19616,7 @@
             <w:noWrap/>
             <w:vAlign w:val="center"/>
           </w:tcPr>
-          <w:p>
+          <w:p ns2:paraId="23FE4450">
             <w:pPr>
               <w:keepNext w:val="0"/>
               <w:keepLines w:val="0"/>
@@ -19576,7 +19652,7 @@
         </w:tc>
       </w:tr>
     </w:tbl>
-    <w:p>
+    <w:p ns2:paraId="63D4734D">
       <w:pPr>
         <w:rPr>
           <w:rFonts w:hint="eastAsia" w:ascii="汉仪中宋简" w:hAnsi="汉仪中宋简" w:eastAsia="汉仪中宋简" w:cs="汉仪中宋简"/>
@@ -19586,7 +19662,7 @@
         </w:rPr>
       </w:pPr>
     </w:p>
-    <w:p>
+    <w:p ns2:paraId="71D7FAEB">
       <w:pPr>
         <w:keepNext w:val="0"/>
         <w:keepLines w:val="0"/>
@@ -19623,7 +19699,7 @@
         <w:t>专业的用药指导是保障患者安全用药的重要支撑，其详细准确性直接影响用药效果与安全性。调研显示，49.76%的患者认为当前获取的用药指导非常详细准确，能够解决所有用药疑问，说明医疗机构、药店等渠道提供的用药指导服务专业且全面，涵盖了服药时间、注意事项、不良反应应对措施等关键内容；44.15%的患者认为指导比较详细准确，能够解决大部分疑问，说明指导服务基本满足核心用药需求，仅存在少量细节问题未完全覆盖。两者合计占比93.91%，仅6.09%的患者认为部分疑问无法解答，整体反映出当前用药指导服务体系较为完善，能够为患者安全用药提供有效支撑。</w:t>
       </w:r>
     </w:p>
-    <w:p>
+    <w:p ns2:paraId="4E07A1E7">
       <w:pPr>
         <w:pStyle w:val="3"/>
         <w:keepNext/>
@@ -19665,7 +19741,7 @@
       </w:r>
       <w:bookmarkEnd w:id="22"/>
     </w:p>
-    <w:p>
+    <w:p ns2:paraId="038E1764">
       <w:pPr>
         <w:pStyle w:val="3"/>
         <w:bidi w:val="0"/>
@@ -19684,83 +19760,7 @@
       </w:r>
       <w:bookmarkEnd w:id="23"/>
     </w:p>
-    <w:p>
-      <w:pPr>
-        <w:keepNext w:val="0"/>
-        <w:keepLines w:val="0"/>
-        <w:pageBreakBefore w:val="0"/>
-        <w:widowControl w:val="0"/>
-        <w:numPr>
-          <w:ilvl w:val="0"/>
-          <w:numId w:val="0"/>
-        </w:numPr>
-        <w:kinsoku/>
-        <w:wordWrap/>
-        <w:overflowPunct/>
-        <w:topLinePunct w:val="0"/>
-        <w:autoSpaceDE/>
-        <w:autoSpaceDN/>
-        <w:bidi w:val="0"/>
-        <w:adjustRightInd/>
-        <w:snapToGrid/>
-        <w:spacing w:line="600" w:lineRule="auto"/>
-        <w:jc w:val="center"/>
-        <w:textAlignment w:val="auto"/>
-        <w:rPr>
-          <w:rFonts w:hint="eastAsia" w:ascii="汉仪中宋简" w:hAnsi="汉仪中宋简" w:eastAsia="汉仪中宋简" w:cs="汉仪中宋简"/>
-          <w:b w:val="0"/>
-          <w:bCs w:val="0"/>
-          <w:color w:val="000000" w:themeColor="text1"/>
-          <w:sz w:val="24"/>
-          <w:szCs w:val="24"/>
-          <w:lang w:val="en-US" w:eastAsia="zh-CN"/>
-          <w14:textFill>
-            <w14:solidFill>
-              <w14:schemeClr w14:val="tx1"/>
-            </w14:solidFill>
-          </w14:textFill>
-        </w:rPr>
-      </w:pPr>
-      <w:r>
-        <w:rPr>
-          <w:rFonts w:hint="eastAsia" w:ascii="汉仪中宋简" w:hAnsi="汉仪中宋简" w:eastAsia="汉仪中宋简" w:cs="汉仪中宋简"/>
-          <w:lang w:eastAsia="zh-CN"/>
-        </w:rPr>
-        <w:drawing>
-          <wp:inline distT="0" distB="0" distL="114300" distR="114300">
-            <wp:extent cx="5234305" cy="2489835"/>
-            <wp:effectExtent l="4445" t="4445" r="6350" b="45720"/>
-            <wp:docPr id="14" name="图表 14" descr="7b0a202020202263686172745265734964223a20223230343735383430220a7d0a"/>
-            <wp:cNvGraphicFramePr/>
-            <a:graphic xmlns:a="http://schemas.openxmlformats.org/drawingml/2006/main">
-              <a:graphicData uri="http://schemas.openxmlformats.org/drawingml/2006/chart">
-                <c:chart xmlns:c="http://schemas.openxmlformats.org/drawingml/2006/chart" xmlns:r="http://schemas.openxmlformats.org/officeDocument/2006/relationships" r:id="rId11"/>
-              </a:graphicData>
-            </a:graphic>
-          </wp:inline>
-        </w:drawing>
-      </w:r>
-      <w:r>
-        <w:rPr>
-          <w:rFonts w:hint="eastAsia" w:ascii="汉仪中宋简" w:hAnsi="汉仪中宋简" w:eastAsia="汉仪中宋简" w:cs="汉仪中宋简"/>
-          <w:lang w:eastAsia="zh-CN"/>
-        </w:rPr>
-        <w:drawing>
-          <wp:inline distT="0" distB="0" distL="114300" distR="114300">
-            <wp:extent cx="5240020" cy="2601595"/>
-            <wp:effectExtent l="4445" t="4445" r="13335" b="35560"/>
-            <wp:docPr id="11" name="图表 11" descr="7b0a202020202263686172745265734964223a20223230343735383430220a7d0a"/>
-            <wp:cNvGraphicFramePr/>
-            <a:graphic xmlns:a="http://schemas.openxmlformats.org/drawingml/2006/main">
-              <a:graphicData uri="http://schemas.openxmlformats.org/drawingml/2006/chart">
-                <c:chart xmlns:c="http://schemas.openxmlformats.org/drawingml/2006/chart" xmlns:r="http://schemas.openxmlformats.org/officeDocument/2006/relationships" r:id="rId12"/>
-              </a:graphicData>
-            </a:graphic>
-          </wp:inline>
-        </w:drawing>
-      </w:r>
-    </w:p>
-    <w:p>
+    <w:p ns2:paraId="435FF72E">
       <w:pPr>
         <w:keepNext w:val="0"/>
         <w:keepLines w:val="0"/>
@@ -19792,11 +19792,11 @@
           <w:szCs w:val="24"/>
           <w:highlight w:val="none"/>
           <w:lang w:val="en-US" w:eastAsia="zh-CN"/>
-          <w14:textFill>
-            <w14:solidFill>
-              <w14:schemeClr w14:val="tx1"/>
-            </w14:solidFill>
-          </w14:textFill>
+          <ns2:textFill>
+            <ns2:solidFill>
+              <ns2:schemeClr ns2:val="tx1"/>
+            </ns2:solidFill>
+          </ns2:textFill>
         </w:rPr>
       </w:pPr>
       <w:r>
@@ -19809,16 +19809,16 @@
           <w:szCs w:val="24"/>
           <w:highlight w:val="none"/>
           <w:lang w:val="en-US" w:eastAsia="zh-CN"/>
-          <w14:textFill>
-            <w14:solidFill>
-              <w14:schemeClr w14:val="tx1"/>
-            </w14:solidFill>
-          </w14:textFill>
+          <ns2:textFill>
+            <ns2:solidFill>
+              <ns2:schemeClr ns2:val="tx1"/>
+            </ns2:solidFill>
+          </ns2:textFill>
         </w:rPr>
         <w:t>药品疗效与经济性是影响高血压患者长期治疗依从性和疾病控制效果的核心维度，两者并非孤立存在，而是存在显著的协同关联。结合本次调研核心数据，对两个维度开展交叉联合分析，结果如下：</w:t>
       </w:r>
     </w:p>
-    <w:p>
+    <w:p ns2:paraId="02310A52">
       <w:pPr>
         <w:keepNext w:val="0"/>
         <w:keepLines w:val="0"/>
@@ -19850,11 +19850,11 @@
           <w:szCs w:val="24"/>
           <w:highlight w:val="none"/>
           <w:lang w:val="en-US" w:eastAsia="zh-CN"/>
-          <w14:textFill>
-            <w14:solidFill>
-              <w14:schemeClr w14:val="tx1"/>
-            </w14:solidFill>
-          </w14:textFill>
+          <ns2:textFill>
+            <ns2:solidFill>
+              <ns2:schemeClr ns2:val="tx1"/>
+            </ns2:solidFill>
+          </ns2:textFill>
         </w:rPr>
       </w:pPr>
       <w:r>
@@ -19867,16 +19867,16 @@
           <w:szCs w:val="24"/>
           <w:highlight w:val="none"/>
           <w:lang w:val="en-US" w:eastAsia="zh-CN"/>
-          <w14:textFill>
-            <w14:solidFill>
-              <w14:schemeClr w14:val="tx1"/>
-            </w14:solidFill>
-          </w14:textFill>
+          <ns2:textFill>
+            <ns2:solidFill>
+              <ns2:schemeClr ns2:val="tx1"/>
+            </ns2:solidFill>
+          </ns2:textFill>
         </w:rPr>
         <w:t>从数据交叉关联来看，在血压控制达标（即选择A“血压稳定在正常范围”+B“血压多数时间在正常范围”）的1542名患者中，96.82%（1493/1542）的患者同时认可药品价格合理性（选择C“在可接受范围”+D“无压力”），仅有3.18%（49/1542）的患者认为价格勉强承受；而在血压偶尔波动）的100名患者中，虽有92%（92/100）的患者认可价格合理性，但价格勉强承受的比例为8%（8/100），显著高于血压控制达标群体。这一数据差异清晰揭示了疗效与经济性的正向协同关系。</w:t>
       </w:r>
     </w:p>
-    <w:p>
+    <w:p ns2:paraId="100136A4">
       <w:pPr>
         <w:keepNext w:val="0"/>
         <w:keepLines w:val="0"/>
@@ -19908,11 +19908,11 @@
           <w:szCs w:val="24"/>
           <w:highlight w:val="none"/>
           <w:lang w:val="en-US" w:eastAsia="zh-CN"/>
-          <w14:textFill>
-            <w14:solidFill>
-              <w14:schemeClr w14:val="tx1"/>
-            </w14:solidFill>
-          </w14:textFill>
+          <ns2:textFill>
+            <ns2:solidFill>
+              <ns2:schemeClr ns2:val="tx1"/>
+            </ns2:solidFill>
+          </ns2:textFill>
         </w:rPr>
       </w:pPr>
       <w:r>
@@ -19925,16 +19925,16 @@
           <w:szCs w:val="24"/>
           <w:highlight w:val="none"/>
           <w:lang w:val="en-US" w:eastAsia="zh-CN"/>
-          <w14:textFill>
-            <w14:solidFill>
-              <w14:schemeClr w14:val="tx1"/>
-            </w14:solidFill>
-          </w14:textFill>
+          <ns2:textFill>
+            <ns2:solidFill>
+              <ns2:schemeClr ns2:val="tx1"/>
+            </ns2:solidFill>
+          </ns2:textFill>
         </w:rPr>
         <w:t>从临床治疗逻辑来看，这种协同关系形成了“经济可及-规律用药-疗效稳固”的良性循环：一方面，该药物96.59%的高价格接受度，大幅降低了患者长期购药的经济压力，使其能够持续规律服药，避免因经济负担中断治疗，为药物疗效的充分发挥提供了前提保障；另一方面，93.91%的高血压控制达标率，让患者切实感知到药物的治疗价值，进一步强化了对“价格-治疗价值”匹配度的认可，反向提升了其长期用药的意愿。反之，血压偶尔波动群体中更高的价格勉强承受比例也提示，经济压力可能是影响该部分患者用药连续性的潜在因素，进而间接影响血压控制效果。</w:t>
       </w:r>
     </w:p>
-    <w:p>
+    <w:p ns2:paraId="7E5CDE53">
       <w:pPr>
         <w:keepNext w:val="0"/>
         <w:keepLines w:val="0"/>
@@ -19966,11 +19966,11 @@
           <w:szCs w:val="24"/>
           <w:highlight w:val="none"/>
           <w:lang w:val="en-US" w:eastAsia="zh-CN"/>
-          <w14:textFill>
-            <w14:solidFill>
-              <w14:schemeClr w14:val="tx1"/>
-            </w14:solidFill>
-          </w14:textFill>
+          <ns2:textFill>
+            <ns2:solidFill>
+              <ns2:schemeClr ns2:val="tx1"/>
+            </ns2:solidFill>
+          </ns2:textFill>
         </w:rPr>
       </w:pPr>
       <w:r>
@@ -19983,16 +19983,16 @@
           <w:szCs w:val="24"/>
           <w:highlight w:val="none"/>
           <w:lang w:val="en-US" w:eastAsia="zh-CN"/>
-          <w14:textFill>
-            <w14:solidFill>
-              <w14:schemeClr w14:val="tx1"/>
-            </w14:solidFill>
-          </w14:textFill>
+          <ns2:textFill>
+            <ns2:solidFill>
+              <ns2:schemeClr ns2:val="tx1"/>
+            </ns2:solidFill>
+          </ns2:textFill>
         </w:rPr>
         <w:t>此外，无患者反馈血压持续失控，也无患者反馈价格难以承受，这一“双零”结果进一步印证了该药物在疗效可靠性与价格亲民性上的均衡优势，能够同时满足患者“能降压”的核心治疗需求和“用得起”的经济需求，为高血压长期规范管理提供了双重核心支撑。</w:t>
       </w:r>
     </w:p>
-    <w:p>
+    <w:p ns2:paraId="472857A5">
       <w:pPr>
         <w:pStyle w:val="3"/>
         <w:bidi w:val="0"/>
@@ -20005,11 +20005,11 @@
           <w:szCs w:val="24"/>
           <w:highlight w:val="none"/>
           <w:lang w:val="en-US" w:eastAsia="zh-CN"/>
-          <w14:textFill>
-            <w14:solidFill>
-              <w14:schemeClr w14:val="tx1"/>
-            </w14:solidFill>
-          </w14:textFill>
+          <ns2:textFill>
+            <ns2:solidFill>
+              <ns2:schemeClr ns2:val="tx1"/>
+            </ns2:solidFill>
+          </ns2:textFill>
         </w:rPr>
       </w:pPr>
       <w:bookmarkStart w:id="24" w:name="_Toc25533"/>
@@ -20023,7 +20023,7 @@
       </w:r>
       <w:bookmarkEnd w:id="24"/>
     </w:p>
-    <w:p>
+    <w:p ns2:paraId="40A1FD76">
       <w:pPr>
         <w:keepNext w:val="0"/>
         <w:keepLines w:val="0"/>
@@ -20056,11 +20056,11 @@
           <w:szCs w:val="24"/>
           <w:highlight w:val="none"/>
           <w:lang w:val="en-US" w:eastAsia="zh-CN" w:bidi="ar-SA"/>
-          <w14:textFill>
-            <w14:solidFill>
-              <w14:schemeClr w14:val="tx1"/>
-            </w14:solidFill>
-          </w14:textFill>
+          <ns2:textFill>
+            <ns2:solidFill>
+              <ns2:schemeClr ns2:val="tx1"/>
+            </ns2:solidFill>
+          </ns2:textFill>
         </w:rPr>
       </w:pPr>
       <w:r>
@@ -20074,16 +20074,16 @@
           <w:szCs w:val="24"/>
           <w:highlight w:val="none"/>
           <w:lang w:val="en-US" w:eastAsia="zh-CN" w:bidi="ar-SA"/>
-          <w14:textFill>
-            <w14:solidFill>
-              <w14:schemeClr w14:val="tx1"/>
-            </w14:solidFill>
-          </w14:textFill>
+          <ns2:textFill>
+            <ns2:solidFill>
+              <ns2:schemeClr ns2:val="tx1"/>
+            </ns2:solidFill>
+          </ns2:textFill>
         </w:rPr>
         <w:t>本次调研基于1642份有效问卷，系统分析了厄贝沙坦氢氯噻嗪片在临床应用中的疗效、安全性、用药体验等核心维度，整体呈现“核心优势突出、细节有待优化”的特征，其中药品疗效与经济性的优势尤为显著。</w:t>
       </w:r>
     </w:p>
-    <w:p>
+    <w:p ns2:paraId="54DB6C37">
       <w:pPr>
         <w:keepNext w:val="0"/>
         <w:keepLines w:val="0"/>
@@ -20116,11 +20116,11 @@
           <w:szCs w:val="24"/>
           <w:highlight w:val="none"/>
           <w:lang w:val="en-US" w:eastAsia="zh-CN" w:bidi="ar-SA"/>
-          <w14:textFill>
-            <w14:solidFill>
-              <w14:schemeClr w14:val="tx1"/>
-            </w14:solidFill>
-          </w14:textFill>
+          <ns2:textFill>
+            <ns2:solidFill>
+              <ns2:schemeClr ns2:val="tx1"/>
+            </ns2:solidFill>
+          </ns2:textFill>
         </w:rPr>
       </w:pPr>
       <w:r>
@@ -20134,11 +20134,11 @@
           <w:szCs w:val="24"/>
           <w:highlight w:val="none"/>
           <w:lang w:val="en-US" w:eastAsia="zh-CN" w:bidi="ar-SA"/>
-          <w14:textFill>
-            <w14:solidFill>
-              <w14:schemeClr w14:val="tx1"/>
-            </w14:solidFill>
-          </w14:textFill>
+          <ns2:textFill>
+            <ns2:solidFill>
+              <ns2:schemeClr ns2:val="tx1"/>
+            </ns2:solidFill>
+          </ns2:textFill>
         </w:rPr>
         <w:t>1. 核心优势：</w:t>
       </w:r>
@@ -20153,11 +20153,11 @@
           <w:szCs w:val="24"/>
           <w:highlight w:val="none"/>
           <w:lang w:val="en-US" w:eastAsia="zh-CN" w:bidi="ar-SA"/>
-          <w14:textFill>
-            <w14:solidFill>
-              <w14:schemeClr w14:val="tx1"/>
-            </w14:solidFill>
-          </w14:textFill>
+          <ns2:textFill>
+            <ns2:solidFill>
+              <ns2:schemeClr ns2:val="tx1"/>
+            </ns2:solidFill>
+          </ns2:textFill>
         </w:rPr>
         <w:t>一是疗效可靠稳定，作为核心治疗指标，血压控制达标率高达93.91%，近半数患者实现血压稳定控制，超四成患者血压多数时间处于正常范围，无患者反馈血压持续失控，充分验证了该复方制剂的临床降压价值；二是安全性良好，头晕头痛、口渴多尿等典型不良反应发生率均仅为6.09%，且症状轻微可耐受，近九成半患者无明显不适，未出现严重不良反应，为长期用药筑牢安全基础；三是经济性亲民，96.59%的患者认为药品价格在可承受范围或无压力，无患者反馈价格难以承受，合理的价格定位有效降低了长期用药负担，提升了治疗依从性；四是用药便利性与可及性佳，超九成患者对服药频率满意，近九成四患者认可药品包装便利性，且100%患者的用药供应得到保障，无因缺货影响治疗的情况；五是用药指导体系完善，超九成患者认可用药指导的详细准确性，说明书关键信息清晰度符合大众认知需求</w:t>
       </w:r>
@@ -20172,16 +20172,16 @@
           <w:szCs w:val="24"/>
           <w:highlight w:val="none"/>
           <w:lang w:val="en-US" w:eastAsia="zh-CN" w:bidi="ar-SA"/>
-          <w14:textFill>
-            <w14:solidFill>
-              <w14:schemeClr w14:val="tx1"/>
-            </w14:solidFill>
-          </w14:textFill>
+          <ns2:textFill>
+            <ns2:solidFill>
+              <ns2:schemeClr ns2:val="tx1"/>
+            </ns2:solidFill>
+          </ns2:textFill>
         </w:rPr>
         <w:t>。</w:t>
       </w:r>
     </w:p>
-    <w:p>
+    <w:p ns2:paraId="5D03F8F9">
       <w:pPr>
         <w:keepNext w:val="0"/>
         <w:keepLines w:val="0"/>
@@ -20214,11 +20214,11 @@
           <w:szCs w:val="24"/>
           <w:highlight w:val="none"/>
           <w:lang w:val="en-US" w:eastAsia="zh-CN" w:bidi="ar-SA"/>
-          <w14:textFill>
-            <w14:solidFill>
-              <w14:schemeClr w14:val="tx1"/>
-            </w14:solidFill>
-          </w14:textFill>
+          <ns2:textFill>
+            <ns2:solidFill>
+              <ns2:schemeClr ns2:val="tx1"/>
+            </ns2:solidFill>
+          </ns2:textFill>
         </w:rPr>
       </w:pPr>
       <w:r>
@@ -20232,11 +20232,11 @@
           <w:szCs w:val="24"/>
           <w:highlight w:val="none"/>
           <w:lang w:val="en-US" w:eastAsia="zh-CN" w:bidi="ar-SA"/>
-          <w14:textFill>
-            <w14:solidFill>
-              <w14:schemeClr w14:val="tx1"/>
-            </w14:solidFill>
-          </w14:textFill>
+          <ns2:textFill>
+            <ns2:solidFill>
+              <ns2:schemeClr ns2:val="tx1"/>
+            </ns2:solidFill>
+          </ns2:textFill>
         </w:rPr>
         <w:t>2. 优化空间：</w:t>
       </w:r>
@@ -20251,16 +20251,16 @@
           <w:szCs w:val="24"/>
           <w:highlight w:val="none"/>
           <w:lang w:val="en-US" w:eastAsia="zh-CN" w:bidi="ar-SA"/>
-          <w14:textFill>
-            <w14:solidFill>
-              <w14:schemeClr w14:val="tx1"/>
-            </w14:solidFill>
-          </w14:textFill>
+          <ns2:textFill>
+            <ns2:solidFill>
+              <ns2:schemeClr ns2:val="tx1"/>
+            </ns2:solidFill>
+          </ns2:textFill>
         </w:rPr>
         <w:t>一是用药规范性有待提升，21.08%的患者存在不规范用药情况，超一成患者经常自行调整剂量，5.12%的患者从未按规定剂量服用；二是联合用药安全意识不足，联合用药患者中近半数未咨询医生确认药物兼容性，存在潜在用药风险；三是血压监测频率不足，38.06%的患者无法定期监测血压，难以及时掌握血压控制情况；四是部分购药渠道存在风险，22.04%的患者通过其他非正规渠道购药，可能面临药品质量隐患。</w:t>
       </w:r>
     </w:p>
-    <w:p>
+    <w:p ns2:paraId="352EFD12">
       <w:pPr>
         <w:pStyle w:val="3"/>
         <w:bidi w:val="0"/>
@@ -20283,7 +20283,7 @@
       </w:r>
       <w:bookmarkEnd w:id="25"/>
     </w:p>
-    <w:p>
+    <w:p ns2:paraId="1B2E2CF6">
       <w:pPr>
         <w:keepNext w:val="0"/>
         <w:keepLines w:val="0"/>
@@ -20316,11 +20316,11 @@
           <w:szCs w:val="24"/>
           <w:highlight w:val="none"/>
           <w:lang w:val="en-US" w:eastAsia="zh-CN" w:bidi="ar-SA"/>
-          <w14:textFill>
-            <w14:solidFill>
-              <w14:schemeClr w14:val="tx1"/>
-            </w14:solidFill>
-          </w14:textFill>
+          <ns2:textFill>
+            <ns2:solidFill>
+              <ns2:schemeClr ns2:val="tx1"/>
+            </ns2:solidFill>
+          </ns2:textFill>
         </w:rPr>
       </w:pPr>
       <w:r>
@@ -20334,16 +20334,16 @@
           <w:szCs w:val="24"/>
           <w:highlight w:val="none"/>
           <w:lang w:val="en-US" w:eastAsia="zh-CN" w:bidi="ar-SA"/>
-          <w14:textFill>
-            <w14:solidFill>
-              <w14:schemeClr w14:val="tx1"/>
-            </w14:solidFill>
-          </w14:textFill>
+          <ns2:textFill>
+            <ns2:solidFill>
+              <ns2:schemeClr ns2:val="tx1"/>
+            </ns2:solidFill>
+          </ns2:textFill>
         </w:rPr>
         <w:t>结合调研结果，为进一步强化厄贝沙坦氢氯噻嗪片的临床应用效果，提升患者用药体验与安全性，围绕临床诊疗、药企优化服务维度提出以下建议：</w:t>
       </w:r>
     </w:p>
-    <w:p>
+    <w:p ns2:paraId="1B2B00F5">
       <w:pPr>
         <w:keepNext w:val="0"/>
         <w:keepLines w:val="0"/>
@@ -20376,11 +20376,11 @@
           <w:szCs w:val="24"/>
           <w:highlight w:val="none"/>
           <w:lang w:val="en-US" w:eastAsia="zh-CN" w:bidi="ar-SA"/>
-          <w14:textFill>
-            <w14:solidFill>
-              <w14:schemeClr w14:val="tx1"/>
-            </w14:solidFill>
-          </w14:textFill>
+          <ns2:textFill>
+            <ns2:solidFill>
+              <ns2:schemeClr ns2:val="tx1"/>
+            </ns2:solidFill>
+          </ns2:textFill>
         </w:rPr>
       </w:pPr>
       <w:r>
@@ -20394,16 +20394,16 @@
           <w:szCs w:val="24"/>
           <w:highlight w:val="none"/>
           <w:lang w:val="en-US" w:eastAsia="zh-CN" w:bidi="ar-SA"/>
-          <w14:textFill>
-            <w14:solidFill>
-              <w14:schemeClr w14:val="tx1"/>
-            </w14:solidFill>
-          </w14:textFill>
+          <ns2:textFill>
+            <ns2:solidFill>
+              <ns2:schemeClr ns2:val="tx1"/>
+            </ns2:solidFill>
+          </ns2:textFill>
         </w:rPr>
         <w:t>1. 临床层面：聚焦用药规范性提升，强化精准教育干预。针对血压偶尔波动、用药不规范的重点群体，通过复诊一对一宣讲、线上科普短视频、患者手册等多种形式，重点强调剂量调整必须严格遵循医嘱，严禁自行根据主观感受调整剂量；针对联合用药患者，在开具处方时主动提醒并确认药物兼容性，定期梳理用药清单，规避药物相互作用风险；同时普及血压监测的重要性，指导患者选择合适的监测工具，养成“每周至少监测2-3次”的规律监测习惯，并记录监测数据，为治疗方案优化提供支撑。</w:t>
       </w:r>
     </w:p>
-    <w:p>
+    <w:p ns2:paraId="6087A099">
       <w:pPr>
         <w:keepNext w:val="0"/>
         <w:keepLines w:val="0"/>
@@ -20436,11 +20436,11 @@
           <w:szCs w:val="24"/>
           <w:highlight w:val="none"/>
           <w:lang w:val="en-US" w:eastAsia="zh-CN" w:bidi="ar-SA"/>
-          <w14:textFill>
-            <w14:solidFill>
-              <w14:schemeClr w14:val="tx1"/>
-            </w14:solidFill>
-          </w14:textFill>
+          <ns2:textFill>
+            <ns2:solidFill>
+              <ns2:schemeClr ns2:val="tx1"/>
+            </ns2:solidFill>
+          </ns2:textFill>
         </w:rPr>
       </w:pPr>
       <w:r>
@@ -20454,16 +20454,16 @@
           <w:szCs w:val="24"/>
           <w:highlight w:val="none"/>
           <w:lang w:val="en-US" w:eastAsia="zh-CN" w:bidi="ar-SA"/>
-          <w14:textFill>
-            <w14:solidFill>
-              <w14:schemeClr w14:val="tx1"/>
-            </w14:solidFill>
-          </w14:textFill>
+          <ns2:textFill>
+            <ns2:solidFill>
+              <ns2:schemeClr ns2:val="tx1"/>
+            </ns2:solidFill>
+          </ns2:textFill>
         </w:rPr>
         <w:t>2. 药企方面：持续优化产品细节，补充服务支撑体系。针对少数患者反映的包装取用问题，开展针对性调研，优化包装设计（如增加易撕口、推出分剂量包装等），提升使用便捷性；针对说明书中部分不明确内容，采用更通俗的语言表述，增加图文解读模块，降低患者理解难度；搭建官方线上咨询平台，组建专业药师团队，为患者提供个性化用药指导服务，补充现有指导渠道的不足，重点解答联合用药、不良反应应对等常见疑问。</w:t>
       </w:r>
     </w:p>
-    <w:p>
+    <w:p ns2:paraId="5D64DD0F">
       <w:pPr>
         <w:rPr>
           <w:rFonts w:hint="eastAsia" w:ascii="汉仪中宋简" w:hAnsi="汉仪中宋简" w:eastAsia="汉仪中宋简" w:cs="汉仪中宋简"/>
@@ -20479,7 +20479,7 @@
         <w:br w:type="page"/>
       </w:r>
     </w:p>
-    <w:p>
+    <w:p ns2:paraId="4272D18C">
       <w:pPr>
         <w:pStyle w:val="2"/>
         <w:bidi w:val="0"/>
@@ -20498,7 +20498,7 @@
       </w:r>
       <w:bookmarkEnd w:id="26"/>
     </w:p>
-    <w:p>
+    <w:p ns2:paraId="1FEC2CC2">
       <w:pPr>
         <w:ind w:left="0" w:leftChars="0" w:firstLine="0" w:firstLineChars="0"/>
         <w:jc w:val="both"/>
@@ -20508,7 +20508,7 @@
         </w:rPr>
       </w:pPr>
     </w:p>
-    <w:p>
+    <w:p ns2:paraId="6CCA3D18">
       <w:pPr>
         <w:keepNext w:val="0"/>
         <w:keepLines w:val="0"/>
@@ -20552,7 +20552,7 @@
         <w:t>您服用厄贝沙坦氢氯噻嗪片后，血压控制效果如何？</w:t>
       </w:r>
     </w:p>
-    <w:p>
+    <w:p ns2:paraId="66C0D4C3">
       <w:pPr>
         <w:keepNext w:val="0"/>
         <w:keepLines w:val="0"/>
@@ -20607,7 +20607,7 @@
         <w:t>血压稳定在正常范围</w:t>
       </w:r>
     </w:p>
-    <w:p>
+    <w:p ns2:paraId="6CE1425B">
       <w:pPr>
         <w:keepNext w:val="0"/>
         <w:keepLines w:val="0"/>
@@ -20662,7 +20662,7 @@
         <w:t>血压多数时间在正常范围</w:t>
       </w:r>
     </w:p>
-    <w:p>
+    <w:p ns2:paraId="4B4D6147">
       <w:pPr>
         <w:keepNext w:val="0"/>
         <w:keepLines w:val="0"/>
@@ -20717,7 +20717,7 @@
         <w:t>血压偶尔超出正常范围</w:t>
       </w:r>
     </w:p>
-    <w:p>
+    <w:p ns2:paraId="2B1D7314">
       <w:pPr>
         <w:keepNext w:val="0"/>
         <w:keepLines w:val="0"/>
@@ -20772,7 +20772,7 @@
         <w:t>血压持续超出正常范围</w:t>
       </w:r>
     </w:p>
-    <w:p>
+    <w:p ns2:paraId="352AD0F7">
       <w:pPr>
         <w:keepNext w:val="0"/>
         <w:keepLines w:val="0"/>
@@ -20816,7 +20816,7 @@
         <w:t>您服用厄贝沙坦氢氯噻嗪片期间，是否出现过头晕、头痛症状？</w:t>
       </w:r>
     </w:p>
-    <w:p>
+    <w:p ns2:paraId="5AB3DCC9">
       <w:pPr>
         <w:keepNext w:val="0"/>
         <w:keepLines w:val="0"/>
@@ -20871,7 +20871,7 @@
         <w:t>经常出现，症状严重</w:t>
       </w:r>
     </w:p>
-    <w:p>
+    <w:p ns2:paraId="0DDB611B">
       <w:pPr>
         <w:keepNext w:val="0"/>
         <w:keepLines w:val="0"/>
@@ -20926,7 +20926,7 @@
         <w:t>偶尔出现，症状轻微可忍受</w:t>
       </w:r>
     </w:p>
-    <w:p>
+    <w:p ns2:paraId="29DD6DC3">
       <w:pPr>
         <w:keepNext w:val="0"/>
         <w:keepLines w:val="0"/>
@@ -20981,7 +20981,7 @@
         <w:t>很少出现，几乎无感觉</w:t>
       </w:r>
     </w:p>
-    <w:p>
+    <w:p ns2:paraId="78517D89">
       <w:pPr>
         <w:keepNext w:val="0"/>
         <w:keepLines w:val="0"/>
@@ -21036,7 +21036,7 @@
         <w:t>从未出现过</w:t>
       </w:r>
     </w:p>
-    <w:p>
+    <w:p ns2:paraId="3CD4510E">
       <w:pPr>
         <w:keepNext w:val="0"/>
         <w:keepLines w:val="0"/>
@@ -21080,7 +21080,7 @@
         <w:t>您服用厄贝沙坦氢氯噻嗪片期间，是否出现过口渴、多尿情况？</w:t>
       </w:r>
     </w:p>
-    <w:p>
+    <w:p ns2:paraId="044674F6">
       <w:pPr>
         <w:keepNext w:val="0"/>
         <w:keepLines w:val="0"/>
@@ -21135,7 +21135,7 @@
         <w:t>经常出现，影响正常生活</w:t>
       </w:r>
     </w:p>
-    <w:p>
+    <w:p ns2:paraId="5DD87521">
       <w:pPr>
         <w:keepNext w:val="0"/>
         <w:keepLines w:val="0"/>
@@ -21190,7 +21190,7 @@
         <w:t>偶尔出现，无明显影响</w:t>
       </w:r>
     </w:p>
-    <w:p>
+    <w:p ns2:paraId="407CF38D">
       <w:pPr>
         <w:keepNext w:val="0"/>
         <w:keepLines w:val="0"/>
@@ -21245,7 +21245,7 @@
         <w:t>很少出现，几乎不察觉</w:t>
       </w:r>
     </w:p>
-    <w:p>
+    <w:p ns2:paraId="2245D953">
       <w:pPr>
         <w:keepNext w:val="0"/>
         <w:keepLines w:val="0"/>
@@ -21300,7 +21300,7 @@
         <w:t>从未出现过</w:t>
       </w:r>
     </w:p>
-    <w:p>
+    <w:p ns2:paraId="1BB602CA">
       <w:pPr>
         <w:keepNext w:val="0"/>
         <w:keepLines w:val="0"/>
@@ -21344,7 +21344,7 @@
         <w:t>您通常通过什么渠道购买厄贝沙坦氢氯噻嗪片？</w:t>
       </w:r>
     </w:p>
-    <w:p>
+    <w:p ns2:paraId="1091005F">
       <w:pPr>
         <w:keepNext w:val="0"/>
         <w:keepLines w:val="0"/>
@@ -21399,7 +21399,7 @@
         <w:t>医院药房</w:t>
       </w:r>
     </w:p>
-    <w:p>
+    <w:p ns2:paraId="17BF188A">
       <w:pPr>
         <w:keepNext w:val="0"/>
         <w:keepLines w:val="0"/>
@@ -21454,7 +21454,7 @@
         <w:t>线下连锁药店</w:t>
       </w:r>
     </w:p>
-    <w:p>
+    <w:p ns2:paraId="1367894C">
       <w:pPr>
         <w:keepNext w:val="0"/>
         <w:keepLines w:val="0"/>
@@ -21509,7 +21509,7 @@
         <w:t>正规网上药店</w:t>
       </w:r>
     </w:p>
-    <w:p>
+    <w:p ns2:paraId="2E411F45">
       <w:pPr>
         <w:keepNext w:val="0"/>
         <w:keepLines w:val="0"/>
@@ -21564,7 +21564,7 @@
         <w:t>其他渠道（请注明）</w:t>
       </w:r>
     </w:p>
-    <w:p>
+    <w:p ns2:paraId="4A6E75C8">
       <w:pPr>
         <w:keepNext w:val="0"/>
         <w:keepLines w:val="0"/>
@@ -21608,7 +21608,7 @@
         <w:t>您认为厄贝沙坦氢氯噻嗪片的价格对您的用药负担影响如何？</w:t>
       </w:r>
     </w:p>
-    <w:p>
+    <w:p ns2:paraId="12BF58ED">
       <w:pPr>
         <w:keepNext w:val="0"/>
         <w:keepLines w:val="0"/>
@@ -21663,7 +21663,7 @@
         <w:t>难以承受</w:t>
       </w:r>
     </w:p>
-    <w:p>
+    <w:p ns2:paraId="7D855842">
       <w:pPr>
         <w:keepNext w:val="0"/>
         <w:keepLines w:val="0"/>
@@ -21718,7 +21718,7 @@
         <w:t>勉强承受</w:t>
       </w:r>
     </w:p>
-    <w:p>
+    <w:p ns2:paraId="6568AEB4">
       <w:pPr>
         <w:keepNext w:val="0"/>
         <w:keepLines w:val="0"/>
@@ -21773,7 +21773,7 @@
         <w:t>在可接受范围</w:t>
       </w:r>
     </w:p>
-    <w:p>
+    <w:p ns2:paraId="75966934">
       <w:pPr>
         <w:keepNext w:val="0"/>
         <w:keepLines w:val="0"/>
@@ -21828,7 +21828,7 @@
         <w:t>无压力</w:t>
       </w:r>
     </w:p>
-    <w:p>
+    <w:p ns2:paraId="5A4BE6E6">
       <w:pPr>
         <w:keepNext w:val="0"/>
         <w:keepLines w:val="0"/>
@@ -21872,7 +21872,7 @@
         <w:t>您服用厄贝沙坦氢氯噻嗪片的剂量是否严格按照医嘱？</w:t>
       </w:r>
     </w:p>
-    <w:p>
+    <w:p ns2:paraId="6F7208D9">
       <w:pPr>
         <w:keepNext w:val="0"/>
         <w:keepLines w:val="0"/>
@@ -21927,7 +21927,7 @@
         <w:t>始终严格遵守</w:t>
       </w:r>
     </w:p>
-    <w:p>
+    <w:p ns2:paraId="301BBCB2">
       <w:pPr>
         <w:keepNext w:val="0"/>
         <w:keepLines w:val="0"/>
@@ -21982,7 +21982,7 @@
         <w:t>大部分时间遵守，偶尔微调</w:t>
       </w:r>
     </w:p>
-    <w:p>
+    <w:p ns2:paraId="02514DCE">
       <w:pPr>
         <w:keepNext w:val="0"/>
         <w:keepLines w:val="0"/>
@@ -22037,7 +22037,7 @@
         <w:t>经常根据自身感觉调整</w:t>
       </w:r>
     </w:p>
-    <w:p>
+    <w:p ns2:paraId="2FDCE85C">
       <w:pPr>
         <w:keepNext w:val="0"/>
         <w:keepLines w:val="0"/>
@@ -22092,7 +22092,7 @@
         <w:t>从未按规定剂量服用</w:t>
       </w:r>
     </w:p>
-    <w:p>
+    <w:p ns2:paraId="3C8B964E">
       <w:pPr>
         <w:keepNext w:val="0"/>
         <w:keepLines w:val="0"/>
@@ -22136,7 +22136,7 @@
         <w:t>您对厄贝沙坦氢氯噻嗪片的服药频率满意度如何？</w:t>
       </w:r>
     </w:p>
-    <w:p>
+    <w:p ns2:paraId="21EE6A01">
       <w:pPr>
         <w:keepNext w:val="0"/>
         <w:keepLines w:val="0"/>
@@ -22180,7 +22180,7 @@
         <w:t>频率很合适，按要求吃很轻松</w:t>
       </w:r>
     </w:p>
-    <w:p>
+    <w:p ns2:paraId="6D967439">
       <w:pPr>
         <w:keepNext w:val="0"/>
         <w:keepLines w:val="0"/>
@@ -22224,7 +22224,7 @@
         <w:t>频率还可以，没对生活造成困扰</w:t>
       </w:r>
     </w:p>
-    <w:p>
+    <w:p ns2:paraId="4411C818">
       <w:pPr>
         <w:keepNext w:val="0"/>
         <w:keepLines w:val="0"/>
@@ -22268,7 +22268,7 @@
         <w:t>频率稍微有点高，偶尔会记不清</w:t>
       </w:r>
     </w:p>
-    <w:p>
+    <w:p ns2:paraId="35B610CD">
       <w:pPr>
         <w:keepNext w:val="0"/>
         <w:keepLines w:val="0"/>
@@ -22312,7 +22312,7 @@
         <w:t>频率不太适应，想过调整一下</w:t>
       </w:r>
     </w:p>
-    <w:p>
+    <w:p ns2:paraId="6B0ADD53">
       <w:pPr>
         <w:keepNext w:val="0"/>
         <w:keepLines w:val="0"/>
@@ -22356,7 +22356,7 @@
         <w:t>您服用厄贝沙坦氢氯噻嗪片期间，是否同时服用其他降压药物？</w:t>
       </w:r>
     </w:p>
-    <w:p>
+    <w:p ns2:paraId="785C0DD9">
       <w:pPr>
         <w:keepNext w:val="0"/>
         <w:keepLines w:val="0"/>
@@ -22400,7 +22400,7 @@
         <w:t>同时服用 1 种其他降压药</w:t>
       </w:r>
     </w:p>
-    <w:p>
+    <w:p ns2:paraId="18BDF8E6">
       <w:pPr>
         <w:keepNext w:val="0"/>
         <w:keepLines w:val="0"/>
@@ -22444,7 +22444,7 @@
         <w:t>同时服用 2 种及以上其他降压药</w:t>
       </w:r>
     </w:p>
-    <w:p>
+    <w:p ns2:paraId="0E01FA29">
       <w:pPr>
         <w:keepNext w:val="0"/>
         <w:keepLines w:val="0"/>
@@ -22488,7 +22488,7 @@
         <w:t>同时服用降压药及其他疾病治疗药物</w:t>
       </w:r>
     </w:p>
-    <w:p>
+    <w:p ns2:paraId="3627E7B2">
       <w:pPr>
         <w:keepNext w:val="0"/>
         <w:keepLines w:val="0"/>
@@ -22532,7 +22532,7 @@
         <w:t>仅服用该药物</w:t>
       </w:r>
     </w:p>
-    <w:p>
+    <w:p ns2:paraId="24C53AFE">
       <w:pPr>
         <w:keepNext w:val="0"/>
         <w:keepLines w:val="0"/>
@@ -22576,7 +22576,7 @@
         <w:t>您是否咨询过医生，确认厄贝沙坦氢氯噻嗪片与其他药物可同时服用？</w:t>
       </w:r>
     </w:p>
-    <w:p>
+    <w:p ns2:paraId="2A751218">
       <w:pPr>
         <w:keepNext w:val="0"/>
         <w:keepLines w:val="0"/>
@@ -22631,7 +22631,7 @@
         <w:t>专门咨询过，确认无冲突</w:t>
       </w:r>
     </w:p>
-    <w:p>
+    <w:p ns2:paraId="2CA52B37">
       <w:pPr>
         <w:keepNext w:val="0"/>
         <w:keepLines w:val="0"/>
@@ -22686,7 +22686,7 @@
         <w:t>简单询问过，大致了解</w:t>
       </w:r>
     </w:p>
-    <w:p>
+    <w:p ns2:paraId="2FEC6149">
       <w:pPr>
         <w:keepNext w:val="0"/>
         <w:keepLines w:val="0"/>
@@ -22741,7 +22741,7 @@
         <w:t>没咨询过，但认为无问题</w:t>
       </w:r>
     </w:p>
-    <w:p>
+    <w:p ns2:paraId="6280C8A0">
       <w:pPr>
         <w:keepNext w:val="0"/>
         <w:keepLines w:val="0"/>
@@ -22796,7 +22796,7 @@
         <w:t>没咨询过，不清楚是否有冲突</w:t>
       </w:r>
     </w:p>
-    <w:p>
+    <w:p ns2:paraId="761D9CEC">
       <w:pPr>
         <w:keepNext w:val="0"/>
         <w:keepLines w:val="0"/>
@@ -22840,7 +22840,7 @@
         <w:t>您所在地区的厄贝沙坦氢氯噻嗪片供应是否稳定？</w:t>
       </w:r>
     </w:p>
-    <w:p>
+    <w:p ns2:paraId="285FB246">
       <w:pPr>
         <w:keepNext w:val="0"/>
         <w:keepLines w:val="0"/>
@@ -22895,7 +22895,7 @@
         <w:t>随时能买到</w:t>
       </w:r>
     </w:p>
-    <w:p>
+    <w:p ns2:paraId="5D6C5B9E">
       <w:pPr>
         <w:keepNext w:val="0"/>
         <w:keepLines w:val="0"/>
@@ -22950,7 +22950,7 @@
         <w:t>偶尔缺货但不影响用药</w:t>
       </w:r>
     </w:p>
-    <w:p>
+    <w:p ns2:paraId="33820A1F">
       <w:pPr>
         <w:keepNext w:val="0"/>
         <w:keepLines w:val="0"/>
@@ -23005,7 +23005,7 @@
         <w:t>经常缺货</w:t>
       </w:r>
     </w:p>
-    <w:p>
+    <w:p ns2:paraId="7C7F41D9">
       <w:pPr>
         <w:keepNext w:val="0"/>
         <w:keepLines w:val="0"/>
@@ -23060,7 +23060,7 @@
         <w:t>严重影响用药</w:t>
       </w:r>
     </w:p>
-    <w:p>
+    <w:p ns2:paraId="429D0FCE">
       <w:pPr>
         <w:keepNext w:val="0"/>
         <w:keepLines w:val="0"/>
@@ -23104,7 +23104,7 @@
         <w:t>您服用厄贝沙坦氢氯噻嗪片期间，是否定期监测血压？</w:t>
       </w:r>
     </w:p>
-    <w:p>
+    <w:p ns2:paraId="0092B7AB">
       <w:pPr>
         <w:keepNext w:val="0"/>
         <w:keepLines w:val="0"/>
@@ -23159,7 +23159,7 @@
         <w:t>每天监测，记录详细数据</w:t>
       </w:r>
     </w:p>
-    <w:p>
+    <w:p ns2:paraId="290FDC11">
       <w:pPr>
         <w:keepNext w:val="0"/>
         <w:keepLines w:val="0"/>
@@ -23214,7 +23214,7 @@
         <w:t>每周监测 2-3 次，了解大致情况</w:t>
       </w:r>
     </w:p>
-    <w:p>
+    <w:p ns2:paraId="772CAEC4">
       <w:pPr>
         <w:keepNext w:val="0"/>
         <w:keepLines w:val="0"/>
@@ -23269,7 +23269,7 @@
         <w:t>偶尔监测，无固定频率</w:t>
       </w:r>
     </w:p>
-    <w:p>
+    <w:p ns2:paraId="095D4DE0">
       <w:pPr>
         <w:keepNext w:val="0"/>
         <w:keepLines w:val="0"/>
@@ -23324,7 +23324,7 @@
         <w:t>从未监测</w:t>
       </w:r>
     </w:p>
-    <w:p>
+    <w:p ns2:paraId="12C2374E">
       <w:pPr>
         <w:keepNext w:val="0"/>
         <w:keepLines w:val="0"/>
@@ -23368,7 +23368,7 @@
         <w:t>您对厄贝沙坦氢氯噻嗪片药品包装的便利性评价如何？</w:t>
       </w:r>
     </w:p>
-    <w:p>
+    <w:p ns2:paraId="3B9158A8">
       <w:pPr>
         <w:keepNext w:val="0"/>
         <w:keepLines w:val="0"/>
@@ -23423,7 +23423,7 @@
         <w:t>储存、取用都方便</w:t>
       </w:r>
     </w:p>
-    <w:p>
+    <w:p ns2:paraId="61A7E73D">
       <w:pPr>
         <w:keepNext w:val="0"/>
         <w:keepLines w:val="0"/>
@@ -23478,7 +23478,7 @@
         <w:t>基本满足需求</w:t>
       </w:r>
     </w:p>
-    <w:p>
+    <w:p ns2:paraId="0234AF46">
       <w:pPr>
         <w:keepNext w:val="0"/>
         <w:keepLines w:val="0"/>
@@ -23533,7 +23533,7 @@
         <w:t>存在取用麻烦等问题</w:t>
       </w:r>
     </w:p>
-    <w:p>
+    <w:p ns2:paraId="63775ECB">
       <w:pPr>
         <w:keepNext w:val="0"/>
         <w:keepLines w:val="0"/>
@@ -23588,7 +23588,7 @@
         <w:t>非常不便利，严重影响使用</w:t>
       </w:r>
     </w:p>
-    <w:p>
+    <w:p ns2:paraId="7C23499B">
       <w:pPr>
         <w:keepNext w:val="0"/>
         <w:keepLines w:val="0"/>
@@ -23676,7 +23676,7 @@
         <w:t>的标注清晰度评价如何？</w:t>
       </w:r>
     </w:p>
-    <w:p>
+    <w:p ns2:paraId="4EE70D2B">
       <w:pPr>
         <w:keepNext w:val="0"/>
         <w:keepLines w:val="0"/>
@@ -23731,7 +23731,7 @@
         <w:t>一目了然</w:t>
       </w:r>
     </w:p>
-    <w:p>
+    <w:p ns2:paraId="2D376978">
       <w:pPr>
         <w:keepNext w:val="0"/>
         <w:keepLines w:val="0"/>
@@ -23786,7 +23786,7 @@
         <w:t>容易理解</w:t>
       </w:r>
     </w:p>
-    <w:p>
+    <w:p ns2:paraId="7D0C4622">
       <w:pPr>
         <w:keepNext w:val="0"/>
         <w:keepLines w:val="0"/>
@@ -23841,7 +23841,7 @@
         <w:t>部分内容不够明确</w:t>
       </w:r>
     </w:p>
-    <w:p>
+    <w:p ns2:paraId="185B13AD">
       <w:pPr>
         <w:keepNext w:val="0"/>
         <w:keepLines w:val="0"/>
@@ -23896,7 +23896,7 @@
         <w:t>难以分辨</w:t>
       </w:r>
     </w:p>
-    <w:p>
+    <w:p ns2:paraId="00B8B3B2">
       <w:pPr>
         <w:keepNext w:val="0"/>
         <w:keepLines w:val="0"/>
@@ -23940,7 +23940,7 @@
         <w:t>您认为当前获取的用药指导是否足够详细准确？</w:t>
       </w:r>
     </w:p>
-    <w:p>
+    <w:p ns2:paraId="13782D53">
       <w:pPr>
         <w:keepNext w:val="0"/>
         <w:keepLines w:val="0"/>
@@ -23995,7 +23995,7 @@
         <w:t>非常详细准确，能解决所有疑问</w:t>
       </w:r>
     </w:p>
-    <w:p>
+    <w:p ns2:paraId="2536600B">
       <w:pPr>
         <w:keepNext w:val="0"/>
         <w:keepLines w:val="0"/>
@@ -24050,7 +24050,7 @@
         <w:t>比较详细准确，能解决大部分疑问</w:t>
       </w:r>
     </w:p>
-    <w:p>
+    <w:p ns2:paraId="5031355C">
       <w:pPr>
         <w:keepNext w:val="0"/>
         <w:keepLines w:val="0"/>
@@ -24105,7 +24105,7 @@
         <w:t>一般，部分疑问无法解答</w:t>
       </w:r>
     </w:p>
-    <w:p>
+    <w:p ns2:paraId="6743342D">
       <w:pPr>
         <w:keepNext w:val="0"/>
         <w:keepLines w:val="0"/>
@@ -24160,7 +24160,7 @@
         <w:t>不够详细准确，存在很多困惑</w:t>
       </w:r>
     </w:p>
-    <w:p>
+    <w:p ns2:paraId="2E498182">
       <w:pPr>
         <w:rPr>
           <w:rFonts w:hint="eastAsia" w:ascii="汉仪中宋简" w:hAnsi="汉仪中宋简" w:eastAsia="汉仪中宋简" w:cs="汉仪中宋简"/>
@@ -24168,7 +24168,7 @@
         </w:rPr>
       </w:pPr>
     </w:p>
-    <w:p>
+    <w:p ns2:paraId="769D578A">
       <w:pPr>
         <w:keepNext w:val="0"/>
         <w:keepLines w:val="0"/>
@@ -24204,7 +24204,7 @@
         <w:br w:type="page"/>
       </w:r>
     </w:p>
-    <w:p>
+    <w:p ns2:paraId="683C6AC0">
       <w:pPr>
         <w:pStyle w:val="2"/>
         <w:bidi w:val="0"/>
@@ -24225,7 +24225,7 @@
       </w:r>
       <w:bookmarkEnd w:id="27"/>
     </w:p>
-    <w:p>
+    <w:p ns2:paraId="6CD34407">
       <w:pPr>
         <w:bidi w:val="0"/>
         <w:rPr>
@@ -24244,21 +24244,21 @@
         <w:t>01-1. 团队问卷调查明细-厄贝沙坦氢氯噻嗪片用药体验与疗效反馈-患者调查问卷(广东省)</w:t>
       </w:r>
     </w:p>
-    <w:p>
+    <w:p ns2:paraId="6A33FBAA">
       <w:pPr>
         <w:rPr>
           <w:rFonts w:hint="eastAsia" w:ascii="汉仪中宋简" w:hAnsi="汉仪中宋简" w:eastAsia="汉仪中宋简" w:cs="汉仪中宋简"/>
         </w:rPr>
       </w:pPr>
     </w:p>
-    <w:p>
+    <w:p ns2:paraId="61B638CE">
       <w:pPr>
         <w:rPr>
           <w:rFonts w:hint="eastAsia" w:ascii="汉仪中宋简" w:hAnsi="汉仪中宋简" w:eastAsia="汉仪中宋简" w:cs="汉仪中宋简"/>
         </w:rPr>
       </w:pPr>
     </w:p>
-    <w:p>
+    <w:p ns2:paraId="544422C2">
       <w:pPr>
         <w:rPr>
           <w:rFonts w:hint="eastAsia" w:ascii="汉仪中宋简" w:hAnsi="汉仪中宋简" w:eastAsia="汉仪中宋简" w:cs="汉仪中宋简"/>
@@ -24271,7 +24271,7 @@
         <w:br w:type="page"/>
       </w:r>
     </w:p>
-    <w:p>
+    <w:p ns2:paraId="6101B089">
       <w:pPr>
         <w:pStyle w:val="2"/>
         <w:bidi w:val="0"/>
@@ -24291,7 +24291,7 @@
       <w:bookmarkEnd w:id="28"/>
       <w:bookmarkEnd w:id="29"/>
     </w:p>
-    <w:p>
+    <w:p ns2:paraId="5D943D93">
       <w:pPr>
         <w:keepNext w:val="0"/>
         <w:keepLines w:val="0"/>
@@ -24323,7 +24323,7 @@
         <w:t>（1）本次调研项目以随机选取对象进行面对面调研，本次调研只对本次样本数据负责。</w:t>
       </w:r>
     </w:p>
-    <w:p>
+    <w:p ns2:paraId="262A001F">
       <w:pPr>
         <w:keepNext w:val="0"/>
         <w:keepLines w:val="0"/>
@@ -24372,7 +24372,7 @@
         <w:t>这一品种调研，并非指定厂家指定品种。</w:t>
       </w:r>
     </w:p>
-    <w:p>
+    <w:p ns2:paraId="3F3994F8">
       <w:pPr>
         <w:keepNext w:val="0"/>
         <w:keepLines w:val="0"/>
@@ -24404,7 +24404,7 @@
         <w:t>（3）本次调研只针对调研区域数据负责，不代表全国调研数据。</w:t>
       </w:r>
     </w:p>
-    <w:p>
+    <w:p ns2:paraId="12ACD20B">
       <w:pPr>
         <w:spacing w:line="400" w:lineRule="exact"/>
         <w:rPr>
@@ -24412,7 +24412,7 @@
         </w:rPr>
       </w:pPr>
     </w:p>
-    <w:p>
+    <w:p ns2:paraId="4A0BBAF2">
       <w:pPr>
         <w:spacing w:line="400" w:lineRule="exact"/>
         <w:rPr>
@@ -24420,7 +24420,7 @@
         </w:rPr>
       </w:pPr>
     </w:p>
-    <w:p>
+    <w:p ns2:paraId="13580F1B">
       <w:pPr>
         <w:spacing w:line="400" w:lineRule="exact"/>
         <w:rPr>
@@ -24428,7 +24428,7 @@
         </w:rPr>
       </w:pPr>
     </w:p>
-    <w:p>
+    <w:p ns2:paraId="1AF2960F">
       <w:pPr>
         <w:spacing w:line="400" w:lineRule="exact"/>
         <w:rPr>
@@ -24436,7 +24436,7 @@
         </w:rPr>
       </w:pPr>
     </w:p>
-    <w:p>
+    <w:p ns2:paraId="47DCED2E">
       <w:pPr>
         <w:spacing w:line="400" w:lineRule="exact"/>
         <w:rPr>
@@ -24444,7 +24444,7 @@
         </w:rPr>
       </w:pPr>
     </w:p>
-    <w:p>
+    <w:p ns2:paraId="22FC2F08">
       <w:pPr>
         <w:spacing w:line="400" w:lineRule="exact"/>
         <w:rPr>
@@ -24452,7 +24452,7 @@
         </w:rPr>
       </w:pPr>
     </w:p>
-    <w:p>
+    <w:p ns2:paraId="2B71D7B4">
       <w:pPr>
         <w:keepNext w:val="0"/>
         <w:keepLines w:val="0"/>
@@ -24494,7 +24494,7 @@
         <w:t>北京玖麟空科技有限公司</w:t>
       </w:r>
     </w:p>
-    <w:p>
+    <w:p ns2:paraId="1D60D8EB">
       <w:pPr>
         <w:keepNext w:val="0"/>
         <w:keepLines w:val="0"/>
@@ -26169,12 +26169,12 @@
 </file>
 
 <file path=word/charts/chart2.xml><?xml version="1.0" encoding="utf-8"?>
-<c:chartSpace xmlns:c="http://schemas.openxmlformats.org/drawingml/2006/chart" xmlns:a="http://schemas.openxmlformats.org/drawingml/2006/main" xmlns:r="http://schemas.openxmlformats.org/officeDocument/2006/relationships">
+<c:chartSpace xmlns:a="http://schemas.openxmlformats.org/drawingml/2006/main" xmlns:c="http://schemas.openxmlformats.org/drawingml/2006/chart" xmlns:c14="http://schemas.microsoft.com/office/drawing/2007/8/2/chart" xmlns:mc="http://schemas.openxmlformats.org/markup-compatibility/2006" xmlns:ns4="http://schemas.microsoft.com/office/drawing/2012/chart" xmlns:ns5="https://web.wps.cn/et/2018/main" xmlns:r="http://schemas.openxmlformats.org/officeDocument/2006/relationships">
   <c:date1904 val="0"/>
   <c:lang val="zh-CN"/>
   <c:roundedCorners val="0"/>
-  <mc:AlternateContent xmlns:mc="http://schemas.openxmlformats.org/markup-compatibility/2006">
-    <mc:Choice xmlns:c14="http://schemas.microsoft.com/office/drawing/2007/8/2/chart" Requires="c14">
+  <mc:AlternateContent>
+    <mc:Choice Requires="c14">
       <c14:style val="102"/>
     </mc:Choice>
     <mc:Fallback>
@@ -26251,8 +26251,9 @@
           <c:h val="0.694926140012845"/>
         </c:manualLayout>
       </c:layout>
-      <c:pie3DChart>
-        <c:varyColors val="1"/>
+      <c:barChart>
+        <c:barDir val="bar"/>
+        <c:grouping val="clustered"/>
         <c:ser>
           <c:idx val="0"/>
           <c:order val="0"/>
@@ -26287,7 +26288,6 @@
             </a:scene3d>
             <a:sp3d contourW="12700"/>
           </c:spPr>
-          <c:explosion val="0"/>
           <c:dPt>
             <c:idx val="0"/>
             <c:bubble3D val="0"/>
@@ -26484,7 +26484,7 @@
               <c:showPercent val="1"/>
               <c:showBubbleSize val="0"/>
               <c:extLst>
-                <c:ext xmlns:c15="http://schemas.microsoft.com/office/drawing/2012/chart" uri="{CE6537A1-D6FC-4f65-9D91-7224C49458BB}"/>
+                <c:ext uri="{CE6537A1-D6FC-4f65-9D91-7224C49458BB}"/>
               </c:extLst>
             </c:dLbl>
             <c:dLbl>
@@ -26533,8 +26533,8 @@
               <c:showPercent val="1"/>
               <c:showBubbleSize val="0"/>
               <c:extLst>
-                <c:ext xmlns:c15="http://schemas.microsoft.com/office/drawing/2012/chart" uri="{CE6537A1-D6FC-4f65-9D91-7224C49458BB}">
-                  <c15:layout/>
+                <c:ext uri="{CE6537A1-D6FC-4f65-9D91-7224C49458BB}">
+                  <ns4:layout/>
                 </c:ext>
               </c:extLst>
             </c:dLbl>
@@ -26579,7 +26579,7 @@
               <c:showPercent val="1"/>
               <c:showBubbleSize val="0"/>
               <c:extLst>
-                <c:ext xmlns:c15="http://schemas.microsoft.com/office/drawing/2012/chart" uri="{CE6537A1-D6FC-4f65-9D91-7224C49458BB}"/>
+                <c:ext uri="{CE6537A1-D6FC-4f65-9D91-7224C49458BB}"/>
               </c:extLst>
             </c:dLbl>
             <c:dLbl>
@@ -26623,7 +26623,7 @@
               <c:showPercent val="1"/>
               <c:showBubbleSize val="0"/>
               <c:extLst>
-                <c:ext xmlns:c15="http://schemas.microsoft.com/office/drawing/2012/chart" uri="{CE6537A1-D6FC-4f65-9D91-7224C49458BB}"/>
+                <c:ext uri="{CE6537A1-D6FC-4f65-9D91-7224C49458BB}"/>
               </c:extLst>
             </c:dLbl>
             <c:numFmt formatCode="General" sourceLinked="1"/>
@@ -26666,8 +26666,8 @@
             <c:showBubbleSize val="0"/>
             <c:showLeaderLines val="1"/>
             <c:extLst>
-              <c:ext xmlns:c15="http://schemas.microsoft.com/office/drawing/2012/chart" uri="{CE6537A1-D6FC-4f65-9D91-7224C49458BB}">
-                <c15:spPr xmlns:c15="http://schemas.microsoft.com/office/drawing/2012/chart">
+              <c:ext uri="{CE6537A1-D6FC-4f65-9D91-7224C49458BB}">
+                <ns4:spPr>
                   <a:prstGeom prst="wedgeEllipseCallout">
                     <a:avLst/>
                   </a:prstGeom>
@@ -26675,10 +26675,10 @@
                   <a:ln>
                     <a:noFill/>
                   </a:ln>
-                </c15:spPr>
-                <c15:layout/>
-                <c15:showLeaderLines val="1"/>
-                <c15:leaderLines>
+                </ns4:spPr>
+                <ns4:layout/>
+                <ns4:showLeaderLines val="1"/>
+                <ns4:leaderLines>
                   <c:spPr>
                     <a:ln w="9525" cap="flat" cmpd="sng" algn="ctr">
                       <a:solidFill>
@@ -26692,7 +26692,7 @@
                     </a:ln>
                     <a:effectLst/>
                   </c:spPr>
-                </c15:leaderLines>
+                </ns4:leaderLines>
               </c:ext>
             </c:extLst>
           </c:dLbls>
@@ -26702,16 +26702,16 @@
               <c:strCache>
                 <c:ptCount val="4"/>
                 <c:pt idx="0">
-                  <c:v>A.难以承受</c:v>
+                  <c:v>难以承受</c:v>
                 </c:pt>
                 <c:pt idx="1">
-                  <c:v>B.勉强承受</c:v>
+                  <c:v>勉强承受</c:v>
                 </c:pt>
                 <c:pt idx="2">
-                  <c:v>C.在可接受范围</c:v>
+                  <c:v>在可接受范围</c:v>
                 </c:pt>
                 <c:pt idx="3">
-                  <c:v>D.无压力</c:v>
+                  <c:v>无压力</c:v>
                 </c:pt>
               </c:strCache>
             </c:strRef>
@@ -26720,19 +26720,19 @@
             <c:numRef>
               <c:f>Sheet1!$B$2:$B$5</c:f>
               <c:numCache>
-                <c:formatCode>0.00%</c:formatCode>
+                <c:formatCode>General</c:formatCode>
                 <c:ptCount val="4"/>
                 <c:pt idx="0">
                   <c:v>0</c:v>
                 </c:pt>
                 <c:pt idx="1">
-                  <c:v>0.0341</c:v>
+                  <c:v>0</c:v>
                 </c:pt>
                 <c:pt idx="2">
-                  <c:v>0.4988</c:v>
+                  <c:v>0</c:v>
                 </c:pt>
                 <c:pt idx="3">
-                  <c:v>0.4671</c:v>
+                  <c:v>0</c:v>
                 </c:pt>
               </c:numCache>
             </c:numRef>
@@ -26740,13 +26740,46 @@
         </c:ser>
         <c:dLbls>
           <c:showLegendKey val="0"/>
-          <c:showVal val="0"/>
+          <c:showVal val="1"/>
           <c:showCatName val="0"/>
           <c:showSerName val="0"/>
-          <c:showPercent val="1"/>
+          <c:showPercent val="0"/>
           <c:showBubbleSize val="0"/>
         </c:dLbls>
-      </c:pie3DChart>
+        <c:gapWidth val="120"/>
+        <c:axId val="10"/>
+        <c:axId val="100"/>
+      </c:barChart>
+      <c:catAx>
+        <c:axId val="10"/>
+        <c:scaling>
+          <c:orientation val="minMax"/>
+        </c:scaling>
+        <c:delete val="0"/>
+        <c:axPos val="l"/>
+        <c:majorTickMark val="none"/>
+        <c:minorTickMark val="none"/>
+        <c:tickLblPos val="nextTo"/>
+        <c:crossAx val="100"/>
+        <c:crosses val="autoZero"/>
+        <c:lblOffset val="100"/>
+      </c:catAx>
+      <c:valAx>
+        <c:axId val="100"/>
+        <c:scaling>
+          <c:orientation val="minMax"/>
+        </c:scaling>
+        <c:delete val="0"/>
+        <c:axPos val="b"/>
+        <c:majorGridlines/>
+        <c:numFmt formatCode="General" sourceLinked="1"/>
+        <c:majorTickMark val="none"/>
+        <c:minorTickMark val="none"/>
+        <c:tickLblPos val="nextTo"/>
+        <c:crossAx val="10"/>
+        <c:crosses val="autoZero"/>
+        <c:crossBetween val="between"/>
+      </c:valAx>
       <c:spPr>
         <a:noFill/>
         <a:ln>
@@ -26800,7 +26833,7 @@
     <c:showDLblsOverMax val="0"/>
     <c:extLst>
       <c:ext uri="{0b15fc19-7d7d-44ad-8c2d-2c3a37ce22c3}">
-        <chartProps xmlns="https://web.wps.cn/et/2018/main" chartId="{d3ec2183-c593-4541-acad-541fbd05b2cb}"/>
+        <ns5:chartProps chartId="{d3ec2183-c593-4541-acad-541fbd05b2cb}"/>
       </c:ext>
     </c:extLst>
   </c:chart>

--- a/templates/efficacy-report-template.docx
+++ b/templates/efficacy-report-template.docx
@@ -82,7 +82,7 @@
                                 <w:sz w:val="32"/>
                                 <w:szCs w:val="32"/>
                               </w:rPr>
-                              <w:t>项目名称</w:t>
+                              <w:t xml:space="preserve">项目名称：{{field.service.unit}}</w:t>
                             </w:r>
                             <w:r>
                               <w:rPr>
@@ -93,7 +93,7 @@
                                 <w:szCs w:val="32"/>
                                 <w:lang w:eastAsia="zh-CN"/>
                               </w:rPr>
-                              <w:t>：</w:t>
+                              <w:t/>
                             </w:r>
                             <w:r>
                               <w:rPr>
@@ -104,7 +104,7 @@
                                 <w:szCs w:val="32"/>
                                 <w:lang w:val="en-US" w:eastAsia="zh-CN"/>
                               </w:rPr>
-                              <w:t>北京玖麟空科技有限公司</w:t>
+                              <w:t/>
                             </w:r>
                           </w:p>
                           <w:p ns2:paraId="4A09E810">
@@ -145,7 +145,7 @@
                                 <w:szCs w:val="32"/>
                                 <w:lang w:val="en-US" w:eastAsia="zh-CN"/>
                               </w:rPr>
-                              <w:t>服务品种：厄贝沙坦氢氯噻嗪片</w:t>
+                              <w:t xml:space="preserve">服务品种：{{field.meta.product}}</w:t>
                             </w:r>
                           </w:p>
                           <w:p ns2:paraId="3436BB5D">
@@ -186,7 +186,7 @@
                                 <w:szCs w:val="32"/>
                                 <w:lang w:val="en-US" w:eastAsia="zh-CN"/>
                               </w:rPr>
-                              <w:t>调研区域：</w:t>
+                              <w:t xml:space="preserve">调研区域：{{field.meta.region}}</w:t>
                             </w:r>
                             <w:r>
                               <w:rPr>
@@ -198,7 +198,7 @@
                                 <w:highlight w:val="none"/>
                                 <w:lang w:val="en-US" w:eastAsia="zh-CN"/>
                               </w:rPr>
-                              <w:t>广东省</w:t>
+                              <w:t/>
                             </w:r>
                           </w:p>
                           <w:p ns2:paraId="4809D206">
@@ -239,7 +239,7 @@
                                 <w:szCs w:val="32"/>
                                 <w:lang w:val="en-US" w:eastAsia="zh-CN"/>
                               </w:rPr>
-                              <w:t>调研时间：2025年11月1日-11月30日</w:t>
+                              <w:t xml:space="preserve">调研时间：{{field.meta.survey_period_display}}</w:t>
                             </w:r>
                           </w:p>
                           <w:p ns2:paraId="0FCA3A64">
@@ -329,7 +329,7 @@
                           <w:sz w:val="32"/>
                           <w:szCs w:val="32"/>
                         </w:rPr>
-                        <w:t>项目名称</w:t>
+                        <w:t xml:space="preserve">项目名称：{{field.service.unit}}</w:t>
                       </w:r>
                       <w:r>
                         <w:rPr>
@@ -340,7 +340,7 @@
                           <w:szCs w:val="32"/>
                           <w:lang w:eastAsia="zh-CN"/>
                         </w:rPr>
-                        <w:t>：</w:t>
+                        <w:t/>
                       </w:r>
                       <w:r>
                         <w:rPr>
@@ -351,7 +351,7 @@
                           <w:szCs w:val="32"/>
                           <w:lang w:val="en-US" w:eastAsia="zh-CN"/>
                         </w:rPr>
-                        <w:t>北京玖麟空科技有限公司</w:t>
+                        <w:t/>
                       </w:r>
                     </w:p>
                     <w:p ns2:paraId="4A09E810">
@@ -392,7 +392,7 @@
                           <w:szCs w:val="32"/>
                           <w:lang w:val="en-US" w:eastAsia="zh-CN"/>
                         </w:rPr>
-                        <w:t>服务品种：厄贝沙坦氢氯噻嗪片</w:t>
+                        <w:t xml:space="preserve">服务品种：{{field.meta.product}}</w:t>
                       </w:r>
                     </w:p>
                     <w:p ns2:paraId="3436BB5D">
@@ -433,7 +433,7 @@
                           <w:szCs w:val="32"/>
                           <w:lang w:val="en-US" w:eastAsia="zh-CN"/>
                         </w:rPr>
-                        <w:t>调研区域：</w:t>
+                        <w:t xml:space="preserve">调研区域：{{field.meta.region}}</w:t>
                       </w:r>
                       <w:r>
                         <w:rPr>
@@ -445,7 +445,7 @@
                           <w:highlight w:val="none"/>
                           <w:lang w:val="en-US" w:eastAsia="zh-CN"/>
                         </w:rPr>
-                        <w:t>广东省</w:t>
+                        <w:t/>
                       </w:r>
                     </w:p>
                     <w:p ns2:paraId="4809D206">
@@ -486,7 +486,7 @@
                           <w:szCs w:val="32"/>
                           <w:lang w:val="en-US" w:eastAsia="zh-CN"/>
                         </w:rPr>
-                        <w:t>调研时间：2025年11月1日-11月30日</w:t>
+                        <w:t xml:space="preserve">调研时间：{{field.meta.survey_period_display}}</w:t>
                       </w:r>
                     </w:p>
                     <w:p ns2:paraId="0FCA3A64">
@@ -1919,7 +1919,7 @@
           <w:szCs w:val="32"/>
           <w:lang w:val="en-US" w:eastAsia="zh-CN"/>
         </w:rPr>
-        <w:t>服务单位：北京玖麟空科技有限公司</w:t>
+        <w:t xml:space="preserve">服务单位：{{field.service.unit}}日期：{{field.service.date}}</w:t>
       </w:r>
       <w:r>
         <w:rPr>
@@ -1937,7 +1937,7 @@
           <w:szCs w:val="32"/>
           <w:lang w:val="en-US" w:eastAsia="zh-CN"/>
         </w:rPr>
-        <w:t>日期：2025年12月11日</w:t>
+        <w:t/>
       </w:r>
     </w:p>
     <w:bookmarkEnd w:id="3"/>
@@ -4456,7 +4456,7 @@
           <w:highlight w:val="none"/>
           <w:lang w:val="en-US" w:eastAsia="zh-CN"/>
         </w:rPr>
-        <w:t>样本采集范围：广东省</w:t>
+        <w:t xml:space="preserve">样本采集范围：{{field.meta.region}}</w:t>
       </w:r>
     </w:p>
     <w:p ns2:paraId="3B93953C">
@@ -4497,7 +4497,7 @@
           <w:highlight w:val="none"/>
           <w:lang w:val="en-US" w:eastAsia="zh-CN"/>
         </w:rPr>
-        <w:t>样本采集数量：本次共收集筛选到有效问卷1642份。</w:t>
+        <w:t xml:space="preserve">样本采集数量：本次共收集筛选到有效问卷{{field.meta.sample_size}}份。</w:t>
       </w:r>
     </w:p>
     <w:p ns2:paraId="2AC14513">
@@ -24524,7 +24524,7 @@
           <w:szCs w:val="24"/>
           <w:lang w:eastAsia="zh-CN"/>
         </w:rPr>
-        <w:t>2025</w:t>
+        <w:t xml:space="preserve">{{field.service.date}}</w:t>
       </w:r>
       <w:r>
         <w:rPr>
@@ -24532,7 +24532,7 @@
           <w:sz w:val="24"/>
           <w:szCs w:val="24"/>
         </w:rPr>
-        <w:t>年</w:t>
+        <w:t/>
       </w:r>
       <w:r>
         <w:rPr>
@@ -24541,7 +24541,7 @@
           <w:szCs w:val="24"/>
           <w:lang w:val="en-US" w:eastAsia="zh-CN"/>
         </w:rPr>
-        <w:t>12</w:t>
+        <w:t/>
       </w:r>
       <w:r>
         <w:rPr>
@@ -24549,7 +24549,7 @@
           <w:sz w:val="24"/>
           <w:szCs w:val="24"/>
         </w:rPr>
-        <w:t>月</w:t>
+        <w:t/>
       </w:r>
       <w:r>
         <w:rPr>
@@ -24558,7 +24558,7 @@
           <w:szCs w:val="24"/>
           <w:lang w:val="en-US" w:eastAsia="zh-CN"/>
         </w:rPr>
-        <w:t>11</w:t>
+        <w:t/>
       </w:r>
       <w:r>
         <w:rPr>
@@ -24566,7 +24566,7 @@
           <w:sz w:val="24"/>
           <w:szCs w:val="24"/>
         </w:rPr>
-        <w:t>日</w:t>
+        <w:t/>
       </w:r>
     </w:p>
     <w:sectPr>

--- a/templates/efficacy-report-template.docx
+++ b/templates/efficacy-report-template.docx
@@ -1358,7 +1358,7 @@
                 <w:highlight w:val="none"/>
                 <w:lang w:val="en-US" w:eastAsia="zh-CN" w:bidi="ar"/>
               </w:rPr>
-              <w:t>1642例</w:t>
+              <w:t xml:space="preserve">{{field.meta.sample_size}}例</w:t>
             </w:r>
           </w:p>
         </w:tc>
@@ -4146,7 +4146,7 @@
           <w:highlight w:val="none"/>
           <w:lang w:val="en-US" w:eastAsia="zh-CN"/>
         </w:rPr>
-        <w:t>高血压作为一种常见的慢性心血管疾病，需要长期规范用药来控制病情，降低心脑血管并发症的发生风险。厄贝沙坦氢氯噻嗪片作为临床常用的复方降压药物，其疗效、安全性及患者用药体验直接影响治疗依从性和疾病控制效果。为全面了解患者服用厄贝沙坦氢氯噻嗪片的实际情况，精准掌握药物在临床应用中的优势与不足，为临床用药优化、药品服务提升提供数据支撑，特开展本次患者用药体验与疗效反馈问卷调查工作。本报告将对本次调研的背景、开展情况、问卷内容及调查结果进行系统分析，形成针对性结论与建议。</w:t>
+        <w:t xml:space="preserve">{{block.preface}}</w:t>
       </w:r>
     </w:p>
     <w:p ns2:paraId="3B619499">
@@ -4305,48 +4305,7 @@
           <w:highlight w:val="none"/>
           <w:lang w:val="en-US" w:eastAsia="zh-CN"/>
         </w:rPr>
-        <w:t>随着我国居民生活方式的改变和人口老龄化进程的加快，高血压患病率呈逐年上升趋势，已成为影响国民健康的重要公共卫生问题。厄贝沙坦氢氯噻嗪片通过厄贝沙坦（血管紧张素II受体拮抗剂）与氢氯噻嗪（利尿剂）的协同作用实现降压效果，具有降压平稳、适用人群广等特点，在高血压治疗中应用广泛。然而，在实际临床应用中，不同患者的用药反应、疗效感知、用药习惯存在差异，且药品的安全性、便利性、经济性等因素也会对患者的治疗依从性产生重要影响。</w:t>
-      </w:r>
-    </w:p>
-    <w:p ns2:paraId="1AA41BF6">
-      <w:pPr>
-        <w:keepNext w:val="0"/>
-        <w:keepLines w:val="0"/>
-        <w:pageBreakBefore w:val="0"/>
-        <w:widowControl w:val="0"/>
-        <w:numPr>
-          <w:ilvl w:val="0"/>
-          <w:numId w:val="0"/>
-        </w:numPr>
-        <w:kinsoku/>
-        <w:wordWrap/>
-        <w:overflowPunct/>
-        <w:topLinePunct w:val="0"/>
-        <w:autoSpaceDE/>
-        <w:autoSpaceDN/>
-        <w:bidi w:val="0"/>
-        <w:adjustRightInd/>
-        <w:snapToGrid/>
-        <w:spacing w:line="600" w:lineRule="auto"/>
-        <w:ind w:firstLine="480" w:firstLineChars="200"/>
-        <w:textAlignment w:val="auto"/>
-        <w:rPr>
-          <w:rFonts w:hint="eastAsia" w:ascii="汉仪中宋简" w:hAnsi="汉仪中宋简" w:eastAsia="汉仪中宋简" w:cs="汉仪中宋简"/>
-          <w:sz w:val="24"/>
-          <w:szCs w:val="24"/>
-          <w:highlight w:val="none"/>
-          <w:lang w:val="en-US" w:eastAsia="zh-CN"/>
-        </w:rPr>
-      </w:pPr>
-      <w:r>
-        <w:rPr>
-          <w:rFonts w:hint="eastAsia" w:ascii="汉仪中宋简" w:hAnsi="汉仪中宋简" w:eastAsia="汉仪中宋简" w:cs="汉仪中宋简"/>
-          <w:sz w:val="24"/>
-          <w:szCs w:val="24"/>
-          <w:highlight w:val="none"/>
-          <w:lang w:val="en-US" w:eastAsia="zh-CN"/>
-        </w:rPr>
-        <w:t>当前，关于厄贝沙坦氢氯噻嗪片的临床研究多集中于疗效和安全性的客观指标监测，而从患者主观体验视角的系统性调研较为缺乏。基于此，开展本次患者问卷调查，旨在弥补现有研究的不足，全面收集患者在用药疗效、安全性、行为习惯、便利性、经济性等方面的反馈信息，为药品临床合理应用、制药企业优化产品设计、医疗机构提升用药指导服务质量提供科学依据。</w:t>
+        <w:t xml:space="preserve">{{block.project_background}}</w:t>
       </w:r>
     </w:p>
     <w:p ns2:paraId="5BFBAEDB">
@@ -4415,128 +4374,7 @@
           <w:highlight w:val="none"/>
           <w:lang w:val="en-US" w:eastAsia="zh-CN"/>
         </w:rPr>
-        <w:t>项目工具：调查问卷，14道选择题，其内容涵盖药品疗效、药品安全性、患者用药行为与习惯、用药便利性、药品经济性、药品可及性和用药指导信息评价7个维度，全面覆盖患者用药全流程关键节点。</w:t>
-      </w:r>
-    </w:p>
-    <w:p ns2:paraId="651D8FD0">
-      <w:pPr>
-        <w:keepNext w:val="0"/>
-        <w:keepLines w:val="0"/>
-        <w:pageBreakBefore w:val="0"/>
-        <w:widowControl w:val="0"/>
-        <w:numPr>
-          <w:ilvl w:val="0"/>
-          <w:numId w:val="0"/>
-        </w:numPr>
-        <w:kinsoku/>
-        <w:wordWrap/>
-        <w:overflowPunct/>
-        <w:topLinePunct w:val="0"/>
-        <w:autoSpaceDE/>
-        <w:autoSpaceDN/>
-        <w:bidi w:val="0"/>
-        <w:adjustRightInd/>
-        <w:snapToGrid/>
-        <w:spacing w:line="600" w:lineRule="auto"/>
-        <w:ind w:firstLine="480" w:firstLineChars="200"/>
-        <w:textAlignment w:val="auto"/>
-        <w:rPr>
-          <w:rFonts w:hint="eastAsia" w:ascii="汉仪中宋简" w:hAnsi="汉仪中宋简" w:eastAsia="汉仪中宋简" w:cs="汉仪中宋简"/>
-          <w:sz w:val="24"/>
-          <w:szCs w:val="32"/>
-          <w:highlight w:val="none"/>
-          <w:lang w:val="en-US" w:eastAsia="zh-CN"/>
-        </w:rPr>
-      </w:pPr>
-      <w:r>
-        <w:rPr>
-          <w:rFonts w:hint="eastAsia" w:ascii="汉仪中宋简" w:hAnsi="汉仪中宋简" w:eastAsia="汉仪中宋简" w:cs="汉仪中宋简"/>
-          <w:sz w:val="24"/>
-          <w:szCs w:val="32"/>
-          <w:highlight w:val="none"/>
-          <w:lang w:val="en-US" w:eastAsia="zh-CN"/>
-        </w:rPr>
-        <w:t xml:space="preserve">样本采集范围：{{field.meta.region}}</w:t>
-      </w:r>
-    </w:p>
-    <w:p ns2:paraId="3B93953C">
-      <w:pPr>
-        <w:keepNext w:val="0"/>
-        <w:keepLines w:val="0"/>
-        <w:pageBreakBefore w:val="0"/>
-        <w:widowControl w:val="0"/>
-        <w:numPr>
-          <w:ilvl w:val="0"/>
-          <w:numId w:val="0"/>
-        </w:numPr>
-        <w:kinsoku/>
-        <w:wordWrap/>
-        <w:overflowPunct/>
-        <w:topLinePunct w:val="0"/>
-        <w:autoSpaceDE/>
-        <w:autoSpaceDN/>
-        <w:bidi w:val="0"/>
-        <w:adjustRightInd/>
-        <w:snapToGrid/>
-        <w:spacing w:line="600" w:lineRule="auto"/>
-        <w:ind w:firstLine="480" w:firstLineChars="200"/>
-        <w:textAlignment w:val="auto"/>
-        <w:rPr>
-          <w:rFonts w:hint="eastAsia" w:ascii="汉仪中宋简" w:hAnsi="汉仪中宋简" w:eastAsia="汉仪中宋简" w:cs="汉仪中宋简"/>
-          <w:sz w:val="24"/>
-          <w:szCs w:val="32"/>
-          <w:highlight w:val="none"/>
-          <w:lang w:val="en-US" w:eastAsia="zh-CN"/>
-        </w:rPr>
-      </w:pPr>
-      <w:r>
-        <w:rPr>
-          <w:rFonts w:hint="eastAsia" w:ascii="汉仪中宋简" w:hAnsi="汉仪中宋简" w:eastAsia="汉仪中宋简" w:cs="汉仪中宋简"/>
-          <w:sz w:val="24"/>
-          <w:szCs w:val="32"/>
-          <w:highlight w:val="none"/>
-          <w:lang w:val="en-US" w:eastAsia="zh-CN"/>
-        </w:rPr>
-        <w:t xml:space="preserve">样本采集数量：本次共收集筛选到有效问卷{{field.meta.sample_size}}份。</w:t>
-      </w:r>
-    </w:p>
-    <w:p ns2:paraId="2AC14513">
-      <w:pPr>
-        <w:keepNext w:val="0"/>
-        <w:keepLines w:val="0"/>
-        <w:pageBreakBefore w:val="0"/>
-        <w:widowControl w:val="0"/>
-        <w:numPr>
-          <w:ilvl w:val="0"/>
-          <w:numId w:val="0"/>
-        </w:numPr>
-        <w:kinsoku/>
-        <w:wordWrap/>
-        <w:overflowPunct/>
-        <w:topLinePunct w:val="0"/>
-        <w:autoSpaceDE/>
-        <w:autoSpaceDN/>
-        <w:bidi w:val="0"/>
-        <w:adjustRightInd/>
-        <w:snapToGrid/>
-        <w:spacing w:line="600" w:lineRule="auto"/>
-        <w:ind w:firstLine="480" w:firstLineChars="200"/>
-        <w:textAlignment w:val="auto"/>
-        <w:rPr>
-          <w:rFonts w:hint="eastAsia" w:ascii="汉仪中宋简" w:hAnsi="汉仪中宋简" w:eastAsia="汉仪中宋简" w:cs="汉仪中宋简"/>
-          <w:highlight w:val="none"/>
-          <w:lang w:val="en-US" w:eastAsia="zh-CN"/>
-        </w:rPr>
-      </w:pPr>
-      <w:r>
-        <w:rPr>
-          <w:rFonts w:hint="eastAsia" w:ascii="汉仪中宋简" w:hAnsi="汉仪中宋简" w:eastAsia="汉仪中宋简" w:cs="汉仪中宋简"/>
-          <w:sz w:val="24"/>
-          <w:szCs w:val="32"/>
-          <w:highlight w:val="none"/>
-          <w:lang w:val="en-US" w:eastAsia="zh-CN"/>
-        </w:rPr>
-        <w:t>样本采集时间：2025年11月01日——2025年11月30日</w:t>
+        <w:t xml:space="preserve">{{block.project_execution}}</w:t>
       </w:r>
     </w:p>
     <w:p ns2:paraId="45E0F945">
@@ -4603,212 +4441,7 @@
           <w:highlight w:val="none"/>
           <w:lang w:val="en-US" w:eastAsia="zh-CN"/>
         </w:rPr>
-        <w:t>为提升数据可比性与分析结果的科学性，本研究采用以下标准化统计处理方法对原始问卷数据进行系统规整：</w:t>
-      </w:r>
-    </w:p>
-    <w:p ns2:paraId="3CA3D392">
-      <w:pPr>
-        <w:keepNext w:val="0"/>
-        <w:keepLines w:val="0"/>
-        <w:pageBreakBefore w:val="0"/>
-        <w:widowControl w:val="0"/>
-        <w:numPr>
-          <w:ilvl w:val="0"/>
-          <w:numId w:val="0"/>
-        </w:numPr>
-        <w:kinsoku/>
-        <w:wordWrap/>
-        <w:overflowPunct/>
-        <w:topLinePunct w:val="0"/>
-        <w:autoSpaceDE/>
-        <w:autoSpaceDN/>
-        <w:bidi w:val="0"/>
-        <w:adjustRightInd/>
-        <w:snapToGrid/>
-        <w:spacing w:line="600" w:lineRule="auto"/>
-        <w:ind w:firstLine="480" w:firstLineChars="200"/>
-        <w:textAlignment w:val="auto"/>
-        <w:rPr>
-          <w:rFonts w:hint="eastAsia" w:ascii="汉仪中宋简" w:hAnsi="汉仪中宋简" w:eastAsia="汉仪中宋简" w:cs="汉仪中宋简"/>
-          <w:sz w:val="24"/>
-          <w:szCs w:val="32"/>
-          <w:highlight w:val="none"/>
-          <w:lang w:val="en-US" w:eastAsia="zh-CN"/>
-        </w:rPr>
-      </w:pPr>
-      <w:r>
-        <w:rPr>
-          <w:rFonts w:hint="eastAsia" w:ascii="汉仪中宋简" w:hAnsi="汉仪中宋简" w:eastAsia="汉仪中宋简" w:cs="汉仪中宋简"/>
-          <w:sz w:val="24"/>
-          <w:szCs w:val="32"/>
-          <w:highlight w:val="none"/>
-          <w:lang w:val="en-US" w:eastAsia="zh-CN"/>
-        </w:rPr>
-        <w:t>1．数据清洗：剔除无效作答、关键信息缺失等数据，保障分析数据集的完整性与可靠性。</w:t>
-      </w:r>
-    </w:p>
-    <w:p ns2:paraId="75936C4F">
-      <w:pPr>
-        <w:keepNext w:val="0"/>
-        <w:keepLines w:val="0"/>
-        <w:pageBreakBefore w:val="0"/>
-        <w:widowControl w:val="0"/>
-        <w:numPr>
-          <w:ilvl w:val="0"/>
-          <w:numId w:val="0"/>
-        </w:numPr>
-        <w:kinsoku/>
-        <w:wordWrap/>
-        <w:overflowPunct/>
-        <w:topLinePunct w:val="0"/>
-        <w:autoSpaceDE/>
-        <w:autoSpaceDN/>
-        <w:bidi w:val="0"/>
-        <w:adjustRightInd/>
-        <w:snapToGrid/>
-        <w:spacing w:line="600" w:lineRule="auto"/>
-        <w:ind w:firstLine="480" w:firstLineChars="200"/>
-        <w:textAlignment w:val="auto"/>
-        <w:rPr>
-          <w:rFonts w:hint="eastAsia" w:ascii="汉仪中宋简" w:hAnsi="汉仪中宋简" w:eastAsia="汉仪中宋简" w:cs="汉仪中宋简"/>
-          <w:sz w:val="24"/>
-          <w:szCs w:val="32"/>
-          <w:highlight w:val="none"/>
-          <w:lang w:val="en-US" w:eastAsia="zh-CN"/>
-        </w:rPr>
-      </w:pPr>
-      <w:r>
-        <w:rPr>
-          <w:rFonts w:hint="eastAsia" w:ascii="汉仪中宋简" w:hAnsi="汉仪中宋简" w:eastAsia="汉仪中宋简" w:cs="汉仪中宋简"/>
-          <w:sz w:val="24"/>
-          <w:szCs w:val="32"/>
-          <w:highlight w:val="none"/>
-          <w:lang w:val="en-US" w:eastAsia="zh-CN"/>
-        </w:rPr>
-        <w:t>2．数据转换：根据分析需求对原始数据进行标准化转换，使其适配后续统计与分析逻辑，提升数据利用效率。</w:t>
-      </w:r>
-    </w:p>
-    <w:p ns2:paraId="1E40B848">
-      <w:pPr>
-        <w:keepNext w:val="0"/>
-        <w:keepLines w:val="0"/>
-        <w:pageBreakBefore w:val="0"/>
-        <w:widowControl w:val="0"/>
-        <w:numPr>
-          <w:ilvl w:val="0"/>
-          <w:numId w:val="0"/>
-        </w:numPr>
-        <w:kinsoku/>
-        <w:wordWrap/>
-        <w:overflowPunct/>
-        <w:topLinePunct w:val="0"/>
-        <w:autoSpaceDE/>
-        <w:autoSpaceDN/>
-        <w:bidi w:val="0"/>
-        <w:adjustRightInd/>
-        <w:snapToGrid/>
-        <w:spacing w:line="600" w:lineRule="auto"/>
-        <w:ind w:firstLine="480" w:firstLineChars="200"/>
-        <w:textAlignment w:val="auto"/>
-        <w:rPr>
-          <w:rFonts w:hint="eastAsia" w:ascii="汉仪中宋简" w:hAnsi="汉仪中宋简" w:eastAsia="汉仪中宋简" w:cs="汉仪中宋简"/>
-          <w:sz w:val="24"/>
-          <w:szCs w:val="32"/>
-          <w:highlight w:val="none"/>
-          <w:lang w:val="en-US" w:eastAsia="zh-CN"/>
-        </w:rPr>
-      </w:pPr>
-      <w:r>
-        <w:rPr>
-          <w:rFonts w:hint="eastAsia" w:ascii="汉仪中宋简" w:hAnsi="汉仪中宋简" w:eastAsia="汉仪中宋简" w:cs="汉仪中宋简"/>
-          <w:sz w:val="24"/>
-          <w:szCs w:val="32"/>
-          <w:highlight w:val="none"/>
-          <w:lang w:val="en-US" w:eastAsia="zh-CN"/>
-        </w:rPr>
-        <w:t>3．数据聚合：对维度相近或类别关联的数据进行归类整合，形成结构化分析指标，简化数据解读难度。</w:t>
-      </w:r>
-    </w:p>
-    <w:p ns2:paraId="7B23C77E">
-      <w:pPr>
-        <w:keepNext w:val="0"/>
-        <w:keepLines w:val="0"/>
-        <w:pageBreakBefore w:val="0"/>
-        <w:widowControl w:val="0"/>
-        <w:numPr>
-          <w:ilvl w:val="0"/>
-          <w:numId w:val="0"/>
-        </w:numPr>
-        <w:kinsoku/>
-        <w:wordWrap/>
-        <w:overflowPunct/>
-        <w:topLinePunct w:val="0"/>
-        <w:autoSpaceDE/>
-        <w:autoSpaceDN/>
-        <w:bidi w:val="0"/>
-        <w:adjustRightInd/>
-        <w:snapToGrid/>
-        <w:spacing w:line="600" w:lineRule="auto"/>
-        <w:ind w:firstLine="480" w:firstLineChars="200"/>
-        <w:textAlignment w:val="auto"/>
-        <w:rPr>
-          <w:rFonts w:hint="eastAsia" w:ascii="汉仪中宋简" w:hAnsi="汉仪中宋简" w:eastAsia="汉仪中宋简" w:cs="汉仪中宋简"/>
-          <w:sz w:val="24"/>
-          <w:szCs w:val="32"/>
-          <w:highlight w:val="none"/>
-          <w:lang w:val="en-US" w:eastAsia="zh-CN"/>
-        </w:rPr>
-      </w:pPr>
-      <w:r>
-        <w:rPr>
-          <w:rFonts w:hint="eastAsia" w:ascii="汉仪中宋简" w:hAnsi="汉仪中宋简" w:eastAsia="汉仪中宋简" w:cs="汉仪中宋简"/>
-          <w:sz w:val="24"/>
-          <w:szCs w:val="32"/>
-          <w:highlight w:val="none"/>
-          <w:lang w:val="en-US" w:eastAsia="zh-CN"/>
-        </w:rPr>
-        <w:t>4．数据可视化：采用饼图、柱状图等可视化工具，直观呈现数据分布特征与内在关联规律。</w:t>
-      </w:r>
-    </w:p>
-    <w:p ns2:paraId="687C494E">
-      <w:pPr>
-        <w:keepNext w:val="0"/>
-        <w:keepLines w:val="0"/>
-        <w:pageBreakBefore w:val="0"/>
-        <w:widowControl w:val="0"/>
-        <w:numPr>
-          <w:ilvl w:val="0"/>
-          <w:numId w:val="0"/>
-        </w:numPr>
-        <w:kinsoku/>
-        <w:wordWrap/>
-        <w:overflowPunct/>
-        <w:topLinePunct w:val="0"/>
-        <w:autoSpaceDE/>
-        <w:autoSpaceDN/>
-        <w:bidi w:val="0"/>
-        <w:adjustRightInd/>
-        <w:snapToGrid/>
-        <w:spacing w:line="600" w:lineRule="auto"/>
-        <w:ind w:firstLine="480" w:firstLineChars="200"/>
-        <w:textAlignment w:val="auto"/>
-        <w:rPr>
-          <w:rFonts w:hint="eastAsia" w:ascii="汉仪中宋简" w:hAnsi="汉仪中宋简" w:eastAsia="汉仪中宋简" w:cs="汉仪中宋简"/>
-          <w:sz w:val="24"/>
-          <w:szCs w:val="32"/>
-          <w:highlight w:val="none"/>
-          <w:lang w:val="en-US" w:eastAsia="zh-CN"/>
-        </w:rPr>
-      </w:pPr>
-      <w:r>
-        <w:rPr>
-          <w:rFonts w:hint="eastAsia" w:ascii="汉仪中宋简" w:hAnsi="汉仪中宋简" w:eastAsia="汉仪中宋简" w:cs="汉仪中宋简"/>
-          <w:sz w:val="24"/>
-          <w:szCs w:val="32"/>
-          <w:highlight w:val="none"/>
-          <w:lang w:val="en-US" w:eastAsia="zh-CN"/>
-        </w:rPr>
-        <w:t>通过上述标准化数据处理流程，有效强化了不同维度数据间的可比性，确保研究结论的客观性与可信度。</w:t>
+        <w:t xml:space="preserve">{{block.questionnaire_note}}</w:t>
       </w:r>
     </w:p>
     <w:p ns2:paraId="00BB390D">
@@ -20080,184 +19713,7 @@
             </ns2:solidFill>
           </ns2:textFill>
         </w:rPr>
-        <w:t>本次调研基于1642份有效问卷，系统分析了厄贝沙坦氢氯噻嗪片在临床应用中的疗效、安全性、用药体验等核心维度，整体呈现“核心优势突出、细节有待优化”的特征，其中药品疗效与经济性的优势尤为显著。</w:t>
-      </w:r>
-    </w:p>
-    <w:p ns2:paraId="54DB6C37">
-      <w:pPr>
-        <w:keepNext w:val="0"/>
-        <w:keepLines w:val="0"/>
-        <w:pageBreakBefore w:val="0"/>
-        <w:widowControl w:val="0"/>
-        <w:numPr>
-          <w:ilvl w:val="0"/>
-          <w:numId w:val="0"/>
-        </w:numPr>
-        <w:kinsoku/>
-        <w:wordWrap/>
-        <w:overflowPunct/>
-        <w:topLinePunct w:val="0"/>
-        <w:autoSpaceDE/>
-        <w:autoSpaceDN/>
-        <w:bidi w:val="0"/>
-        <w:adjustRightInd/>
-        <w:snapToGrid/>
-        <w:spacing w:line="600" w:lineRule="auto"/>
-        <w:ind w:firstLine="420" w:firstLineChars="0"/>
-        <w:jc w:val="left"/>
-        <w:textAlignment w:val="auto"/>
-        <w:rPr>
-          <w:rFonts w:hint="eastAsia" w:ascii="汉仪中宋简" w:hAnsi="汉仪中宋简" w:eastAsia="汉仪中宋简" w:cs="汉仪中宋简"/>
-          <w:b/>
-          <w:bCs/>
-          <w:color w:val="000000" w:themeColor="text1"/>
-          <w:kern w:val="2"/>
-          <w:sz w:val="24"/>
-          <w:szCs w:val="24"/>
-          <w:highlight w:val="none"/>
-          <w:lang w:val="en-US" w:eastAsia="zh-CN" w:bidi="ar-SA"/>
-          <ns2:textFill>
-            <ns2:solidFill>
-              <ns2:schemeClr ns2:val="tx1"/>
-            </ns2:solidFill>
-          </ns2:textFill>
-        </w:rPr>
-      </w:pPr>
-      <w:r>
-        <w:rPr>
-          <w:rFonts w:hint="eastAsia" w:ascii="汉仪中宋简" w:hAnsi="汉仪中宋简" w:eastAsia="汉仪中宋简" w:cs="汉仪中宋简"/>
-          <w:b/>
-          <w:bCs/>
-          <w:color w:val="000000" w:themeColor="text1"/>
-          <w:kern w:val="2"/>
-          <w:sz w:val="24"/>
-          <w:szCs w:val="24"/>
-          <w:highlight w:val="none"/>
-          <w:lang w:val="en-US" w:eastAsia="zh-CN" w:bidi="ar-SA"/>
-          <ns2:textFill>
-            <ns2:solidFill>
-              <ns2:schemeClr ns2:val="tx1"/>
-            </ns2:solidFill>
-          </ns2:textFill>
-        </w:rPr>
-        <w:t>1. 核心优势：</w:t>
-      </w:r>
-      <w:r>
-        <w:rPr>
-          <w:rFonts w:hint="eastAsia" w:ascii="汉仪中宋简" w:hAnsi="汉仪中宋简" w:eastAsia="汉仪中宋简" w:cs="汉仪中宋简"/>
-          <w:b w:val="0"/>
-          <w:bCs w:val="0"/>
-          <w:color w:val="000000" w:themeColor="text1"/>
-          <w:kern w:val="2"/>
-          <w:sz w:val="24"/>
-          <w:szCs w:val="24"/>
-          <w:highlight w:val="none"/>
-          <w:lang w:val="en-US" w:eastAsia="zh-CN" w:bidi="ar-SA"/>
-          <ns2:textFill>
-            <ns2:solidFill>
-              <ns2:schemeClr ns2:val="tx1"/>
-            </ns2:solidFill>
-          </ns2:textFill>
-        </w:rPr>
-        <w:t>一是疗效可靠稳定，作为核心治疗指标，血压控制达标率高达93.91%，近半数患者实现血压稳定控制，超四成患者血压多数时间处于正常范围，无患者反馈血压持续失控，充分验证了该复方制剂的临床降压价值；二是安全性良好，头晕头痛、口渴多尿等典型不良反应发生率均仅为6.09%，且症状轻微可耐受，近九成半患者无明显不适，未出现严重不良反应，为长期用药筑牢安全基础；三是经济性亲民，96.59%的患者认为药品价格在可承受范围或无压力，无患者反馈价格难以承受，合理的价格定位有效降低了长期用药负担，提升了治疗依从性；四是用药便利性与可及性佳，超九成患者对服药频率满意，近九成四患者认可药品包装便利性，且100%患者的用药供应得到保障，无因缺货影响治疗的情况；五是用药指导体系完善，超九成患者认可用药指导的详细准确性，说明书关键信息清晰度符合大众认知需求</w:t>
-      </w:r>
-      <w:r>
-        <w:rPr>
-          <w:rFonts w:hint="eastAsia" w:ascii="汉仪中宋简" w:hAnsi="汉仪中宋简" w:eastAsia="汉仪中宋简" w:cs="汉仪中宋简"/>
-          <w:b/>
-          <w:bCs/>
-          <w:color w:val="000000" w:themeColor="text1"/>
-          <w:kern w:val="2"/>
-          <w:sz w:val="24"/>
-          <w:szCs w:val="24"/>
-          <w:highlight w:val="none"/>
-          <w:lang w:val="en-US" w:eastAsia="zh-CN" w:bidi="ar-SA"/>
-          <ns2:textFill>
-            <ns2:solidFill>
-              <ns2:schemeClr ns2:val="tx1"/>
-            </ns2:solidFill>
-          </ns2:textFill>
-        </w:rPr>
-        <w:t>。</w:t>
-      </w:r>
-    </w:p>
-    <w:p ns2:paraId="5D03F8F9">
-      <w:pPr>
-        <w:keepNext w:val="0"/>
-        <w:keepLines w:val="0"/>
-        <w:pageBreakBefore w:val="0"/>
-        <w:widowControl w:val="0"/>
-        <w:numPr>
-          <w:ilvl w:val="0"/>
-          <w:numId w:val="0"/>
-        </w:numPr>
-        <w:kinsoku/>
-        <w:wordWrap/>
-        <w:overflowPunct/>
-        <w:topLinePunct w:val="0"/>
-        <w:autoSpaceDE/>
-        <w:autoSpaceDN/>
-        <w:bidi w:val="0"/>
-        <w:adjustRightInd/>
-        <w:snapToGrid/>
-        <w:spacing w:line="600" w:lineRule="auto"/>
-        <w:ind w:firstLine="420" w:firstLineChars="0"/>
-        <w:jc w:val="left"/>
-        <w:textAlignment w:val="auto"/>
-        <w:rPr>
-          <w:rFonts w:hint="eastAsia" w:ascii="汉仪中宋简" w:hAnsi="汉仪中宋简" w:eastAsia="汉仪中宋简" w:cs="汉仪中宋简"/>
-          <w:b w:val="0"/>
-          <w:bCs w:val="0"/>
-          <w:color w:val="000000" w:themeColor="text1"/>
-          <w:kern w:val="2"/>
-          <w:sz w:val="24"/>
-          <w:szCs w:val="24"/>
-          <w:highlight w:val="none"/>
-          <w:lang w:val="en-US" w:eastAsia="zh-CN" w:bidi="ar-SA"/>
-          <ns2:textFill>
-            <ns2:solidFill>
-              <ns2:schemeClr ns2:val="tx1"/>
-            </ns2:solidFill>
-          </ns2:textFill>
-        </w:rPr>
-      </w:pPr>
-      <w:r>
-        <w:rPr>
-          <w:rFonts w:hint="eastAsia" w:ascii="汉仪中宋简" w:hAnsi="汉仪中宋简" w:eastAsia="汉仪中宋简" w:cs="汉仪中宋简"/>
-          <w:b/>
-          <w:bCs/>
-          <w:color w:val="000000" w:themeColor="text1"/>
-          <w:kern w:val="2"/>
-          <w:sz w:val="24"/>
-          <w:szCs w:val="24"/>
-          <w:highlight w:val="none"/>
-          <w:lang w:val="en-US" w:eastAsia="zh-CN" w:bidi="ar-SA"/>
-          <ns2:textFill>
-            <ns2:solidFill>
-              <ns2:schemeClr ns2:val="tx1"/>
-            </ns2:solidFill>
-          </ns2:textFill>
-        </w:rPr>
-        <w:t>2. 优化空间：</w:t>
-      </w:r>
-      <w:r>
-        <w:rPr>
-          <w:rFonts w:hint="eastAsia" w:ascii="汉仪中宋简" w:hAnsi="汉仪中宋简" w:eastAsia="汉仪中宋简" w:cs="汉仪中宋简"/>
-          <w:b w:val="0"/>
-          <w:bCs w:val="0"/>
-          <w:color w:val="000000" w:themeColor="text1"/>
-          <w:kern w:val="2"/>
-          <w:sz w:val="24"/>
-          <w:szCs w:val="24"/>
-          <w:highlight w:val="none"/>
-          <w:lang w:val="en-US" w:eastAsia="zh-CN" w:bidi="ar-SA"/>
-          <ns2:textFill>
-            <ns2:solidFill>
-              <ns2:schemeClr ns2:val="tx1"/>
-            </ns2:solidFill>
-          </ns2:textFill>
-        </w:rPr>
-        <w:t>一是用药规范性有待提升，21.08%的患者存在不规范用药情况，超一成患者经常自行调整剂量，5.12%的患者从未按规定剂量服用；二是联合用药安全意识不足，联合用药患者中近半数未咨询医生确认药物兼容性，存在潜在用药风险；三是血压监测频率不足，38.06%的患者无法定期监测血压，难以及时掌握血压控制情况；四是部分购药渠道存在风险，22.04%的患者通过其他非正规渠道购药，可能面临药品质量隐患。</w:t>
+        <w:t xml:space="preserve">{{block.summary.overall_analysis}}</w:t>
       </w:r>
     </w:p>
     <w:p ns2:paraId="352EFD12">
@@ -20340,143 +19796,7 @@
             </ns2:solidFill>
           </ns2:textFill>
         </w:rPr>
-        <w:t>结合调研结果，为进一步强化厄贝沙坦氢氯噻嗪片的临床应用效果，提升患者用药体验与安全性，围绕临床诊疗、药企优化服务维度提出以下建议：</w:t>
-      </w:r>
-    </w:p>
-    <w:p ns2:paraId="1B2B00F5">
-      <w:pPr>
-        <w:keepNext w:val="0"/>
-        <w:keepLines w:val="0"/>
-        <w:pageBreakBefore w:val="0"/>
-        <w:widowControl w:val="0"/>
-        <w:numPr>
-          <w:ilvl w:val="0"/>
-          <w:numId w:val="0"/>
-        </w:numPr>
-        <w:kinsoku/>
-        <w:wordWrap/>
-        <w:overflowPunct/>
-        <w:topLinePunct w:val="0"/>
-        <w:autoSpaceDE/>
-        <w:autoSpaceDN/>
-        <w:bidi w:val="0"/>
-        <w:adjustRightInd/>
-        <w:snapToGrid/>
-        <w:spacing w:line="600" w:lineRule="auto"/>
-        <w:ind w:firstLine="420" w:firstLineChars="0"/>
-        <w:jc w:val="left"/>
-        <w:textAlignment w:val="auto"/>
-        <w:rPr>
-          <w:rFonts w:hint="eastAsia" w:ascii="汉仪中宋简" w:hAnsi="汉仪中宋简" w:eastAsia="汉仪中宋简" w:cs="汉仪中宋简"/>
-          <w:b w:val="0"/>
-          <w:bCs w:val="0"/>
-          <w:color w:val="000000" w:themeColor="text1"/>
-          <w:kern w:val="2"/>
-          <w:sz w:val="24"/>
-          <w:szCs w:val="24"/>
-          <w:highlight w:val="none"/>
-          <w:lang w:val="en-US" w:eastAsia="zh-CN" w:bidi="ar-SA"/>
-          <ns2:textFill>
-            <ns2:solidFill>
-              <ns2:schemeClr ns2:val="tx1"/>
-            </ns2:solidFill>
-          </ns2:textFill>
-        </w:rPr>
-      </w:pPr>
-      <w:r>
-        <w:rPr>
-          <w:rFonts w:hint="eastAsia" w:ascii="汉仪中宋简" w:hAnsi="汉仪中宋简" w:eastAsia="汉仪中宋简" w:cs="汉仪中宋简"/>
-          <w:b w:val="0"/>
-          <w:bCs w:val="0"/>
-          <w:color w:val="000000" w:themeColor="text1"/>
-          <w:kern w:val="2"/>
-          <w:sz w:val="24"/>
-          <w:szCs w:val="24"/>
-          <w:highlight w:val="none"/>
-          <w:lang w:val="en-US" w:eastAsia="zh-CN" w:bidi="ar-SA"/>
-          <ns2:textFill>
-            <ns2:solidFill>
-              <ns2:schemeClr ns2:val="tx1"/>
-            </ns2:solidFill>
-          </ns2:textFill>
-        </w:rPr>
-        <w:t>1. 临床层面：聚焦用药规范性提升，强化精准教育干预。针对血压偶尔波动、用药不规范的重点群体，通过复诊一对一宣讲、线上科普短视频、患者手册等多种形式，重点强调剂量调整必须严格遵循医嘱，严禁自行根据主观感受调整剂量；针对联合用药患者，在开具处方时主动提醒并确认药物兼容性，定期梳理用药清单，规避药物相互作用风险；同时普及血压监测的重要性，指导患者选择合适的监测工具，养成“每周至少监测2-3次”的规律监测习惯，并记录监测数据，为治疗方案优化提供支撑。</w:t>
-      </w:r>
-    </w:p>
-    <w:p ns2:paraId="6087A099">
-      <w:pPr>
-        <w:keepNext w:val="0"/>
-        <w:keepLines w:val="0"/>
-        <w:pageBreakBefore w:val="0"/>
-        <w:widowControl w:val="0"/>
-        <w:numPr>
-          <w:ilvl w:val="0"/>
-          <w:numId w:val="0"/>
-        </w:numPr>
-        <w:kinsoku/>
-        <w:wordWrap/>
-        <w:overflowPunct/>
-        <w:topLinePunct w:val="0"/>
-        <w:autoSpaceDE/>
-        <w:autoSpaceDN/>
-        <w:bidi w:val="0"/>
-        <w:adjustRightInd/>
-        <w:snapToGrid/>
-        <w:spacing w:line="600" w:lineRule="auto"/>
-        <w:ind w:firstLine="420" w:firstLineChars="0"/>
-        <w:jc w:val="left"/>
-        <w:textAlignment w:val="auto"/>
-        <w:rPr>
-          <w:rFonts w:hint="eastAsia" w:ascii="汉仪中宋简" w:hAnsi="汉仪中宋简" w:eastAsia="汉仪中宋简" w:cs="汉仪中宋简"/>
-          <w:b w:val="0"/>
-          <w:bCs w:val="0"/>
-          <w:color w:val="000000" w:themeColor="text1"/>
-          <w:kern w:val="2"/>
-          <w:sz w:val="24"/>
-          <w:szCs w:val="24"/>
-          <w:highlight w:val="none"/>
-          <w:lang w:val="en-US" w:eastAsia="zh-CN" w:bidi="ar-SA"/>
-          <ns2:textFill>
-            <ns2:solidFill>
-              <ns2:schemeClr ns2:val="tx1"/>
-            </ns2:solidFill>
-          </ns2:textFill>
-        </w:rPr>
-      </w:pPr>
-      <w:r>
-        <w:rPr>
-          <w:rFonts w:hint="eastAsia" w:ascii="汉仪中宋简" w:hAnsi="汉仪中宋简" w:eastAsia="汉仪中宋简" w:cs="汉仪中宋简"/>
-          <w:b w:val="0"/>
-          <w:bCs w:val="0"/>
-          <w:color w:val="000000" w:themeColor="text1"/>
-          <w:kern w:val="2"/>
-          <w:sz w:val="24"/>
-          <w:szCs w:val="24"/>
-          <w:highlight w:val="none"/>
-          <w:lang w:val="en-US" w:eastAsia="zh-CN" w:bidi="ar-SA"/>
-          <ns2:textFill>
-            <ns2:solidFill>
-              <ns2:schemeClr ns2:val="tx1"/>
-            </ns2:solidFill>
-          </ns2:textFill>
-        </w:rPr>
-        <w:t>2. 药企方面：持续优化产品细节，补充服务支撑体系。针对少数患者反映的包装取用问题，开展针对性调研，优化包装设计（如增加易撕口、推出分剂量包装等），提升使用便捷性；针对说明书中部分不明确内容，采用更通俗的语言表述，增加图文解读模块，降低患者理解难度；搭建官方线上咨询平台，组建专业药师团队，为患者提供个性化用药指导服务，补充现有指导渠道的不足，重点解答联合用药、不良反应应对等常见疑问。</w:t>
-      </w:r>
-    </w:p>
-    <w:p ns2:paraId="5D64DD0F">
-      <w:pPr>
-        <w:rPr>
-          <w:rFonts w:hint="eastAsia" w:ascii="汉仪中宋简" w:hAnsi="汉仪中宋简" w:eastAsia="汉仪中宋简" w:cs="汉仪中宋简"/>
-          <w:lang w:val="en-US" w:eastAsia="zh-CN"/>
-        </w:rPr>
-      </w:pPr>
-      <w:bookmarkStart w:id="26" w:name="_Toc17910"/>
-      <w:r>
-        <w:rPr>
-          <w:rFonts w:hint="eastAsia" w:ascii="汉仪中宋简" w:hAnsi="汉仪中宋简" w:eastAsia="汉仪中宋简" w:cs="汉仪中宋简"/>
-          <w:lang w:val="en-US" w:eastAsia="zh-CN"/>
-        </w:rPr>
-        <w:br w:type="page"/>
+        <w:t xml:space="preserve">{{block.summary.recommendations}}</w:t>
       </w:r>
     </w:p>
     <w:p ns2:paraId="4272D18C">
@@ -24320,137 +23640,8 @@
           <w:sz w:val="24"/>
           <w:szCs w:val="24"/>
         </w:rPr>
-        <w:t>（1）本次调研项目以随机选取对象进行面对面调研，本次调研只对本次样本数据负责。</w:t>
+        <w:t xml:space="preserve">{{block.disclaimer.items}}</w:t>
       </w:r>
-    </w:p>
-    <w:p ns2:paraId="262A001F">
-      <w:pPr>
-        <w:keepNext w:val="0"/>
-        <w:keepLines w:val="0"/>
-        <w:pageBreakBefore w:val="0"/>
-        <w:widowControl w:val="0"/>
-        <w:kinsoku/>
-        <w:wordWrap/>
-        <w:overflowPunct/>
-        <w:topLinePunct w:val="0"/>
-        <w:autoSpaceDE/>
-        <w:autoSpaceDN/>
-        <w:bidi w:val="0"/>
-        <w:adjustRightInd/>
-        <w:snapToGrid/>
-        <w:spacing w:line="480" w:lineRule="auto"/>
-        <w:textAlignment w:val="auto"/>
-        <w:rPr>
-          <w:rFonts w:hint="eastAsia" w:ascii="汉仪中宋简" w:hAnsi="汉仪中宋简" w:eastAsia="汉仪中宋简" w:cs="汉仪中宋简"/>
-          <w:sz w:val="24"/>
-          <w:szCs w:val="24"/>
-        </w:rPr>
-      </w:pPr>
-      <w:r>
-        <w:rPr>
-          <w:rFonts w:hint="eastAsia" w:ascii="汉仪中宋简" w:hAnsi="汉仪中宋简" w:eastAsia="汉仪中宋简" w:cs="汉仪中宋简"/>
-          <w:sz w:val="24"/>
-          <w:szCs w:val="24"/>
-        </w:rPr>
-        <w:t>（2）承接单位调研项目，是针对</w:t>
-      </w:r>
-      <w:r>
-        <w:rPr>
-          <w:rFonts w:hint="eastAsia" w:ascii="汉仪中宋简" w:hAnsi="汉仪中宋简" w:eastAsia="汉仪中宋简" w:cs="汉仪中宋简"/>
-          <w:sz w:val="24"/>
-          <w:szCs w:val="24"/>
-          <w:lang w:eastAsia="zh-CN"/>
-        </w:rPr>
-        <w:t>厄贝沙坦氢氯噻嗪片</w:t>
-      </w:r>
-      <w:r>
-        <w:rPr>
-          <w:rFonts w:hint="eastAsia" w:ascii="汉仪中宋简" w:hAnsi="汉仪中宋简" w:eastAsia="汉仪中宋简" w:cs="汉仪中宋简"/>
-          <w:sz w:val="24"/>
-          <w:szCs w:val="24"/>
-        </w:rPr>
-        <w:t>这一品种调研，并非指定厂家指定品种。</w:t>
-      </w:r>
-    </w:p>
-    <w:p ns2:paraId="3F3994F8">
-      <w:pPr>
-        <w:keepNext w:val="0"/>
-        <w:keepLines w:val="0"/>
-        <w:pageBreakBefore w:val="0"/>
-        <w:widowControl w:val="0"/>
-        <w:kinsoku/>
-        <w:wordWrap/>
-        <w:overflowPunct/>
-        <w:topLinePunct w:val="0"/>
-        <w:autoSpaceDE/>
-        <w:autoSpaceDN/>
-        <w:bidi w:val="0"/>
-        <w:adjustRightInd/>
-        <w:snapToGrid/>
-        <w:spacing w:line="480" w:lineRule="auto"/>
-        <w:textAlignment w:val="auto"/>
-        <w:rPr>
-          <w:rFonts w:hint="eastAsia" w:ascii="汉仪中宋简" w:hAnsi="汉仪中宋简" w:eastAsia="汉仪中宋简" w:cs="汉仪中宋简"/>
-          <w:sz w:val="24"/>
-          <w:szCs w:val="24"/>
-        </w:rPr>
-      </w:pPr>
-      <w:r>
-        <w:rPr>
-          <w:rFonts w:hint="eastAsia" w:ascii="汉仪中宋简" w:hAnsi="汉仪中宋简" w:eastAsia="汉仪中宋简" w:cs="汉仪中宋简"/>
-          <w:sz w:val="24"/>
-          <w:szCs w:val="24"/>
-        </w:rPr>
-        <w:t>（3）本次调研只针对调研区域数据负责，不代表全国调研数据。</w:t>
-      </w:r>
-    </w:p>
-    <w:p ns2:paraId="12ACD20B">
-      <w:pPr>
-        <w:spacing w:line="400" w:lineRule="exact"/>
-        <w:rPr>
-          <w:rFonts w:hint="eastAsia" w:ascii="汉仪中宋简" w:hAnsi="汉仪中宋简" w:eastAsia="汉仪中宋简" w:cs="汉仪中宋简"/>
-        </w:rPr>
-      </w:pPr>
-    </w:p>
-    <w:p ns2:paraId="4A0BBAF2">
-      <w:pPr>
-        <w:spacing w:line="400" w:lineRule="exact"/>
-        <w:rPr>
-          <w:rFonts w:hint="eastAsia" w:ascii="汉仪中宋简" w:hAnsi="汉仪中宋简" w:eastAsia="汉仪中宋简" w:cs="汉仪中宋简"/>
-        </w:rPr>
-      </w:pPr>
-    </w:p>
-    <w:p ns2:paraId="13580F1B">
-      <w:pPr>
-        <w:spacing w:line="400" w:lineRule="exact"/>
-        <w:rPr>
-          <w:rFonts w:hint="eastAsia" w:ascii="汉仪中宋简" w:hAnsi="汉仪中宋简" w:eastAsia="汉仪中宋简" w:cs="汉仪中宋简"/>
-        </w:rPr>
-      </w:pPr>
-    </w:p>
-    <w:p ns2:paraId="1AF2960F">
-      <w:pPr>
-        <w:spacing w:line="400" w:lineRule="exact"/>
-        <w:rPr>
-          <w:rFonts w:hint="eastAsia" w:ascii="汉仪中宋简" w:hAnsi="汉仪中宋简" w:eastAsia="汉仪中宋简" w:cs="汉仪中宋简"/>
-        </w:rPr>
-      </w:pPr>
-    </w:p>
-    <w:p ns2:paraId="47DCED2E">
-      <w:pPr>
-        <w:spacing w:line="400" w:lineRule="exact"/>
-        <w:rPr>
-          <w:rFonts w:hint="eastAsia" w:ascii="汉仪中宋简" w:hAnsi="汉仪中宋简" w:eastAsia="汉仪中宋简" w:cs="汉仪中宋简"/>
-        </w:rPr>
-      </w:pPr>
-    </w:p>
-    <w:p ns2:paraId="22FC2F08">
-      <w:pPr>
-        <w:spacing w:line="400" w:lineRule="exact"/>
-        <w:rPr>
-          <w:rFonts w:hint="eastAsia" w:ascii="汉仪中宋简" w:hAnsi="汉仪中宋简" w:eastAsia="汉仪中宋简" w:cs="汉仪中宋简"/>
-        </w:rPr>
-      </w:pPr>
     </w:p>
     <w:p ns2:paraId="2B71D7B4">
       <w:pPr>
@@ -24482,7 +23673,7 @@
           <w:sz w:val="24"/>
           <w:szCs w:val="24"/>
         </w:rPr>
-        <w:t>服务提供单位:</w:t>
+        <w:t xml:space="preserve">服务提供单位:{{field.service.unit}}</w:t>
       </w:r>
       <w:r>
         <w:rPr>
@@ -24491,7 +23682,7 @@
           <w:szCs w:val="24"/>
           <w:lang w:val="en-US" w:eastAsia="zh-CN"/>
         </w:rPr>
-        <w:t>北京玖麟空科技有限公司</w:t>
+        <w:t/>
       </w:r>
     </w:p>
     <w:p ns2:paraId="1D60D8EB">

--- a/templates/efficacy-report-template.docx
+++ b/templates/efficacy-report-template.docx
@@ -19432,6 +19432,7 @@
           </ns2:textFill>
         </w:rPr>
       </w:pPr>
+      <w:bookmarkStart w:id="500" w:name="tpl_key_issue_items"/>
       <w:r>
         <w:rPr>
           <w:rFonts w:hint="eastAsia" w:ascii="汉仪中宋简" w:hAnsi="汉仪中宋简" w:eastAsia="汉仪中宋简" w:cs="汉仪中宋简"/>
@@ -19448,10 +19449,10 @@
             </ns2:solidFill>
           </ns2:textFill>
         </w:rPr>
-        <w:t>药品疗效与经济性是影响高血压患者长期治疗依从性和疾病控制效果的核心维度，两者并非孤立存在，而是存在显著的协同关联。结合本次调研核心数据，对两个维度开展交叉联合分析，结果如下：</w:t>
+        <w:t xml:space="preserve">{{repeat.key_issue_items}}</w:t>
       </w:r>
     </w:p>
-    <w:p ns2:paraId="02310A52">
+    <w:p ns2:paraId="435FF72E">
       <w:pPr>
         <w:keepNext w:val="0"/>
         <w:keepLines w:val="0"/>
@@ -19506,124 +19507,9 @@
             </ns2:solidFill>
           </ns2:textFill>
         </w:rPr>
-        <w:t>从数据交叉关联来看，在血压控制达标（即选择A“血压稳定在正常范围”+B“血压多数时间在正常范围”）的1542名患者中，96.82%（1493/1542）的患者同时认可药品价格合理性（选择C“在可接受范围”+D“无压力”），仅有3.18%（49/1542）的患者认为价格勉强承受；而在血压偶尔波动）的100名患者中，虽有92%（92/100）的患者认可价格合理性，但价格勉强承受的比例为8%（8/100），显著高于血压控制达标群体。这一数据差异清晰揭示了疗效与经济性的正向协同关系。</w:t>
+        <w:t>药品疗效与经济性是影响高血压患者长期治疗依从性和疾病控制效果的核心维度，两者并非孤立存在，而是存在显著的协同关联。结合本次调研核心数据，对两个维度开展交叉联合分析，结果如下：</w:t>
       </w:r>
-    </w:p>
-    <w:p ns2:paraId="100136A4">
-      <w:pPr>
-        <w:keepNext w:val="0"/>
-        <w:keepLines w:val="0"/>
-        <w:pageBreakBefore w:val="0"/>
-        <w:widowControl w:val="0"/>
-        <w:numPr>
-          <w:ilvl w:val="0"/>
-          <w:numId w:val="0"/>
-        </w:numPr>
-        <w:kinsoku/>
-        <w:wordWrap/>
-        <w:overflowPunct/>
-        <w:topLinePunct w:val="0"/>
-        <w:autoSpaceDE/>
-        <w:autoSpaceDN/>
-        <w:bidi w:val="0"/>
-        <w:adjustRightInd/>
-        <w:snapToGrid/>
-        <w:spacing w:line="600" w:lineRule="auto"/>
-        <w:ind w:left="0" w:leftChars="0" w:firstLine="480" w:firstLineChars="200"/>
-        <w:jc w:val="left"/>
-        <w:textAlignment w:val="auto"/>
-        <w:rPr>
-          <w:rFonts w:hint="eastAsia" w:ascii="汉仪中宋简" w:hAnsi="汉仪中宋简" w:eastAsia="汉仪中宋简" w:cs="汉仪中宋简"/>
-          <w:b w:val="0"/>
-          <w:bCs w:val="0"/>
-          <w:color w:val="000000" w:themeColor="text1"/>
-          <w:sz w:val="24"/>
-          <w:szCs w:val="24"/>
-          <w:highlight w:val="none"/>
-          <w:lang w:val="en-US" w:eastAsia="zh-CN"/>
-          <ns2:textFill>
-            <ns2:solidFill>
-              <ns2:schemeClr ns2:val="tx1"/>
-            </ns2:solidFill>
-          </ns2:textFill>
-        </w:rPr>
-      </w:pPr>
-      <w:r>
-        <w:rPr>
-          <w:rFonts w:hint="eastAsia" w:ascii="汉仪中宋简" w:hAnsi="汉仪中宋简" w:eastAsia="汉仪中宋简" w:cs="汉仪中宋简"/>
-          <w:b w:val="0"/>
-          <w:bCs w:val="0"/>
-          <w:color w:val="000000" w:themeColor="text1"/>
-          <w:sz w:val="24"/>
-          <w:szCs w:val="24"/>
-          <w:highlight w:val="none"/>
-          <w:lang w:val="en-US" w:eastAsia="zh-CN"/>
-          <ns2:textFill>
-            <ns2:solidFill>
-              <ns2:schemeClr ns2:val="tx1"/>
-            </ns2:solidFill>
-          </ns2:textFill>
-        </w:rPr>
-        <w:t>从临床治疗逻辑来看，这种协同关系形成了“经济可及-规律用药-疗效稳固”的良性循环：一方面，该药物96.59%的高价格接受度，大幅降低了患者长期购药的经济压力，使其能够持续规律服药，避免因经济负担中断治疗，为药物疗效的充分发挥提供了前提保障；另一方面，93.91%的高血压控制达标率，让患者切实感知到药物的治疗价值，进一步强化了对“价格-治疗价值”匹配度的认可，反向提升了其长期用药的意愿。反之，血压偶尔波动群体中更高的价格勉强承受比例也提示，经济压力可能是影响该部分患者用药连续性的潜在因素，进而间接影响血压控制效果。</w:t>
-      </w:r>
-    </w:p>
-    <w:p ns2:paraId="7E5CDE53">
-      <w:pPr>
-        <w:keepNext w:val="0"/>
-        <w:keepLines w:val="0"/>
-        <w:pageBreakBefore w:val="0"/>
-        <w:widowControl w:val="0"/>
-        <w:numPr>
-          <w:ilvl w:val="0"/>
-          <w:numId w:val="0"/>
-        </w:numPr>
-        <w:kinsoku/>
-        <w:wordWrap/>
-        <w:overflowPunct/>
-        <w:topLinePunct w:val="0"/>
-        <w:autoSpaceDE/>
-        <w:autoSpaceDN/>
-        <w:bidi w:val="0"/>
-        <w:adjustRightInd/>
-        <w:snapToGrid/>
-        <w:spacing w:line="600" w:lineRule="auto"/>
-        <w:ind w:left="0" w:leftChars="0" w:firstLine="480" w:firstLineChars="200"/>
-        <w:jc w:val="left"/>
-        <w:textAlignment w:val="auto"/>
-        <w:rPr>
-          <w:rFonts w:hint="eastAsia" w:ascii="汉仪中宋简" w:hAnsi="汉仪中宋简" w:eastAsia="汉仪中宋简" w:cs="汉仪中宋简"/>
-          <w:b w:val="0"/>
-          <w:bCs w:val="0"/>
-          <w:color w:val="000000" w:themeColor="text1"/>
-          <w:sz w:val="24"/>
-          <w:szCs w:val="24"/>
-          <w:highlight w:val="none"/>
-          <w:lang w:val="en-US" w:eastAsia="zh-CN"/>
-          <ns2:textFill>
-            <ns2:solidFill>
-              <ns2:schemeClr ns2:val="tx1"/>
-            </ns2:solidFill>
-          </ns2:textFill>
-        </w:rPr>
-      </w:pPr>
-      <w:r>
-        <w:rPr>
-          <w:rFonts w:hint="eastAsia" w:ascii="汉仪中宋简" w:hAnsi="汉仪中宋简" w:eastAsia="汉仪中宋简" w:cs="汉仪中宋简"/>
-          <w:b w:val="0"/>
-          <w:bCs w:val="0"/>
-          <w:color w:val="000000" w:themeColor="text1"/>
-          <w:sz w:val="24"/>
-          <w:szCs w:val="24"/>
-          <w:highlight w:val="none"/>
-          <w:lang w:val="en-US" w:eastAsia="zh-CN"/>
-          <ns2:textFill>
-            <ns2:solidFill>
-              <ns2:schemeClr ns2:val="tx1"/>
-            </ns2:solidFill>
-          </ns2:textFill>
-        </w:rPr>
-        <w:t>此外，无患者反馈血压持续失控，也无患者反馈价格难以承受，这一“双零”结果进一步印证了该药物在疗效可靠性与价格亲民性上的均衡优势，能够同时满足患者“能降压”的核心治疗需求和“用得起”的经济需求，为高血压长期规范管理提供了双重核心支撑。</w:t>
-      </w:r>
+      <w:bookmarkEnd w:id="500"/>
     </w:p>
     <w:p ns2:paraId="472857A5">
       <w:pPr>
@@ -19860,6 +19746,51 @@
           <w:lang w:val="en-US" w:eastAsia="zh-CN"/>
         </w:rPr>
       </w:pPr>
+      <w:bookmarkStart w:id="501" w:name="tpl_attachment_questions"/>
+      <w:r>
+        <w:rPr>
+          <w:rFonts w:hint="default" w:ascii="汉仪中宋简" w:hAnsi="汉仪中宋简" w:eastAsia="汉仪中宋简" w:cs="汉仪中宋简"/>
+          <w:snapToGrid/>
+          <w:kern w:val="2"/>
+          <w:sz w:val="24"/>
+          <w:szCs w:val="24"/>
+          <w:lang w:val="en-US" w:eastAsia="zh-CN"/>
+        </w:rPr>
+        <w:t xml:space="preserve">{{repeat.attachment_questions}}</w:t>
+      </w:r>
+    </w:p>
+    <w:p ns2:paraId="6CCA3D18">
+      <w:pPr>
+        <w:keepNext w:val="0"/>
+        <w:keepLines w:val="0"/>
+        <w:pageBreakBefore w:val="0"/>
+        <w:widowControl w:val="0"/>
+        <w:numPr>
+          <w:ilvl w:val="0"/>
+          <w:numId w:val="9"/>
+        </w:numPr>
+        <w:kinsoku/>
+        <w:wordWrap/>
+        <w:overflowPunct/>
+        <w:topLinePunct w:val="0"/>
+        <w:autoSpaceDE/>
+        <w:autoSpaceDN/>
+        <w:bidi w:val="0"/>
+        <w:adjustRightInd/>
+        <w:snapToGrid/>
+        <w:spacing w:line="480" w:lineRule="auto"/>
+        <w:ind w:left="425" w:leftChars="0" w:hanging="425" w:firstLineChars="0"/>
+        <w:jc w:val="left"/>
+        <w:textAlignment w:val="auto"/>
+        <w:rPr>
+          <w:rFonts w:hint="default" w:ascii="汉仪中宋简" w:hAnsi="汉仪中宋简" w:eastAsia="汉仪中宋简" w:cs="汉仪中宋简"/>
+          <w:snapToGrid/>
+          <w:kern w:val="2"/>
+          <w:sz w:val="24"/>
+          <w:szCs w:val="24"/>
+          <w:lang w:val="en-US" w:eastAsia="zh-CN"/>
+        </w:rPr>
+      </w:pPr>
       <w:r>
         <w:rPr>
           <w:rFonts w:hint="default" w:ascii="汉仪中宋简" w:hAnsi="汉仪中宋简" w:eastAsia="汉仪中宋简" w:cs="汉仪中宋简"/>
@@ -19926,3559 +19857,7 @@
         </w:rPr>
         <w:t>血压稳定在正常范围</w:t>
       </w:r>
-    </w:p>
-    <w:p ns2:paraId="6CE1425B">
-      <w:pPr>
-        <w:keepNext w:val="0"/>
-        <w:keepLines w:val="0"/>
-        <w:pageBreakBefore w:val="0"/>
-        <w:widowControl w:val="0"/>
-        <w:numPr>
-          <w:ilvl w:val="0"/>
-          <w:numId w:val="0"/>
-        </w:numPr>
-        <w:kinsoku/>
-        <w:wordWrap/>
-        <w:overflowPunct/>
-        <w:topLinePunct w:val="0"/>
-        <w:autoSpaceDE/>
-        <w:autoSpaceDN/>
-        <w:bidi w:val="0"/>
-        <w:adjustRightInd/>
-        <w:snapToGrid/>
-        <w:spacing w:line="480" w:lineRule="auto"/>
-        <w:ind w:left="0" w:leftChars="0" w:firstLine="218" w:firstLineChars="91"/>
-        <w:jc w:val="left"/>
-        <w:textAlignment w:val="auto"/>
-        <w:rPr>
-          <w:rFonts w:hint="default" w:ascii="汉仪中宋简" w:hAnsi="汉仪中宋简" w:eastAsia="汉仪中宋简" w:cs="汉仪中宋简"/>
-          <w:snapToGrid/>
-          <w:kern w:val="2"/>
-          <w:sz w:val="24"/>
-          <w:szCs w:val="24"/>
-          <w:lang w:val="en-US" w:eastAsia="zh-CN"/>
-        </w:rPr>
-      </w:pPr>
-      <w:r>
-        <w:rPr>
-          <w:rFonts w:hint="eastAsia" w:ascii="汉仪中宋简" w:hAnsi="汉仪中宋简" w:eastAsia="汉仪中宋简" w:cs="汉仪中宋简"/>
-          <w:snapToGrid/>
-          <w:kern w:val="2"/>
-          <w:sz w:val="24"/>
-          <w:szCs w:val="24"/>
-          <w:lang w:val="en-US" w:eastAsia="zh-CN"/>
-        </w:rPr>
-        <w:t xml:space="preserve">B. </w:t>
-      </w:r>
-      <w:r>
-        <w:rPr>
-          <w:rFonts w:hint="default" w:ascii="汉仪中宋简" w:hAnsi="汉仪中宋简" w:eastAsia="汉仪中宋简" w:cs="汉仪中宋简"/>
-          <w:snapToGrid/>
-          <w:kern w:val="2"/>
-          <w:sz w:val="24"/>
-          <w:szCs w:val="24"/>
-          <w:lang w:val="en-US" w:eastAsia="zh-CN"/>
-        </w:rPr>
-        <w:t>血压多数时间在正常范围</w:t>
-      </w:r>
-    </w:p>
-    <w:p ns2:paraId="4B4D6147">
-      <w:pPr>
-        <w:keepNext w:val="0"/>
-        <w:keepLines w:val="0"/>
-        <w:pageBreakBefore w:val="0"/>
-        <w:widowControl w:val="0"/>
-        <w:numPr>
-          <w:ilvl w:val="0"/>
-          <w:numId w:val="0"/>
-        </w:numPr>
-        <w:kinsoku/>
-        <w:wordWrap/>
-        <w:overflowPunct/>
-        <w:topLinePunct w:val="0"/>
-        <w:autoSpaceDE/>
-        <w:autoSpaceDN/>
-        <w:bidi w:val="0"/>
-        <w:adjustRightInd/>
-        <w:snapToGrid/>
-        <w:spacing w:line="480" w:lineRule="auto"/>
-        <w:ind w:left="0" w:leftChars="0" w:firstLine="218" w:firstLineChars="91"/>
-        <w:jc w:val="left"/>
-        <w:textAlignment w:val="auto"/>
-        <w:rPr>
-          <w:rFonts w:hint="default" w:ascii="汉仪中宋简" w:hAnsi="汉仪中宋简" w:eastAsia="汉仪中宋简" w:cs="汉仪中宋简"/>
-          <w:snapToGrid/>
-          <w:kern w:val="2"/>
-          <w:sz w:val="24"/>
-          <w:szCs w:val="24"/>
-          <w:lang w:val="en-US" w:eastAsia="zh-CN"/>
-        </w:rPr>
-      </w:pPr>
-      <w:r>
-        <w:rPr>
-          <w:rFonts w:hint="eastAsia" w:ascii="汉仪中宋简" w:hAnsi="汉仪中宋简" w:eastAsia="汉仪中宋简" w:cs="汉仪中宋简"/>
-          <w:snapToGrid/>
-          <w:kern w:val="2"/>
-          <w:sz w:val="24"/>
-          <w:szCs w:val="24"/>
-          <w:lang w:val="en-US" w:eastAsia="zh-CN"/>
-        </w:rPr>
-        <w:t xml:space="preserve">C. </w:t>
-      </w:r>
-      <w:r>
-        <w:rPr>
-          <w:rFonts w:hint="default" w:ascii="汉仪中宋简" w:hAnsi="汉仪中宋简" w:eastAsia="汉仪中宋简" w:cs="汉仪中宋简"/>
-          <w:snapToGrid/>
-          <w:kern w:val="2"/>
-          <w:sz w:val="24"/>
-          <w:szCs w:val="24"/>
-          <w:lang w:val="en-US" w:eastAsia="zh-CN"/>
-        </w:rPr>
-        <w:t>血压偶尔超出正常范围</w:t>
-      </w:r>
-    </w:p>
-    <w:p ns2:paraId="2B1D7314">
-      <w:pPr>
-        <w:keepNext w:val="0"/>
-        <w:keepLines w:val="0"/>
-        <w:pageBreakBefore w:val="0"/>
-        <w:widowControl w:val="0"/>
-        <w:numPr>
-          <w:ilvl w:val="0"/>
-          <w:numId w:val="0"/>
-        </w:numPr>
-        <w:kinsoku/>
-        <w:wordWrap/>
-        <w:overflowPunct/>
-        <w:topLinePunct w:val="0"/>
-        <w:autoSpaceDE/>
-        <w:autoSpaceDN/>
-        <w:bidi w:val="0"/>
-        <w:adjustRightInd/>
-        <w:snapToGrid/>
-        <w:spacing w:line="480" w:lineRule="auto"/>
-        <w:ind w:left="0" w:leftChars="0" w:firstLine="218" w:firstLineChars="91"/>
-        <w:jc w:val="left"/>
-        <w:textAlignment w:val="auto"/>
-        <w:rPr>
-          <w:rFonts w:hint="default" w:ascii="汉仪中宋简" w:hAnsi="汉仪中宋简" w:eastAsia="汉仪中宋简" w:cs="汉仪中宋简"/>
-          <w:snapToGrid/>
-          <w:kern w:val="2"/>
-          <w:sz w:val="24"/>
-          <w:szCs w:val="24"/>
-          <w:lang w:val="en-US" w:eastAsia="zh-CN"/>
-        </w:rPr>
-      </w:pPr>
-      <w:r>
-        <w:rPr>
-          <w:rFonts w:hint="eastAsia" w:ascii="汉仪中宋简" w:hAnsi="汉仪中宋简" w:eastAsia="汉仪中宋简" w:cs="汉仪中宋简"/>
-          <w:snapToGrid/>
-          <w:kern w:val="2"/>
-          <w:sz w:val="24"/>
-          <w:szCs w:val="24"/>
-          <w:lang w:val="en-US" w:eastAsia="zh-CN"/>
-        </w:rPr>
-        <w:t xml:space="preserve">D. </w:t>
-      </w:r>
-      <w:r>
-        <w:rPr>
-          <w:rFonts w:hint="default" w:ascii="汉仪中宋简" w:hAnsi="汉仪中宋简" w:eastAsia="汉仪中宋简" w:cs="汉仪中宋简"/>
-          <w:snapToGrid/>
-          <w:kern w:val="2"/>
-          <w:sz w:val="24"/>
-          <w:szCs w:val="24"/>
-          <w:lang w:val="en-US" w:eastAsia="zh-CN"/>
-        </w:rPr>
-        <w:t>血压持续超出正常范围</w:t>
-      </w:r>
-    </w:p>
-    <w:p ns2:paraId="352AD0F7">
-      <w:pPr>
-        <w:keepNext w:val="0"/>
-        <w:keepLines w:val="0"/>
-        <w:pageBreakBefore w:val="0"/>
-        <w:widowControl w:val="0"/>
-        <w:numPr>
-          <w:ilvl w:val="0"/>
-          <w:numId w:val="9"/>
-        </w:numPr>
-        <w:kinsoku/>
-        <w:wordWrap/>
-        <w:overflowPunct/>
-        <w:topLinePunct w:val="0"/>
-        <w:autoSpaceDE/>
-        <w:autoSpaceDN/>
-        <w:bidi w:val="0"/>
-        <w:adjustRightInd/>
-        <w:snapToGrid/>
-        <w:spacing w:line="480" w:lineRule="auto"/>
-        <w:ind w:left="425" w:leftChars="0" w:hanging="425" w:firstLineChars="0"/>
-        <w:jc w:val="left"/>
-        <w:textAlignment w:val="auto"/>
-        <w:rPr>
-          <w:rFonts w:hint="default" w:ascii="汉仪中宋简" w:hAnsi="汉仪中宋简" w:eastAsia="汉仪中宋简" w:cs="汉仪中宋简"/>
-          <w:snapToGrid/>
-          <w:kern w:val="2"/>
-          <w:sz w:val="24"/>
-          <w:szCs w:val="24"/>
-          <w:lang w:val="en-US" w:eastAsia="zh-CN"/>
-        </w:rPr>
-      </w:pPr>
-      <w:r>
-        <w:rPr>
-          <w:rFonts w:hint="default" w:ascii="汉仪中宋简" w:hAnsi="汉仪中宋简" w:eastAsia="汉仪中宋简" w:cs="汉仪中宋简"/>
-          <w:snapToGrid/>
-          <w:kern w:val="2"/>
-          <w:sz w:val="24"/>
-          <w:szCs w:val="24"/>
-          <w:lang w:val="en-US" w:eastAsia="zh-CN"/>
-        </w:rPr>
-        <w:t>您服用厄贝沙坦氢氯噻嗪片期间，是否出现过头晕、头痛症状？</w:t>
-      </w:r>
-    </w:p>
-    <w:p ns2:paraId="5AB3DCC9">
-      <w:pPr>
-        <w:keepNext w:val="0"/>
-        <w:keepLines w:val="0"/>
-        <w:pageBreakBefore w:val="0"/>
-        <w:widowControl w:val="0"/>
-        <w:numPr>
-          <w:ilvl w:val="0"/>
-          <w:numId w:val="0"/>
-        </w:numPr>
-        <w:kinsoku/>
-        <w:wordWrap/>
-        <w:overflowPunct/>
-        <w:topLinePunct w:val="0"/>
-        <w:autoSpaceDE/>
-        <w:autoSpaceDN/>
-        <w:bidi w:val="0"/>
-        <w:adjustRightInd/>
-        <w:snapToGrid/>
-        <w:spacing w:line="480" w:lineRule="auto"/>
-        <w:ind w:left="0" w:leftChars="0" w:firstLine="218" w:firstLineChars="91"/>
-        <w:jc w:val="left"/>
-        <w:textAlignment w:val="auto"/>
-        <w:rPr>
-          <w:rFonts w:hint="default" w:ascii="汉仪中宋简" w:hAnsi="汉仪中宋简" w:eastAsia="汉仪中宋简" w:cs="汉仪中宋简"/>
-          <w:snapToGrid/>
-          <w:kern w:val="2"/>
-          <w:sz w:val="24"/>
-          <w:szCs w:val="24"/>
-          <w:lang w:val="en-US" w:eastAsia="zh-CN"/>
-        </w:rPr>
-      </w:pPr>
-      <w:r>
-        <w:rPr>
-          <w:rFonts w:hint="eastAsia" w:ascii="汉仪中宋简" w:hAnsi="汉仪中宋简" w:eastAsia="汉仪中宋简" w:cs="汉仪中宋简"/>
-          <w:snapToGrid/>
-          <w:kern w:val="2"/>
-          <w:sz w:val="24"/>
-          <w:szCs w:val="24"/>
-          <w:lang w:val="en-US" w:eastAsia="zh-CN"/>
-        </w:rPr>
-        <w:t xml:space="preserve">A. </w:t>
-      </w:r>
-      <w:r>
-        <w:rPr>
-          <w:rFonts w:hint="default" w:ascii="汉仪中宋简" w:hAnsi="汉仪中宋简" w:eastAsia="汉仪中宋简" w:cs="汉仪中宋简"/>
-          <w:snapToGrid/>
-          <w:kern w:val="2"/>
-          <w:sz w:val="24"/>
-          <w:szCs w:val="24"/>
-          <w:lang w:val="en-US" w:eastAsia="zh-CN"/>
-        </w:rPr>
-        <w:t>经常出现，症状严重</w:t>
-      </w:r>
-    </w:p>
-    <w:p ns2:paraId="0DDB611B">
-      <w:pPr>
-        <w:keepNext w:val="0"/>
-        <w:keepLines w:val="0"/>
-        <w:pageBreakBefore w:val="0"/>
-        <w:widowControl w:val="0"/>
-        <w:numPr>
-          <w:ilvl w:val="0"/>
-          <w:numId w:val="0"/>
-        </w:numPr>
-        <w:kinsoku/>
-        <w:wordWrap/>
-        <w:overflowPunct/>
-        <w:topLinePunct w:val="0"/>
-        <w:autoSpaceDE/>
-        <w:autoSpaceDN/>
-        <w:bidi w:val="0"/>
-        <w:adjustRightInd/>
-        <w:snapToGrid/>
-        <w:spacing w:line="480" w:lineRule="auto"/>
-        <w:ind w:left="0" w:leftChars="0" w:firstLine="218" w:firstLineChars="91"/>
-        <w:jc w:val="left"/>
-        <w:textAlignment w:val="auto"/>
-        <w:rPr>
-          <w:rFonts w:hint="default" w:ascii="汉仪中宋简" w:hAnsi="汉仪中宋简" w:eastAsia="汉仪中宋简" w:cs="汉仪中宋简"/>
-          <w:snapToGrid/>
-          <w:kern w:val="2"/>
-          <w:sz w:val="24"/>
-          <w:szCs w:val="24"/>
-          <w:lang w:val="en-US" w:eastAsia="zh-CN"/>
-        </w:rPr>
-      </w:pPr>
-      <w:r>
-        <w:rPr>
-          <w:rFonts w:hint="eastAsia" w:ascii="汉仪中宋简" w:hAnsi="汉仪中宋简" w:eastAsia="汉仪中宋简" w:cs="汉仪中宋简"/>
-          <w:snapToGrid/>
-          <w:kern w:val="2"/>
-          <w:sz w:val="24"/>
-          <w:szCs w:val="24"/>
-          <w:lang w:val="en-US" w:eastAsia="zh-CN"/>
-        </w:rPr>
-        <w:t xml:space="preserve">B. </w:t>
-      </w:r>
-      <w:r>
-        <w:rPr>
-          <w:rFonts w:hint="default" w:ascii="汉仪中宋简" w:hAnsi="汉仪中宋简" w:eastAsia="汉仪中宋简" w:cs="汉仪中宋简"/>
-          <w:snapToGrid/>
-          <w:kern w:val="2"/>
-          <w:sz w:val="24"/>
-          <w:szCs w:val="24"/>
-          <w:lang w:val="en-US" w:eastAsia="zh-CN"/>
-        </w:rPr>
-        <w:t>偶尔出现，症状轻微可忍受</w:t>
-      </w:r>
-    </w:p>
-    <w:p ns2:paraId="29DD6DC3">
-      <w:pPr>
-        <w:keepNext w:val="0"/>
-        <w:keepLines w:val="0"/>
-        <w:pageBreakBefore w:val="0"/>
-        <w:widowControl w:val="0"/>
-        <w:numPr>
-          <w:ilvl w:val="0"/>
-          <w:numId w:val="0"/>
-        </w:numPr>
-        <w:kinsoku/>
-        <w:wordWrap/>
-        <w:overflowPunct/>
-        <w:topLinePunct w:val="0"/>
-        <w:autoSpaceDE/>
-        <w:autoSpaceDN/>
-        <w:bidi w:val="0"/>
-        <w:adjustRightInd/>
-        <w:snapToGrid/>
-        <w:spacing w:line="480" w:lineRule="auto"/>
-        <w:ind w:left="0" w:leftChars="0" w:firstLine="218" w:firstLineChars="91"/>
-        <w:jc w:val="left"/>
-        <w:textAlignment w:val="auto"/>
-        <w:rPr>
-          <w:rFonts w:hint="default" w:ascii="汉仪中宋简" w:hAnsi="汉仪中宋简" w:eastAsia="汉仪中宋简" w:cs="汉仪中宋简"/>
-          <w:snapToGrid/>
-          <w:kern w:val="2"/>
-          <w:sz w:val="24"/>
-          <w:szCs w:val="24"/>
-          <w:lang w:val="en-US" w:eastAsia="zh-CN"/>
-        </w:rPr>
-      </w:pPr>
-      <w:r>
-        <w:rPr>
-          <w:rFonts w:hint="eastAsia" w:ascii="汉仪中宋简" w:hAnsi="汉仪中宋简" w:eastAsia="汉仪中宋简" w:cs="汉仪中宋简"/>
-          <w:snapToGrid/>
-          <w:kern w:val="2"/>
-          <w:sz w:val="24"/>
-          <w:szCs w:val="24"/>
-          <w:lang w:val="en-US" w:eastAsia="zh-CN"/>
-        </w:rPr>
-        <w:t xml:space="preserve">C. </w:t>
-      </w:r>
-      <w:r>
-        <w:rPr>
-          <w:rFonts w:hint="default" w:ascii="汉仪中宋简" w:hAnsi="汉仪中宋简" w:eastAsia="汉仪中宋简" w:cs="汉仪中宋简"/>
-          <w:snapToGrid/>
-          <w:kern w:val="2"/>
-          <w:sz w:val="24"/>
-          <w:szCs w:val="24"/>
-          <w:lang w:val="en-US" w:eastAsia="zh-CN"/>
-        </w:rPr>
-        <w:t>很少出现，几乎无感觉</w:t>
-      </w:r>
-    </w:p>
-    <w:p ns2:paraId="78517D89">
-      <w:pPr>
-        <w:keepNext w:val="0"/>
-        <w:keepLines w:val="0"/>
-        <w:pageBreakBefore w:val="0"/>
-        <w:widowControl w:val="0"/>
-        <w:numPr>
-          <w:ilvl w:val="0"/>
-          <w:numId w:val="0"/>
-        </w:numPr>
-        <w:kinsoku/>
-        <w:wordWrap/>
-        <w:overflowPunct/>
-        <w:topLinePunct w:val="0"/>
-        <w:autoSpaceDE/>
-        <w:autoSpaceDN/>
-        <w:bidi w:val="0"/>
-        <w:adjustRightInd/>
-        <w:snapToGrid/>
-        <w:spacing w:line="480" w:lineRule="auto"/>
-        <w:ind w:left="0" w:leftChars="0" w:firstLine="218" w:firstLineChars="91"/>
-        <w:jc w:val="left"/>
-        <w:textAlignment w:val="auto"/>
-        <w:rPr>
-          <w:rFonts w:hint="default" w:ascii="汉仪中宋简" w:hAnsi="汉仪中宋简" w:eastAsia="汉仪中宋简" w:cs="汉仪中宋简"/>
-          <w:snapToGrid/>
-          <w:kern w:val="2"/>
-          <w:sz w:val="24"/>
-          <w:szCs w:val="24"/>
-          <w:lang w:val="en-US" w:eastAsia="zh-CN"/>
-        </w:rPr>
-      </w:pPr>
-      <w:r>
-        <w:rPr>
-          <w:rFonts w:hint="eastAsia" w:ascii="汉仪中宋简" w:hAnsi="汉仪中宋简" w:eastAsia="汉仪中宋简" w:cs="汉仪中宋简"/>
-          <w:snapToGrid/>
-          <w:kern w:val="2"/>
-          <w:sz w:val="24"/>
-          <w:szCs w:val="24"/>
-          <w:lang w:val="en-US" w:eastAsia="zh-CN"/>
-        </w:rPr>
-        <w:t xml:space="preserve">D. </w:t>
-      </w:r>
-      <w:r>
-        <w:rPr>
-          <w:rFonts w:hint="default" w:ascii="汉仪中宋简" w:hAnsi="汉仪中宋简" w:eastAsia="汉仪中宋简" w:cs="汉仪中宋简"/>
-          <w:snapToGrid/>
-          <w:kern w:val="2"/>
-          <w:sz w:val="24"/>
-          <w:szCs w:val="24"/>
-          <w:lang w:val="en-US" w:eastAsia="zh-CN"/>
-        </w:rPr>
-        <w:t>从未出现过</w:t>
-      </w:r>
-    </w:p>
-    <w:p ns2:paraId="3CD4510E">
-      <w:pPr>
-        <w:keepNext w:val="0"/>
-        <w:keepLines w:val="0"/>
-        <w:pageBreakBefore w:val="0"/>
-        <w:widowControl w:val="0"/>
-        <w:numPr>
-          <w:ilvl w:val="0"/>
-          <w:numId w:val="9"/>
-        </w:numPr>
-        <w:kinsoku/>
-        <w:wordWrap/>
-        <w:overflowPunct/>
-        <w:topLinePunct w:val="0"/>
-        <w:autoSpaceDE/>
-        <w:autoSpaceDN/>
-        <w:bidi w:val="0"/>
-        <w:adjustRightInd/>
-        <w:snapToGrid/>
-        <w:spacing w:line="480" w:lineRule="auto"/>
-        <w:ind w:left="425" w:leftChars="0" w:hanging="425" w:firstLineChars="0"/>
-        <w:jc w:val="left"/>
-        <w:textAlignment w:val="auto"/>
-        <w:rPr>
-          <w:rFonts w:hint="default" w:ascii="汉仪中宋简" w:hAnsi="汉仪中宋简" w:eastAsia="汉仪中宋简" w:cs="汉仪中宋简"/>
-          <w:snapToGrid/>
-          <w:kern w:val="2"/>
-          <w:sz w:val="24"/>
-          <w:szCs w:val="24"/>
-          <w:lang w:val="en-US" w:eastAsia="zh-CN"/>
-        </w:rPr>
-      </w:pPr>
-      <w:r>
-        <w:rPr>
-          <w:rFonts w:hint="default" w:ascii="汉仪中宋简" w:hAnsi="汉仪中宋简" w:eastAsia="汉仪中宋简" w:cs="汉仪中宋简"/>
-          <w:snapToGrid/>
-          <w:kern w:val="2"/>
-          <w:sz w:val="24"/>
-          <w:szCs w:val="24"/>
-          <w:lang w:val="en-US" w:eastAsia="zh-CN"/>
-        </w:rPr>
-        <w:t>您服用厄贝沙坦氢氯噻嗪片期间，是否出现过口渴、多尿情况？</w:t>
-      </w:r>
-    </w:p>
-    <w:p ns2:paraId="044674F6">
-      <w:pPr>
-        <w:keepNext w:val="0"/>
-        <w:keepLines w:val="0"/>
-        <w:pageBreakBefore w:val="0"/>
-        <w:widowControl w:val="0"/>
-        <w:numPr>
-          <w:ilvl w:val="0"/>
-          <w:numId w:val="0"/>
-        </w:numPr>
-        <w:kinsoku/>
-        <w:wordWrap/>
-        <w:overflowPunct/>
-        <w:topLinePunct w:val="0"/>
-        <w:autoSpaceDE/>
-        <w:autoSpaceDN/>
-        <w:bidi w:val="0"/>
-        <w:adjustRightInd/>
-        <w:snapToGrid/>
-        <w:spacing w:line="480" w:lineRule="auto"/>
-        <w:ind w:left="0" w:leftChars="0" w:firstLine="218" w:firstLineChars="91"/>
-        <w:jc w:val="left"/>
-        <w:textAlignment w:val="auto"/>
-        <w:rPr>
-          <w:rFonts w:hint="default" w:ascii="汉仪中宋简" w:hAnsi="汉仪中宋简" w:eastAsia="汉仪中宋简" w:cs="汉仪中宋简"/>
-          <w:snapToGrid/>
-          <w:kern w:val="2"/>
-          <w:sz w:val="24"/>
-          <w:szCs w:val="24"/>
-          <w:lang w:val="en-US" w:eastAsia="zh-CN"/>
-        </w:rPr>
-      </w:pPr>
-      <w:r>
-        <w:rPr>
-          <w:rFonts w:hint="eastAsia" w:ascii="汉仪中宋简" w:hAnsi="汉仪中宋简" w:eastAsia="汉仪中宋简" w:cs="汉仪中宋简"/>
-          <w:snapToGrid/>
-          <w:kern w:val="2"/>
-          <w:sz w:val="24"/>
-          <w:szCs w:val="24"/>
-          <w:lang w:val="en-US" w:eastAsia="zh-CN"/>
-        </w:rPr>
-        <w:t xml:space="preserve">A. </w:t>
-      </w:r>
-      <w:r>
-        <w:rPr>
-          <w:rFonts w:hint="default" w:ascii="汉仪中宋简" w:hAnsi="汉仪中宋简" w:eastAsia="汉仪中宋简" w:cs="汉仪中宋简"/>
-          <w:snapToGrid/>
-          <w:kern w:val="2"/>
-          <w:sz w:val="24"/>
-          <w:szCs w:val="24"/>
-          <w:lang w:val="en-US" w:eastAsia="zh-CN"/>
-        </w:rPr>
-        <w:t>经常出现，影响正常生活</w:t>
-      </w:r>
-    </w:p>
-    <w:p ns2:paraId="5DD87521">
-      <w:pPr>
-        <w:keepNext w:val="0"/>
-        <w:keepLines w:val="0"/>
-        <w:pageBreakBefore w:val="0"/>
-        <w:widowControl w:val="0"/>
-        <w:numPr>
-          <w:ilvl w:val="0"/>
-          <w:numId w:val="0"/>
-        </w:numPr>
-        <w:kinsoku/>
-        <w:wordWrap/>
-        <w:overflowPunct/>
-        <w:topLinePunct w:val="0"/>
-        <w:autoSpaceDE/>
-        <w:autoSpaceDN/>
-        <w:bidi w:val="0"/>
-        <w:adjustRightInd/>
-        <w:snapToGrid/>
-        <w:spacing w:line="480" w:lineRule="auto"/>
-        <w:ind w:left="0" w:leftChars="0" w:firstLine="218" w:firstLineChars="91"/>
-        <w:jc w:val="left"/>
-        <w:textAlignment w:val="auto"/>
-        <w:rPr>
-          <w:rFonts w:hint="default" w:ascii="汉仪中宋简" w:hAnsi="汉仪中宋简" w:eastAsia="汉仪中宋简" w:cs="汉仪中宋简"/>
-          <w:snapToGrid/>
-          <w:kern w:val="2"/>
-          <w:sz w:val="24"/>
-          <w:szCs w:val="24"/>
-          <w:lang w:val="en-US" w:eastAsia="zh-CN"/>
-        </w:rPr>
-      </w:pPr>
-      <w:r>
-        <w:rPr>
-          <w:rFonts w:hint="eastAsia" w:ascii="汉仪中宋简" w:hAnsi="汉仪中宋简" w:eastAsia="汉仪中宋简" w:cs="汉仪中宋简"/>
-          <w:snapToGrid/>
-          <w:kern w:val="2"/>
-          <w:sz w:val="24"/>
-          <w:szCs w:val="24"/>
-          <w:lang w:val="en-US" w:eastAsia="zh-CN"/>
-        </w:rPr>
-        <w:t xml:space="preserve">B. </w:t>
-      </w:r>
-      <w:r>
-        <w:rPr>
-          <w:rFonts w:hint="default" w:ascii="汉仪中宋简" w:hAnsi="汉仪中宋简" w:eastAsia="汉仪中宋简" w:cs="汉仪中宋简"/>
-          <w:snapToGrid/>
-          <w:kern w:val="2"/>
-          <w:sz w:val="24"/>
-          <w:szCs w:val="24"/>
-          <w:lang w:val="en-US" w:eastAsia="zh-CN"/>
-        </w:rPr>
-        <w:t>偶尔出现，无明显影响</w:t>
-      </w:r>
-    </w:p>
-    <w:p ns2:paraId="407CF38D">
-      <w:pPr>
-        <w:keepNext w:val="0"/>
-        <w:keepLines w:val="0"/>
-        <w:pageBreakBefore w:val="0"/>
-        <w:widowControl w:val="0"/>
-        <w:numPr>
-          <w:ilvl w:val="0"/>
-          <w:numId w:val="0"/>
-        </w:numPr>
-        <w:kinsoku/>
-        <w:wordWrap/>
-        <w:overflowPunct/>
-        <w:topLinePunct w:val="0"/>
-        <w:autoSpaceDE/>
-        <w:autoSpaceDN/>
-        <w:bidi w:val="0"/>
-        <w:adjustRightInd/>
-        <w:snapToGrid/>
-        <w:spacing w:line="480" w:lineRule="auto"/>
-        <w:ind w:left="0" w:leftChars="0" w:firstLine="218" w:firstLineChars="91"/>
-        <w:jc w:val="left"/>
-        <w:textAlignment w:val="auto"/>
-        <w:rPr>
-          <w:rFonts w:hint="default" w:ascii="汉仪中宋简" w:hAnsi="汉仪中宋简" w:eastAsia="汉仪中宋简" w:cs="汉仪中宋简"/>
-          <w:snapToGrid/>
-          <w:kern w:val="2"/>
-          <w:sz w:val="24"/>
-          <w:szCs w:val="24"/>
-          <w:lang w:val="en-US" w:eastAsia="zh-CN"/>
-        </w:rPr>
-      </w:pPr>
-      <w:r>
-        <w:rPr>
-          <w:rFonts w:hint="eastAsia" w:ascii="汉仪中宋简" w:hAnsi="汉仪中宋简" w:eastAsia="汉仪中宋简" w:cs="汉仪中宋简"/>
-          <w:snapToGrid/>
-          <w:kern w:val="2"/>
-          <w:sz w:val="24"/>
-          <w:szCs w:val="24"/>
-          <w:lang w:val="en-US" w:eastAsia="zh-CN"/>
-        </w:rPr>
-        <w:t xml:space="preserve">C. </w:t>
-      </w:r>
-      <w:r>
-        <w:rPr>
-          <w:rFonts w:hint="default" w:ascii="汉仪中宋简" w:hAnsi="汉仪中宋简" w:eastAsia="汉仪中宋简" w:cs="汉仪中宋简"/>
-          <w:snapToGrid/>
-          <w:kern w:val="2"/>
-          <w:sz w:val="24"/>
-          <w:szCs w:val="24"/>
-          <w:lang w:val="en-US" w:eastAsia="zh-CN"/>
-        </w:rPr>
-        <w:t>很少出现，几乎不察觉</w:t>
-      </w:r>
-    </w:p>
-    <w:p ns2:paraId="2245D953">
-      <w:pPr>
-        <w:keepNext w:val="0"/>
-        <w:keepLines w:val="0"/>
-        <w:pageBreakBefore w:val="0"/>
-        <w:widowControl w:val="0"/>
-        <w:numPr>
-          <w:ilvl w:val="0"/>
-          <w:numId w:val="0"/>
-        </w:numPr>
-        <w:kinsoku/>
-        <w:wordWrap/>
-        <w:overflowPunct/>
-        <w:topLinePunct w:val="0"/>
-        <w:autoSpaceDE/>
-        <w:autoSpaceDN/>
-        <w:bidi w:val="0"/>
-        <w:adjustRightInd/>
-        <w:snapToGrid/>
-        <w:spacing w:line="480" w:lineRule="auto"/>
-        <w:ind w:left="0" w:leftChars="0" w:firstLine="218" w:firstLineChars="91"/>
-        <w:jc w:val="left"/>
-        <w:textAlignment w:val="auto"/>
-        <w:rPr>
-          <w:rFonts w:hint="default" w:ascii="汉仪中宋简" w:hAnsi="汉仪中宋简" w:eastAsia="汉仪中宋简" w:cs="汉仪中宋简"/>
-          <w:snapToGrid/>
-          <w:kern w:val="2"/>
-          <w:sz w:val="24"/>
-          <w:szCs w:val="24"/>
-          <w:lang w:val="en-US" w:eastAsia="zh-CN"/>
-        </w:rPr>
-      </w:pPr>
-      <w:r>
-        <w:rPr>
-          <w:rFonts w:hint="eastAsia" w:ascii="汉仪中宋简" w:hAnsi="汉仪中宋简" w:eastAsia="汉仪中宋简" w:cs="汉仪中宋简"/>
-          <w:snapToGrid/>
-          <w:kern w:val="2"/>
-          <w:sz w:val="24"/>
-          <w:szCs w:val="24"/>
-          <w:lang w:val="en-US" w:eastAsia="zh-CN"/>
-        </w:rPr>
-        <w:t xml:space="preserve">D. </w:t>
-      </w:r>
-      <w:r>
-        <w:rPr>
-          <w:rFonts w:hint="default" w:ascii="汉仪中宋简" w:hAnsi="汉仪中宋简" w:eastAsia="汉仪中宋简" w:cs="汉仪中宋简"/>
-          <w:snapToGrid/>
-          <w:kern w:val="2"/>
-          <w:sz w:val="24"/>
-          <w:szCs w:val="24"/>
-          <w:lang w:val="en-US" w:eastAsia="zh-CN"/>
-        </w:rPr>
-        <w:t>从未出现过</w:t>
-      </w:r>
-    </w:p>
-    <w:p ns2:paraId="1BB602CA">
-      <w:pPr>
-        <w:keepNext w:val="0"/>
-        <w:keepLines w:val="0"/>
-        <w:pageBreakBefore w:val="0"/>
-        <w:widowControl w:val="0"/>
-        <w:numPr>
-          <w:ilvl w:val="0"/>
-          <w:numId w:val="9"/>
-        </w:numPr>
-        <w:kinsoku/>
-        <w:wordWrap/>
-        <w:overflowPunct/>
-        <w:topLinePunct w:val="0"/>
-        <w:autoSpaceDE/>
-        <w:autoSpaceDN/>
-        <w:bidi w:val="0"/>
-        <w:adjustRightInd/>
-        <w:snapToGrid/>
-        <w:spacing w:line="480" w:lineRule="auto"/>
-        <w:ind w:left="425" w:leftChars="0" w:hanging="425" w:firstLineChars="0"/>
-        <w:jc w:val="left"/>
-        <w:textAlignment w:val="auto"/>
-        <w:rPr>
-          <w:rFonts w:hint="default" w:ascii="汉仪中宋简" w:hAnsi="汉仪中宋简" w:eastAsia="汉仪中宋简" w:cs="汉仪中宋简"/>
-          <w:snapToGrid/>
-          <w:kern w:val="2"/>
-          <w:sz w:val="24"/>
-          <w:szCs w:val="24"/>
-          <w:lang w:val="en-US" w:eastAsia="zh-CN"/>
-        </w:rPr>
-      </w:pPr>
-      <w:r>
-        <w:rPr>
-          <w:rFonts w:hint="default" w:ascii="汉仪中宋简" w:hAnsi="汉仪中宋简" w:eastAsia="汉仪中宋简" w:cs="汉仪中宋简"/>
-          <w:snapToGrid/>
-          <w:kern w:val="2"/>
-          <w:sz w:val="24"/>
-          <w:szCs w:val="24"/>
-          <w:lang w:val="en-US" w:eastAsia="zh-CN"/>
-        </w:rPr>
-        <w:t>您通常通过什么渠道购买厄贝沙坦氢氯噻嗪片？</w:t>
-      </w:r>
-    </w:p>
-    <w:p ns2:paraId="1091005F">
-      <w:pPr>
-        <w:keepNext w:val="0"/>
-        <w:keepLines w:val="0"/>
-        <w:pageBreakBefore w:val="0"/>
-        <w:widowControl w:val="0"/>
-        <w:numPr>
-          <w:ilvl w:val="0"/>
-          <w:numId w:val="0"/>
-        </w:numPr>
-        <w:kinsoku/>
-        <w:wordWrap/>
-        <w:overflowPunct/>
-        <w:topLinePunct w:val="0"/>
-        <w:autoSpaceDE/>
-        <w:autoSpaceDN/>
-        <w:bidi w:val="0"/>
-        <w:adjustRightInd/>
-        <w:snapToGrid/>
-        <w:spacing w:line="480" w:lineRule="auto"/>
-        <w:ind w:left="0" w:leftChars="0" w:firstLine="218" w:firstLineChars="91"/>
-        <w:jc w:val="left"/>
-        <w:textAlignment w:val="auto"/>
-        <w:rPr>
-          <w:rFonts w:hint="default" w:ascii="汉仪中宋简" w:hAnsi="汉仪中宋简" w:eastAsia="汉仪中宋简" w:cs="汉仪中宋简"/>
-          <w:snapToGrid/>
-          <w:kern w:val="2"/>
-          <w:sz w:val="24"/>
-          <w:szCs w:val="24"/>
-          <w:lang w:val="en-US" w:eastAsia="zh-CN"/>
-        </w:rPr>
-      </w:pPr>
-      <w:r>
-        <w:rPr>
-          <w:rFonts w:hint="eastAsia" w:ascii="汉仪中宋简" w:hAnsi="汉仪中宋简" w:eastAsia="汉仪中宋简" w:cs="汉仪中宋简"/>
-          <w:snapToGrid/>
-          <w:kern w:val="2"/>
-          <w:sz w:val="24"/>
-          <w:szCs w:val="24"/>
-          <w:lang w:val="en-US" w:eastAsia="zh-CN"/>
-        </w:rPr>
-        <w:t xml:space="preserve">A. </w:t>
-      </w:r>
-      <w:r>
-        <w:rPr>
-          <w:rFonts w:hint="default" w:ascii="汉仪中宋简" w:hAnsi="汉仪中宋简" w:eastAsia="汉仪中宋简" w:cs="汉仪中宋简"/>
-          <w:snapToGrid/>
-          <w:kern w:val="2"/>
-          <w:sz w:val="24"/>
-          <w:szCs w:val="24"/>
-          <w:lang w:val="en-US" w:eastAsia="zh-CN"/>
-        </w:rPr>
-        <w:t>医院药房</w:t>
-      </w:r>
-    </w:p>
-    <w:p ns2:paraId="17BF188A">
-      <w:pPr>
-        <w:keepNext w:val="0"/>
-        <w:keepLines w:val="0"/>
-        <w:pageBreakBefore w:val="0"/>
-        <w:widowControl w:val="0"/>
-        <w:numPr>
-          <w:ilvl w:val="0"/>
-          <w:numId w:val="0"/>
-        </w:numPr>
-        <w:kinsoku/>
-        <w:wordWrap/>
-        <w:overflowPunct/>
-        <w:topLinePunct w:val="0"/>
-        <w:autoSpaceDE/>
-        <w:autoSpaceDN/>
-        <w:bidi w:val="0"/>
-        <w:adjustRightInd/>
-        <w:snapToGrid/>
-        <w:spacing w:line="480" w:lineRule="auto"/>
-        <w:ind w:left="0" w:leftChars="0" w:firstLine="218" w:firstLineChars="91"/>
-        <w:jc w:val="left"/>
-        <w:textAlignment w:val="auto"/>
-        <w:rPr>
-          <w:rFonts w:hint="default" w:ascii="汉仪中宋简" w:hAnsi="汉仪中宋简" w:eastAsia="汉仪中宋简" w:cs="汉仪中宋简"/>
-          <w:snapToGrid/>
-          <w:kern w:val="2"/>
-          <w:sz w:val="24"/>
-          <w:szCs w:val="24"/>
-          <w:lang w:val="en-US" w:eastAsia="zh-CN"/>
-        </w:rPr>
-      </w:pPr>
-      <w:r>
-        <w:rPr>
-          <w:rFonts w:hint="eastAsia" w:ascii="汉仪中宋简" w:hAnsi="汉仪中宋简" w:eastAsia="汉仪中宋简" w:cs="汉仪中宋简"/>
-          <w:snapToGrid/>
-          <w:kern w:val="2"/>
-          <w:sz w:val="24"/>
-          <w:szCs w:val="24"/>
-          <w:lang w:val="en-US" w:eastAsia="zh-CN"/>
-        </w:rPr>
-        <w:t xml:space="preserve">B. </w:t>
-      </w:r>
-      <w:r>
-        <w:rPr>
-          <w:rFonts w:hint="default" w:ascii="汉仪中宋简" w:hAnsi="汉仪中宋简" w:eastAsia="汉仪中宋简" w:cs="汉仪中宋简"/>
-          <w:snapToGrid/>
-          <w:kern w:val="2"/>
-          <w:sz w:val="24"/>
-          <w:szCs w:val="24"/>
-          <w:lang w:val="en-US" w:eastAsia="zh-CN"/>
-        </w:rPr>
-        <w:t>线下连锁药店</w:t>
-      </w:r>
-    </w:p>
-    <w:p ns2:paraId="1367894C">
-      <w:pPr>
-        <w:keepNext w:val="0"/>
-        <w:keepLines w:val="0"/>
-        <w:pageBreakBefore w:val="0"/>
-        <w:widowControl w:val="0"/>
-        <w:numPr>
-          <w:ilvl w:val="0"/>
-          <w:numId w:val="0"/>
-        </w:numPr>
-        <w:kinsoku/>
-        <w:wordWrap/>
-        <w:overflowPunct/>
-        <w:topLinePunct w:val="0"/>
-        <w:autoSpaceDE/>
-        <w:autoSpaceDN/>
-        <w:bidi w:val="0"/>
-        <w:adjustRightInd/>
-        <w:snapToGrid/>
-        <w:spacing w:line="480" w:lineRule="auto"/>
-        <w:ind w:left="0" w:leftChars="0" w:firstLine="218" w:firstLineChars="91"/>
-        <w:jc w:val="left"/>
-        <w:textAlignment w:val="auto"/>
-        <w:rPr>
-          <w:rFonts w:hint="default" w:ascii="汉仪中宋简" w:hAnsi="汉仪中宋简" w:eastAsia="汉仪中宋简" w:cs="汉仪中宋简"/>
-          <w:snapToGrid/>
-          <w:kern w:val="2"/>
-          <w:sz w:val="24"/>
-          <w:szCs w:val="24"/>
-          <w:lang w:val="en-US" w:eastAsia="zh-CN"/>
-        </w:rPr>
-      </w:pPr>
-      <w:r>
-        <w:rPr>
-          <w:rFonts w:hint="eastAsia" w:ascii="汉仪中宋简" w:hAnsi="汉仪中宋简" w:eastAsia="汉仪中宋简" w:cs="汉仪中宋简"/>
-          <w:snapToGrid/>
-          <w:kern w:val="2"/>
-          <w:sz w:val="24"/>
-          <w:szCs w:val="24"/>
-          <w:lang w:val="en-US" w:eastAsia="zh-CN"/>
-        </w:rPr>
-        <w:t xml:space="preserve">C. </w:t>
-      </w:r>
-      <w:r>
-        <w:rPr>
-          <w:rFonts w:hint="default" w:ascii="汉仪中宋简" w:hAnsi="汉仪中宋简" w:eastAsia="汉仪中宋简" w:cs="汉仪中宋简"/>
-          <w:snapToGrid/>
-          <w:kern w:val="2"/>
-          <w:sz w:val="24"/>
-          <w:szCs w:val="24"/>
-          <w:lang w:val="en-US" w:eastAsia="zh-CN"/>
-        </w:rPr>
-        <w:t>正规网上药店</w:t>
-      </w:r>
-    </w:p>
-    <w:p ns2:paraId="2E411F45">
-      <w:pPr>
-        <w:keepNext w:val="0"/>
-        <w:keepLines w:val="0"/>
-        <w:pageBreakBefore w:val="0"/>
-        <w:widowControl w:val="0"/>
-        <w:numPr>
-          <w:ilvl w:val="0"/>
-          <w:numId w:val="0"/>
-        </w:numPr>
-        <w:kinsoku/>
-        <w:wordWrap/>
-        <w:overflowPunct/>
-        <w:topLinePunct w:val="0"/>
-        <w:autoSpaceDE/>
-        <w:autoSpaceDN/>
-        <w:bidi w:val="0"/>
-        <w:adjustRightInd/>
-        <w:snapToGrid/>
-        <w:spacing w:line="480" w:lineRule="auto"/>
-        <w:ind w:left="0" w:leftChars="0" w:firstLine="218" w:firstLineChars="91"/>
-        <w:jc w:val="left"/>
-        <w:textAlignment w:val="auto"/>
-        <w:rPr>
-          <w:rFonts w:hint="default" w:ascii="汉仪中宋简" w:hAnsi="汉仪中宋简" w:eastAsia="汉仪中宋简" w:cs="汉仪中宋简"/>
-          <w:snapToGrid/>
-          <w:kern w:val="2"/>
-          <w:sz w:val="24"/>
-          <w:szCs w:val="24"/>
-          <w:lang w:val="en-US" w:eastAsia="zh-CN"/>
-        </w:rPr>
-      </w:pPr>
-      <w:r>
-        <w:rPr>
-          <w:rFonts w:hint="eastAsia" w:ascii="汉仪中宋简" w:hAnsi="汉仪中宋简" w:eastAsia="汉仪中宋简" w:cs="汉仪中宋简"/>
-          <w:snapToGrid/>
-          <w:kern w:val="2"/>
-          <w:sz w:val="24"/>
-          <w:szCs w:val="24"/>
-          <w:lang w:val="en-US" w:eastAsia="zh-CN"/>
-        </w:rPr>
-        <w:t xml:space="preserve">D. </w:t>
-      </w:r>
-      <w:r>
-        <w:rPr>
-          <w:rFonts w:hint="default" w:ascii="汉仪中宋简" w:hAnsi="汉仪中宋简" w:eastAsia="汉仪中宋简" w:cs="汉仪中宋简"/>
-          <w:snapToGrid/>
-          <w:kern w:val="2"/>
-          <w:sz w:val="24"/>
-          <w:szCs w:val="24"/>
-          <w:lang w:val="en-US" w:eastAsia="zh-CN"/>
-        </w:rPr>
-        <w:t>其他渠道（请注明）</w:t>
-      </w:r>
-    </w:p>
-    <w:p ns2:paraId="4A6E75C8">
-      <w:pPr>
-        <w:keepNext w:val="0"/>
-        <w:keepLines w:val="0"/>
-        <w:pageBreakBefore w:val="0"/>
-        <w:widowControl w:val="0"/>
-        <w:numPr>
-          <w:ilvl w:val="0"/>
-          <w:numId w:val="9"/>
-        </w:numPr>
-        <w:kinsoku/>
-        <w:wordWrap/>
-        <w:overflowPunct/>
-        <w:topLinePunct w:val="0"/>
-        <w:autoSpaceDE/>
-        <w:autoSpaceDN/>
-        <w:bidi w:val="0"/>
-        <w:adjustRightInd/>
-        <w:snapToGrid/>
-        <w:spacing w:line="480" w:lineRule="auto"/>
-        <w:ind w:left="425" w:leftChars="0" w:hanging="425" w:firstLineChars="0"/>
-        <w:jc w:val="left"/>
-        <w:textAlignment w:val="auto"/>
-        <w:rPr>
-          <w:rFonts w:hint="default" w:ascii="汉仪中宋简" w:hAnsi="汉仪中宋简" w:eastAsia="汉仪中宋简" w:cs="汉仪中宋简"/>
-          <w:snapToGrid/>
-          <w:kern w:val="2"/>
-          <w:sz w:val="24"/>
-          <w:szCs w:val="24"/>
-          <w:lang w:val="en-US" w:eastAsia="zh-CN"/>
-        </w:rPr>
-      </w:pPr>
-      <w:r>
-        <w:rPr>
-          <w:rFonts w:hint="default" w:ascii="汉仪中宋简" w:hAnsi="汉仪中宋简" w:eastAsia="汉仪中宋简" w:cs="汉仪中宋简"/>
-          <w:snapToGrid/>
-          <w:kern w:val="2"/>
-          <w:sz w:val="24"/>
-          <w:szCs w:val="24"/>
-          <w:lang w:val="en-US" w:eastAsia="zh-CN"/>
-        </w:rPr>
-        <w:t>您认为厄贝沙坦氢氯噻嗪片的价格对您的用药负担影响如何？</w:t>
-      </w:r>
-    </w:p>
-    <w:p ns2:paraId="12BF58ED">
-      <w:pPr>
-        <w:keepNext w:val="0"/>
-        <w:keepLines w:val="0"/>
-        <w:pageBreakBefore w:val="0"/>
-        <w:widowControl w:val="0"/>
-        <w:numPr>
-          <w:ilvl w:val="0"/>
-          <w:numId w:val="0"/>
-        </w:numPr>
-        <w:kinsoku/>
-        <w:wordWrap/>
-        <w:overflowPunct/>
-        <w:topLinePunct w:val="0"/>
-        <w:autoSpaceDE/>
-        <w:autoSpaceDN/>
-        <w:bidi w:val="0"/>
-        <w:adjustRightInd/>
-        <w:snapToGrid/>
-        <w:spacing w:line="480" w:lineRule="auto"/>
-        <w:ind w:left="0" w:leftChars="0" w:firstLine="218" w:firstLineChars="91"/>
-        <w:jc w:val="left"/>
-        <w:textAlignment w:val="auto"/>
-        <w:rPr>
-          <w:rFonts w:hint="default" w:ascii="汉仪中宋简" w:hAnsi="汉仪中宋简" w:eastAsia="汉仪中宋简" w:cs="汉仪中宋简"/>
-          <w:snapToGrid/>
-          <w:kern w:val="2"/>
-          <w:sz w:val="24"/>
-          <w:szCs w:val="24"/>
-          <w:lang w:val="en-US" w:eastAsia="zh-CN"/>
-        </w:rPr>
-      </w:pPr>
-      <w:r>
-        <w:rPr>
-          <w:rFonts w:hint="eastAsia" w:ascii="汉仪中宋简" w:hAnsi="汉仪中宋简" w:eastAsia="汉仪中宋简" w:cs="汉仪中宋简"/>
-          <w:snapToGrid/>
-          <w:kern w:val="2"/>
-          <w:sz w:val="24"/>
-          <w:szCs w:val="24"/>
-          <w:lang w:val="en-US" w:eastAsia="zh-CN"/>
-        </w:rPr>
-        <w:t xml:space="preserve">A. </w:t>
-      </w:r>
-      <w:r>
-        <w:rPr>
-          <w:rFonts w:hint="default" w:ascii="汉仪中宋简" w:hAnsi="汉仪中宋简" w:eastAsia="汉仪中宋简" w:cs="汉仪中宋简"/>
-          <w:snapToGrid/>
-          <w:kern w:val="2"/>
-          <w:sz w:val="24"/>
-          <w:szCs w:val="24"/>
-          <w:lang w:val="en-US" w:eastAsia="zh-CN"/>
-        </w:rPr>
-        <w:t>难以承受</w:t>
-      </w:r>
-    </w:p>
-    <w:p ns2:paraId="7D855842">
-      <w:pPr>
-        <w:keepNext w:val="0"/>
-        <w:keepLines w:val="0"/>
-        <w:pageBreakBefore w:val="0"/>
-        <w:widowControl w:val="0"/>
-        <w:numPr>
-          <w:ilvl w:val="0"/>
-          <w:numId w:val="0"/>
-        </w:numPr>
-        <w:kinsoku/>
-        <w:wordWrap/>
-        <w:overflowPunct/>
-        <w:topLinePunct w:val="0"/>
-        <w:autoSpaceDE/>
-        <w:autoSpaceDN/>
-        <w:bidi w:val="0"/>
-        <w:adjustRightInd/>
-        <w:snapToGrid/>
-        <w:spacing w:line="480" w:lineRule="auto"/>
-        <w:ind w:left="0" w:leftChars="0" w:firstLine="218" w:firstLineChars="91"/>
-        <w:jc w:val="left"/>
-        <w:textAlignment w:val="auto"/>
-        <w:rPr>
-          <w:rFonts w:hint="default" w:ascii="汉仪中宋简" w:hAnsi="汉仪中宋简" w:eastAsia="汉仪中宋简" w:cs="汉仪中宋简"/>
-          <w:snapToGrid/>
-          <w:kern w:val="2"/>
-          <w:sz w:val="24"/>
-          <w:szCs w:val="24"/>
-          <w:lang w:val="en-US" w:eastAsia="zh-CN"/>
-        </w:rPr>
-      </w:pPr>
-      <w:r>
-        <w:rPr>
-          <w:rFonts w:hint="eastAsia" w:ascii="汉仪中宋简" w:hAnsi="汉仪中宋简" w:eastAsia="汉仪中宋简" w:cs="汉仪中宋简"/>
-          <w:snapToGrid/>
-          <w:kern w:val="2"/>
-          <w:sz w:val="24"/>
-          <w:szCs w:val="24"/>
-          <w:lang w:val="en-US" w:eastAsia="zh-CN"/>
-        </w:rPr>
-        <w:t xml:space="preserve">B. </w:t>
-      </w:r>
-      <w:r>
-        <w:rPr>
-          <w:rFonts w:hint="default" w:ascii="汉仪中宋简" w:hAnsi="汉仪中宋简" w:eastAsia="汉仪中宋简" w:cs="汉仪中宋简"/>
-          <w:snapToGrid/>
-          <w:kern w:val="2"/>
-          <w:sz w:val="24"/>
-          <w:szCs w:val="24"/>
-          <w:lang w:val="en-US" w:eastAsia="zh-CN"/>
-        </w:rPr>
-        <w:t>勉强承受</w:t>
-      </w:r>
-    </w:p>
-    <w:p ns2:paraId="6568AEB4">
-      <w:pPr>
-        <w:keepNext w:val="0"/>
-        <w:keepLines w:val="0"/>
-        <w:pageBreakBefore w:val="0"/>
-        <w:widowControl w:val="0"/>
-        <w:numPr>
-          <w:ilvl w:val="0"/>
-          <w:numId w:val="0"/>
-        </w:numPr>
-        <w:kinsoku/>
-        <w:wordWrap/>
-        <w:overflowPunct/>
-        <w:topLinePunct w:val="0"/>
-        <w:autoSpaceDE/>
-        <w:autoSpaceDN/>
-        <w:bidi w:val="0"/>
-        <w:adjustRightInd/>
-        <w:snapToGrid/>
-        <w:spacing w:line="480" w:lineRule="auto"/>
-        <w:ind w:left="0" w:leftChars="0" w:firstLine="218" w:firstLineChars="91"/>
-        <w:jc w:val="left"/>
-        <w:textAlignment w:val="auto"/>
-        <w:rPr>
-          <w:rFonts w:hint="default" w:ascii="汉仪中宋简" w:hAnsi="汉仪中宋简" w:eastAsia="汉仪中宋简" w:cs="汉仪中宋简"/>
-          <w:snapToGrid/>
-          <w:kern w:val="2"/>
-          <w:sz w:val="24"/>
-          <w:szCs w:val="24"/>
-          <w:lang w:val="en-US" w:eastAsia="zh-CN"/>
-        </w:rPr>
-      </w:pPr>
-      <w:r>
-        <w:rPr>
-          <w:rFonts w:hint="eastAsia" w:ascii="汉仪中宋简" w:hAnsi="汉仪中宋简" w:eastAsia="汉仪中宋简" w:cs="汉仪中宋简"/>
-          <w:snapToGrid/>
-          <w:kern w:val="2"/>
-          <w:sz w:val="24"/>
-          <w:szCs w:val="24"/>
-          <w:lang w:val="en-US" w:eastAsia="zh-CN"/>
-        </w:rPr>
-        <w:t xml:space="preserve">C. </w:t>
-      </w:r>
-      <w:r>
-        <w:rPr>
-          <w:rFonts w:hint="default" w:ascii="汉仪中宋简" w:hAnsi="汉仪中宋简" w:eastAsia="汉仪中宋简" w:cs="汉仪中宋简"/>
-          <w:snapToGrid/>
-          <w:kern w:val="2"/>
-          <w:sz w:val="24"/>
-          <w:szCs w:val="24"/>
-          <w:lang w:val="en-US" w:eastAsia="zh-CN"/>
-        </w:rPr>
-        <w:t>在可接受范围</w:t>
-      </w:r>
-    </w:p>
-    <w:p ns2:paraId="75966934">
-      <w:pPr>
-        <w:keepNext w:val="0"/>
-        <w:keepLines w:val="0"/>
-        <w:pageBreakBefore w:val="0"/>
-        <w:widowControl w:val="0"/>
-        <w:numPr>
-          <w:ilvl w:val="0"/>
-          <w:numId w:val="0"/>
-        </w:numPr>
-        <w:kinsoku/>
-        <w:wordWrap/>
-        <w:overflowPunct/>
-        <w:topLinePunct w:val="0"/>
-        <w:autoSpaceDE/>
-        <w:autoSpaceDN/>
-        <w:bidi w:val="0"/>
-        <w:adjustRightInd/>
-        <w:snapToGrid/>
-        <w:spacing w:line="480" w:lineRule="auto"/>
-        <w:ind w:left="0" w:leftChars="0" w:firstLine="218" w:firstLineChars="91"/>
-        <w:jc w:val="left"/>
-        <w:textAlignment w:val="auto"/>
-        <w:rPr>
-          <w:rFonts w:hint="default" w:ascii="汉仪中宋简" w:hAnsi="汉仪中宋简" w:eastAsia="汉仪中宋简" w:cs="汉仪中宋简"/>
-          <w:snapToGrid/>
-          <w:kern w:val="2"/>
-          <w:sz w:val="24"/>
-          <w:szCs w:val="24"/>
-          <w:lang w:val="en-US" w:eastAsia="zh-CN"/>
-        </w:rPr>
-      </w:pPr>
-      <w:r>
-        <w:rPr>
-          <w:rFonts w:hint="eastAsia" w:ascii="汉仪中宋简" w:hAnsi="汉仪中宋简" w:eastAsia="汉仪中宋简" w:cs="汉仪中宋简"/>
-          <w:snapToGrid/>
-          <w:kern w:val="2"/>
-          <w:sz w:val="24"/>
-          <w:szCs w:val="24"/>
-          <w:lang w:val="en-US" w:eastAsia="zh-CN"/>
-        </w:rPr>
-        <w:t xml:space="preserve">D. </w:t>
-      </w:r>
-      <w:r>
-        <w:rPr>
-          <w:rFonts w:hint="default" w:ascii="汉仪中宋简" w:hAnsi="汉仪中宋简" w:eastAsia="汉仪中宋简" w:cs="汉仪中宋简"/>
-          <w:snapToGrid/>
-          <w:kern w:val="2"/>
-          <w:sz w:val="24"/>
-          <w:szCs w:val="24"/>
-          <w:lang w:val="en-US" w:eastAsia="zh-CN"/>
-        </w:rPr>
-        <w:t>无压力</w:t>
-      </w:r>
-    </w:p>
-    <w:p ns2:paraId="5A4BE6E6">
-      <w:pPr>
-        <w:keepNext w:val="0"/>
-        <w:keepLines w:val="0"/>
-        <w:pageBreakBefore w:val="0"/>
-        <w:widowControl w:val="0"/>
-        <w:numPr>
-          <w:ilvl w:val="0"/>
-          <w:numId w:val="9"/>
-        </w:numPr>
-        <w:kinsoku/>
-        <w:wordWrap/>
-        <w:overflowPunct/>
-        <w:topLinePunct w:val="0"/>
-        <w:autoSpaceDE/>
-        <w:autoSpaceDN/>
-        <w:bidi w:val="0"/>
-        <w:adjustRightInd/>
-        <w:snapToGrid/>
-        <w:spacing w:line="480" w:lineRule="auto"/>
-        <w:ind w:left="425" w:leftChars="0" w:hanging="425" w:firstLineChars="0"/>
-        <w:jc w:val="left"/>
-        <w:textAlignment w:val="auto"/>
-        <w:rPr>
-          <w:rFonts w:hint="default" w:ascii="汉仪中宋简" w:hAnsi="汉仪中宋简" w:eastAsia="汉仪中宋简" w:cs="汉仪中宋简"/>
-          <w:snapToGrid/>
-          <w:kern w:val="2"/>
-          <w:sz w:val="24"/>
-          <w:szCs w:val="24"/>
-          <w:lang w:val="en-US" w:eastAsia="zh-CN"/>
-        </w:rPr>
-      </w:pPr>
-      <w:r>
-        <w:rPr>
-          <w:rFonts w:hint="default" w:ascii="汉仪中宋简" w:hAnsi="汉仪中宋简" w:eastAsia="汉仪中宋简" w:cs="汉仪中宋简"/>
-          <w:snapToGrid/>
-          <w:kern w:val="2"/>
-          <w:sz w:val="24"/>
-          <w:szCs w:val="24"/>
-          <w:lang w:val="en-US" w:eastAsia="zh-CN"/>
-        </w:rPr>
-        <w:t>您服用厄贝沙坦氢氯噻嗪片的剂量是否严格按照医嘱？</w:t>
-      </w:r>
-    </w:p>
-    <w:p ns2:paraId="6F7208D9">
-      <w:pPr>
-        <w:keepNext w:val="0"/>
-        <w:keepLines w:val="0"/>
-        <w:pageBreakBefore w:val="0"/>
-        <w:widowControl w:val="0"/>
-        <w:numPr>
-          <w:ilvl w:val="0"/>
-          <w:numId w:val="0"/>
-        </w:numPr>
-        <w:kinsoku/>
-        <w:wordWrap/>
-        <w:overflowPunct/>
-        <w:topLinePunct w:val="0"/>
-        <w:autoSpaceDE/>
-        <w:autoSpaceDN/>
-        <w:bidi w:val="0"/>
-        <w:adjustRightInd/>
-        <w:snapToGrid/>
-        <w:spacing w:line="480" w:lineRule="auto"/>
-        <w:ind w:left="0" w:leftChars="0" w:firstLine="218" w:firstLineChars="91"/>
-        <w:jc w:val="left"/>
-        <w:textAlignment w:val="auto"/>
-        <w:rPr>
-          <w:rFonts w:hint="default" w:ascii="汉仪中宋简" w:hAnsi="汉仪中宋简" w:eastAsia="汉仪中宋简" w:cs="汉仪中宋简"/>
-          <w:snapToGrid/>
-          <w:kern w:val="2"/>
-          <w:sz w:val="24"/>
-          <w:szCs w:val="24"/>
-          <w:lang w:val="en-US" w:eastAsia="zh-CN"/>
-        </w:rPr>
-      </w:pPr>
-      <w:r>
-        <w:rPr>
-          <w:rFonts w:hint="eastAsia" w:ascii="汉仪中宋简" w:hAnsi="汉仪中宋简" w:eastAsia="汉仪中宋简" w:cs="汉仪中宋简"/>
-          <w:snapToGrid/>
-          <w:kern w:val="2"/>
-          <w:sz w:val="24"/>
-          <w:szCs w:val="24"/>
-          <w:lang w:val="en-US" w:eastAsia="zh-CN"/>
-        </w:rPr>
-        <w:t xml:space="preserve">A. </w:t>
-      </w:r>
-      <w:r>
-        <w:rPr>
-          <w:rFonts w:hint="default" w:ascii="汉仪中宋简" w:hAnsi="汉仪中宋简" w:eastAsia="汉仪中宋简" w:cs="汉仪中宋简"/>
-          <w:snapToGrid/>
-          <w:kern w:val="2"/>
-          <w:sz w:val="24"/>
-          <w:szCs w:val="24"/>
-          <w:lang w:val="en-US" w:eastAsia="zh-CN"/>
-        </w:rPr>
-        <w:t>始终严格遵守</w:t>
-      </w:r>
-    </w:p>
-    <w:p ns2:paraId="301BBCB2">
-      <w:pPr>
-        <w:keepNext w:val="0"/>
-        <w:keepLines w:val="0"/>
-        <w:pageBreakBefore w:val="0"/>
-        <w:widowControl w:val="0"/>
-        <w:numPr>
-          <w:ilvl w:val="0"/>
-          <w:numId w:val="0"/>
-        </w:numPr>
-        <w:kinsoku/>
-        <w:wordWrap/>
-        <w:overflowPunct/>
-        <w:topLinePunct w:val="0"/>
-        <w:autoSpaceDE/>
-        <w:autoSpaceDN/>
-        <w:bidi w:val="0"/>
-        <w:adjustRightInd/>
-        <w:snapToGrid/>
-        <w:spacing w:line="480" w:lineRule="auto"/>
-        <w:ind w:left="0" w:leftChars="0" w:firstLine="218" w:firstLineChars="91"/>
-        <w:jc w:val="left"/>
-        <w:textAlignment w:val="auto"/>
-        <w:rPr>
-          <w:rFonts w:hint="default" w:ascii="汉仪中宋简" w:hAnsi="汉仪中宋简" w:eastAsia="汉仪中宋简" w:cs="汉仪中宋简"/>
-          <w:snapToGrid/>
-          <w:kern w:val="2"/>
-          <w:sz w:val="24"/>
-          <w:szCs w:val="24"/>
-          <w:lang w:val="en-US" w:eastAsia="zh-CN"/>
-        </w:rPr>
-      </w:pPr>
-      <w:r>
-        <w:rPr>
-          <w:rFonts w:hint="eastAsia" w:ascii="汉仪中宋简" w:hAnsi="汉仪中宋简" w:eastAsia="汉仪中宋简" w:cs="汉仪中宋简"/>
-          <w:snapToGrid/>
-          <w:kern w:val="2"/>
-          <w:sz w:val="24"/>
-          <w:szCs w:val="24"/>
-          <w:lang w:val="en-US" w:eastAsia="zh-CN"/>
-        </w:rPr>
-        <w:t xml:space="preserve">B. </w:t>
-      </w:r>
-      <w:r>
-        <w:rPr>
-          <w:rFonts w:hint="default" w:ascii="汉仪中宋简" w:hAnsi="汉仪中宋简" w:eastAsia="汉仪中宋简" w:cs="汉仪中宋简"/>
-          <w:snapToGrid/>
-          <w:kern w:val="2"/>
-          <w:sz w:val="24"/>
-          <w:szCs w:val="24"/>
-          <w:lang w:val="en-US" w:eastAsia="zh-CN"/>
-        </w:rPr>
-        <w:t>大部分时间遵守，偶尔微调</w:t>
-      </w:r>
-    </w:p>
-    <w:p ns2:paraId="02514DCE">
-      <w:pPr>
-        <w:keepNext w:val="0"/>
-        <w:keepLines w:val="0"/>
-        <w:pageBreakBefore w:val="0"/>
-        <w:widowControl w:val="0"/>
-        <w:numPr>
-          <w:ilvl w:val="0"/>
-          <w:numId w:val="0"/>
-        </w:numPr>
-        <w:kinsoku/>
-        <w:wordWrap/>
-        <w:overflowPunct/>
-        <w:topLinePunct w:val="0"/>
-        <w:autoSpaceDE/>
-        <w:autoSpaceDN/>
-        <w:bidi w:val="0"/>
-        <w:adjustRightInd/>
-        <w:snapToGrid/>
-        <w:spacing w:line="480" w:lineRule="auto"/>
-        <w:ind w:left="0" w:leftChars="0" w:firstLine="218" w:firstLineChars="91"/>
-        <w:jc w:val="left"/>
-        <w:textAlignment w:val="auto"/>
-        <w:rPr>
-          <w:rFonts w:hint="default" w:ascii="汉仪中宋简" w:hAnsi="汉仪中宋简" w:eastAsia="汉仪中宋简" w:cs="汉仪中宋简"/>
-          <w:snapToGrid/>
-          <w:kern w:val="2"/>
-          <w:sz w:val="24"/>
-          <w:szCs w:val="24"/>
-          <w:lang w:val="en-US" w:eastAsia="zh-CN"/>
-        </w:rPr>
-      </w:pPr>
-      <w:r>
-        <w:rPr>
-          <w:rFonts w:hint="eastAsia" w:ascii="汉仪中宋简" w:hAnsi="汉仪中宋简" w:eastAsia="汉仪中宋简" w:cs="汉仪中宋简"/>
-          <w:snapToGrid/>
-          <w:kern w:val="2"/>
-          <w:sz w:val="24"/>
-          <w:szCs w:val="24"/>
-          <w:lang w:val="en-US" w:eastAsia="zh-CN"/>
-        </w:rPr>
-        <w:t xml:space="preserve">C. </w:t>
-      </w:r>
-      <w:r>
-        <w:rPr>
-          <w:rFonts w:hint="default" w:ascii="汉仪中宋简" w:hAnsi="汉仪中宋简" w:eastAsia="汉仪中宋简" w:cs="汉仪中宋简"/>
-          <w:snapToGrid/>
-          <w:kern w:val="2"/>
-          <w:sz w:val="24"/>
-          <w:szCs w:val="24"/>
-          <w:lang w:val="en-US" w:eastAsia="zh-CN"/>
-        </w:rPr>
-        <w:t>经常根据自身感觉调整</w:t>
-      </w:r>
-    </w:p>
-    <w:p ns2:paraId="2FDCE85C">
-      <w:pPr>
-        <w:keepNext w:val="0"/>
-        <w:keepLines w:val="0"/>
-        <w:pageBreakBefore w:val="0"/>
-        <w:widowControl w:val="0"/>
-        <w:numPr>
-          <w:ilvl w:val="0"/>
-          <w:numId w:val="0"/>
-        </w:numPr>
-        <w:kinsoku/>
-        <w:wordWrap/>
-        <w:overflowPunct/>
-        <w:topLinePunct w:val="0"/>
-        <w:autoSpaceDE/>
-        <w:autoSpaceDN/>
-        <w:bidi w:val="0"/>
-        <w:adjustRightInd/>
-        <w:snapToGrid/>
-        <w:spacing w:line="480" w:lineRule="auto"/>
-        <w:ind w:left="0" w:leftChars="0" w:firstLine="218" w:firstLineChars="91"/>
-        <w:jc w:val="left"/>
-        <w:textAlignment w:val="auto"/>
-        <w:rPr>
-          <w:rFonts w:hint="eastAsia" w:ascii="汉仪中宋简" w:hAnsi="汉仪中宋简" w:eastAsia="汉仪中宋简" w:cs="汉仪中宋简"/>
-          <w:snapToGrid/>
-          <w:kern w:val="2"/>
-          <w:sz w:val="24"/>
-          <w:szCs w:val="24"/>
-          <w:lang w:val="en-US" w:eastAsia="zh-CN"/>
-        </w:rPr>
-      </w:pPr>
-      <w:r>
-        <w:rPr>
-          <w:rFonts w:hint="eastAsia" w:ascii="汉仪中宋简" w:hAnsi="汉仪中宋简" w:eastAsia="汉仪中宋简" w:cs="汉仪中宋简"/>
-          <w:snapToGrid/>
-          <w:kern w:val="2"/>
-          <w:sz w:val="24"/>
-          <w:szCs w:val="24"/>
-          <w:lang w:val="en-US" w:eastAsia="zh-CN"/>
-        </w:rPr>
-        <w:t xml:space="preserve">D. </w:t>
-      </w:r>
-      <w:r>
-        <w:rPr>
-          <w:rFonts w:hint="default" w:ascii="汉仪中宋简" w:hAnsi="汉仪中宋简" w:eastAsia="汉仪中宋简" w:cs="汉仪中宋简"/>
-          <w:snapToGrid/>
-          <w:kern w:val="2"/>
-          <w:sz w:val="24"/>
-          <w:szCs w:val="24"/>
-          <w:lang w:val="en-US" w:eastAsia="zh-CN"/>
-        </w:rPr>
-        <w:t>从未按规定剂量服用</w:t>
-      </w:r>
-    </w:p>
-    <w:p ns2:paraId="3C8B964E">
-      <w:pPr>
-        <w:keepNext w:val="0"/>
-        <w:keepLines w:val="0"/>
-        <w:pageBreakBefore w:val="0"/>
-        <w:widowControl w:val="0"/>
-        <w:numPr>
-          <w:ilvl w:val="0"/>
-          <w:numId w:val="9"/>
-        </w:numPr>
-        <w:kinsoku/>
-        <w:wordWrap/>
-        <w:overflowPunct/>
-        <w:topLinePunct w:val="0"/>
-        <w:autoSpaceDE/>
-        <w:autoSpaceDN/>
-        <w:bidi w:val="0"/>
-        <w:adjustRightInd/>
-        <w:snapToGrid/>
-        <w:spacing w:line="480" w:lineRule="auto"/>
-        <w:ind w:left="425" w:leftChars="0" w:hanging="425" w:firstLineChars="0"/>
-        <w:jc w:val="left"/>
-        <w:textAlignment w:val="auto"/>
-        <w:rPr>
-          <w:rFonts w:hint="default" w:ascii="汉仪中宋简" w:hAnsi="汉仪中宋简" w:eastAsia="汉仪中宋简" w:cs="汉仪中宋简"/>
-          <w:snapToGrid/>
-          <w:kern w:val="2"/>
-          <w:sz w:val="24"/>
-          <w:szCs w:val="24"/>
-          <w:lang w:val="en-US" w:eastAsia="zh-CN"/>
-        </w:rPr>
-      </w:pPr>
-      <w:r>
-        <w:rPr>
-          <w:rFonts w:hint="default" w:ascii="汉仪中宋简" w:hAnsi="汉仪中宋简" w:eastAsia="汉仪中宋简" w:cs="汉仪中宋简"/>
-          <w:snapToGrid/>
-          <w:kern w:val="2"/>
-          <w:sz w:val="24"/>
-          <w:szCs w:val="24"/>
-          <w:lang w:val="en-US" w:eastAsia="zh-CN"/>
-        </w:rPr>
-        <w:t>您对厄贝沙坦氢氯噻嗪片的服药频率满意度如何？</w:t>
-      </w:r>
-    </w:p>
-    <w:p ns2:paraId="21EE6A01">
-      <w:pPr>
-        <w:keepNext w:val="0"/>
-        <w:keepLines w:val="0"/>
-        <w:pageBreakBefore w:val="0"/>
-        <w:widowControl w:val="0"/>
-        <w:numPr>
-          <w:ilvl w:val="0"/>
-          <w:numId w:val="10"/>
-        </w:numPr>
-        <w:kinsoku/>
-        <w:wordWrap/>
-        <w:overflowPunct/>
-        <w:topLinePunct w:val="0"/>
-        <w:autoSpaceDE/>
-        <w:autoSpaceDN/>
-        <w:bidi w:val="0"/>
-        <w:adjustRightInd/>
-        <w:snapToGrid/>
-        <w:spacing w:line="480" w:lineRule="auto"/>
-        <w:ind w:left="0" w:leftChars="0" w:firstLine="218" w:firstLineChars="91"/>
-        <w:jc w:val="left"/>
-        <w:textAlignment w:val="auto"/>
-        <w:rPr>
-          <w:rFonts w:hint="default" w:ascii="汉仪中宋简" w:hAnsi="汉仪中宋简" w:eastAsia="汉仪中宋简" w:cs="汉仪中宋简"/>
-          <w:snapToGrid/>
-          <w:kern w:val="2"/>
-          <w:sz w:val="24"/>
-          <w:szCs w:val="24"/>
-          <w:lang w:val="en-US" w:eastAsia="zh-CN"/>
-        </w:rPr>
-      </w:pPr>
-      <w:r>
-        <w:rPr>
-          <w:rFonts w:hint="default" w:ascii="汉仪中宋简" w:hAnsi="汉仪中宋简" w:eastAsia="汉仪中宋简" w:cs="汉仪中宋简"/>
-          <w:snapToGrid/>
-          <w:kern w:val="2"/>
-          <w:sz w:val="24"/>
-          <w:szCs w:val="24"/>
-          <w:lang w:val="en-US" w:eastAsia="zh-CN"/>
-        </w:rPr>
-        <w:t>频率很合适，按要求吃很轻松</w:t>
-      </w:r>
-    </w:p>
-    <w:p ns2:paraId="6D967439">
-      <w:pPr>
-        <w:keepNext w:val="0"/>
-        <w:keepLines w:val="0"/>
-        <w:pageBreakBefore w:val="0"/>
-        <w:widowControl w:val="0"/>
-        <w:numPr>
-          <w:ilvl w:val="0"/>
-          <w:numId w:val="10"/>
-        </w:numPr>
-        <w:kinsoku/>
-        <w:wordWrap/>
-        <w:overflowPunct/>
-        <w:topLinePunct w:val="0"/>
-        <w:autoSpaceDE/>
-        <w:autoSpaceDN/>
-        <w:bidi w:val="0"/>
-        <w:adjustRightInd/>
-        <w:snapToGrid/>
-        <w:spacing w:line="480" w:lineRule="auto"/>
-        <w:ind w:left="0" w:leftChars="0" w:firstLine="218" w:firstLineChars="91"/>
-        <w:jc w:val="left"/>
-        <w:textAlignment w:val="auto"/>
-        <w:rPr>
-          <w:rFonts w:hint="default" w:ascii="汉仪中宋简" w:hAnsi="汉仪中宋简" w:eastAsia="汉仪中宋简" w:cs="汉仪中宋简"/>
-          <w:snapToGrid/>
-          <w:kern w:val="2"/>
-          <w:sz w:val="24"/>
-          <w:szCs w:val="24"/>
-          <w:lang w:val="en-US" w:eastAsia="zh-CN"/>
-        </w:rPr>
-      </w:pPr>
-      <w:r>
-        <w:rPr>
-          <w:rFonts w:hint="default" w:ascii="汉仪中宋简" w:hAnsi="汉仪中宋简" w:eastAsia="汉仪中宋简" w:cs="汉仪中宋简"/>
-          <w:snapToGrid/>
-          <w:kern w:val="2"/>
-          <w:sz w:val="24"/>
-          <w:szCs w:val="24"/>
-          <w:lang w:val="en-US" w:eastAsia="zh-CN"/>
-        </w:rPr>
-        <w:t>频率还可以，没对生活造成困扰</w:t>
-      </w:r>
-    </w:p>
-    <w:p ns2:paraId="4411C818">
-      <w:pPr>
-        <w:keepNext w:val="0"/>
-        <w:keepLines w:val="0"/>
-        <w:pageBreakBefore w:val="0"/>
-        <w:widowControl w:val="0"/>
-        <w:numPr>
-          <w:ilvl w:val="0"/>
-          <w:numId w:val="10"/>
-        </w:numPr>
-        <w:kinsoku/>
-        <w:wordWrap/>
-        <w:overflowPunct/>
-        <w:topLinePunct w:val="0"/>
-        <w:autoSpaceDE/>
-        <w:autoSpaceDN/>
-        <w:bidi w:val="0"/>
-        <w:adjustRightInd/>
-        <w:snapToGrid/>
-        <w:spacing w:line="480" w:lineRule="auto"/>
-        <w:ind w:left="0" w:leftChars="0" w:firstLine="218" w:firstLineChars="91"/>
-        <w:jc w:val="left"/>
-        <w:textAlignment w:val="auto"/>
-        <w:rPr>
-          <w:rFonts w:hint="default" w:ascii="汉仪中宋简" w:hAnsi="汉仪中宋简" w:eastAsia="汉仪中宋简" w:cs="汉仪中宋简"/>
-          <w:snapToGrid/>
-          <w:kern w:val="2"/>
-          <w:sz w:val="24"/>
-          <w:szCs w:val="24"/>
-          <w:lang w:val="en-US" w:eastAsia="zh-CN"/>
-        </w:rPr>
-      </w:pPr>
-      <w:r>
-        <w:rPr>
-          <w:rFonts w:hint="default" w:ascii="汉仪中宋简" w:hAnsi="汉仪中宋简" w:eastAsia="汉仪中宋简" w:cs="汉仪中宋简"/>
-          <w:snapToGrid/>
-          <w:kern w:val="2"/>
-          <w:sz w:val="24"/>
-          <w:szCs w:val="24"/>
-          <w:lang w:val="en-US" w:eastAsia="zh-CN"/>
-        </w:rPr>
-        <w:t>频率稍微有点高，偶尔会记不清</w:t>
-      </w:r>
-    </w:p>
-    <w:p ns2:paraId="35B610CD">
-      <w:pPr>
-        <w:keepNext w:val="0"/>
-        <w:keepLines w:val="0"/>
-        <w:pageBreakBefore w:val="0"/>
-        <w:widowControl w:val="0"/>
-        <w:numPr>
-          <w:ilvl w:val="0"/>
-          <w:numId w:val="10"/>
-        </w:numPr>
-        <w:kinsoku/>
-        <w:wordWrap/>
-        <w:overflowPunct/>
-        <w:topLinePunct w:val="0"/>
-        <w:autoSpaceDE/>
-        <w:autoSpaceDN/>
-        <w:bidi w:val="0"/>
-        <w:adjustRightInd/>
-        <w:snapToGrid/>
-        <w:spacing w:line="480" w:lineRule="auto"/>
-        <w:ind w:left="0" w:leftChars="0" w:firstLine="218" w:firstLineChars="91"/>
-        <w:jc w:val="left"/>
-        <w:textAlignment w:val="auto"/>
-        <w:rPr>
-          <w:rFonts w:hint="default" w:ascii="汉仪中宋简" w:hAnsi="汉仪中宋简" w:eastAsia="汉仪中宋简" w:cs="汉仪中宋简"/>
-          <w:snapToGrid/>
-          <w:kern w:val="2"/>
-          <w:sz w:val="24"/>
-          <w:szCs w:val="24"/>
-          <w:lang w:val="en-US" w:eastAsia="zh-CN"/>
-        </w:rPr>
-      </w:pPr>
-      <w:r>
-        <w:rPr>
-          <w:rFonts w:hint="default" w:ascii="汉仪中宋简" w:hAnsi="汉仪中宋简" w:eastAsia="汉仪中宋简" w:cs="汉仪中宋简"/>
-          <w:snapToGrid/>
-          <w:kern w:val="2"/>
-          <w:sz w:val="24"/>
-          <w:szCs w:val="24"/>
-          <w:lang w:val="en-US" w:eastAsia="zh-CN"/>
-        </w:rPr>
-        <w:t>频率不太适应，想过调整一下</w:t>
-      </w:r>
-    </w:p>
-    <w:p ns2:paraId="6B0ADD53">
-      <w:pPr>
-        <w:keepNext w:val="0"/>
-        <w:keepLines w:val="0"/>
-        <w:pageBreakBefore w:val="0"/>
-        <w:widowControl w:val="0"/>
-        <w:numPr>
-          <w:ilvl w:val="0"/>
-          <w:numId w:val="9"/>
-        </w:numPr>
-        <w:kinsoku/>
-        <w:wordWrap/>
-        <w:overflowPunct/>
-        <w:topLinePunct w:val="0"/>
-        <w:autoSpaceDE/>
-        <w:autoSpaceDN/>
-        <w:bidi w:val="0"/>
-        <w:adjustRightInd/>
-        <w:snapToGrid/>
-        <w:spacing w:line="480" w:lineRule="auto"/>
-        <w:ind w:left="425" w:leftChars="0" w:hanging="425" w:firstLineChars="0"/>
-        <w:jc w:val="left"/>
-        <w:textAlignment w:val="auto"/>
-        <w:rPr>
-          <w:rFonts w:hint="default" w:ascii="汉仪中宋简" w:hAnsi="汉仪中宋简" w:eastAsia="汉仪中宋简" w:cs="汉仪中宋简"/>
-          <w:snapToGrid/>
-          <w:kern w:val="2"/>
-          <w:sz w:val="24"/>
-          <w:szCs w:val="24"/>
-          <w:lang w:val="en-US" w:eastAsia="zh-CN"/>
-        </w:rPr>
-      </w:pPr>
-      <w:r>
-        <w:rPr>
-          <w:rFonts w:hint="default" w:ascii="汉仪中宋简" w:hAnsi="汉仪中宋简" w:eastAsia="汉仪中宋简" w:cs="汉仪中宋简"/>
-          <w:snapToGrid/>
-          <w:kern w:val="2"/>
-          <w:sz w:val="24"/>
-          <w:szCs w:val="24"/>
-          <w:lang w:val="en-US" w:eastAsia="zh-CN"/>
-        </w:rPr>
-        <w:t>您服用厄贝沙坦氢氯噻嗪片期间，是否同时服用其他降压药物？</w:t>
-      </w:r>
-    </w:p>
-    <w:p ns2:paraId="785C0DD9">
-      <w:pPr>
-        <w:keepNext w:val="0"/>
-        <w:keepLines w:val="0"/>
-        <w:pageBreakBefore w:val="0"/>
-        <w:widowControl w:val="0"/>
-        <w:numPr>
-          <w:ilvl w:val="0"/>
-          <w:numId w:val="11"/>
-        </w:numPr>
-        <w:kinsoku/>
-        <w:wordWrap/>
-        <w:overflowPunct/>
-        <w:topLinePunct w:val="0"/>
-        <w:autoSpaceDE/>
-        <w:autoSpaceDN/>
-        <w:bidi w:val="0"/>
-        <w:adjustRightInd/>
-        <w:snapToGrid/>
-        <w:spacing w:line="480" w:lineRule="auto"/>
-        <w:ind w:left="0" w:leftChars="0" w:firstLine="218" w:firstLineChars="91"/>
-        <w:jc w:val="left"/>
-        <w:textAlignment w:val="auto"/>
-        <w:rPr>
-          <w:rFonts w:hint="default" w:ascii="汉仪中宋简" w:hAnsi="汉仪中宋简" w:eastAsia="汉仪中宋简" w:cs="汉仪中宋简"/>
-          <w:snapToGrid/>
-          <w:kern w:val="2"/>
-          <w:sz w:val="24"/>
-          <w:szCs w:val="24"/>
-          <w:lang w:val="en-US" w:eastAsia="zh-CN"/>
-        </w:rPr>
-      </w:pPr>
-      <w:r>
-        <w:rPr>
-          <w:rFonts w:hint="default" w:ascii="汉仪中宋简" w:hAnsi="汉仪中宋简" w:eastAsia="汉仪中宋简" w:cs="汉仪中宋简"/>
-          <w:snapToGrid/>
-          <w:kern w:val="2"/>
-          <w:sz w:val="24"/>
-          <w:szCs w:val="24"/>
-          <w:lang w:val="en-US" w:eastAsia="zh-CN"/>
-        </w:rPr>
-        <w:t>同时服用 1 种其他降压药</w:t>
-      </w:r>
-    </w:p>
-    <w:p ns2:paraId="18BDF8E6">
-      <w:pPr>
-        <w:keepNext w:val="0"/>
-        <w:keepLines w:val="0"/>
-        <w:pageBreakBefore w:val="0"/>
-        <w:widowControl w:val="0"/>
-        <w:numPr>
-          <w:ilvl w:val="0"/>
-          <w:numId w:val="11"/>
-        </w:numPr>
-        <w:kinsoku/>
-        <w:wordWrap/>
-        <w:overflowPunct/>
-        <w:topLinePunct w:val="0"/>
-        <w:autoSpaceDE/>
-        <w:autoSpaceDN/>
-        <w:bidi w:val="0"/>
-        <w:adjustRightInd/>
-        <w:snapToGrid/>
-        <w:spacing w:line="480" w:lineRule="auto"/>
-        <w:ind w:left="0" w:leftChars="0" w:firstLine="218" w:firstLineChars="91"/>
-        <w:jc w:val="left"/>
-        <w:textAlignment w:val="auto"/>
-        <w:rPr>
-          <w:rFonts w:hint="default" w:ascii="汉仪中宋简" w:hAnsi="汉仪中宋简" w:eastAsia="汉仪中宋简" w:cs="汉仪中宋简"/>
-          <w:snapToGrid/>
-          <w:kern w:val="2"/>
-          <w:sz w:val="24"/>
-          <w:szCs w:val="24"/>
-          <w:lang w:val="en-US" w:eastAsia="zh-CN"/>
-        </w:rPr>
-      </w:pPr>
-      <w:r>
-        <w:rPr>
-          <w:rFonts w:hint="default" w:ascii="汉仪中宋简" w:hAnsi="汉仪中宋简" w:eastAsia="汉仪中宋简" w:cs="汉仪中宋简"/>
-          <w:snapToGrid/>
-          <w:kern w:val="2"/>
-          <w:sz w:val="24"/>
-          <w:szCs w:val="24"/>
-          <w:lang w:val="en-US" w:eastAsia="zh-CN"/>
-        </w:rPr>
-        <w:t>同时服用 2 种及以上其他降压药</w:t>
-      </w:r>
-    </w:p>
-    <w:p ns2:paraId="0E01FA29">
-      <w:pPr>
-        <w:keepNext w:val="0"/>
-        <w:keepLines w:val="0"/>
-        <w:pageBreakBefore w:val="0"/>
-        <w:widowControl w:val="0"/>
-        <w:numPr>
-          <w:ilvl w:val="0"/>
-          <w:numId w:val="11"/>
-        </w:numPr>
-        <w:kinsoku/>
-        <w:wordWrap/>
-        <w:overflowPunct/>
-        <w:topLinePunct w:val="0"/>
-        <w:autoSpaceDE/>
-        <w:autoSpaceDN/>
-        <w:bidi w:val="0"/>
-        <w:adjustRightInd/>
-        <w:snapToGrid/>
-        <w:spacing w:line="480" w:lineRule="auto"/>
-        <w:ind w:left="0" w:leftChars="0" w:firstLine="218" w:firstLineChars="91"/>
-        <w:jc w:val="left"/>
-        <w:textAlignment w:val="auto"/>
-        <w:rPr>
-          <w:rFonts w:hint="default" w:ascii="汉仪中宋简" w:hAnsi="汉仪中宋简" w:eastAsia="汉仪中宋简" w:cs="汉仪中宋简"/>
-          <w:snapToGrid/>
-          <w:kern w:val="2"/>
-          <w:sz w:val="24"/>
-          <w:szCs w:val="24"/>
-          <w:lang w:val="en-US" w:eastAsia="zh-CN"/>
-        </w:rPr>
-      </w:pPr>
-      <w:r>
-        <w:rPr>
-          <w:rFonts w:hint="default" w:ascii="汉仪中宋简" w:hAnsi="汉仪中宋简" w:eastAsia="汉仪中宋简" w:cs="汉仪中宋简"/>
-          <w:snapToGrid/>
-          <w:kern w:val="2"/>
-          <w:sz w:val="24"/>
-          <w:szCs w:val="24"/>
-          <w:lang w:val="en-US" w:eastAsia="zh-CN"/>
-        </w:rPr>
-        <w:t>同时服用降压药及其他疾病治疗药物</w:t>
-      </w:r>
-    </w:p>
-    <w:p ns2:paraId="3627E7B2">
-      <w:pPr>
-        <w:keepNext w:val="0"/>
-        <w:keepLines w:val="0"/>
-        <w:pageBreakBefore w:val="0"/>
-        <w:widowControl w:val="0"/>
-        <w:numPr>
-          <w:ilvl w:val="0"/>
-          <w:numId w:val="11"/>
-        </w:numPr>
-        <w:kinsoku/>
-        <w:wordWrap/>
-        <w:overflowPunct/>
-        <w:topLinePunct w:val="0"/>
-        <w:autoSpaceDE/>
-        <w:autoSpaceDN/>
-        <w:bidi w:val="0"/>
-        <w:adjustRightInd/>
-        <w:snapToGrid/>
-        <w:spacing w:line="480" w:lineRule="auto"/>
-        <w:ind w:left="0" w:leftChars="0" w:firstLine="218" w:firstLineChars="91"/>
-        <w:jc w:val="left"/>
-        <w:textAlignment w:val="auto"/>
-        <w:rPr>
-          <w:rFonts w:hint="default" w:ascii="汉仪中宋简" w:hAnsi="汉仪中宋简" w:eastAsia="汉仪中宋简" w:cs="汉仪中宋简"/>
-          <w:snapToGrid/>
-          <w:kern w:val="2"/>
-          <w:sz w:val="24"/>
-          <w:szCs w:val="24"/>
-          <w:lang w:val="en-US" w:eastAsia="zh-CN"/>
-        </w:rPr>
-      </w:pPr>
-      <w:r>
-        <w:rPr>
-          <w:rFonts w:hint="default" w:ascii="汉仪中宋简" w:hAnsi="汉仪中宋简" w:eastAsia="汉仪中宋简" w:cs="汉仪中宋简"/>
-          <w:snapToGrid/>
-          <w:kern w:val="2"/>
-          <w:sz w:val="24"/>
-          <w:szCs w:val="24"/>
-          <w:lang w:val="en-US" w:eastAsia="zh-CN"/>
-        </w:rPr>
-        <w:t>仅服用该药物</w:t>
-      </w:r>
-    </w:p>
-    <w:p ns2:paraId="24C53AFE">
-      <w:pPr>
-        <w:keepNext w:val="0"/>
-        <w:keepLines w:val="0"/>
-        <w:pageBreakBefore w:val="0"/>
-        <w:widowControl w:val="0"/>
-        <w:numPr>
-          <w:ilvl w:val="0"/>
-          <w:numId w:val="9"/>
-        </w:numPr>
-        <w:kinsoku/>
-        <w:wordWrap/>
-        <w:overflowPunct/>
-        <w:topLinePunct w:val="0"/>
-        <w:autoSpaceDE/>
-        <w:autoSpaceDN/>
-        <w:bidi w:val="0"/>
-        <w:adjustRightInd/>
-        <w:snapToGrid/>
-        <w:spacing w:line="480" w:lineRule="auto"/>
-        <w:ind w:left="425" w:leftChars="0" w:hanging="425" w:firstLineChars="0"/>
-        <w:jc w:val="left"/>
-        <w:textAlignment w:val="auto"/>
-        <w:rPr>
-          <w:rFonts w:hint="default" w:ascii="汉仪中宋简" w:hAnsi="汉仪中宋简" w:eastAsia="汉仪中宋简" w:cs="汉仪中宋简"/>
-          <w:snapToGrid/>
-          <w:kern w:val="2"/>
-          <w:sz w:val="24"/>
-          <w:szCs w:val="24"/>
-          <w:lang w:val="en-US" w:eastAsia="zh-CN"/>
-        </w:rPr>
-      </w:pPr>
-      <w:r>
-        <w:rPr>
-          <w:rFonts w:hint="default" w:ascii="汉仪中宋简" w:hAnsi="汉仪中宋简" w:eastAsia="汉仪中宋简" w:cs="汉仪中宋简"/>
-          <w:snapToGrid/>
-          <w:kern w:val="2"/>
-          <w:sz w:val="24"/>
-          <w:szCs w:val="24"/>
-          <w:lang w:val="en-US" w:eastAsia="zh-CN"/>
-        </w:rPr>
-        <w:t>您是否咨询过医生，确认厄贝沙坦氢氯噻嗪片与其他药物可同时服用？</w:t>
-      </w:r>
-    </w:p>
-    <w:p ns2:paraId="2A751218">
-      <w:pPr>
-        <w:keepNext w:val="0"/>
-        <w:keepLines w:val="0"/>
-        <w:pageBreakBefore w:val="0"/>
-        <w:widowControl w:val="0"/>
-        <w:numPr>
-          <w:ilvl w:val="0"/>
-          <w:numId w:val="0"/>
-        </w:numPr>
-        <w:kinsoku/>
-        <w:wordWrap/>
-        <w:overflowPunct/>
-        <w:topLinePunct w:val="0"/>
-        <w:autoSpaceDE/>
-        <w:autoSpaceDN/>
-        <w:bidi w:val="0"/>
-        <w:adjustRightInd/>
-        <w:snapToGrid/>
-        <w:spacing w:line="480" w:lineRule="auto"/>
-        <w:ind w:left="0" w:leftChars="0" w:firstLine="218" w:firstLineChars="91"/>
-        <w:jc w:val="left"/>
-        <w:textAlignment w:val="auto"/>
-        <w:rPr>
-          <w:rFonts w:hint="default" w:ascii="汉仪中宋简" w:hAnsi="汉仪中宋简" w:eastAsia="汉仪中宋简" w:cs="汉仪中宋简"/>
-          <w:snapToGrid/>
-          <w:kern w:val="2"/>
-          <w:sz w:val="24"/>
-          <w:szCs w:val="24"/>
-          <w:lang w:val="en-US" w:eastAsia="zh-CN"/>
-        </w:rPr>
-      </w:pPr>
-      <w:r>
-        <w:rPr>
-          <w:rFonts w:hint="eastAsia" w:ascii="汉仪中宋简" w:hAnsi="汉仪中宋简" w:eastAsia="汉仪中宋简" w:cs="汉仪中宋简"/>
-          <w:snapToGrid/>
-          <w:kern w:val="2"/>
-          <w:sz w:val="24"/>
-          <w:szCs w:val="24"/>
-          <w:lang w:val="en-US" w:eastAsia="zh-CN"/>
-        </w:rPr>
-        <w:t xml:space="preserve">A. </w:t>
-      </w:r>
-      <w:r>
-        <w:rPr>
-          <w:rFonts w:hint="default" w:ascii="汉仪中宋简" w:hAnsi="汉仪中宋简" w:eastAsia="汉仪中宋简" w:cs="汉仪中宋简"/>
-          <w:snapToGrid/>
-          <w:kern w:val="2"/>
-          <w:sz w:val="24"/>
-          <w:szCs w:val="24"/>
-          <w:lang w:val="en-US" w:eastAsia="zh-CN"/>
-        </w:rPr>
-        <w:t>专门咨询过，确认无冲突</w:t>
-      </w:r>
-    </w:p>
-    <w:p ns2:paraId="2CA52B37">
-      <w:pPr>
-        <w:keepNext w:val="0"/>
-        <w:keepLines w:val="0"/>
-        <w:pageBreakBefore w:val="0"/>
-        <w:widowControl w:val="0"/>
-        <w:numPr>
-          <w:ilvl w:val="0"/>
-          <w:numId w:val="0"/>
-        </w:numPr>
-        <w:kinsoku/>
-        <w:wordWrap/>
-        <w:overflowPunct/>
-        <w:topLinePunct w:val="0"/>
-        <w:autoSpaceDE/>
-        <w:autoSpaceDN/>
-        <w:bidi w:val="0"/>
-        <w:adjustRightInd/>
-        <w:snapToGrid/>
-        <w:spacing w:line="480" w:lineRule="auto"/>
-        <w:ind w:left="0" w:leftChars="0" w:firstLine="218" w:firstLineChars="91"/>
-        <w:jc w:val="left"/>
-        <w:textAlignment w:val="auto"/>
-        <w:rPr>
-          <w:rFonts w:hint="default" w:ascii="汉仪中宋简" w:hAnsi="汉仪中宋简" w:eastAsia="汉仪中宋简" w:cs="汉仪中宋简"/>
-          <w:snapToGrid/>
-          <w:kern w:val="2"/>
-          <w:sz w:val="24"/>
-          <w:szCs w:val="24"/>
-          <w:lang w:val="en-US" w:eastAsia="zh-CN"/>
-        </w:rPr>
-      </w:pPr>
-      <w:r>
-        <w:rPr>
-          <w:rFonts w:hint="eastAsia" w:ascii="汉仪中宋简" w:hAnsi="汉仪中宋简" w:eastAsia="汉仪中宋简" w:cs="汉仪中宋简"/>
-          <w:snapToGrid/>
-          <w:kern w:val="2"/>
-          <w:sz w:val="24"/>
-          <w:szCs w:val="24"/>
-          <w:lang w:val="en-US" w:eastAsia="zh-CN"/>
-        </w:rPr>
-        <w:t xml:space="preserve">B. </w:t>
-      </w:r>
-      <w:r>
-        <w:rPr>
-          <w:rFonts w:hint="default" w:ascii="汉仪中宋简" w:hAnsi="汉仪中宋简" w:eastAsia="汉仪中宋简" w:cs="汉仪中宋简"/>
-          <w:snapToGrid/>
-          <w:kern w:val="2"/>
-          <w:sz w:val="24"/>
-          <w:szCs w:val="24"/>
-          <w:lang w:val="en-US" w:eastAsia="zh-CN"/>
-        </w:rPr>
-        <w:t>简单询问过，大致了解</w:t>
-      </w:r>
-    </w:p>
-    <w:p ns2:paraId="2FEC6149">
-      <w:pPr>
-        <w:keepNext w:val="0"/>
-        <w:keepLines w:val="0"/>
-        <w:pageBreakBefore w:val="0"/>
-        <w:widowControl w:val="0"/>
-        <w:numPr>
-          <w:ilvl w:val="0"/>
-          <w:numId w:val="0"/>
-        </w:numPr>
-        <w:kinsoku/>
-        <w:wordWrap/>
-        <w:overflowPunct/>
-        <w:topLinePunct w:val="0"/>
-        <w:autoSpaceDE/>
-        <w:autoSpaceDN/>
-        <w:bidi w:val="0"/>
-        <w:adjustRightInd/>
-        <w:snapToGrid/>
-        <w:spacing w:line="480" w:lineRule="auto"/>
-        <w:ind w:left="0" w:leftChars="0" w:firstLine="218" w:firstLineChars="91"/>
-        <w:jc w:val="left"/>
-        <w:textAlignment w:val="auto"/>
-        <w:rPr>
-          <w:rFonts w:hint="default" w:ascii="汉仪中宋简" w:hAnsi="汉仪中宋简" w:eastAsia="汉仪中宋简" w:cs="汉仪中宋简"/>
-          <w:snapToGrid/>
-          <w:kern w:val="2"/>
-          <w:sz w:val="24"/>
-          <w:szCs w:val="24"/>
-          <w:lang w:val="en-US" w:eastAsia="zh-CN"/>
-        </w:rPr>
-      </w:pPr>
-      <w:r>
-        <w:rPr>
-          <w:rFonts w:hint="eastAsia" w:ascii="汉仪中宋简" w:hAnsi="汉仪中宋简" w:eastAsia="汉仪中宋简" w:cs="汉仪中宋简"/>
-          <w:snapToGrid/>
-          <w:kern w:val="2"/>
-          <w:sz w:val="24"/>
-          <w:szCs w:val="24"/>
-          <w:lang w:val="en-US" w:eastAsia="zh-CN"/>
-        </w:rPr>
-        <w:t xml:space="preserve">C. </w:t>
-      </w:r>
-      <w:r>
-        <w:rPr>
-          <w:rFonts w:hint="default" w:ascii="汉仪中宋简" w:hAnsi="汉仪中宋简" w:eastAsia="汉仪中宋简" w:cs="汉仪中宋简"/>
-          <w:snapToGrid/>
-          <w:kern w:val="2"/>
-          <w:sz w:val="24"/>
-          <w:szCs w:val="24"/>
-          <w:lang w:val="en-US" w:eastAsia="zh-CN"/>
-        </w:rPr>
-        <w:t>没咨询过，但认为无问题</w:t>
-      </w:r>
-    </w:p>
-    <w:p ns2:paraId="6280C8A0">
-      <w:pPr>
-        <w:keepNext w:val="0"/>
-        <w:keepLines w:val="0"/>
-        <w:pageBreakBefore w:val="0"/>
-        <w:widowControl w:val="0"/>
-        <w:numPr>
-          <w:ilvl w:val="0"/>
-          <w:numId w:val="0"/>
-        </w:numPr>
-        <w:kinsoku/>
-        <w:wordWrap/>
-        <w:overflowPunct/>
-        <w:topLinePunct w:val="0"/>
-        <w:autoSpaceDE/>
-        <w:autoSpaceDN/>
-        <w:bidi w:val="0"/>
-        <w:adjustRightInd/>
-        <w:snapToGrid/>
-        <w:spacing w:line="480" w:lineRule="auto"/>
-        <w:ind w:left="0" w:leftChars="0" w:firstLine="218" w:firstLineChars="91"/>
-        <w:jc w:val="left"/>
-        <w:textAlignment w:val="auto"/>
-        <w:rPr>
-          <w:rFonts w:hint="default" w:ascii="汉仪中宋简" w:hAnsi="汉仪中宋简" w:eastAsia="汉仪中宋简" w:cs="汉仪中宋简"/>
-          <w:snapToGrid/>
-          <w:kern w:val="2"/>
-          <w:sz w:val="24"/>
-          <w:szCs w:val="24"/>
-          <w:lang w:val="en-US" w:eastAsia="zh-CN"/>
-        </w:rPr>
-      </w:pPr>
-      <w:r>
-        <w:rPr>
-          <w:rFonts w:hint="eastAsia" w:ascii="汉仪中宋简" w:hAnsi="汉仪中宋简" w:eastAsia="汉仪中宋简" w:cs="汉仪中宋简"/>
-          <w:snapToGrid/>
-          <w:kern w:val="2"/>
-          <w:sz w:val="24"/>
-          <w:szCs w:val="24"/>
-          <w:lang w:val="en-US" w:eastAsia="zh-CN"/>
-        </w:rPr>
-        <w:t xml:space="preserve">D. </w:t>
-      </w:r>
-      <w:r>
-        <w:rPr>
-          <w:rFonts w:hint="default" w:ascii="汉仪中宋简" w:hAnsi="汉仪中宋简" w:eastAsia="汉仪中宋简" w:cs="汉仪中宋简"/>
-          <w:snapToGrid/>
-          <w:kern w:val="2"/>
-          <w:sz w:val="24"/>
-          <w:szCs w:val="24"/>
-          <w:lang w:val="en-US" w:eastAsia="zh-CN"/>
-        </w:rPr>
-        <w:t>没咨询过，不清楚是否有冲突</w:t>
-      </w:r>
-    </w:p>
-    <w:p ns2:paraId="761D9CEC">
-      <w:pPr>
-        <w:keepNext w:val="0"/>
-        <w:keepLines w:val="0"/>
-        <w:pageBreakBefore w:val="0"/>
-        <w:widowControl w:val="0"/>
-        <w:numPr>
-          <w:ilvl w:val="0"/>
-          <w:numId w:val="9"/>
-        </w:numPr>
-        <w:kinsoku/>
-        <w:wordWrap/>
-        <w:overflowPunct/>
-        <w:topLinePunct w:val="0"/>
-        <w:autoSpaceDE/>
-        <w:autoSpaceDN/>
-        <w:bidi w:val="0"/>
-        <w:adjustRightInd/>
-        <w:snapToGrid/>
-        <w:spacing w:line="480" w:lineRule="auto"/>
-        <w:ind w:left="425" w:leftChars="0" w:hanging="425" w:firstLineChars="0"/>
-        <w:jc w:val="left"/>
-        <w:textAlignment w:val="auto"/>
-        <w:rPr>
-          <w:rFonts w:hint="default" w:ascii="汉仪中宋简" w:hAnsi="汉仪中宋简" w:eastAsia="汉仪中宋简" w:cs="汉仪中宋简"/>
-          <w:snapToGrid/>
-          <w:kern w:val="2"/>
-          <w:sz w:val="24"/>
-          <w:szCs w:val="24"/>
-          <w:lang w:val="en-US" w:eastAsia="zh-CN"/>
-        </w:rPr>
-      </w:pPr>
-      <w:r>
-        <w:rPr>
-          <w:rFonts w:hint="default" w:ascii="汉仪中宋简" w:hAnsi="汉仪中宋简" w:eastAsia="汉仪中宋简" w:cs="汉仪中宋简"/>
-          <w:snapToGrid/>
-          <w:kern w:val="2"/>
-          <w:sz w:val="24"/>
-          <w:szCs w:val="24"/>
-          <w:lang w:val="en-US" w:eastAsia="zh-CN"/>
-        </w:rPr>
-        <w:t>您所在地区的厄贝沙坦氢氯噻嗪片供应是否稳定？</w:t>
-      </w:r>
-    </w:p>
-    <w:p ns2:paraId="285FB246">
-      <w:pPr>
-        <w:keepNext w:val="0"/>
-        <w:keepLines w:val="0"/>
-        <w:pageBreakBefore w:val="0"/>
-        <w:widowControl w:val="0"/>
-        <w:numPr>
-          <w:ilvl w:val="0"/>
-          <w:numId w:val="0"/>
-        </w:numPr>
-        <w:kinsoku/>
-        <w:wordWrap/>
-        <w:overflowPunct/>
-        <w:topLinePunct w:val="0"/>
-        <w:autoSpaceDE/>
-        <w:autoSpaceDN/>
-        <w:bidi w:val="0"/>
-        <w:adjustRightInd/>
-        <w:snapToGrid/>
-        <w:spacing w:line="480" w:lineRule="auto"/>
-        <w:ind w:left="0" w:leftChars="0" w:firstLine="218" w:firstLineChars="91"/>
-        <w:jc w:val="left"/>
-        <w:textAlignment w:val="auto"/>
-        <w:rPr>
-          <w:rFonts w:hint="default" w:ascii="汉仪中宋简" w:hAnsi="汉仪中宋简" w:eastAsia="汉仪中宋简" w:cs="汉仪中宋简"/>
-          <w:snapToGrid/>
-          <w:kern w:val="2"/>
-          <w:sz w:val="24"/>
-          <w:szCs w:val="24"/>
-          <w:lang w:val="en-US" w:eastAsia="zh-CN"/>
-        </w:rPr>
-      </w:pPr>
-      <w:r>
-        <w:rPr>
-          <w:rFonts w:hint="eastAsia" w:ascii="汉仪中宋简" w:hAnsi="汉仪中宋简" w:eastAsia="汉仪中宋简" w:cs="汉仪中宋简"/>
-          <w:snapToGrid/>
-          <w:kern w:val="2"/>
-          <w:sz w:val="24"/>
-          <w:szCs w:val="24"/>
-          <w:lang w:val="en-US" w:eastAsia="zh-CN"/>
-        </w:rPr>
-        <w:t xml:space="preserve">A. </w:t>
-      </w:r>
-      <w:r>
-        <w:rPr>
-          <w:rFonts w:hint="default" w:ascii="汉仪中宋简" w:hAnsi="汉仪中宋简" w:eastAsia="汉仪中宋简" w:cs="汉仪中宋简"/>
-          <w:snapToGrid/>
-          <w:kern w:val="2"/>
-          <w:sz w:val="24"/>
-          <w:szCs w:val="24"/>
-          <w:lang w:val="en-US" w:eastAsia="zh-CN"/>
-        </w:rPr>
-        <w:t>随时能买到</w:t>
-      </w:r>
-    </w:p>
-    <w:p ns2:paraId="5D6C5B9E">
-      <w:pPr>
-        <w:keepNext w:val="0"/>
-        <w:keepLines w:val="0"/>
-        <w:pageBreakBefore w:val="0"/>
-        <w:widowControl w:val="0"/>
-        <w:numPr>
-          <w:ilvl w:val="0"/>
-          <w:numId w:val="0"/>
-        </w:numPr>
-        <w:kinsoku/>
-        <w:wordWrap/>
-        <w:overflowPunct/>
-        <w:topLinePunct w:val="0"/>
-        <w:autoSpaceDE/>
-        <w:autoSpaceDN/>
-        <w:bidi w:val="0"/>
-        <w:adjustRightInd/>
-        <w:snapToGrid/>
-        <w:spacing w:line="480" w:lineRule="auto"/>
-        <w:ind w:left="0" w:leftChars="0" w:firstLine="218" w:firstLineChars="91"/>
-        <w:jc w:val="left"/>
-        <w:textAlignment w:val="auto"/>
-        <w:rPr>
-          <w:rFonts w:hint="default" w:ascii="汉仪中宋简" w:hAnsi="汉仪中宋简" w:eastAsia="汉仪中宋简" w:cs="汉仪中宋简"/>
-          <w:snapToGrid/>
-          <w:kern w:val="2"/>
-          <w:sz w:val="24"/>
-          <w:szCs w:val="24"/>
-          <w:lang w:val="en-US" w:eastAsia="zh-CN"/>
-        </w:rPr>
-      </w:pPr>
-      <w:r>
-        <w:rPr>
-          <w:rFonts w:hint="eastAsia" w:ascii="汉仪中宋简" w:hAnsi="汉仪中宋简" w:eastAsia="汉仪中宋简" w:cs="汉仪中宋简"/>
-          <w:snapToGrid/>
-          <w:kern w:val="2"/>
-          <w:sz w:val="24"/>
-          <w:szCs w:val="24"/>
-          <w:lang w:val="en-US" w:eastAsia="zh-CN"/>
-        </w:rPr>
-        <w:t xml:space="preserve">B. </w:t>
-      </w:r>
-      <w:r>
-        <w:rPr>
-          <w:rFonts w:hint="default" w:ascii="汉仪中宋简" w:hAnsi="汉仪中宋简" w:eastAsia="汉仪中宋简" w:cs="汉仪中宋简"/>
-          <w:snapToGrid/>
-          <w:kern w:val="2"/>
-          <w:sz w:val="24"/>
-          <w:szCs w:val="24"/>
-          <w:lang w:val="en-US" w:eastAsia="zh-CN"/>
-        </w:rPr>
-        <w:t>偶尔缺货但不影响用药</w:t>
-      </w:r>
-    </w:p>
-    <w:p ns2:paraId="33820A1F">
-      <w:pPr>
-        <w:keepNext w:val="0"/>
-        <w:keepLines w:val="0"/>
-        <w:pageBreakBefore w:val="0"/>
-        <w:widowControl w:val="0"/>
-        <w:numPr>
-          <w:ilvl w:val="0"/>
-          <w:numId w:val="0"/>
-        </w:numPr>
-        <w:kinsoku/>
-        <w:wordWrap/>
-        <w:overflowPunct/>
-        <w:topLinePunct w:val="0"/>
-        <w:autoSpaceDE/>
-        <w:autoSpaceDN/>
-        <w:bidi w:val="0"/>
-        <w:adjustRightInd/>
-        <w:snapToGrid/>
-        <w:spacing w:line="480" w:lineRule="auto"/>
-        <w:ind w:left="0" w:leftChars="0" w:firstLine="218" w:firstLineChars="91"/>
-        <w:jc w:val="left"/>
-        <w:textAlignment w:val="auto"/>
-        <w:rPr>
-          <w:rFonts w:hint="default" w:ascii="汉仪中宋简" w:hAnsi="汉仪中宋简" w:eastAsia="汉仪中宋简" w:cs="汉仪中宋简"/>
-          <w:snapToGrid/>
-          <w:kern w:val="2"/>
-          <w:sz w:val="24"/>
-          <w:szCs w:val="24"/>
-          <w:lang w:val="en-US" w:eastAsia="zh-CN"/>
-        </w:rPr>
-      </w:pPr>
-      <w:r>
-        <w:rPr>
-          <w:rFonts w:hint="eastAsia" w:ascii="汉仪中宋简" w:hAnsi="汉仪中宋简" w:eastAsia="汉仪中宋简" w:cs="汉仪中宋简"/>
-          <w:snapToGrid/>
-          <w:kern w:val="2"/>
-          <w:sz w:val="24"/>
-          <w:szCs w:val="24"/>
-          <w:lang w:val="en-US" w:eastAsia="zh-CN"/>
-        </w:rPr>
-        <w:t xml:space="preserve">C. </w:t>
-      </w:r>
-      <w:r>
-        <w:rPr>
-          <w:rFonts w:hint="default" w:ascii="汉仪中宋简" w:hAnsi="汉仪中宋简" w:eastAsia="汉仪中宋简" w:cs="汉仪中宋简"/>
-          <w:snapToGrid/>
-          <w:kern w:val="2"/>
-          <w:sz w:val="24"/>
-          <w:szCs w:val="24"/>
-          <w:lang w:val="en-US" w:eastAsia="zh-CN"/>
-        </w:rPr>
-        <w:t>经常缺货</w:t>
-      </w:r>
-    </w:p>
-    <w:p ns2:paraId="7C7F41D9">
-      <w:pPr>
-        <w:keepNext w:val="0"/>
-        <w:keepLines w:val="0"/>
-        <w:pageBreakBefore w:val="0"/>
-        <w:widowControl w:val="0"/>
-        <w:numPr>
-          <w:ilvl w:val="0"/>
-          <w:numId w:val="0"/>
-        </w:numPr>
-        <w:kinsoku/>
-        <w:wordWrap/>
-        <w:overflowPunct/>
-        <w:topLinePunct w:val="0"/>
-        <w:autoSpaceDE/>
-        <w:autoSpaceDN/>
-        <w:bidi w:val="0"/>
-        <w:adjustRightInd/>
-        <w:snapToGrid/>
-        <w:spacing w:line="480" w:lineRule="auto"/>
-        <w:ind w:left="0" w:leftChars="0" w:firstLine="218" w:firstLineChars="91"/>
-        <w:jc w:val="left"/>
-        <w:textAlignment w:val="auto"/>
-        <w:rPr>
-          <w:rFonts w:hint="eastAsia" w:ascii="汉仪中宋简" w:hAnsi="汉仪中宋简" w:eastAsia="汉仪中宋简" w:cs="汉仪中宋简"/>
-          <w:snapToGrid/>
-          <w:kern w:val="2"/>
-          <w:sz w:val="24"/>
-          <w:szCs w:val="24"/>
-          <w:lang w:val="en-US" w:eastAsia="zh-CN"/>
-        </w:rPr>
-      </w:pPr>
-      <w:r>
-        <w:rPr>
-          <w:rFonts w:hint="eastAsia" w:ascii="汉仪中宋简" w:hAnsi="汉仪中宋简" w:eastAsia="汉仪中宋简" w:cs="汉仪中宋简"/>
-          <w:snapToGrid/>
-          <w:kern w:val="2"/>
-          <w:sz w:val="24"/>
-          <w:szCs w:val="24"/>
-          <w:lang w:val="en-US" w:eastAsia="zh-CN"/>
-        </w:rPr>
-        <w:t xml:space="preserve">D. </w:t>
-      </w:r>
-      <w:r>
-        <w:rPr>
-          <w:rFonts w:hint="default" w:ascii="汉仪中宋简" w:hAnsi="汉仪中宋简" w:eastAsia="汉仪中宋简" w:cs="汉仪中宋简"/>
-          <w:snapToGrid/>
-          <w:kern w:val="2"/>
-          <w:sz w:val="24"/>
-          <w:szCs w:val="24"/>
-          <w:lang w:val="en-US" w:eastAsia="zh-CN"/>
-        </w:rPr>
-        <w:t>严重影响用药</w:t>
-      </w:r>
-    </w:p>
-    <w:p ns2:paraId="429D0FCE">
-      <w:pPr>
-        <w:keepNext w:val="0"/>
-        <w:keepLines w:val="0"/>
-        <w:pageBreakBefore w:val="0"/>
-        <w:widowControl w:val="0"/>
-        <w:numPr>
-          <w:ilvl w:val="0"/>
-          <w:numId w:val="9"/>
-        </w:numPr>
-        <w:kinsoku/>
-        <w:wordWrap/>
-        <w:overflowPunct/>
-        <w:topLinePunct w:val="0"/>
-        <w:autoSpaceDE/>
-        <w:autoSpaceDN/>
-        <w:bidi w:val="0"/>
-        <w:adjustRightInd/>
-        <w:snapToGrid/>
-        <w:spacing w:line="480" w:lineRule="auto"/>
-        <w:ind w:left="425" w:leftChars="0" w:hanging="425" w:firstLineChars="0"/>
-        <w:jc w:val="left"/>
-        <w:textAlignment w:val="auto"/>
-        <w:rPr>
-          <w:rFonts w:hint="default" w:ascii="汉仪中宋简" w:hAnsi="汉仪中宋简" w:eastAsia="汉仪中宋简" w:cs="汉仪中宋简"/>
-          <w:snapToGrid/>
-          <w:kern w:val="2"/>
-          <w:sz w:val="24"/>
-          <w:szCs w:val="24"/>
-          <w:lang w:val="en-US" w:eastAsia="zh-CN"/>
-        </w:rPr>
-      </w:pPr>
-      <w:r>
-        <w:rPr>
-          <w:rFonts w:hint="default" w:ascii="汉仪中宋简" w:hAnsi="汉仪中宋简" w:eastAsia="汉仪中宋简" w:cs="汉仪中宋简"/>
-          <w:snapToGrid/>
-          <w:kern w:val="2"/>
-          <w:sz w:val="24"/>
-          <w:szCs w:val="24"/>
-          <w:lang w:val="en-US" w:eastAsia="zh-CN"/>
-        </w:rPr>
-        <w:t>您服用厄贝沙坦氢氯噻嗪片期间，是否定期监测血压？</w:t>
-      </w:r>
-    </w:p>
-    <w:p ns2:paraId="0092B7AB">
-      <w:pPr>
-        <w:keepNext w:val="0"/>
-        <w:keepLines w:val="0"/>
-        <w:pageBreakBefore w:val="0"/>
-        <w:widowControl w:val="0"/>
-        <w:numPr>
-          <w:ilvl w:val="0"/>
-          <w:numId w:val="0"/>
-        </w:numPr>
-        <w:kinsoku/>
-        <w:wordWrap/>
-        <w:overflowPunct/>
-        <w:topLinePunct w:val="0"/>
-        <w:autoSpaceDE/>
-        <w:autoSpaceDN/>
-        <w:bidi w:val="0"/>
-        <w:adjustRightInd/>
-        <w:snapToGrid/>
-        <w:spacing w:line="480" w:lineRule="auto"/>
-        <w:ind w:left="0" w:leftChars="0" w:firstLine="218" w:firstLineChars="91"/>
-        <w:jc w:val="left"/>
-        <w:textAlignment w:val="auto"/>
-        <w:rPr>
-          <w:rFonts w:hint="default" w:ascii="汉仪中宋简" w:hAnsi="汉仪中宋简" w:eastAsia="汉仪中宋简" w:cs="汉仪中宋简"/>
-          <w:snapToGrid/>
-          <w:kern w:val="2"/>
-          <w:sz w:val="24"/>
-          <w:szCs w:val="24"/>
-          <w:lang w:val="en-US" w:eastAsia="zh-CN"/>
-        </w:rPr>
-      </w:pPr>
-      <w:r>
-        <w:rPr>
-          <w:rFonts w:hint="eastAsia" w:ascii="汉仪中宋简" w:hAnsi="汉仪中宋简" w:eastAsia="汉仪中宋简" w:cs="汉仪中宋简"/>
-          <w:snapToGrid/>
-          <w:kern w:val="2"/>
-          <w:sz w:val="24"/>
-          <w:szCs w:val="24"/>
-          <w:lang w:val="en-US" w:eastAsia="zh-CN"/>
-        </w:rPr>
-        <w:t xml:space="preserve">A. </w:t>
-      </w:r>
-      <w:r>
-        <w:rPr>
-          <w:rFonts w:hint="default" w:ascii="汉仪中宋简" w:hAnsi="汉仪中宋简" w:eastAsia="汉仪中宋简" w:cs="汉仪中宋简"/>
-          <w:snapToGrid/>
-          <w:kern w:val="2"/>
-          <w:sz w:val="24"/>
-          <w:szCs w:val="24"/>
-          <w:lang w:val="en-US" w:eastAsia="zh-CN"/>
-        </w:rPr>
-        <w:t>每天监测，记录详细数据</w:t>
-      </w:r>
-    </w:p>
-    <w:p ns2:paraId="290FDC11">
-      <w:pPr>
-        <w:keepNext w:val="0"/>
-        <w:keepLines w:val="0"/>
-        <w:pageBreakBefore w:val="0"/>
-        <w:widowControl w:val="0"/>
-        <w:numPr>
-          <w:ilvl w:val="0"/>
-          <w:numId w:val="0"/>
-        </w:numPr>
-        <w:kinsoku/>
-        <w:wordWrap/>
-        <w:overflowPunct/>
-        <w:topLinePunct w:val="0"/>
-        <w:autoSpaceDE/>
-        <w:autoSpaceDN/>
-        <w:bidi w:val="0"/>
-        <w:adjustRightInd/>
-        <w:snapToGrid/>
-        <w:spacing w:line="480" w:lineRule="auto"/>
-        <w:ind w:left="0" w:leftChars="0" w:firstLine="218" w:firstLineChars="91"/>
-        <w:jc w:val="left"/>
-        <w:textAlignment w:val="auto"/>
-        <w:rPr>
-          <w:rFonts w:hint="default" w:ascii="汉仪中宋简" w:hAnsi="汉仪中宋简" w:eastAsia="汉仪中宋简" w:cs="汉仪中宋简"/>
-          <w:snapToGrid/>
-          <w:kern w:val="2"/>
-          <w:sz w:val="24"/>
-          <w:szCs w:val="24"/>
-          <w:lang w:val="en-US" w:eastAsia="zh-CN"/>
-        </w:rPr>
-      </w:pPr>
-      <w:r>
-        <w:rPr>
-          <w:rFonts w:hint="eastAsia" w:ascii="汉仪中宋简" w:hAnsi="汉仪中宋简" w:eastAsia="汉仪中宋简" w:cs="汉仪中宋简"/>
-          <w:snapToGrid/>
-          <w:kern w:val="2"/>
-          <w:sz w:val="24"/>
-          <w:szCs w:val="24"/>
-          <w:lang w:val="en-US" w:eastAsia="zh-CN"/>
-        </w:rPr>
-        <w:t xml:space="preserve">B. </w:t>
-      </w:r>
-      <w:r>
-        <w:rPr>
-          <w:rFonts w:hint="default" w:ascii="汉仪中宋简" w:hAnsi="汉仪中宋简" w:eastAsia="汉仪中宋简" w:cs="汉仪中宋简"/>
-          <w:snapToGrid/>
-          <w:kern w:val="2"/>
-          <w:sz w:val="24"/>
-          <w:szCs w:val="24"/>
-          <w:lang w:val="en-US" w:eastAsia="zh-CN"/>
-        </w:rPr>
-        <w:t>每周监测 2-3 次，了解大致情况</w:t>
-      </w:r>
-    </w:p>
-    <w:p ns2:paraId="772CAEC4">
-      <w:pPr>
-        <w:keepNext w:val="0"/>
-        <w:keepLines w:val="0"/>
-        <w:pageBreakBefore w:val="0"/>
-        <w:widowControl w:val="0"/>
-        <w:numPr>
-          <w:ilvl w:val="0"/>
-          <w:numId w:val="0"/>
-        </w:numPr>
-        <w:kinsoku/>
-        <w:wordWrap/>
-        <w:overflowPunct/>
-        <w:topLinePunct w:val="0"/>
-        <w:autoSpaceDE/>
-        <w:autoSpaceDN/>
-        <w:bidi w:val="0"/>
-        <w:adjustRightInd/>
-        <w:snapToGrid/>
-        <w:spacing w:line="480" w:lineRule="auto"/>
-        <w:ind w:left="0" w:leftChars="0" w:firstLine="218" w:firstLineChars="91"/>
-        <w:jc w:val="left"/>
-        <w:textAlignment w:val="auto"/>
-        <w:rPr>
-          <w:rFonts w:hint="default" w:ascii="汉仪中宋简" w:hAnsi="汉仪中宋简" w:eastAsia="汉仪中宋简" w:cs="汉仪中宋简"/>
-          <w:snapToGrid/>
-          <w:kern w:val="2"/>
-          <w:sz w:val="24"/>
-          <w:szCs w:val="24"/>
-          <w:lang w:val="en-US" w:eastAsia="zh-CN"/>
-        </w:rPr>
-      </w:pPr>
-      <w:r>
-        <w:rPr>
-          <w:rFonts w:hint="eastAsia" w:ascii="汉仪中宋简" w:hAnsi="汉仪中宋简" w:eastAsia="汉仪中宋简" w:cs="汉仪中宋简"/>
-          <w:snapToGrid/>
-          <w:kern w:val="2"/>
-          <w:sz w:val="24"/>
-          <w:szCs w:val="24"/>
-          <w:lang w:val="en-US" w:eastAsia="zh-CN"/>
-        </w:rPr>
-        <w:t xml:space="preserve">C. </w:t>
-      </w:r>
-      <w:r>
-        <w:rPr>
-          <w:rFonts w:hint="default" w:ascii="汉仪中宋简" w:hAnsi="汉仪中宋简" w:eastAsia="汉仪中宋简" w:cs="汉仪中宋简"/>
-          <w:snapToGrid/>
-          <w:kern w:val="2"/>
-          <w:sz w:val="24"/>
-          <w:szCs w:val="24"/>
-          <w:lang w:val="en-US" w:eastAsia="zh-CN"/>
-        </w:rPr>
-        <w:t>偶尔监测，无固定频率</w:t>
-      </w:r>
-    </w:p>
-    <w:p ns2:paraId="095D4DE0">
-      <w:pPr>
-        <w:keepNext w:val="0"/>
-        <w:keepLines w:val="0"/>
-        <w:pageBreakBefore w:val="0"/>
-        <w:widowControl w:val="0"/>
-        <w:numPr>
-          <w:ilvl w:val="0"/>
-          <w:numId w:val="0"/>
-        </w:numPr>
-        <w:kinsoku/>
-        <w:wordWrap/>
-        <w:overflowPunct/>
-        <w:topLinePunct w:val="0"/>
-        <w:autoSpaceDE/>
-        <w:autoSpaceDN/>
-        <w:bidi w:val="0"/>
-        <w:adjustRightInd/>
-        <w:snapToGrid/>
-        <w:spacing w:line="480" w:lineRule="auto"/>
-        <w:ind w:left="0" w:leftChars="0" w:firstLine="218" w:firstLineChars="91"/>
-        <w:jc w:val="left"/>
-        <w:textAlignment w:val="auto"/>
-        <w:rPr>
-          <w:rFonts w:hint="default" w:ascii="汉仪中宋简" w:hAnsi="汉仪中宋简" w:eastAsia="汉仪中宋简" w:cs="汉仪中宋简"/>
-          <w:snapToGrid/>
-          <w:kern w:val="2"/>
-          <w:sz w:val="24"/>
-          <w:szCs w:val="24"/>
-          <w:lang w:val="en-US" w:eastAsia="zh-CN"/>
-        </w:rPr>
-      </w:pPr>
-      <w:r>
-        <w:rPr>
-          <w:rFonts w:hint="eastAsia" w:ascii="汉仪中宋简" w:hAnsi="汉仪中宋简" w:eastAsia="汉仪中宋简" w:cs="汉仪中宋简"/>
-          <w:snapToGrid/>
-          <w:kern w:val="2"/>
-          <w:sz w:val="24"/>
-          <w:szCs w:val="24"/>
-          <w:lang w:val="en-US" w:eastAsia="zh-CN"/>
-        </w:rPr>
-        <w:t xml:space="preserve">D. </w:t>
-      </w:r>
-      <w:r>
-        <w:rPr>
-          <w:rFonts w:hint="default" w:ascii="汉仪中宋简" w:hAnsi="汉仪中宋简" w:eastAsia="汉仪中宋简" w:cs="汉仪中宋简"/>
-          <w:snapToGrid/>
-          <w:kern w:val="2"/>
-          <w:sz w:val="24"/>
-          <w:szCs w:val="24"/>
-          <w:lang w:val="en-US" w:eastAsia="zh-CN"/>
-        </w:rPr>
-        <w:t>从未监测</w:t>
-      </w:r>
-    </w:p>
-    <w:p ns2:paraId="12C2374E">
-      <w:pPr>
-        <w:keepNext w:val="0"/>
-        <w:keepLines w:val="0"/>
-        <w:pageBreakBefore w:val="0"/>
-        <w:widowControl w:val="0"/>
-        <w:numPr>
-          <w:ilvl w:val="0"/>
-          <w:numId w:val="9"/>
-        </w:numPr>
-        <w:kinsoku/>
-        <w:wordWrap/>
-        <w:overflowPunct/>
-        <w:topLinePunct w:val="0"/>
-        <w:autoSpaceDE/>
-        <w:autoSpaceDN/>
-        <w:bidi w:val="0"/>
-        <w:adjustRightInd/>
-        <w:snapToGrid/>
-        <w:spacing w:line="480" w:lineRule="auto"/>
-        <w:ind w:left="425" w:leftChars="0" w:hanging="425" w:firstLineChars="0"/>
-        <w:jc w:val="left"/>
-        <w:textAlignment w:val="auto"/>
-        <w:rPr>
-          <w:rFonts w:hint="default" w:ascii="汉仪中宋简" w:hAnsi="汉仪中宋简" w:eastAsia="汉仪中宋简" w:cs="汉仪中宋简"/>
-          <w:snapToGrid/>
-          <w:kern w:val="2"/>
-          <w:sz w:val="24"/>
-          <w:szCs w:val="24"/>
-          <w:lang w:val="en-US" w:eastAsia="zh-CN"/>
-        </w:rPr>
-      </w:pPr>
-      <w:r>
-        <w:rPr>
-          <w:rFonts w:hint="default" w:ascii="汉仪中宋简" w:hAnsi="汉仪中宋简" w:eastAsia="汉仪中宋简" w:cs="汉仪中宋简"/>
-          <w:snapToGrid/>
-          <w:kern w:val="2"/>
-          <w:sz w:val="24"/>
-          <w:szCs w:val="24"/>
-          <w:lang w:val="en-US" w:eastAsia="zh-CN"/>
-        </w:rPr>
-        <w:t>您对厄贝沙坦氢氯噻嗪片药品包装的便利性评价如何？</w:t>
-      </w:r>
-    </w:p>
-    <w:p ns2:paraId="3B9158A8">
-      <w:pPr>
-        <w:keepNext w:val="0"/>
-        <w:keepLines w:val="0"/>
-        <w:pageBreakBefore w:val="0"/>
-        <w:widowControl w:val="0"/>
-        <w:numPr>
-          <w:ilvl w:val="0"/>
-          <w:numId w:val="0"/>
-        </w:numPr>
-        <w:kinsoku/>
-        <w:wordWrap/>
-        <w:overflowPunct/>
-        <w:topLinePunct w:val="0"/>
-        <w:autoSpaceDE/>
-        <w:autoSpaceDN/>
-        <w:bidi w:val="0"/>
-        <w:adjustRightInd/>
-        <w:snapToGrid/>
-        <w:spacing w:line="480" w:lineRule="auto"/>
-        <w:ind w:left="0" w:leftChars="0" w:firstLine="218" w:firstLineChars="91"/>
-        <w:jc w:val="left"/>
-        <w:textAlignment w:val="auto"/>
-        <w:rPr>
-          <w:rFonts w:hint="default" w:ascii="汉仪中宋简" w:hAnsi="汉仪中宋简" w:eastAsia="汉仪中宋简" w:cs="汉仪中宋简"/>
-          <w:snapToGrid/>
-          <w:kern w:val="2"/>
-          <w:sz w:val="24"/>
-          <w:szCs w:val="24"/>
-          <w:lang w:val="en-US" w:eastAsia="zh-CN"/>
-        </w:rPr>
-      </w:pPr>
-      <w:r>
-        <w:rPr>
-          <w:rFonts w:hint="eastAsia" w:ascii="汉仪中宋简" w:hAnsi="汉仪中宋简" w:eastAsia="汉仪中宋简" w:cs="汉仪中宋简"/>
-          <w:snapToGrid/>
-          <w:kern w:val="2"/>
-          <w:sz w:val="24"/>
-          <w:szCs w:val="24"/>
-          <w:lang w:val="en-US" w:eastAsia="zh-CN"/>
-        </w:rPr>
-        <w:t xml:space="preserve">A. </w:t>
-      </w:r>
-      <w:r>
-        <w:rPr>
-          <w:rFonts w:hint="default" w:ascii="汉仪中宋简" w:hAnsi="汉仪中宋简" w:eastAsia="汉仪中宋简" w:cs="汉仪中宋简"/>
-          <w:snapToGrid/>
-          <w:kern w:val="2"/>
-          <w:sz w:val="24"/>
-          <w:szCs w:val="24"/>
-          <w:lang w:val="en-US" w:eastAsia="zh-CN"/>
-        </w:rPr>
-        <w:t>储存、取用都方便</w:t>
-      </w:r>
-    </w:p>
-    <w:p ns2:paraId="61A7E73D">
-      <w:pPr>
-        <w:keepNext w:val="0"/>
-        <w:keepLines w:val="0"/>
-        <w:pageBreakBefore w:val="0"/>
-        <w:widowControl w:val="0"/>
-        <w:numPr>
-          <w:ilvl w:val="0"/>
-          <w:numId w:val="0"/>
-        </w:numPr>
-        <w:kinsoku/>
-        <w:wordWrap/>
-        <w:overflowPunct/>
-        <w:topLinePunct w:val="0"/>
-        <w:autoSpaceDE/>
-        <w:autoSpaceDN/>
-        <w:bidi w:val="0"/>
-        <w:adjustRightInd/>
-        <w:snapToGrid/>
-        <w:spacing w:line="480" w:lineRule="auto"/>
-        <w:ind w:left="0" w:leftChars="0" w:firstLine="218" w:firstLineChars="91"/>
-        <w:jc w:val="left"/>
-        <w:textAlignment w:val="auto"/>
-        <w:rPr>
-          <w:rFonts w:hint="default" w:ascii="汉仪中宋简" w:hAnsi="汉仪中宋简" w:eastAsia="汉仪中宋简" w:cs="汉仪中宋简"/>
-          <w:snapToGrid/>
-          <w:kern w:val="2"/>
-          <w:sz w:val="24"/>
-          <w:szCs w:val="24"/>
-          <w:lang w:val="en-US" w:eastAsia="zh-CN"/>
-        </w:rPr>
-      </w:pPr>
-      <w:r>
-        <w:rPr>
-          <w:rFonts w:hint="eastAsia" w:ascii="汉仪中宋简" w:hAnsi="汉仪中宋简" w:eastAsia="汉仪中宋简" w:cs="汉仪中宋简"/>
-          <w:snapToGrid/>
-          <w:kern w:val="2"/>
-          <w:sz w:val="24"/>
-          <w:szCs w:val="24"/>
-          <w:lang w:val="en-US" w:eastAsia="zh-CN"/>
-        </w:rPr>
-        <w:t xml:space="preserve">B. </w:t>
-      </w:r>
-      <w:r>
-        <w:rPr>
-          <w:rFonts w:hint="default" w:ascii="汉仪中宋简" w:hAnsi="汉仪中宋简" w:eastAsia="汉仪中宋简" w:cs="汉仪中宋简"/>
-          <w:snapToGrid/>
-          <w:kern w:val="2"/>
-          <w:sz w:val="24"/>
-          <w:szCs w:val="24"/>
-          <w:lang w:val="en-US" w:eastAsia="zh-CN"/>
-        </w:rPr>
-        <w:t>基本满足需求</w:t>
-      </w:r>
-    </w:p>
-    <w:p ns2:paraId="0234AF46">
-      <w:pPr>
-        <w:keepNext w:val="0"/>
-        <w:keepLines w:val="0"/>
-        <w:pageBreakBefore w:val="0"/>
-        <w:widowControl w:val="0"/>
-        <w:numPr>
-          <w:ilvl w:val="0"/>
-          <w:numId w:val="0"/>
-        </w:numPr>
-        <w:kinsoku/>
-        <w:wordWrap/>
-        <w:overflowPunct/>
-        <w:topLinePunct w:val="0"/>
-        <w:autoSpaceDE/>
-        <w:autoSpaceDN/>
-        <w:bidi w:val="0"/>
-        <w:adjustRightInd/>
-        <w:snapToGrid/>
-        <w:spacing w:line="480" w:lineRule="auto"/>
-        <w:ind w:left="0" w:leftChars="0" w:firstLine="218" w:firstLineChars="91"/>
-        <w:jc w:val="left"/>
-        <w:textAlignment w:val="auto"/>
-        <w:rPr>
-          <w:rFonts w:hint="default" w:ascii="汉仪中宋简" w:hAnsi="汉仪中宋简" w:eastAsia="汉仪中宋简" w:cs="汉仪中宋简"/>
-          <w:snapToGrid/>
-          <w:kern w:val="2"/>
-          <w:sz w:val="24"/>
-          <w:szCs w:val="24"/>
-          <w:lang w:val="en-US" w:eastAsia="zh-CN"/>
-        </w:rPr>
-      </w:pPr>
-      <w:r>
-        <w:rPr>
-          <w:rFonts w:hint="eastAsia" w:ascii="汉仪中宋简" w:hAnsi="汉仪中宋简" w:eastAsia="汉仪中宋简" w:cs="汉仪中宋简"/>
-          <w:snapToGrid/>
-          <w:kern w:val="2"/>
-          <w:sz w:val="24"/>
-          <w:szCs w:val="24"/>
-          <w:lang w:val="en-US" w:eastAsia="zh-CN"/>
-        </w:rPr>
-        <w:t xml:space="preserve">C. </w:t>
-      </w:r>
-      <w:r>
-        <w:rPr>
-          <w:rFonts w:hint="default" w:ascii="汉仪中宋简" w:hAnsi="汉仪中宋简" w:eastAsia="汉仪中宋简" w:cs="汉仪中宋简"/>
-          <w:snapToGrid/>
-          <w:kern w:val="2"/>
-          <w:sz w:val="24"/>
-          <w:szCs w:val="24"/>
-          <w:lang w:val="en-US" w:eastAsia="zh-CN"/>
-        </w:rPr>
-        <w:t>存在取用麻烦等问题</w:t>
-      </w:r>
-    </w:p>
-    <w:p ns2:paraId="63775ECB">
-      <w:pPr>
-        <w:keepNext w:val="0"/>
-        <w:keepLines w:val="0"/>
-        <w:pageBreakBefore w:val="0"/>
-        <w:widowControl w:val="0"/>
-        <w:numPr>
-          <w:ilvl w:val="0"/>
-          <w:numId w:val="0"/>
-        </w:numPr>
-        <w:kinsoku/>
-        <w:wordWrap/>
-        <w:overflowPunct/>
-        <w:topLinePunct w:val="0"/>
-        <w:autoSpaceDE/>
-        <w:autoSpaceDN/>
-        <w:bidi w:val="0"/>
-        <w:adjustRightInd/>
-        <w:snapToGrid/>
-        <w:spacing w:line="480" w:lineRule="auto"/>
-        <w:ind w:left="0" w:leftChars="0" w:firstLine="218" w:firstLineChars="91"/>
-        <w:jc w:val="left"/>
-        <w:textAlignment w:val="auto"/>
-        <w:rPr>
-          <w:rFonts w:hint="default" w:ascii="汉仪中宋简" w:hAnsi="汉仪中宋简" w:eastAsia="汉仪中宋简" w:cs="汉仪中宋简"/>
-          <w:snapToGrid/>
-          <w:kern w:val="2"/>
-          <w:sz w:val="24"/>
-          <w:szCs w:val="24"/>
-          <w:lang w:val="en-US" w:eastAsia="zh-CN"/>
-        </w:rPr>
-      </w:pPr>
-      <w:r>
-        <w:rPr>
-          <w:rFonts w:hint="eastAsia" w:ascii="汉仪中宋简" w:hAnsi="汉仪中宋简" w:eastAsia="汉仪中宋简" w:cs="汉仪中宋简"/>
-          <w:snapToGrid/>
-          <w:kern w:val="2"/>
-          <w:sz w:val="24"/>
-          <w:szCs w:val="24"/>
-          <w:lang w:val="en-US" w:eastAsia="zh-CN"/>
-        </w:rPr>
-        <w:t xml:space="preserve">D. </w:t>
-      </w:r>
-      <w:r>
-        <w:rPr>
-          <w:rFonts w:hint="default" w:ascii="汉仪中宋简" w:hAnsi="汉仪中宋简" w:eastAsia="汉仪中宋简" w:cs="汉仪中宋简"/>
-          <w:snapToGrid/>
-          <w:kern w:val="2"/>
-          <w:sz w:val="24"/>
-          <w:szCs w:val="24"/>
-          <w:lang w:val="en-US" w:eastAsia="zh-CN"/>
-        </w:rPr>
-        <w:t>非常不便利，严重影响使用</w:t>
-      </w:r>
-    </w:p>
-    <w:p ns2:paraId="7C23499B">
-      <w:pPr>
-        <w:keepNext w:val="0"/>
-        <w:keepLines w:val="0"/>
-        <w:pageBreakBefore w:val="0"/>
-        <w:widowControl w:val="0"/>
-        <w:numPr>
-          <w:ilvl w:val="0"/>
-          <w:numId w:val="9"/>
-        </w:numPr>
-        <w:kinsoku/>
-        <w:wordWrap/>
-        <w:overflowPunct/>
-        <w:topLinePunct w:val="0"/>
-        <w:autoSpaceDE/>
-        <w:autoSpaceDN/>
-        <w:bidi w:val="0"/>
-        <w:adjustRightInd/>
-        <w:snapToGrid/>
-        <w:spacing w:line="480" w:lineRule="auto"/>
-        <w:ind w:left="425" w:leftChars="0" w:hanging="425" w:firstLineChars="0"/>
-        <w:jc w:val="left"/>
-        <w:textAlignment w:val="auto"/>
-        <w:rPr>
-          <w:rFonts w:hint="default" w:ascii="汉仪中宋简" w:hAnsi="汉仪中宋简" w:eastAsia="汉仪中宋简" w:cs="汉仪中宋简"/>
-          <w:snapToGrid/>
-          <w:kern w:val="2"/>
-          <w:sz w:val="24"/>
-          <w:szCs w:val="24"/>
-          <w:lang w:val="en-US" w:eastAsia="zh-CN"/>
-        </w:rPr>
-      </w:pPr>
-      <w:r>
-        <w:rPr>
-          <w:rFonts w:hint="default" w:ascii="汉仪中宋简" w:hAnsi="汉仪中宋简" w:eastAsia="汉仪中宋简" w:cs="汉仪中宋简"/>
-          <w:snapToGrid/>
-          <w:kern w:val="2"/>
-          <w:sz w:val="24"/>
-          <w:szCs w:val="24"/>
-          <w:lang w:val="en-US" w:eastAsia="zh-CN"/>
-        </w:rPr>
-        <w:t>您对厄贝沙坦氢氯噻嗪片说明书中</w:t>
-      </w:r>
-      <w:r>
-        <w:rPr>
-          <w:rFonts w:hint="eastAsia" w:ascii="汉仪中宋简" w:hAnsi="汉仪中宋简" w:eastAsia="汉仪中宋简" w:cs="汉仪中宋简"/>
-          <w:snapToGrid/>
-          <w:kern w:val="2"/>
-          <w:sz w:val="24"/>
-          <w:szCs w:val="24"/>
-          <w:lang w:val="en-US" w:eastAsia="zh-CN"/>
-        </w:rPr>
-        <w:t>“</w:t>
-      </w:r>
-      <w:r>
-        <w:rPr>
-          <w:rFonts w:hint="default" w:ascii="汉仪中宋简" w:hAnsi="汉仪中宋简" w:eastAsia="汉仪中宋简" w:cs="汉仪中宋简"/>
-          <w:snapToGrid/>
-          <w:kern w:val="2"/>
-          <w:sz w:val="24"/>
-          <w:szCs w:val="24"/>
-          <w:lang w:val="en-US" w:eastAsia="zh-CN"/>
-        </w:rPr>
-        <w:t>用法用量”“不良反应</w:t>
-      </w:r>
-      <w:r>
-        <w:rPr>
-          <w:rFonts w:hint="eastAsia" w:ascii="汉仪中宋简" w:hAnsi="汉仪中宋简" w:eastAsia="汉仪中宋简" w:cs="汉仪中宋简"/>
-          <w:snapToGrid/>
-          <w:kern w:val="2"/>
-          <w:sz w:val="24"/>
-          <w:szCs w:val="24"/>
-          <w:lang w:val="en-US" w:eastAsia="zh-CN"/>
-        </w:rPr>
-        <w:t>”</w:t>
-      </w:r>
-      <w:r>
-        <w:rPr>
-          <w:rFonts w:hint="default" w:ascii="汉仪中宋简" w:hAnsi="汉仪中宋简" w:eastAsia="汉仪中宋简" w:cs="汉仪中宋简"/>
-          <w:snapToGrid/>
-          <w:kern w:val="2"/>
-          <w:sz w:val="24"/>
-          <w:szCs w:val="24"/>
-          <w:lang w:val="en-US" w:eastAsia="zh-CN"/>
-        </w:rPr>
-        <w:t>的标注清晰度评价如何？</w:t>
-      </w:r>
-    </w:p>
-    <w:p ns2:paraId="4EE70D2B">
-      <w:pPr>
-        <w:keepNext w:val="0"/>
-        <w:keepLines w:val="0"/>
-        <w:pageBreakBefore w:val="0"/>
-        <w:widowControl w:val="0"/>
-        <w:numPr>
-          <w:ilvl w:val="0"/>
-          <w:numId w:val="0"/>
-        </w:numPr>
-        <w:kinsoku/>
-        <w:wordWrap/>
-        <w:overflowPunct/>
-        <w:topLinePunct w:val="0"/>
-        <w:autoSpaceDE/>
-        <w:autoSpaceDN/>
-        <w:bidi w:val="0"/>
-        <w:adjustRightInd/>
-        <w:snapToGrid/>
-        <w:spacing w:line="480" w:lineRule="auto"/>
-        <w:ind w:left="0" w:leftChars="0" w:firstLine="218" w:firstLineChars="91"/>
-        <w:jc w:val="left"/>
-        <w:textAlignment w:val="auto"/>
-        <w:rPr>
-          <w:rFonts w:hint="default" w:ascii="汉仪中宋简" w:hAnsi="汉仪中宋简" w:eastAsia="汉仪中宋简" w:cs="汉仪中宋简"/>
-          <w:snapToGrid/>
-          <w:kern w:val="2"/>
-          <w:sz w:val="24"/>
-          <w:szCs w:val="24"/>
-          <w:lang w:val="en-US" w:eastAsia="zh-CN"/>
-        </w:rPr>
-      </w:pPr>
-      <w:r>
-        <w:rPr>
-          <w:rFonts w:hint="eastAsia" w:ascii="汉仪中宋简" w:hAnsi="汉仪中宋简" w:eastAsia="汉仪中宋简" w:cs="汉仪中宋简"/>
-          <w:snapToGrid/>
-          <w:kern w:val="2"/>
-          <w:sz w:val="24"/>
-          <w:szCs w:val="24"/>
-          <w:lang w:val="en-US" w:eastAsia="zh-CN"/>
-        </w:rPr>
-        <w:t xml:space="preserve">A. </w:t>
-      </w:r>
-      <w:r>
-        <w:rPr>
-          <w:rFonts w:hint="default" w:ascii="汉仪中宋简" w:hAnsi="汉仪中宋简" w:eastAsia="汉仪中宋简" w:cs="汉仪中宋简"/>
-          <w:snapToGrid/>
-          <w:kern w:val="2"/>
-          <w:sz w:val="24"/>
-          <w:szCs w:val="24"/>
-          <w:lang w:val="en-US" w:eastAsia="zh-CN"/>
-        </w:rPr>
-        <w:t>一目了然</w:t>
-      </w:r>
-    </w:p>
-    <w:p ns2:paraId="2D376978">
-      <w:pPr>
-        <w:keepNext w:val="0"/>
-        <w:keepLines w:val="0"/>
-        <w:pageBreakBefore w:val="0"/>
-        <w:widowControl w:val="0"/>
-        <w:numPr>
-          <w:ilvl w:val="0"/>
-          <w:numId w:val="0"/>
-        </w:numPr>
-        <w:kinsoku/>
-        <w:wordWrap/>
-        <w:overflowPunct/>
-        <w:topLinePunct w:val="0"/>
-        <w:autoSpaceDE/>
-        <w:autoSpaceDN/>
-        <w:bidi w:val="0"/>
-        <w:adjustRightInd/>
-        <w:snapToGrid/>
-        <w:spacing w:line="480" w:lineRule="auto"/>
-        <w:ind w:left="0" w:leftChars="0" w:firstLine="218" w:firstLineChars="91"/>
-        <w:jc w:val="left"/>
-        <w:textAlignment w:val="auto"/>
-        <w:rPr>
-          <w:rFonts w:hint="default" w:ascii="汉仪中宋简" w:hAnsi="汉仪中宋简" w:eastAsia="汉仪中宋简" w:cs="汉仪中宋简"/>
-          <w:snapToGrid/>
-          <w:kern w:val="2"/>
-          <w:sz w:val="24"/>
-          <w:szCs w:val="24"/>
-          <w:lang w:val="en-US" w:eastAsia="zh-CN"/>
-        </w:rPr>
-      </w:pPr>
-      <w:r>
-        <w:rPr>
-          <w:rFonts w:hint="eastAsia" w:ascii="汉仪中宋简" w:hAnsi="汉仪中宋简" w:eastAsia="汉仪中宋简" w:cs="汉仪中宋简"/>
-          <w:snapToGrid/>
-          <w:kern w:val="2"/>
-          <w:sz w:val="24"/>
-          <w:szCs w:val="24"/>
-          <w:lang w:val="en-US" w:eastAsia="zh-CN"/>
-        </w:rPr>
-        <w:t xml:space="preserve">B. </w:t>
-      </w:r>
-      <w:r>
-        <w:rPr>
-          <w:rFonts w:hint="default" w:ascii="汉仪中宋简" w:hAnsi="汉仪中宋简" w:eastAsia="汉仪中宋简" w:cs="汉仪中宋简"/>
-          <w:snapToGrid/>
-          <w:kern w:val="2"/>
-          <w:sz w:val="24"/>
-          <w:szCs w:val="24"/>
-          <w:lang w:val="en-US" w:eastAsia="zh-CN"/>
-        </w:rPr>
-        <w:t>容易理解</w:t>
-      </w:r>
-    </w:p>
-    <w:p ns2:paraId="7D0C4622">
-      <w:pPr>
-        <w:keepNext w:val="0"/>
-        <w:keepLines w:val="0"/>
-        <w:pageBreakBefore w:val="0"/>
-        <w:widowControl w:val="0"/>
-        <w:numPr>
-          <w:ilvl w:val="0"/>
-          <w:numId w:val="0"/>
-        </w:numPr>
-        <w:kinsoku/>
-        <w:wordWrap/>
-        <w:overflowPunct/>
-        <w:topLinePunct w:val="0"/>
-        <w:autoSpaceDE/>
-        <w:autoSpaceDN/>
-        <w:bidi w:val="0"/>
-        <w:adjustRightInd/>
-        <w:snapToGrid/>
-        <w:spacing w:line="480" w:lineRule="auto"/>
-        <w:ind w:left="0" w:leftChars="0" w:firstLine="218" w:firstLineChars="91"/>
-        <w:jc w:val="left"/>
-        <w:textAlignment w:val="auto"/>
-        <w:rPr>
-          <w:rFonts w:hint="default" w:ascii="汉仪中宋简" w:hAnsi="汉仪中宋简" w:eastAsia="汉仪中宋简" w:cs="汉仪中宋简"/>
-          <w:snapToGrid/>
-          <w:kern w:val="2"/>
-          <w:sz w:val="24"/>
-          <w:szCs w:val="24"/>
-          <w:lang w:val="en-US" w:eastAsia="zh-CN"/>
-        </w:rPr>
-      </w:pPr>
-      <w:r>
-        <w:rPr>
-          <w:rFonts w:hint="eastAsia" w:ascii="汉仪中宋简" w:hAnsi="汉仪中宋简" w:eastAsia="汉仪中宋简" w:cs="汉仪中宋简"/>
-          <w:snapToGrid/>
-          <w:kern w:val="2"/>
-          <w:sz w:val="24"/>
-          <w:szCs w:val="24"/>
-          <w:lang w:val="en-US" w:eastAsia="zh-CN"/>
-        </w:rPr>
-        <w:t xml:space="preserve">C. </w:t>
-      </w:r>
-      <w:r>
-        <w:rPr>
-          <w:rFonts w:hint="default" w:ascii="汉仪中宋简" w:hAnsi="汉仪中宋简" w:eastAsia="汉仪中宋简" w:cs="汉仪中宋简"/>
-          <w:snapToGrid/>
-          <w:kern w:val="2"/>
-          <w:sz w:val="24"/>
-          <w:szCs w:val="24"/>
-          <w:lang w:val="en-US" w:eastAsia="zh-CN"/>
-        </w:rPr>
-        <w:t>部分内容不够明确</w:t>
-      </w:r>
-    </w:p>
-    <w:p ns2:paraId="185B13AD">
-      <w:pPr>
-        <w:keepNext w:val="0"/>
-        <w:keepLines w:val="0"/>
-        <w:pageBreakBefore w:val="0"/>
-        <w:widowControl w:val="0"/>
-        <w:numPr>
-          <w:ilvl w:val="0"/>
-          <w:numId w:val="0"/>
-        </w:numPr>
-        <w:kinsoku/>
-        <w:wordWrap/>
-        <w:overflowPunct/>
-        <w:topLinePunct w:val="0"/>
-        <w:autoSpaceDE/>
-        <w:autoSpaceDN/>
-        <w:bidi w:val="0"/>
-        <w:adjustRightInd/>
-        <w:snapToGrid/>
-        <w:spacing w:line="480" w:lineRule="auto"/>
-        <w:ind w:left="0" w:leftChars="0" w:firstLine="218" w:firstLineChars="91"/>
-        <w:jc w:val="left"/>
-        <w:textAlignment w:val="auto"/>
-        <w:rPr>
-          <w:rFonts w:hint="eastAsia" w:ascii="汉仪中宋简" w:hAnsi="汉仪中宋简" w:eastAsia="汉仪中宋简" w:cs="汉仪中宋简"/>
-          <w:snapToGrid/>
-          <w:kern w:val="2"/>
-          <w:sz w:val="24"/>
-          <w:szCs w:val="24"/>
-          <w:lang w:val="en-US" w:eastAsia="zh-CN"/>
-        </w:rPr>
-      </w:pPr>
-      <w:r>
-        <w:rPr>
-          <w:rFonts w:hint="eastAsia" w:ascii="汉仪中宋简" w:hAnsi="汉仪中宋简" w:eastAsia="汉仪中宋简" w:cs="汉仪中宋简"/>
-          <w:snapToGrid/>
-          <w:kern w:val="2"/>
-          <w:sz w:val="24"/>
-          <w:szCs w:val="24"/>
-          <w:lang w:val="en-US" w:eastAsia="zh-CN"/>
-        </w:rPr>
-        <w:t xml:space="preserve">D. </w:t>
-      </w:r>
-      <w:r>
-        <w:rPr>
-          <w:rFonts w:hint="default" w:ascii="汉仪中宋简" w:hAnsi="汉仪中宋简" w:eastAsia="汉仪中宋简" w:cs="汉仪中宋简"/>
-          <w:snapToGrid/>
-          <w:kern w:val="2"/>
-          <w:sz w:val="24"/>
-          <w:szCs w:val="24"/>
-          <w:lang w:val="en-US" w:eastAsia="zh-CN"/>
-        </w:rPr>
-        <w:t>难以分辨</w:t>
-      </w:r>
-    </w:p>
-    <w:p ns2:paraId="00B8B3B2">
-      <w:pPr>
-        <w:keepNext w:val="0"/>
-        <w:keepLines w:val="0"/>
-        <w:pageBreakBefore w:val="0"/>
-        <w:widowControl w:val="0"/>
-        <w:numPr>
-          <w:ilvl w:val="0"/>
-          <w:numId w:val="9"/>
-        </w:numPr>
-        <w:kinsoku/>
-        <w:wordWrap/>
-        <w:overflowPunct/>
-        <w:topLinePunct w:val="0"/>
-        <w:autoSpaceDE/>
-        <w:autoSpaceDN/>
-        <w:bidi w:val="0"/>
-        <w:adjustRightInd/>
-        <w:snapToGrid/>
-        <w:spacing w:line="480" w:lineRule="auto"/>
-        <w:ind w:left="425" w:leftChars="0" w:hanging="425" w:firstLineChars="0"/>
-        <w:jc w:val="left"/>
-        <w:textAlignment w:val="auto"/>
-        <w:rPr>
-          <w:rFonts w:hint="default" w:ascii="汉仪中宋简" w:hAnsi="汉仪中宋简" w:eastAsia="汉仪中宋简" w:cs="汉仪中宋简"/>
-          <w:snapToGrid/>
-          <w:kern w:val="2"/>
-          <w:sz w:val="24"/>
-          <w:szCs w:val="24"/>
-          <w:lang w:val="en-US" w:eastAsia="zh-CN"/>
-        </w:rPr>
-      </w:pPr>
-      <w:r>
-        <w:rPr>
-          <w:rFonts w:hint="default" w:ascii="汉仪中宋简" w:hAnsi="汉仪中宋简" w:eastAsia="汉仪中宋简" w:cs="汉仪中宋简"/>
-          <w:snapToGrid/>
-          <w:kern w:val="2"/>
-          <w:sz w:val="24"/>
-          <w:szCs w:val="24"/>
-          <w:lang w:val="en-US" w:eastAsia="zh-CN"/>
-        </w:rPr>
-        <w:t>您认为当前获取的用药指导是否足够详细准确？</w:t>
-      </w:r>
-    </w:p>
-    <w:p ns2:paraId="13782D53">
-      <w:pPr>
-        <w:keepNext w:val="0"/>
-        <w:keepLines w:val="0"/>
-        <w:pageBreakBefore w:val="0"/>
-        <w:widowControl w:val="0"/>
-        <w:numPr>
-          <w:ilvl w:val="0"/>
-          <w:numId w:val="0"/>
-        </w:numPr>
-        <w:kinsoku/>
-        <w:wordWrap/>
-        <w:overflowPunct/>
-        <w:topLinePunct w:val="0"/>
-        <w:autoSpaceDE/>
-        <w:autoSpaceDN/>
-        <w:bidi w:val="0"/>
-        <w:adjustRightInd/>
-        <w:snapToGrid/>
-        <w:spacing w:line="480" w:lineRule="auto"/>
-        <w:ind w:left="0" w:leftChars="0" w:firstLine="218" w:firstLineChars="91"/>
-        <w:jc w:val="left"/>
-        <w:textAlignment w:val="auto"/>
-        <w:rPr>
-          <w:rFonts w:hint="default" w:ascii="汉仪中宋简" w:hAnsi="汉仪中宋简" w:eastAsia="汉仪中宋简" w:cs="汉仪中宋简"/>
-          <w:snapToGrid/>
-          <w:kern w:val="2"/>
-          <w:sz w:val="24"/>
-          <w:szCs w:val="24"/>
-          <w:lang w:val="en-US" w:eastAsia="zh-CN"/>
-        </w:rPr>
-      </w:pPr>
-      <w:r>
-        <w:rPr>
-          <w:rFonts w:hint="eastAsia" w:ascii="汉仪中宋简" w:hAnsi="汉仪中宋简" w:eastAsia="汉仪中宋简" w:cs="汉仪中宋简"/>
-          <w:snapToGrid/>
-          <w:kern w:val="2"/>
-          <w:sz w:val="24"/>
-          <w:szCs w:val="24"/>
-          <w:lang w:val="en-US" w:eastAsia="zh-CN"/>
-        </w:rPr>
-        <w:t xml:space="preserve">A. </w:t>
-      </w:r>
-      <w:r>
-        <w:rPr>
-          <w:rFonts w:hint="default" w:ascii="汉仪中宋简" w:hAnsi="汉仪中宋简" w:eastAsia="汉仪中宋简" w:cs="汉仪中宋简"/>
-          <w:snapToGrid/>
-          <w:kern w:val="2"/>
-          <w:sz w:val="24"/>
-          <w:szCs w:val="24"/>
-          <w:lang w:val="en-US" w:eastAsia="zh-CN"/>
-        </w:rPr>
-        <w:t>非常详细准确，能解决所有疑问</w:t>
-      </w:r>
-    </w:p>
-    <w:p ns2:paraId="2536600B">
-      <w:pPr>
-        <w:keepNext w:val="0"/>
-        <w:keepLines w:val="0"/>
-        <w:pageBreakBefore w:val="0"/>
-        <w:widowControl w:val="0"/>
-        <w:numPr>
-          <w:ilvl w:val="0"/>
-          <w:numId w:val="0"/>
-        </w:numPr>
-        <w:kinsoku/>
-        <w:wordWrap/>
-        <w:overflowPunct/>
-        <w:topLinePunct w:val="0"/>
-        <w:autoSpaceDE/>
-        <w:autoSpaceDN/>
-        <w:bidi w:val="0"/>
-        <w:adjustRightInd/>
-        <w:snapToGrid/>
-        <w:spacing w:line="480" w:lineRule="auto"/>
-        <w:ind w:left="0" w:leftChars="0" w:firstLine="218" w:firstLineChars="91"/>
-        <w:jc w:val="left"/>
-        <w:textAlignment w:val="auto"/>
-        <w:rPr>
-          <w:rFonts w:hint="default" w:ascii="汉仪中宋简" w:hAnsi="汉仪中宋简" w:eastAsia="汉仪中宋简" w:cs="汉仪中宋简"/>
-          <w:snapToGrid/>
-          <w:kern w:val="2"/>
-          <w:sz w:val="24"/>
-          <w:szCs w:val="24"/>
-          <w:lang w:val="en-US" w:eastAsia="zh-CN"/>
-        </w:rPr>
-      </w:pPr>
-      <w:r>
-        <w:rPr>
-          <w:rFonts w:hint="eastAsia" w:ascii="汉仪中宋简" w:hAnsi="汉仪中宋简" w:eastAsia="汉仪中宋简" w:cs="汉仪中宋简"/>
-          <w:snapToGrid/>
-          <w:kern w:val="2"/>
-          <w:sz w:val="24"/>
-          <w:szCs w:val="24"/>
-          <w:lang w:val="en-US" w:eastAsia="zh-CN"/>
-        </w:rPr>
-        <w:t xml:space="preserve">B. </w:t>
-      </w:r>
-      <w:r>
-        <w:rPr>
-          <w:rFonts w:hint="default" w:ascii="汉仪中宋简" w:hAnsi="汉仪中宋简" w:eastAsia="汉仪中宋简" w:cs="汉仪中宋简"/>
-          <w:snapToGrid/>
-          <w:kern w:val="2"/>
-          <w:sz w:val="24"/>
-          <w:szCs w:val="24"/>
-          <w:lang w:val="en-US" w:eastAsia="zh-CN"/>
-        </w:rPr>
-        <w:t>比较详细准确，能解决大部分疑问</w:t>
-      </w:r>
-    </w:p>
-    <w:p ns2:paraId="5031355C">
-      <w:pPr>
-        <w:keepNext w:val="0"/>
-        <w:keepLines w:val="0"/>
-        <w:pageBreakBefore w:val="0"/>
-        <w:widowControl w:val="0"/>
-        <w:numPr>
-          <w:ilvl w:val="0"/>
-          <w:numId w:val="0"/>
-        </w:numPr>
-        <w:kinsoku/>
-        <w:wordWrap/>
-        <w:overflowPunct/>
-        <w:topLinePunct w:val="0"/>
-        <w:autoSpaceDE/>
-        <w:autoSpaceDN/>
-        <w:bidi w:val="0"/>
-        <w:adjustRightInd/>
-        <w:snapToGrid/>
-        <w:spacing w:line="480" w:lineRule="auto"/>
-        <w:ind w:left="0" w:leftChars="0" w:firstLine="218" w:firstLineChars="91"/>
-        <w:jc w:val="left"/>
-        <w:textAlignment w:val="auto"/>
-        <w:rPr>
-          <w:rFonts w:hint="default" w:ascii="汉仪中宋简" w:hAnsi="汉仪中宋简" w:eastAsia="汉仪中宋简" w:cs="汉仪中宋简"/>
-          <w:snapToGrid/>
-          <w:kern w:val="2"/>
-          <w:sz w:val="24"/>
-          <w:szCs w:val="24"/>
-          <w:lang w:val="en-US" w:eastAsia="zh-CN"/>
-        </w:rPr>
-      </w:pPr>
-      <w:r>
-        <w:rPr>
-          <w:rFonts w:hint="eastAsia" w:ascii="汉仪中宋简" w:hAnsi="汉仪中宋简" w:eastAsia="汉仪中宋简" w:cs="汉仪中宋简"/>
-          <w:snapToGrid/>
-          <w:kern w:val="2"/>
-          <w:sz w:val="24"/>
-          <w:szCs w:val="24"/>
-          <w:lang w:val="en-US" w:eastAsia="zh-CN"/>
-        </w:rPr>
-        <w:t xml:space="preserve">C. </w:t>
-      </w:r>
-      <w:r>
-        <w:rPr>
-          <w:rFonts w:hint="default" w:ascii="汉仪中宋简" w:hAnsi="汉仪中宋简" w:eastAsia="汉仪中宋简" w:cs="汉仪中宋简"/>
-          <w:snapToGrid/>
-          <w:kern w:val="2"/>
-          <w:sz w:val="24"/>
-          <w:szCs w:val="24"/>
-          <w:lang w:val="en-US" w:eastAsia="zh-CN"/>
-        </w:rPr>
-        <w:t>一般，部分疑问无法解答</w:t>
-      </w:r>
-    </w:p>
-    <w:p ns2:paraId="6743342D">
-      <w:pPr>
-        <w:keepNext w:val="0"/>
-        <w:keepLines w:val="0"/>
-        <w:pageBreakBefore w:val="0"/>
-        <w:widowControl w:val="0"/>
-        <w:numPr>
-          <w:ilvl w:val="0"/>
-          <w:numId w:val="0"/>
-        </w:numPr>
-        <w:kinsoku/>
-        <w:wordWrap/>
-        <w:overflowPunct/>
-        <w:topLinePunct w:val="0"/>
-        <w:autoSpaceDE/>
-        <w:autoSpaceDN/>
-        <w:bidi w:val="0"/>
-        <w:adjustRightInd/>
-        <w:snapToGrid/>
-        <w:spacing w:line="480" w:lineRule="auto"/>
-        <w:ind w:left="0" w:leftChars="0" w:firstLine="218" w:firstLineChars="91"/>
-        <w:jc w:val="left"/>
-        <w:textAlignment w:val="auto"/>
-        <w:rPr>
-          <w:rFonts w:hint="default" w:ascii="汉仪中宋简" w:hAnsi="汉仪中宋简" w:eastAsia="汉仪中宋简" w:cs="汉仪中宋简"/>
-          <w:snapToGrid/>
-          <w:kern w:val="2"/>
-          <w:sz w:val="24"/>
-          <w:szCs w:val="24"/>
-          <w:lang w:val="en-US" w:eastAsia="zh-CN"/>
-        </w:rPr>
-      </w:pPr>
-      <w:r>
-        <w:rPr>
-          <w:rFonts w:hint="eastAsia" w:ascii="汉仪中宋简" w:hAnsi="汉仪中宋简" w:eastAsia="汉仪中宋简" w:cs="汉仪中宋简"/>
-          <w:snapToGrid/>
-          <w:kern w:val="2"/>
-          <w:sz w:val="24"/>
-          <w:szCs w:val="24"/>
-          <w:lang w:val="en-US" w:eastAsia="zh-CN"/>
-        </w:rPr>
-        <w:t xml:space="preserve">D. </w:t>
-      </w:r>
-      <w:r>
-        <w:rPr>
-          <w:rFonts w:hint="default" w:ascii="汉仪中宋简" w:hAnsi="汉仪中宋简" w:eastAsia="汉仪中宋简" w:cs="汉仪中宋简"/>
-          <w:snapToGrid/>
-          <w:kern w:val="2"/>
-          <w:sz w:val="24"/>
-          <w:szCs w:val="24"/>
-          <w:lang w:val="en-US" w:eastAsia="zh-CN"/>
-        </w:rPr>
-        <w:t>不够详细准确，存在很多困惑</w:t>
-      </w:r>
+      <w:bookmarkEnd w:id="501"/>
     </w:p>
     <w:p ns2:paraId="2E498182">
       <w:pPr>

--- a/templates/efficacy-report-template.docx
+++ b/templates/efficacy-report-template.docx
@@ -4710,6 +4710,36 @@
           <w:lang w:val="en-US" w:eastAsia="zh-CN"/>
         </w:rPr>
       </w:pPr>
+      <w:bookmarkStart w:id="502" w:name="tpl_result_sections"/>
+      <w:bookmarkStart w:id="15" w:name="_Toc23502"/>
+      <w:r>
+        <w:rPr>
+          <w:rFonts w:hint="eastAsia" w:ascii="汉仪中宋简" w:hAnsi="汉仪中宋简" w:eastAsia="汉仪中宋简" w:cs="汉仪中宋简"/>
+          <w:lang w:val="en-US" w:eastAsia="zh-CN"/>
+        </w:rPr>
+        <w:t xml:space="preserve">{{repeat.result_sections}}</w:t>
+      </w:r>
+      <w:bookmarkEnd w:id="15"/>
+    </w:p>
+    <w:p ns2:paraId="062BDC27">
+      <w:pPr>
+        <w:pStyle w:val="3"/>
+        <w:pageBreakBefore w:val="0"/>
+        <w:kinsoku/>
+        <w:wordWrap/>
+        <w:overflowPunct/>
+        <w:topLinePunct w:val="0"/>
+        <w:autoSpaceDE/>
+        <w:autoSpaceDN/>
+        <w:bidi w:val="0"/>
+        <w:adjustRightInd/>
+        <w:snapToGrid/>
+        <w:spacing w:line="480" w:lineRule="auto"/>
+        <w:rPr>
+          <w:rFonts w:hint="eastAsia" w:ascii="汉仪中宋简" w:hAnsi="汉仪中宋简" w:eastAsia="汉仪中宋简" w:cs="汉仪中宋简"/>
+          <w:lang w:val="en-US" w:eastAsia="zh-CN"/>
+        </w:rPr>
+      </w:pPr>
       <w:bookmarkStart w:id="15" w:name="_Toc23502"/>
       <w:r>
         <w:rPr>
@@ -19331,6 +19361,7 @@
         </w:rPr>
         <w:t>专业的用药指导是保障患者安全用药的重要支撑，其详细准确性直接影响用药效果与安全性。调研显示，49.76%的患者认为当前获取的用药指导非常详细准确，能够解决所有用药疑问，说明医疗机构、药店等渠道提供的用药指导服务专业且全面，涵盖了服药时间、注意事项、不良反应应对措施等关键内容；44.15%的患者认为指导比较详细准确，能够解决大部分疑问，说明指导服务基本满足核心用药需求，仅存在少量细节问题未完全覆盖。两者合计占比93.91%，仅6.09%的患者认为部分疑问无法解答，整体反映出当前用药指导服务体系较为完善，能够为患者安全用药提供有效支撑。</w:t>
       </w:r>
+      <w:bookmarkEnd w:id="502"/>
     </w:p>
     <w:p ns2:paraId="4E07A1E7">
       <w:pPr>

--- a/templates/efficacy-report-template.docx
+++ b/templates/efficacy-report-template.docx
@@ -82,7 +82,7 @@
                                 <w:sz w:val="32"/>
                                 <w:szCs w:val="32"/>
                               </w:rPr>
-                              <w:t xml:space="preserve">项目名称：{{field.service.unit}}</w:t>
+                              <w:t xml:space="preserve">服务商：{{field.service.unit}}</w:t>
                             </w:r>
                             <w:r>
                               <w:rPr>
@@ -329,7 +329,7 @@
                           <w:sz w:val="32"/>
                           <w:szCs w:val="32"/>
                         </w:rPr>
-                        <w:t xml:space="preserve">项目名称：{{field.service.unit}}</w:t>
+                        <w:t xml:space="preserve">服务商：{{field.service.unit}}</w:t>
                       </w:r>
                       <w:r>
                         <w:rPr>
@@ -1911,6 +1911,7 @@
           <w:lang w:val="en-US" w:eastAsia="zh-CN"/>
         </w:rPr>
         <w:br w:type="textWrapping"/>
+        <w:t xml:space="preserve">服务单位：{{field.service.unit}}</w:t>
       </w:r>
       <w:r>
         <w:rPr>
@@ -1919,7 +1920,75 @@
           <w:szCs w:val="32"/>
           <w:lang w:val="en-US" w:eastAsia="zh-CN"/>
         </w:rPr>
-        <w:t xml:space="preserve">服务单位：{{field.service.unit}}日期：{{field.service.date}}</w:t>
+        <w:t xml:space="preserve"/>
+      </w:r>
+      <w:r>
+        <w:rPr>
+          <w:rFonts w:hint="eastAsia" w:ascii="汉仪中宋简" w:hAnsi="汉仪中宋简" w:eastAsia="汉仪中宋简" w:cs="汉仪中宋简"/>
+          <w:sz w:val="24"/>
+          <w:szCs w:val="32"/>
+          <w:lang w:val="en-US" w:eastAsia="zh-CN"/>
+        </w:rPr>
+        <w:br w:type="textWrapping"/>
+      </w:r>
+      <w:r>
+        <w:rPr>
+          <w:rFonts w:hint="eastAsia" w:ascii="汉仪中宋简" w:hAnsi="汉仪中宋简" w:eastAsia="汉仪中宋简" w:cs="汉仪中宋简"/>
+          <w:sz w:val="24"/>
+          <w:szCs w:val="32"/>
+          <w:lang w:val="en-US" w:eastAsia="zh-CN"/>
+        </w:rPr>
+        <w:t/>
+      </w:r>
+    </w:p>
+    <w:p ns2:paraId="450101E3">
+      <w:pPr>
+        <w:keepNext w:val="0"/>
+        <w:keepLines w:val="0"/>
+        <w:pageBreakBefore w:val="0"/>
+        <w:widowControl w:val="0"/>
+        <w:numPr>
+          <w:ilvl w:val="0"/>
+          <w:numId w:val="0"/>
+        </w:numPr>
+        <w:kinsoku/>
+        <w:wordWrap/>
+        <w:overflowPunct/>
+        <w:topLinePunct w:val="0"/>
+        <w:autoSpaceDE/>
+        <w:autoSpaceDN/>
+        <w:bidi w:val="0"/>
+        <w:adjustRightInd/>
+        <w:snapToGrid/>
+        <w:spacing w:line="600" w:lineRule="auto"/>
+        <w:ind w:firstLine="480" w:firstLineChars="200"/>
+        <w:jc w:val="right"/>
+        <w:textAlignment w:val="auto"/>
+        <w:rPr>
+          <w:rFonts w:hint="eastAsia" w:ascii="汉仪中宋简" w:hAnsi="汉仪中宋简" w:eastAsia="汉仪中宋简" w:cs="汉仪中宋简"/>
+          <w:sz w:val="24"/>
+          <w:szCs w:val="32"/>
+          <w:lang w:val="en-US" w:eastAsia="zh-CN"/>
+        </w:rPr>
+      </w:pPr>
+      <w:r>
+        <w:rPr>
+          <w:rFonts w:hint="eastAsia" w:ascii="汉仪中宋简" w:hAnsi="汉仪中宋简" w:eastAsia="汉仪中宋简" w:cs="汉仪中宋简"/>
+          <w:sz w:val="24"/>
+          <w:szCs w:val="32"/>
+          <w:lang w:val="en-US" w:eastAsia="zh-CN"/>
+        </w:rPr>
+        <w:br w:type="textWrapping"/>
+        <w:t xml:space="preserve">日期：{{field.service.date}}</w:t>
+      </w:r>
+      <w:r>
+        <w:rPr>
+          <w:rFonts w:hint="eastAsia" w:ascii="汉仪中宋简" w:hAnsi="汉仪中宋简" w:eastAsia="汉仪中宋简" w:cs="汉仪中宋简"/>
+          <w:sz w:val="24"/>
+          <w:szCs w:val="32"/>
+          <w:lang w:val="en-US" w:eastAsia="zh-CN"/>
+        </w:rPr>
+        <w:t xml:space="preserve"/>
       </w:r>
       <w:r>
         <w:rPr>
@@ -4233,7 +4302,7 @@
           <w:szCs w:val="44"/>
           <w:lang w:val="en-US" w:eastAsia="zh-CN"/>
         </w:rPr>
-        <w:t>厄贝沙坦氢氯噻嗪片用药体验与疗效反馈患者调查问卷分析报告</w:t>
+        <w:t xml:space="preserve">{{field.report_title}}</w:t>
       </w:r>
       <w:bookmarkEnd w:id="8"/>
       <w:bookmarkEnd w:id="9"/>
@@ -4506,7 +4575,7 @@
           <w:szCs w:val="32"/>
           <w:lang w:val="en-US" w:eastAsia="zh-CN"/>
         </w:rPr>
-        <w:t>本次调查采用问卷调查方式，共有14个问题，本报告从药品疗效、药品安全性、患者用药行为与习惯、用药便利性、药品经济性、药品可及性用药指导信息评价等7个维度展开统计分析。</w:t>
+        <w:t xml:space="preserve">{{block.result_analysis.intro}}</w:t>
       </w:r>
     </w:p>
     <w:p ns2:paraId="12FB187E">
@@ -4586,6 +4655,9 @@
           </ns3:inline>
         </w:drawing>
       </w:r>
+      <w:r>
+        <w:t xml:space="preserve">{{media.overview_pie}}</w:t>
+      </w:r>
     </w:p>
     <w:p ns2:paraId="2A8B3975">
       <w:pPr>
@@ -4661,6 +4733,9 @@
             </ns4:graphic>
           </ns3:inline>
         </w:drawing>
+      </w:r>
+      <w:r>
+        <w:t xml:space="preserve">{{media.overview_bar}}</w:t>
       </w:r>
     </w:p>
     <w:p ns2:paraId="6FEF9D0C">
@@ -19569,7 +19644,7 @@
           <w:highlight w:val="none"/>
           <w:lang w:val="en-US" w:eastAsia="zh-CN"/>
         </w:rPr>
-        <w:t>5.2调研结果分析</w:t>
+        <w:t xml:space="preserve">5.2调研结果总结</w:t>
       </w:r>
       <w:bookmarkEnd w:id="24"/>
     </w:p>
@@ -19731,7 +19806,7 @@
           <w:rFonts w:hint="eastAsia" w:ascii="汉仪中宋简" w:hAnsi="汉仪中宋简" w:eastAsia="汉仪中宋简" w:cs="汉仪中宋简"/>
           <w:lang w:val="en-US" w:eastAsia="zh-CN"/>
         </w:rPr>
-        <w:t>附件1：厄贝沙坦氢氯噻嗪片用药体验与疗效反馈患者调查问卷</w:t>
+        <w:t xml:space="preserve">附件1：{{field.attachments.attachment1_name}}</w:t>
       </w:r>
       <w:bookmarkEnd w:id="26"/>
     </w:p>
@@ -19951,7 +20026,7 @@
           <w:highlight w:val="none"/>
           <w:lang w:val="en-US" w:eastAsia="zh-CN"/>
         </w:rPr>
-        <w:t>附件2：问卷调查明细表</w:t>
+        <w:t xml:space="preserve">附件2：{{field.attachments.attachment2_name}}</w:t>
       </w:r>
       <w:bookmarkEnd w:id="27"/>
     </w:p>
@@ -19971,7 +20046,7 @@
           <w:highlight w:val="none"/>
           <w:lang w:val="en-US" w:eastAsia="zh-CN"/>
         </w:rPr>
-        <w:t>01-1. 团队问卷调查明细-厄贝沙坦氢氯噻嗪片用药体验与疗效反馈-患者调查问卷(广东省)</w:t>
+        <w:t xml:space="preserve">{{field.attachments.attachment2_filename}}</w:t>
       </w:r>
     </w:p>
     <w:p ns2:paraId="6A33FBAA">
@@ -20355,7 +20430,7 @@
         <w:rFonts w:hint="eastAsia"/>
         <w:lang w:val="en-US" w:eastAsia="zh-CN"/>
       </w:rPr>
-      <w:t>厄贝沙坦氢氯噻嗪片用药体验与疗效反馈患者调查问卷分析报告</w:t>
+      <w:t xml:space="preserve">{{field.header_text}}</w:t>
     </w:r>
   </w:p>
 </w:hdr>
